--- a/template/CreditIQ_Template_EEFF.docx
+++ b/template/CreditIQ_Template_EEFF.docx
@@ -13,7 +13,76 @@
     <w:p>
       <w:pPr>
         <w:spacing w:before="320" w:after="60"/>
+        <w:jc w:val="center"/>
       </w:pPr>
+      <w:r>
+        <w:rPr>
+          <w:b/>
+          <w:bCs/>
+          <w:noProof/>
+          <w:color w:val="1B2A4A"/>
+          <w:sz w:val="36"/>
+          <w:szCs w:val="36"/>
+        </w:rPr>
+        <w:drawing>
+          <wp:anchor distT="0" distB="0" distL="114300" distR="114300" simplePos="0" relativeHeight="251658240" behindDoc="0" locked="0" layoutInCell="1" allowOverlap="1" wp14:anchorId="3A8AACB4" wp14:editId="3C67E853">
+            <wp:simplePos x="0" y="0"/>
+            <wp:positionH relativeFrom="margin">
+              <wp:posOffset>52705</wp:posOffset>
+            </wp:positionH>
+            <wp:positionV relativeFrom="paragraph">
+              <wp:posOffset>62024</wp:posOffset>
+            </wp:positionV>
+            <wp:extent cx="964195" cy="228659"/>
+            <wp:effectExtent l="0" t="0" r="0" b="0"/>
+            <wp:wrapNone/>
+            <wp:docPr id="103962733" name="Imagen 4"/>
+            <wp:cNvGraphicFramePr>
+              <a:graphicFrameLocks xmlns:a="http://schemas.openxmlformats.org/drawingml/2006/main" noChangeAspect="1"/>
+            </wp:cNvGraphicFramePr>
+            <a:graphic xmlns:a="http://schemas.openxmlformats.org/drawingml/2006/main">
+              <a:graphicData uri="http://schemas.openxmlformats.org/drawingml/2006/picture">
+                <pic:pic xmlns:pic="http://schemas.openxmlformats.org/drawingml/2006/picture">
+                  <pic:nvPicPr>
+                    <pic:cNvPr id="103962733" name="Imagen 4"/>
+                    <pic:cNvPicPr/>
+                  </pic:nvPicPr>
+                  <pic:blipFill rotWithShape="1">
+                    <a:blip r:embed="rId7" cstate="print">
+                      <a:extLst>
+                        <a:ext uri="{28A0092B-C50C-407E-A947-70E740481C1C}">
+                          <a14:useLocalDpi xmlns:a14="http://schemas.microsoft.com/office/drawing/2010/main" val="0"/>
+                        </a:ext>
+                      </a:extLst>
+                    </a:blip>
+                    <a:srcRect t="25574" b="26996"/>
+                    <a:stretch>
+                      <a:fillRect/>
+                    </a:stretch>
+                  </pic:blipFill>
+                  <pic:spPr bwMode="auto">
+                    <a:xfrm>
+                      <a:off x="0" y="0"/>
+                      <a:ext cx="964195" cy="228659"/>
+                    </a:xfrm>
+                    <a:prstGeom prst="rect">
+                      <a:avLst/>
+                    </a:prstGeom>
+                    <a:ln>
+                      <a:noFill/>
+                    </a:ln>
+                    <a:extLst>
+                      <a:ext uri="{53640926-AAD7-44D8-BBD7-CCE9431645EC}">
+                        <a14:shadowObscured xmlns:a14="http://schemas.microsoft.com/office/drawing/2010/main"/>
+                      </a:ext>
+                    </a:extLst>
+                  </pic:spPr>
+                </pic:pic>
+              </a:graphicData>
+            </a:graphic>
+          </wp:anchor>
+        </w:drawing>
+      </w:r>
       <w:r>
         <w:rPr>
           <w:b/>
@@ -22,20 +91,25 @@
           <w:sz w:val="36"/>
           <w:szCs w:val="36"/>
         </w:rPr>
-        <w:t>CREDITIQ — REPORTE DE ANÁLISIS FINANCIERO</w:t>
+        <w:t>REPORTE DE ANÁLISIS FINANCIERO</w:t>
       </w:r>
     </w:p>
     <w:p>
       <w:pPr>
         <w:spacing w:after="60"/>
+        <w:jc w:val="center"/>
+        <w:rPr>
+          <w:sz w:val="14"/>
+          <w:szCs w:val="14"/>
+        </w:rPr>
       </w:pPr>
       <w:r>
         <w:rPr>
           <w:i/>
           <w:iCs/>
           <w:color w:val="2E4A7A"/>
-          <w:sz w:val="22"/>
-          <w:szCs w:val="22"/>
+          <w:sz w:val="16"/>
+          <w:szCs w:val="16"/>
         </w:rPr>
         <w:t xml:space="preserve">Generado automáticamente por el Sistema </w:t>
       </w:r>
@@ -45,8 +119,8 @@
           <w:i/>
           <w:iCs/>
           <w:color w:val="2E4A7A"/>
-          <w:sz w:val="22"/>
-          <w:szCs w:val="22"/>
+          <w:sz w:val="16"/>
+          <w:szCs w:val="16"/>
         </w:rPr>
         <w:t>Multiagente</w:t>
       </w:r>
@@ -56,8 +130,8 @@
           <w:i/>
           <w:iCs/>
           <w:color w:val="2E4A7A"/>
-          <w:sz w:val="22"/>
-          <w:szCs w:val="22"/>
+          <w:sz w:val="16"/>
+          <w:szCs w:val="16"/>
         </w:rPr>
         <w:t xml:space="preserve"> de IA</w:t>
       </w:r>
@@ -98,12 +172,6 @@
         <w:gridCol w:w="2141"/>
       </w:tblGrid>
       <w:tr>
-        <w:tblPrEx>
-          <w:tblCellMar>
-            <w:top w:w="0" w:type="dxa"/>
-            <w:bottom w:w="0" w:type="dxa"/>
-          </w:tblCellMar>
-        </w:tblPrEx>
         <w:tc>
           <w:tcPr>
             <w:tcW w:w="2400" w:type="dxa"/>
@@ -216,12 +284,6 @@
         </w:tc>
       </w:tr>
       <w:tr>
-        <w:tblPrEx>
-          <w:tblCellMar>
-            <w:top w:w="0" w:type="dxa"/>
-            <w:bottom w:w="0" w:type="dxa"/>
-          </w:tblCellMar>
-        </w:tblPrEx>
         <w:tc>
           <w:tcPr>
             <w:tcW w:w="2400" w:type="dxa"/>
@@ -334,12 +396,6 @@
         </w:tc>
       </w:tr>
       <w:tr>
-        <w:tblPrEx>
-          <w:tblCellMar>
-            <w:top w:w="0" w:type="dxa"/>
-            <w:bottom w:w="0" w:type="dxa"/>
-          </w:tblCellMar>
-        </w:tblPrEx>
         <w:tc>
           <w:tcPr>
             <w:tcW w:w="2400" w:type="dxa"/>
@@ -452,12 +508,6 @@
         </w:tc>
       </w:tr>
       <w:tr>
-        <w:tblPrEx>
-          <w:tblCellMar>
-            <w:top w:w="0" w:type="dxa"/>
-            <w:bottom w:w="0" w:type="dxa"/>
-          </w:tblCellMar>
-        </w:tblPrEx>
         <w:tc>
           <w:tcPr>
             <w:tcW w:w="2400" w:type="dxa"/>
@@ -703,12 +753,6 @@
         <w:gridCol w:w="6438"/>
       </w:tblGrid>
       <w:tr>
-        <w:tblPrEx>
-          <w:tblCellMar>
-            <w:top w:w="0" w:type="dxa"/>
-            <w:bottom w:w="0" w:type="dxa"/>
-          </w:tblCellMar>
-        </w:tblPrEx>
         <w:trPr>
           <w:tblHeader/>
         </w:trPr>
@@ -782,12 +826,6 @@
         </w:tc>
       </w:tr>
       <w:tr>
-        <w:tblPrEx>
-          <w:tblCellMar>
-            <w:top w:w="0" w:type="dxa"/>
-            <w:bottom w:w="0" w:type="dxa"/>
-          </w:tblCellMar>
-        </w:tblPrEx>
         <w:tc>
           <w:tcPr>
             <w:tcW w:w="3200" w:type="dxa"/>
@@ -849,12 +887,6 @@
         </w:tc>
       </w:tr>
       <w:tr>
-        <w:tblPrEx>
-          <w:tblCellMar>
-            <w:top w:w="0" w:type="dxa"/>
-            <w:bottom w:w="0" w:type="dxa"/>
-          </w:tblCellMar>
-        </w:tblPrEx>
         <w:tc>
           <w:tcPr>
             <w:tcW w:w="3200" w:type="dxa"/>
@@ -916,12 +948,6 @@
         </w:tc>
       </w:tr>
       <w:tr>
-        <w:tblPrEx>
-          <w:tblCellMar>
-            <w:top w:w="0" w:type="dxa"/>
-            <w:bottom w:w="0" w:type="dxa"/>
-          </w:tblCellMar>
-        </w:tblPrEx>
         <w:tc>
           <w:tcPr>
             <w:tcW w:w="3200" w:type="dxa"/>
@@ -983,12 +1009,6 @@
         </w:tc>
       </w:tr>
       <w:tr>
-        <w:tblPrEx>
-          <w:tblCellMar>
-            <w:top w:w="0" w:type="dxa"/>
-            <w:bottom w:w="0" w:type="dxa"/>
-          </w:tblCellMar>
-        </w:tblPrEx>
         <w:tc>
           <w:tcPr>
             <w:tcW w:w="3200" w:type="dxa"/>
@@ -1050,12 +1070,6 @@
         </w:tc>
       </w:tr>
       <w:tr>
-        <w:tblPrEx>
-          <w:tblCellMar>
-            <w:top w:w="0" w:type="dxa"/>
-            <w:bottom w:w="0" w:type="dxa"/>
-          </w:tblCellMar>
-        </w:tblPrEx>
         <w:tc>
           <w:tcPr>
             <w:tcW w:w="3200" w:type="dxa"/>
@@ -1117,12 +1131,6 @@
         </w:tc>
       </w:tr>
       <w:tr>
-        <w:tblPrEx>
-          <w:tblCellMar>
-            <w:top w:w="0" w:type="dxa"/>
-            <w:bottom w:w="0" w:type="dxa"/>
-          </w:tblCellMar>
-        </w:tblPrEx>
         <w:tc>
           <w:tcPr>
             <w:tcW w:w="3200" w:type="dxa"/>
@@ -1308,12 +1316,6 @@
         <w:gridCol w:w="2143"/>
       </w:tblGrid>
       <w:tr>
-        <w:tblPrEx>
-          <w:tblCellMar>
-            <w:top w:w="0" w:type="dxa"/>
-            <w:bottom w:w="0" w:type="dxa"/>
-          </w:tblCellMar>
-        </w:tblPrEx>
         <w:tc>
           <w:tcPr>
             <w:tcW w:w="2961" w:type="dxa"/>
@@ -1760,12 +1762,6 @@
         <w:gridCol w:w="1341"/>
       </w:tblGrid>
       <w:tr>
-        <w:tblPrEx>
-          <w:tblCellMar>
-            <w:top w:w="0" w:type="dxa"/>
-            <w:bottom w:w="0" w:type="dxa"/>
-          </w:tblCellMar>
-        </w:tblPrEx>
         <w:trPr>
           <w:tblHeader/>
         </w:trPr>
@@ -1975,12 +1971,6 @@
         </w:tc>
       </w:tr>
       <w:tr>
-        <w:tblPrEx>
-          <w:tblCellMar>
-            <w:top w:w="0" w:type="dxa"/>
-            <w:bottom w:w="0" w:type="dxa"/>
-          </w:tblCellMar>
-        </w:tblPrEx>
         <w:tc>
           <w:tcPr>
             <w:tcW w:w="2500" w:type="dxa"/>
@@ -2166,12 +2156,6 @@
         </w:tc>
       </w:tr>
       <w:tr>
-        <w:tblPrEx>
-          <w:tblCellMar>
-            <w:top w:w="0" w:type="dxa"/>
-            <w:bottom w:w="0" w:type="dxa"/>
-          </w:tblCellMar>
-        </w:tblPrEx>
         <w:tc>
           <w:tcPr>
             <w:tcW w:w="2500" w:type="dxa"/>
@@ -2357,12 +2341,6 @@
         </w:tc>
       </w:tr>
       <w:tr>
-        <w:tblPrEx>
-          <w:tblCellMar>
-            <w:top w:w="0" w:type="dxa"/>
-            <w:bottom w:w="0" w:type="dxa"/>
-          </w:tblCellMar>
-        </w:tblPrEx>
         <w:tc>
           <w:tcPr>
             <w:tcW w:w="2500" w:type="dxa"/>
@@ -2548,12 +2526,6 @@
         </w:tc>
       </w:tr>
       <w:tr>
-        <w:tblPrEx>
-          <w:tblCellMar>
-            <w:top w:w="0" w:type="dxa"/>
-            <w:bottom w:w="0" w:type="dxa"/>
-          </w:tblCellMar>
-        </w:tblPrEx>
         <w:tc>
           <w:tcPr>
             <w:tcW w:w="2500" w:type="dxa"/>
@@ -2739,12 +2711,6 @@
         </w:tc>
       </w:tr>
       <w:tr>
-        <w:tblPrEx>
-          <w:tblCellMar>
-            <w:top w:w="0" w:type="dxa"/>
-            <w:bottom w:w="0" w:type="dxa"/>
-          </w:tblCellMar>
-        </w:tblPrEx>
         <w:tc>
           <w:tcPr>
             <w:tcW w:w="2500" w:type="dxa"/>
@@ -2930,12 +2896,6 @@
         </w:tc>
       </w:tr>
       <w:tr>
-        <w:tblPrEx>
-          <w:tblCellMar>
-            <w:top w:w="0" w:type="dxa"/>
-            <w:bottom w:w="0" w:type="dxa"/>
-          </w:tblCellMar>
-        </w:tblPrEx>
         <w:tc>
           <w:tcPr>
             <w:tcW w:w="2500" w:type="dxa"/>
@@ -3184,13 +3144,53 @@
       </w:r>
       <w:r>
         <w:rPr>
+          <w:b/>
+          <w:bCs/>
+          <w:color w:val="8B5E00"/>
+        </w:rPr>
+        <w:t xml:space="preserve"> ~~</w:t>
+      </w:r>
+      <w:r>
+        <w:rPr>
           <w:i/>
           <w:iCs/>
           <w:color w:val="8B5E00"/>
           <w:sz w:val="18"/>
           <w:szCs w:val="18"/>
         </w:rPr>
-        <w:t xml:space="preserve"> — Narrativa generada por Agente 4. Explicar principales movimientos en Efectivo, Instrumentos de Inversión y Cuentas por Cobrar. Umbral materialidad: 5% del activo total.</w:t>
+        <w:t xml:space="preserve"> — Narrativa generada por Agente 4. Explicar principales movimientos en Efectivo, Instrumentos de Inversión y Cuentas por Cobrar. Umbral materialidad: 5% del activo </w:t>
+      </w:r>
+      <w:proofErr w:type="gramStart"/>
+      <w:r>
+        <w:rPr>
+          <w:i/>
+          <w:iCs/>
+          <w:color w:val="8B5E00"/>
+          <w:sz w:val="18"/>
+          <w:szCs w:val="18"/>
+        </w:rPr>
+        <w:t>total.</w:t>
+      </w:r>
+      <w:r>
+        <w:rPr>
+          <w:i/>
+          <w:iCs/>
+          <w:color w:val="8B5E00"/>
+          <w:sz w:val="18"/>
+          <w:szCs w:val="18"/>
+        </w:rPr>
+        <w:t>~</w:t>
+      </w:r>
+      <w:proofErr w:type="gramEnd"/>
+      <w:r>
+        <w:rPr>
+          <w:i/>
+          <w:iCs/>
+          <w:color w:val="8B5E00"/>
+          <w:sz w:val="18"/>
+          <w:szCs w:val="18"/>
+        </w:rPr>
+        <w:t>~</w:t>
       </w:r>
     </w:p>
     <w:p>
@@ -3251,13 +3251,53 @@
       </w:r>
       <w:r>
         <w:rPr>
+          <w:b/>
+          <w:bCs/>
+          <w:color w:val="8B5E00"/>
+        </w:rPr>
+        <w:t xml:space="preserve"> ~~</w:t>
+      </w:r>
+      <w:r>
+        <w:rPr>
           <w:i/>
           <w:iCs/>
           <w:color w:val="8B5E00"/>
           <w:sz w:val="18"/>
           <w:szCs w:val="18"/>
         </w:rPr>
-        <w:t xml:space="preserve"> — Variaciones en cuentas por pagar, pasivos financieros y activos netos de inversionistas. Flujos de suscripción / retiro del período.</w:t>
+        <w:t xml:space="preserve"> — Variaciones en cuentas por pagar, pasivos financieros y activos netos de inversionistas. Flujos de suscripción / retiro del </w:t>
+      </w:r>
+      <w:proofErr w:type="gramStart"/>
+      <w:r>
+        <w:rPr>
+          <w:i/>
+          <w:iCs/>
+          <w:color w:val="8B5E00"/>
+          <w:sz w:val="18"/>
+          <w:szCs w:val="18"/>
+        </w:rPr>
+        <w:t>período.</w:t>
+      </w:r>
+      <w:r>
+        <w:rPr>
+          <w:i/>
+          <w:iCs/>
+          <w:color w:val="8B5E00"/>
+          <w:sz w:val="18"/>
+          <w:szCs w:val="18"/>
+        </w:rPr>
+        <w:t>~</w:t>
+      </w:r>
+      <w:proofErr w:type="gramEnd"/>
+      <w:r>
+        <w:rPr>
+          <w:i/>
+          <w:iCs/>
+          <w:color w:val="8B5E00"/>
+          <w:sz w:val="18"/>
+          <w:szCs w:val="18"/>
+        </w:rPr>
+        <w:t>~</w:t>
       </w:r>
     </w:p>
     <w:p>
@@ -3388,12 +3428,6 @@
         <w:gridCol w:w="1752"/>
       </w:tblGrid>
       <w:tr>
-        <w:tblPrEx>
-          <w:tblCellMar>
-            <w:top w:w="0" w:type="dxa"/>
-            <w:bottom w:w="0" w:type="dxa"/>
-          </w:tblCellMar>
-        </w:tblPrEx>
         <w:trPr>
           <w:tblHeader/>
         </w:trPr>
@@ -3569,12 +3603,6 @@
         </w:tc>
       </w:tr>
       <w:tr>
-        <w:tblPrEx>
-          <w:tblCellMar>
-            <w:top w:w="0" w:type="dxa"/>
-            <w:bottom w:w="0" w:type="dxa"/>
-          </w:tblCellMar>
-        </w:tblPrEx>
         <w:tc>
           <w:tcPr>
             <w:tcW w:w="3200" w:type="dxa"/>
@@ -3729,12 +3757,6 @@
         </w:tc>
       </w:tr>
       <w:tr>
-        <w:tblPrEx>
-          <w:tblCellMar>
-            <w:top w:w="0" w:type="dxa"/>
-            <w:bottom w:w="0" w:type="dxa"/>
-          </w:tblCellMar>
-        </w:tblPrEx>
         <w:tc>
           <w:tcPr>
             <w:tcW w:w="3200" w:type="dxa"/>
@@ -3889,12 +3911,6 @@
         </w:tc>
       </w:tr>
       <w:tr>
-        <w:tblPrEx>
-          <w:tblCellMar>
-            <w:top w:w="0" w:type="dxa"/>
-            <w:bottom w:w="0" w:type="dxa"/>
-          </w:tblCellMar>
-        </w:tblPrEx>
         <w:tc>
           <w:tcPr>
             <w:tcW w:w="3200" w:type="dxa"/>
@@ -4049,12 +4065,6 @@
         </w:tc>
       </w:tr>
       <w:tr>
-        <w:tblPrEx>
-          <w:tblCellMar>
-            <w:top w:w="0" w:type="dxa"/>
-            <w:bottom w:w="0" w:type="dxa"/>
-          </w:tblCellMar>
-        </w:tblPrEx>
         <w:tc>
           <w:tcPr>
             <w:tcW w:w="3200" w:type="dxa"/>
@@ -4209,12 +4219,6 @@
         </w:tc>
       </w:tr>
       <w:tr>
-        <w:tblPrEx>
-          <w:tblCellMar>
-            <w:top w:w="0" w:type="dxa"/>
-            <w:bottom w:w="0" w:type="dxa"/>
-          </w:tblCellMar>
-        </w:tblPrEx>
         <w:tc>
           <w:tcPr>
             <w:tcW w:w="3200" w:type="dxa"/>
@@ -4369,12 +4373,6 @@
         </w:tc>
       </w:tr>
       <w:tr>
-        <w:tblPrEx>
-          <w:tblCellMar>
-            <w:top w:w="0" w:type="dxa"/>
-            <w:bottom w:w="0" w:type="dxa"/>
-          </w:tblCellMar>
-        </w:tblPrEx>
         <w:tc>
           <w:tcPr>
             <w:tcW w:w="3200" w:type="dxa"/>
@@ -4529,12 +4527,6 @@
         </w:tc>
       </w:tr>
       <w:tr>
-        <w:tblPrEx>
-          <w:tblCellMar>
-            <w:top w:w="0" w:type="dxa"/>
-            <w:bottom w:w="0" w:type="dxa"/>
-          </w:tblCellMar>
-        </w:tblPrEx>
         <w:tc>
           <w:tcPr>
             <w:tcW w:w="3200" w:type="dxa"/>
@@ -4689,12 +4681,6 @@
         </w:tc>
       </w:tr>
       <w:tr>
-        <w:tblPrEx>
-          <w:tblCellMar>
-            <w:top w:w="0" w:type="dxa"/>
-            <w:bottom w:w="0" w:type="dxa"/>
-          </w:tblCellMar>
-        </w:tblPrEx>
         <w:tc>
           <w:tcPr>
             <w:tcW w:w="3200" w:type="dxa"/>
@@ -4919,12 +4905,6 @@
         <w:gridCol w:w="1637"/>
       </w:tblGrid>
       <w:tr>
-        <w:tblPrEx>
-          <w:tblCellMar>
-            <w:top w:w="0" w:type="dxa"/>
-            <w:bottom w:w="0" w:type="dxa"/>
-          </w:tblCellMar>
-        </w:tblPrEx>
         <w:trPr>
           <w:tblHeader/>
         </w:trPr>
@@ -5100,12 +5080,6 @@
         </w:tc>
       </w:tr>
       <w:tr>
-        <w:tblPrEx>
-          <w:tblCellMar>
-            <w:top w:w="0" w:type="dxa"/>
-            <w:bottom w:w="0" w:type="dxa"/>
-          </w:tblCellMar>
-        </w:tblPrEx>
         <w:tc>
           <w:tcPr>
             <w:tcW w:w="3200" w:type="dxa"/>
@@ -5260,12 +5234,6 @@
         </w:tc>
       </w:tr>
       <w:tr>
-        <w:tblPrEx>
-          <w:tblCellMar>
-            <w:top w:w="0" w:type="dxa"/>
-            <w:bottom w:w="0" w:type="dxa"/>
-          </w:tblCellMar>
-        </w:tblPrEx>
         <w:tc>
           <w:tcPr>
             <w:tcW w:w="3200" w:type="dxa"/>
@@ -5420,12 +5388,6 @@
         </w:tc>
       </w:tr>
       <w:tr>
-        <w:tblPrEx>
-          <w:tblCellMar>
-            <w:top w:w="0" w:type="dxa"/>
-            <w:bottom w:w="0" w:type="dxa"/>
-          </w:tblCellMar>
-        </w:tblPrEx>
         <w:tc>
           <w:tcPr>
             <w:tcW w:w="3200" w:type="dxa"/>
@@ -5580,12 +5542,6 @@
         </w:tc>
       </w:tr>
       <w:tr>
-        <w:tblPrEx>
-          <w:tblCellMar>
-            <w:top w:w="0" w:type="dxa"/>
-            <w:bottom w:w="0" w:type="dxa"/>
-          </w:tblCellMar>
-        </w:tblPrEx>
         <w:tc>
           <w:tcPr>
             <w:tcW w:w="3200" w:type="dxa"/>
@@ -5740,12 +5696,6 @@
         </w:tc>
       </w:tr>
       <w:tr>
-        <w:tblPrEx>
-          <w:tblCellMar>
-            <w:top w:w="0" w:type="dxa"/>
-            <w:bottom w:w="0" w:type="dxa"/>
-          </w:tblCellMar>
-        </w:tblPrEx>
         <w:tc>
           <w:tcPr>
             <w:tcW w:w="3200" w:type="dxa"/>
@@ -5900,12 +5850,6 @@
         </w:tc>
       </w:tr>
       <w:tr>
-        <w:tblPrEx>
-          <w:tblCellMar>
-            <w:top w:w="0" w:type="dxa"/>
-            <w:bottom w:w="0" w:type="dxa"/>
-          </w:tblCellMar>
-        </w:tblPrEx>
         <w:tc>
           <w:tcPr>
             <w:tcW w:w="3200" w:type="dxa"/>
@@ -6060,12 +6004,6 @@
         </w:tc>
       </w:tr>
       <w:tr>
-        <w:tblPrEx>
-          <w:tblCellMar>
-            <w:top w:w="0" w:type="dxa"/>
-            <w:bottom w:w="0" w:type="dxa"/>
-          </w:tblCellMar>
-        </w:tblPrEx>
         <w:tc>
           <w:tcPr>
             <w:tcW w:w="3200" w:type="dxa"/>
@@ -6220,12 +6158,6 @@
         </w:tc>
       </w:tr>
       <w:tr>
-        <w:tblPrEx>
-          <w:tblCellMar>
-            <w:top w:w="0" w:type="dxa"/>
-            <w:bottom w:w="0" w:type="dxa"/>
-          </w:tblCellMar>
-        </w:tblPrEx>
         <w:tc>
           <w:tcPr>
             <w:tcW w:w="3200" w:type="dxa"/>
@@ -6443,13 +6375,53 @@
       </w:r>
       <w:r>
         <w:rPr>
+          <w:b/>
+          <w:bCs/>
+          <w:color w:val="8B5E00"/>
+        </w:rPr>
+        <w:t xml:space="preserve"> ~~</w:t>
+      </w:r>
+      <w:r>
+        <w:rPr>
           <w:i/>
           <w:iCs/>
           <w:color w:val="8B5E00"/>
           <w:sz w:val="18"/>
           <w:szCs w:val="18"/>
         </w:rPr>
-        <w:t xml:space="preserve"> — Agente 4: Comparativo de ingresos operacionales vs. período anterior. Drivers de variación, composición de ingresos por valoración vs. dividendos vs. venta. Análisis de gastos operacionales y administrativos.</w:t>
+        <w:t xml:space="preserve"> — Agente 4: Comparativo de ingresos operacionales vs. período anterior. Drivers de variación, composición de ingresos por valoración vs. dividendos vs. venta. Análisis de gastos operacionales y </w:t>
+      </w:r>
+      <w:proofErr w:type="gramStart"/>
+      <w:r>
+        <w:rPr>
+          <w:i/>
+          <w:iCs/>
+          <w:color w:val="8B5E00"/>
+          <w:sz w:val="18"/>
+          <w:szCs w:val="18"/>
+        </w:rPr>
+        <w:t>administrativos.</w:t>
+      </w:r>
+      <w:r>
+        <w:rPr>
+          <w:i/>
+          <w:iCs/>
+          <w:color w:val="8B5E00"/>
+          <w:sz w:val="18"/>
+          <w:szCs w:val="18"/>
+        </w:rPr>
+        <w:t>~</w:t>
+      </w:r>
+      <w:proofErr w:type="gramEnd"/>
+      <w:r>
+        <w:rPr>
+          <w:i/>
+          <w:iCs/>
+          <w:color w:val="8B5E00"/>
+          <w:sz w:val="18"/>
+          <w:szCs w:val="18"/>
+        </w:rPr>
+        <w:t>~</w:t>
       </w:r>
     </w:p>
     <w:p>
@@ -6580,12 +6552,6 @@
         <w:gridCol w:w="4508"/>
       </w:tblGrid>
       <w:tr>
-        <w:tblPrEx>
-          <w:tblCellMar>
-            <w:top w:w="0" w:type="dxa"/>
-            <w:bottom w:w="0" w:type="dxa"/>
-          </w:tblCellMar>
-        </w:tblPrEx>
         <w:tc>
           <w:tcPr>
             <w:tcW w:w="3850" w:type="dxa"/>
@@ -6881,12 +6847,6 @@
         <w:gridCol w:w="1605"/>
       </w:tblGrid>
       <w:tr>
-        <w:tblPrEx>
-          <w:tblCellMar>
-            <w:top w:w="0" w:type="dxa"/>
-            <w:bottom w:w="0" w:type="dxa"/>
-          </w:tblCellMar>
-        </w:tblPrEx>
         <w:trPr>
           <w:tblHeader/>
         </w:trPr>
@@ -7096,12 +7056,6 @@
         </w:tc>
       </w:tr>
       <w:tr>
-        <w:tblPrEx>
-          <w:tblCellMar>
-            <w:top w:w="0" w:type="dxa"/>
-            <w:bottom w:w="0" w:type="dxa"/>
-          </w:tblCellMar>
-        </w:tblPrEx>
         <w:tc>
           <w:tcPr>
             <w:tcW w:w="2600" w:type="dxa"/>
@@ -7395,12 +7349,6 @@
         </w:tc>
       </w:tr>
       <w:tr>
-        <w:tblPrEx>
-          <w:tblCellMar>
-            <w:top w:w="0" w:type="dxa"/>
-            <w:bottom w:w="0" w:type="dxa"/>
-          </w:tblCellMar>
-        </w:tblPrEx>
         <w:tc>
           <w:tcPr>
             <w:tcW w:w="2600" w:type="dxa"/>
@@ -7694,12 +7642,6 @@
         </w:tc>
       </w:tr>
       <w:tr>
-        <w:tblPrEx>
-          <w:tblCellMar>
-            <w:top w:w="0" w:type="dxa"/>
-            <w:bottom w:w="0" w:type="dxa"/>
-          </w:tblCellMar>
-        </w:tblPrEx>
         <w:tc>
           <w:tcPr>
             <w:tcW w:w="2600" w:type="dxa"/>
@@ -7993,12 +7935,6 @@
         </w:tc>
       </w:tr>
       <w:tr>
-        <w:tblPrEx>
-          <w:tblCellMar>
-            <w:top w:w="0" w:type="dxa"/>
-            <w:bottom w:w="0" w:type="dxa"/>
-          </w:tblCellMar>
-        </w:tblPrEx>
         <w:tc>
           <w:tcPr>
             <w:tcW w:w="2600" w:type="dxa"/>
@@ -8292,12 +8228,6 @@
         </w:tc>
       </w:tr>
       <w:tr>
-        <w:tblPrEx>
-          <w:tblCellMar>
-            <w:top w:w="0" w:type="dxa"/>
-            <w:bottom w:w="0" w:type="dxa"/>
-          </w:tblCellMar>
-        </w:tblPrEx>
         <w:tc>
           <w:tcPr>
             <w:tcW w:w="2600" w:type="dxa"/>
@@ -8591,12 +8521,6 @@
         </w:tc>
       </w:tr>
       <w:tr>
-        <w:tblPrEx>
-          <w:tblCellMar>
-            <w:top w:w="0" w:type="dxa"/>
-            <w:bottom w:w="0" w:type="dxa"/>
-          </w:tblCellMar>
-        </w:tblPrEx>
         <w:tc>
           <w:tcPr>
             <w:tcW w:w="2600" w:type="dxa"/>
@@ -8890,12 +8814,6 @@
         </w:tc>
       </w:tr>
       <w:tr>
-        <w:tblPrEx>
-          <w:tblCellMar>
-            <w:top w:w="0" w:type="dxa"/>
-            <w:bottom w:w="0" w:type="dxa"/>
-          </w:tblCellMar>
-        </w:tblPrEx>
         <w:tc>
           <w:tcPr>
             <w:tcW w:w="2600" w:type="dxa"/>
@@ -9189,12 +9107,6 @@
         </w:tc>
       </w:tr>
       <w:tr>
-        <w:tblPrEx>
-          <w:tblCellMar>
-            <w:top w:w="0" w:type="dxa"/>
-            <w:bottom w:w="0" w:type="dxa"/>
-          </w:tblCellMar>
-        </w:tblPrEx>
         <w:tc>
           <w:tcPr>
             <w:tcW w:w="2600" w:type="dxa"/>
@@ -9488,12 +9400,6 @@
         </w:tc>
       </w:tr>
       <w:tr>
-        <w:tblPrEx>
-          <w:tblCellMar>
-            <w:top w:w="0" w:type="dxa"/>
-            <w:bottom w:w="0" w:type="dxa"/>
-          </w:tblCellMar>
-        </w:tblPrEx>
         <w:tc>
           <w:tcPr>
             <w:tcW w:w="2600" w:type="dxa"/>
@@ -9787,12 +9693,6 @@
         </w:tc>
       </w:tr>
       <w:tr>
-        <w:tblPrEx>
-          <w:tblCellMar>
-            <w:top w:w="0" w:type="dxa"/>
-            <w:bottom w:w="0" w:type="dxa"/>
-          </w:tblCellMar>
-        </w:tblPrEx>
         <w:tc>
           <w:tcPr>
             <w:tcW w:w="2600" w:type="dxa"/>
@@ -10111,17 +10011,7 @@
           <w:sz w:val="22"/>
           <w:szCs w:val="22"/>
         </w:rPr>
-        <w:t>4.2 Jerarquía</w:t>
-      </w:r>
-      <w:r>
-        <w:rPr>
-          <w:b/>
-          <w:bCs/>
-          <w:color w:val="2E4A7A"/>
-          <w:sz w:val="22"/>
-          <w:szCs w:val="22"/>
-        </w:rPr>
-        <w:t xml:space="preserve"> de Valor Razonable</w:t>
+        <w:t>4.2 Jerarquía de Valor Razonable</w:t>
       </w:r>
     </w:p>
     <w:p>
@@ -10154,12 +10044,6 @@
         <w:gridCol w:w="1912"/>
       </w:tblGrid>
       <w:tr>
-        <w:tblPrEx>
-          <w:tblCellMar>
-            <w:top w:w="0" w:type="dxa"/>
-            <w:bottom w:w="0" w:type="dxa"/>
-          </w:tblCellMar>
-        </w:tblPrEx>
         <w:trPr>
           <w:tblHeader/>
         </w:trPr>
@@ -10335,12 +10219,6 @@
         </w:tc>
       </w:tr>
       <w:tr>
-        <w:tblPrEx>
-          <w:tblCellMar>
-            <w:top w:w="0" w:type="dxa"/>
-            <w:bottom w:w="0" w:type="dxa"/>
-          </w:tblCellMar>
-        </w:tblPrEx>
         <w:tc>
           <w:tcPr>
             <w:tcW w:w="2400" w:type="dxa"/>
@@ -10495,12 +10373,6 @@
         </w:tc>
       </w:tr>
       <w:tr>
-        <w:tblPrEx>
-          <w:tblCellMar>
-            <w:top w:w="0" w:type="dxa"/>
-            <w:bottom w:w="0" w:type="dxa"/>
-          </w:tblCellMar>
-        </w:tblPrEx>
         <w:tc>
           <w:tcPr>
             <w:tcW w:w="2400" w:type="dxa"/>
@@ -10655,12 +10527,6 @@
         </w:tc>
       </w:tr>
       <w:tr>
-        <w:tblPrEx>
-          <w:tblCellMar>
-            <w:top w:w="0" w:type="dxa"/>
-            <w:bottom w:w="0" w:type="dxa"/>
-          </w:tblCellMar>
-        </w:tblPrEx>
         <w:tc>
           <w:tcPr>
             <w:tcW w:w="2400" w:type="dxa"/>
@@ -10815,12 +10681,6 @@
         </w:tc>
       </w:tr>
       <w:tr>
-        <w:tblPrEx>
-          <w:tblCellMar>
-            <w:top w:w="0" w:type="dxa"/>
-            <w:bottom w:w="0" w:type="dxa"/>
-          </w:tblCellMar>
-        </w:tblPrEx>
         <w:tc>
           <w:tcPr>
             <w:tcW w:w="2400" w:type="dxa"/>
@@ -11000,17 +10860,7 @@
           <w:sz w:val="22"/>
           <w:szCs w:val="22"/>
         </w:rPr>
-        <w:t>4.3 Análisis</w:t>
-      </w:r>
-      <w:r>
-        <w:rPr>
-          <w:b/>
-          <w:bCs/>
-          <w:color w:val="2E4A7A"/>
-          <w:sz w:val="22"/>
-          <w:szCs w:val="22"/>
-        </w:rPr>
-        <w:t xml:space="preserve"> del Portafolio — Agente IA</w:t>
+        <w:t>4.3 Análisis del Portafolio — Agente IA</w:t>
       </w:r>
     </w:p>
     <w:p>
@@ -11054,6 +10904,14 @@
       </w:r>
       <w:r>
         <w:rPr>
+          <w:b/>
+          <w:bCs/>
+          <w:color w:val="8B5E00"/>
+        </w:rPr>
+        <w:t xml:space="preserve"> ~~</w:t>
+      </w:r>
+      <w:r>
+        <w:rPr>
           <w:i/>
           <w:iCs/>
           <w:color w:val="8B5E00"/>
@@ -11061,6 +10919,16 @@
           <w:szCs w:val="18"/>
         </w:rPr>
         <w:t xml:space="preserve"> — Agente 4: Rotación de posiciones respecto a período anterior. Nuevas posiciones significativas (Bonos US, SSGA, Grupo CIBEST). Posiciones liquidadas. Concentración por emisor / clase de activo. Alineación con política de inversión del Fondo.</w:t>
+      </w:r>
+      <w:r>
+        <w:rPr>
+          <w:i/>
+          <w:iCs/>
+          <w:color w:val="8B5E00"/>
+          <w:sz w:val="18"/>
+          <w:szCs w:val="18"/>
+        </w:rPr>
+        <w:t xml:space="preserve"> ~~</w:t>
       </w:r>
     </w:p>
     <w:p>
@@ -11144,17 +11012,7 @@
           <w:sz w:val="22"/>
           <w:szCs w:val="22"/>
         </w:rPr>
-        <w:t>5.1 Composición</w:t>
-      </w:r>
-      <w:r>
-        <w:rPr>
-          <w:b/>
-          <w:bCs/>
-          <w:color w:val="2E4A7A"/>
-          <w:sz w:val="22"/>
-          <w:szCs w:val="22"/>
-        </w:rPr>
-        <w:t xml:space="preserve"> por Clase</w:t>
+        <w:t>5.1 Composición por Clase</w:t>
       </w:r>
     </w:p>
     <w:p>
@@ -11188,12 +11046,6 @@
         <w:gridCol w:w="1605"/>
       </w:tblGrid>
       <w:tr>
-        <w:tblPrEx>
-          <w:tblCellMar>
-            <w:top w:w="0" w:type="dxa"/>
-            <w:bottom w:w="0" w:type="dxa"/>
-          </w:tblCellMar>
-        </w:tblPrEx>
         <w:trPr>
           <w:tblHeader/>
         </w:trPr>
@@ -11425,12 +11277,6 @@
         </w:tc>
       </w:tr>
       <w:tr>
-        <w:tblPrEx>
-          <w:tblCellMar>
-            <w:top w:w="0" w:type="dxa"/>
-            <w:bottom w:w="0" w:type="dxa"/>
-          </w:tblCellMar>
-        </w:tblPrEx>
         <w:tc>
           <w:tcPr>
             <w:tcW w:w="1700" w:type="dxa"/>
@@ -11616,12 +11462,6 @@
         </w:tc>
       </w:tr>
       <w:tr>
-        <w:tblPrEx>
-          <w:tblCellMar>
-            <w:top w:w="0" w:type="dxa"/>
-            <w:bottom w:w="0" w:type="dxa"/>
-          </w:tblCellMar>
-        </w:tblPrEx>
         <w:tc>
           <w:tcPr>
             <w:tcW w:w="1700" w:type="dxa"/>
@@ -11807,12 +11647,6 @@
         </w:tc>
       </w:tr>
       <w:tr>
-        <w:tblPrEx>
-          <w:tblCellMar>
-            <w:top w:w="0" w:type="dxa"/>
-            <w:bottom w:w="0" w:type="dxa"/>
-          </w:tblCellMar>
-        </w:tblPrEx>
         <w:tc>
           <w:tcPr>
             <w:tcW w:w="1700" w:type="dxa"/>
@@ -11998,12 +11832,6 @@
         </w:tc>
       </w:tr>
       <w:tr>
-        <w:tblPrEx>
-          <w:tblCellMar>
-            <w:top w:w="0" w:type="dxa"/>
-            <w:bottom w:w="0" w:type="dxa"/>
-          </w:tblCellMar>
-        </w:tblPrEx>
         <w:tc>
           <w:tcPr>
             <w:tcW w:w="1700" w:type="dxa"/>
@@ -12189,12 +12017,6 @@
         </w:tc>
       </w:tr>
       <w:tr>
-        <w:tblPrEx>
-          <w:tblCellMar>
-            <w:top w:w="0" w:type="dxa"/>
-            <w:bottom w:w="0" w:type="dxa"/>
-          </w:tblCellMar>
-        </w:tblPrEx>
         <w:tc>
           <w:tcPr>
             <w:tcW w:w="1700" w:type="dxa"/>
@@ -12405,17 +12227,7 @@
           <w:sz w:val="22"/>
           <w:szCs w:val="22"/>
         </w:rPr>
-        <w:t>5.2 Movimientos</w:t>
-      </w:r>
-      <w:r>
-        <w:rPr>
-          <w:b/>
-          <w:bCs/>
-          <w:color w:val="2E4A7A"/>
-          <w:sz w:val="22"/>
-          <w:szCs w:val="22"/>
-        </w:rPr>
-        <w:t xml:space="preserve"> del Período</w:t>
+        <w:t>5.2 Movimientos del Período</w:t>
       </w:r>
     </w:p>
     <w:p>
@@ -12447,12 +12259,6 @@
         <w:gridCol w:w="2394"/>
       </w:tblGrid>
       <w:tr>
-        <w:tblPrEx>
-          <w:tblCellMar>
-            <w:top w:w="0" w:type="dxa"/>
-            <w:bottom w:w="0" w:type="dxa"/>
-          </w:tblCellMar>
-        </w:tblPrEx>
         <w:trPr>
           <w:tblHeader/>
         </w:trPr>
@@ -12594,12 +12400,6 @@
         </w:tc>
       </w:tr>
       <w:tr>
-        <w:tblPrEx>
-          <w:tblCellMar>
-            <w:top w:w="0" w:type="dxa"/>
-            <w:bottom w:w="0" w:type="dxa"/>
-          </w:tblCellMar>
-        </w:tblPrEx>
         <w:tc>
           <w:tcPr>
             <w:tcW w:w="3200" w:type="dxa"/>
@@ -12723,12 +12523,6 @@
         </w:tc>
       </w:tr>
       <w:tr>
-        <w:tblPrEx>
-          <w:tblCellMar>
-            <w:top w:w="0" w:type="dxa"/>
-            <w:bottom w:w="0" w:type="dxa"/>
-          </w:tblCellMar>
-        </w:tblPrEx>
         <w:tc>
           <w:tcPr>
             <w:tcW w:w="3200" w:type="dxa"/>
@@ -12852,12 +12646,6 @@
         </w:tc>
       </w:tr>
       <w:tr>
-        <w:tblPrEx>
-          <w:tblCellMar>
-            <w:top w:w="0" w:type="dxa"/>
-            <w:bottom w:w="0" w:type="dxa"/>
-          </w:tblCellMar>
-        </w:tblPrEx>
         <w:tc>
           <w:tcPr>
             <w:tcW w:w="3200" w:type="dxa"/>
@@ -12981,12 +12769,6 @@
         </w:tc>
       </w:tr>
       <w:tr>
-        <w:tblPrEx>
-          <w:tblCellMar>
-            <w:top w:w="0" w:type="dxa"/>
-            <w:bottom w:w="0" w:type="dxa"/>
-          </w:tblCellMar>
-        </w:tblPrEx>
         <w:tc>
           <w:tcPr>
             <w:tcW w:w="3200" w:type="dxa"/>
@@ -13135,17 +12917,7 @@
           <w:sz w:val="22"/>
           <w:szCs w:val="22"/>
         </w:rPr>
-        <w:t>5.3 Análisis</w:t>
-      </w:r>
-      <w:r>
-        <w:rPr>
-          <w:b/>
-          <w:bCs/>
-          <w:color w:val="2E4A7A"/>
-          <w:sz w:val="22"/>
-          <w:szCs w:val="22"/>
-        </w:rPr>
-        <w:t xml:space="preserve"> de Flujos y Desempeño</w:t>
+        <w:t>5.3 Análisis de Flujos y Desempeño</w:t>
       </w:r>
     </w:p>
     <w:p>
@@ -13171,6 +12943,14 @@
       </w:r>
       <w:r>
         <w:rPr>
+          <w:b/>
+          <w:bCs/>
+          <w:color w:val="8B5E00"/>
+        </w:rPr>
+        <w:t xml:space="preserve"> ~~</w:t>
+      </w:r>
+      <w:r>
+        <w:rPr>
           <w:i/>
           <w:iCs/>
           <w:color w:val="8B5E00"/>
@@ -13178,6 +12958,16 @@
           <w:szCs w:val="18"/>
         </w:rPr>
         <w:t xml:space="preserve"> — Agente 4 + Agente 5: Decrecimiento del valor del fondo (-8.94% YTD). Flujos netos de inversionistas. Clases con mayor entrada / salida. Impacto en valor unitario por clase. Rentabilidad atribuible a gestión vs. mercado.</w:t>
+      </w:r>
+      <w:r>
+        <w:rPr>
+          <w:i/>
+          <w:iCs/>
+          <w:color w:val="8B5E00"/>
+          <w:sz w:val="18"/>
+          <w:szCs w:val="18"/>
+        </w:rPr>
+        <w:t xml:space="preserve"> ~~</w:t>
       </w:r>
     </w:p>
     <w:p>
@@ -13261,17 +13051,7 @@
           <w:sz w:val="22"/>
           <w:szCs w:val="22"/>
         </w:rPr>
-        <w:t>6.1 Hallazgos</w:t>
-      </w:r>
-      <w:r>
-        <w:rPr>
-          <w:b/>
-          <w:bCs/>
-          <w:color w:val="2E4A7A"/>
-          <w:sz w:val="22"/>
-          <w:szCs w:val="22"/>
-        </w:rPr>
-        <w:t xml:space="preserve"> de Alta Prioridad</w:t>
+        <w:t>6.1 Hallazgos de Alta Prioridad</w:t>
       </w:r>
     </w:p>
     <w:p>
@@ -13301,12 +13081,6 @@
         <w:gridCol w:w="8829"/>
       </w:tblGrid>
       <w:tr>
-        <w:tblPrEx>
-          <w:tblCellMar>
-            <w:top w:w="0" w:type="dxa"/>
-            <w:bottom w:w="0" w:type="dxa"/>
-          </w:tblCellMar>
-        </w:tblPrEx>
         <w:tc>
           <w:tcPr>
             <w:tcW w:w="300" w:type="dxa"/>
@@ -13374,11 +13148,17 @@
             </w:tcMar>
           </w:tcPr>
           <w:p>
+            <w:pPr>
+              <w:rPr>
+                <w:lang w:val="en-US"/>
+              </w:rPr>
+            </w:pPr>
             <w:r>
               <w:rPr>
                 <w:b/>
                 <w:bCs/>
                 <w:color w:val="C0392B"/>
+                <w:lang w:val="en-US"/>
               </w:rPr>
               <w:t>{{FINDING_1_TITLE}}</w:t>
             </w:r>
@@ -13386,6 +13166,9 @@
           <w:p>
             <w:pPr>
               <w:spacing w:before="40"/>
+              <w:rPr>
+                <w:lang w:val="en-US"/>
+              </w:rPr>
             </w:pPr>
             <w:r>
               <w:rPr>
@@ -13394,6 +13177,7 @@
                 <w:color w:val="8B5E00"/>
                 <w:sz w:val="18"/>
                 <w:szCs w:val="18"/>
+                <w:lang w:val="en-US"/>
               </w:rPr>
               <w:t>{{FINDING_1_BODY}}</w:t>
             </w:r>
@@ -13401,7 +13185,11 @@
           <w:p>
             <w:pPr>
               <w:spacing w:before="40"/>
-            </w:pPr>
+              <w:rPr>
+                <w:lang w:val="en-US"/>
+              </w:rPr>
+            </w:pPr>
+            <w:proofErr w:type="spellStart"/>
             <w:r>
               <w:rPr>
                 <w:b/>
@@ -13409,25 +13197,11 @@
                 <w:color w:val="3D3D5C"/>
                 <w:sz w:val="16"/>
                 <w:szCs w:val="16"/>
-              </w:rPr>
-              <w:t xml:space="preserve">Cuenta(s) afectada(s): </w:t>
-            </w:r>
-            <w:r>
-              <w:rPr>
-                <w:color w:val="8B5E00"/>
-                <w:sz w:val="16"/>
-                <w:szCs w:val="16"/>
-              </w:rPr>
-              <w:t>{{FINDING_1_ACCOUNTS</w:t>
-            </w:r>
-            <w:r>
-              <w:rPr>
-                <w:color w:val="8B5E00"/>
-                <w:sz w:val="16"/>
-                <w:szCs w:val="16"/>
-              </w:rPr>
-              <w:t>}}</w:t>
-            </w:r>
+                <w:lang w:val="en-US"/>
+              </w:rPr>
+              <w:t>Cuenta</w:t>
+            </w:r>
+            <w:proofErr w:type="spellEnd"/>
             <w:r>
               <w:rPr>
                 <w:b/>
@@ -13435,9 +13209,11 @@
                 <w:color w:val="3D3D5C"/>
                 <w:sz w:val="16"/>
                 <w:szCs w:val="16"/>
-              </w:rPr>
-              <w:t xml:space="preserve"> |</w:t>
-            </w:r>
+                <w:lang w:val="en-US"/>
+              </w:rPr>
+              <w:t xml:space="preserve">(s) </w:t>
+            </w:r>
+            <w:proofErr w:type="spellStart"/>
             <w:r>
               <w:rPr>
                 <w:b/>
@@ -13445,14 +13221,90 @@
                 <w:color w:val="3D3D5C"/>
                 <w:sz w:val="16"/>
                 <w:szCs w:val="16"/>
-              </w:rPr>
-              <w:t xml:space="preserve">   Impacto: </w:t>
-            </w:r>
-            <w:r>
-              <w:rPr>
-                <w:color w:val="8B5E00"/>
+                <w:lang w:val="en-US"/>
+              </w:rPr>
+              <w:t>afectada</w:t>
+            </w:r>
+            <w:proofErr w:type="spellEnd"/>
+            <w:r>
+              <w:rPr>
+                <w:b/>
+                <w:bCs/>
+                <w:color w:val="3D3D5C"/>
                 <w:sz w:val="16"/>
                 <w:szCs w:val="16"/>
+                <w:lang w:val="en-US"/>
+              </w:rPr>
+              <w:t>(s</w:t>
+            </w:r>
+            <w:proofErr w:type="gramStart"/>
+            <w:r>
+              <w:rPr>
+                <w:b/>
+                <w:bCs/>
+                <w:color w:val="3D3D5C"/>
+                <w:sz w:val="16"/>
+                <w:szCs w:val="16"/>
+                <w:lang w:val="en-US"/>
+              </w:rPr>
+              <w:t xml:space="preserve">): </w:t>
+            </w:r>
+            <w:r>
+              <w:rPr>
+                <w:color w:val="8B5E00"/>
+                <w:sz w:val="16"/>
+                <w:szCs w:val="16"/>
+                <w:lang w:val="en-US"/>
+              </w:rPr>
+              <w:t>{{</w:t>
+            </w:r>
+            <w:proofErr w:type="gramEnd"/>
+            <w:r>
+              <w:rPr>
+                <w:color w:val="8B5E00"/>
+                <w:sz w:val="16"/>
+                <w:szCs w:val="16"/>
+                <w:lang w:val="en-US"/>
+              </w:rPr>
+              <w:t>FINDING_1_ACCOUNTS</w:t>
+            </w:r>
+            <w:r>
+              <w:rPr>
+                <w:color w:val="8B5E00"/>
+                <w:sz w:val="16"/>
+                <w:szCs w:val="16"/>
+                <w:lang w:val="en-US"/>
+              </w:rPr>
+              <w:t>}}</w:t>
+            </w:r>
+            <w:r>
+              <w:rPr>
+                <w:b/>
+                <w:bCs/>
+                <w:color w:val="3D3D5C"/>
+                <w:sz w:val="16"/>
+                <w:szCs w:val="16"/>
+                <w:lang w:val="en-US"/>
+              </w:rPr>
+              <w:t xml:space="preserve"> |</w:t>
+            </w:r>
+            <w:r>
+              <w:rPr>
+                <w:b/>
+                <w:bCs/>
+                <w:color w:val="3D3D5C"/>
+                <w:sz w:val="16"/>
+                <w:szCs w:val="16"/>
+                <w:lang w:val="en-US"/>
+              </w:rPr>
+              <w:t xml:space="preserve">   Impacto: </w:t>
+            </w:r>
+            <w:r>
+              <w:rPr>
+                <w:color w:val="8B5E00"/>
+                <w:sz w:val="16"/>
+                <w:szCs w:val="16"/>
+                <w:lang w:val="en-US"/>
               </w:rPr>
               <w:t>{{FINDING_1_IMPACT}}</w:t>
             </w:r>
@@ -13463,6 +13315,9 @@
     <w:p>
       <w:pPr>
         <w:spacing w:before="60" w:after="60"/>
+        <w:rPr>
+          <w:lang w:val="en-US"/>
+        </w:rPr>
       </w:pPr>
     </w:p>
     <w:tbl>
@@ -13487,12 +13342,6 @@
         <w:gridCol w:w="8829"/>
       </w:tblGrid>
       <w:tr>
-        <w:tblPrEx>
-          <w:tblCellMar>
-            <w:top w:w="0" w:type="dxa"/>
-            <w:bottom w:w="0" w:type="dxa"/>
-          </w:tblCellMar>
-        </w:tblPrEx>
         <w:tc>
           <w:tcPr>
             <w:tcW w:w="300" w:type="dxa"/>
@@ -13560,11 +13409,17 @@
             </w:tcMar>
           </w:tcPr>
           <w:p>
+            <w:pPr>
+              <w:rPr>
+                <w:lang w:val="en-US"/>
+              </w:rPr>
+            </w:pPr>
             <w:r>
               <w:rPr>
                 <w:b/>
                 <w:bCs/>
                 <w:color w:val="C0392B"/>
+                <w:lang w:val="en-US"/>
               </w:rPr>
               <w:t>{{FINDING_2_TITLE}}</w:t>
             </w:r>
@@ -13572,6 +13427,9 @@
           <w:p>
             <w:pPr>
               <w:spacing w:before="40"/>
+              <w:rPr>
+                <w:lang w:val="en-US"/>
+              </w:rPr>
             </w:pPr>
             <w:r>
               <w:rPr>
@@ -13580,6 +13438,7 @@
                 <w:color w:val="8B5E00"/>
                 <w:sz w:val="18"/>
                 <w:szCs w:val="18"/>
+                <w:lang w:val="en-US"/>
               </w:rPr>
               <w:t>{{FINDING_2_BODY}}</w:t>
             </w:r>
@@ -13587,7 +13446,11 @@
           <w:p>
             <w:pPr>
               <w:spacing w:before="40"/>
-            </w:pPr>
+              <w:rPr>
+                <w:lang w:val="en-US"/>
+              </w:rPr>
+            </w:pPr>
+            <w:proofErr w:type="spellStart"/>
             <w:r>
               <w:rPr>
                 <w:b/>
@@ -13595,25 +13458,11 @@
                 <w:color w:val="3D3D5C"/>
                 <w:sz w:val="16"/>
                 <w:szCs w:val="16"/>
-              </w:rPr>
-              <w:t xml:space="preserve">Cuenta(s) afectada(s): </w:t>
-            </w:r>
-            <w:r>
-              <w:rPr>
-                <w:color w:val="8B5E00"/>
-                <w:sz w:val="16"/>
-                <w:szCs w:val="16"/>
-              </w:rPr>
-              <w:t>{{FINDING_2_ACCOUNTS</w:t>
-            </w:r>
-            <w:r>
-              <w:rPr>
-                <w:color w:val="8B5E00"/>
-                <w:sz w:val="16"/>
-                <w:szCs w:val="16"/>
-              </w:rPr>
-              <w:t>}}</w:t>
-            </w:r>
+                <w:lang w:val="en-US"/>
+              </w:rPr>
+              <w:t>Cuenta</w:t>
+            </w:r>
+            <w:proofErr w:type="spellEnd"/>
             <w:r>
               <w:rPr>
                 <w:b/>
@@ -13621,9 +13470,11 @@
                 <w:color w:val="3D3D5C"/>
                 <w:sz w:val="16"/>
                 <w:szCs w:val="16"/>
-              </w:rPr>
-              <w:t xml:space="preserve"> |</w:t>
-            </w:r>
+                <w:lang w:val="en-US"/>
+              </w:rPr>
+              <w:t xml:space="preserve">(s) </w:t>
+            </w:r>
+            <w:proofErr w:type="spellStart"/>
             <w:r>
               <w:rPr>
                 <w:b/>
@@ -13631,14 +13482,90 @@
                 <w:color w:val="3D3D5C"/>
                 <w:sz w:val="16"/>
                 <w:szCs w:val="16"/>
-              </w:rPr>
-              <w:t xml:space="preserve">   Impacto: </w:t>
-            </w:r>
-            <w:r>
-              <w:rPr>
-                <w:color w:val="8B5E00"/>
+                <w:lang w:val="en-US"/>
+              </w:rPr>
+              <w:t>afectada</w:t>
+            </w:r>
+            <w:proofErr w:type="spellEnd"/>
+            <w:r>
+              <w:rPr>
+                <w:b/>
+                <w:bCs/>
+                <w:color w:val="3D3D5C"/>
                 <w:sz w:val="16"/>
                 <w:szCs w:val="16"/>
+                <w:lang w:val="en-US"/>
+              </w:rPr>
+              <w:t>(s</w:t>
+            </w:r>
+            <w:proofErr w:type="gramStart"/>
+            <w:r>
+              <w:rPr>
+                <w:b/>
+                <w:bCs/>
+                <w:color w:val="3D3D5C"/>
+                <w:sz w:val="16"/>
+                <w:szCs w:val="16"/>
+                <w:lang w:val="en-US"/>
+              </w:rPr>
+              <w:t xml:space="preserve">): </w:t>
+            </w:r>
+            <w:r>
+              <w:rPr>
+                <w:color w:val="8B5E00"/>
+                <w:sz w:val="16"/>
+                <w:szCs w:val="16"/>
+                <w:lang w:val="en-US"/>
+              </w:rPr>
+              <w:t>{{</w:t>
+            </w:r>
+            <w:proofErr w:type="gramEnd"/>
+            <w:r>
+              <w:rPr>
+                <w:color w:val="8B5E00"/>
+                <w:sz w:val="16"/>
+                <w:szCs w:val="16"/>
+                <w:lang w:val="en-US"/>
+              </w:rPr>
+              <w:t>FINDING_2_ACCOUNTS</w:t>
+            </w:r>
+            <w:r>
+              <w:rPr>
+                <w:color w:val="8B5E00"/>
+                <w:sz w:val="16"/>
+                <w:szCs w:val="16"/>
+                <w:lang w:val="en-US"/>
+              </w:rPr>
+              <w:t>}}</w:t>
+            </w:r>
+            <w:r>
+              <w:rPr>
+                <w:b/>
+                <w:bCs/>
+                <w:color w:val="3D3D5C"/>
+                <w:sz w:val="16"/>
+                <w:szCs w:val="16"/>
+                <w:lang w:val="en-US"/>
+              </w:rPr>
+              <w:t xml:space="preserve"> |</w:t>
+            </w:r>
+            <w:r>
+              <w:rPr>
+                <w:b/>
+                <w:bCs/>
+                <w:color w:val="3D3D5C"/>
+                <w:sz w:val="16"/>
+                <w:szCs w:val="16"/>
+                <w:lang w:val="en-US"/>
+              </w:rPr>
+              <w:t xml:space="preserve">   Impacto: </w:t>
+            </w:r>
+            <w:r>
+              <w:rPr>
+                <w:color w:val="8B5E00"/>
+                <w:sz w:val="16"/>
+                <w:szCs w:val="16"/>
+                <w:lang w:val="en-US"/>
               </w:rPr>
               <w:t>{{FINDING_2_IMPACT}}</w:t>
             </w:r>
@@ -13649,11 +13576,17 @@
     <w:p>
       <w:pPr>
         <w:spacing w:before="60" w:after="60"/>
+        <w:rPr>
+          <w:lang w:val="en-US"/>
+        </w:rPr>
       </w:pPr>
     </w:p>
     <w:p>
       <w:pPr>
         <w:spacing w:before="120" w:after="40"/>
+        <w:rPr>
+          <w:lang w:val="en-US"/>
+        </w:rPr>
       </w:pPr>
     </w:p>
     <w:p>
@@ -13671,17 +13604,7 @@
           <w:sz w:val="22"/>
           <w:szCs w:val="22"/>
         </w:rPr>
-        <w:t>6.2 Hallazgos</w:t>
-      </w:r>
-      <w:r>
-        <w:rPr>
-          <w:b/>
-          <w:bCs/>
-          <w:color w:val="2E4A7A"/>
-          <w:sz w:val="22"/>
-          <w:szCs w:val="22"/>
-        </w:rPr>
-        <w:t xml:space="preserve"> de Riesgo Moderado</w:t>
+        <w:t>6.2 Hallazgos de Riesgo Moderado</w:t>
       </w:r>
     </w:p>
     <w:p>
@@ -13711,12 +13634,6 @@
         <w:gridCol w:w="8855"/>
       </w:tblGrid>
       <w:tr>
-        <w:tblPrEx>
-          <w:tblCellMar>
-            <w:top w:w="0" w:type="dxa"/>
-            <w:bottom w:w="0" w:type="dxa"/>
-          </w:tblCellMar>
-        </w:tblPrEx>
         <w:tc>
           <w:tcPr>
             <w:tcW w:w="300" w:type="dxa"/>
@@ -13784,11 +13701,17 @@
             </w:tcMar>
           </w:tcPr>
           <w:p>
+            <w:pPr>
+              <w:rPr>
+                <w:lang w:val="en-US"/>
+              </w:rPr>
+            </w:pPr>
             <w:r>
               <w:rPr>
                 <w:b/>
                 <w:bCs/>
                 <w:color w:val="D4A017"/>
+                <w:lang w:val="en-US"/>
               </w:rPr>
               <w:t>{{FINDING_3_TITLE}}</w:t>
             </w:r>
@@ -13796,6 +13719,9 @@
           <w:p>
             <w:pPr>
               <w:spacing w:before="40"/>
+              <w:rPr>
+                <w:lang w:val="en-US"/>
+              </w:rPr>
             </w:pPr>
             <w:r>
               <w:rPr>
@@ -13804,6 +13730,7 @@
                 <w:color w:val="8B5E00"/>
                 <w:sz w:val="18"/>
                 <w:szCs w:val="18"/>
+                <w:lang w:val="en-US"/>
               </w:rPr>
               <w:t>{{FINDING_3_BODY}}</w:t>
             </w:r>
@@ -13811,7 +13738,11 @@
           <w:p>
             <w:pPr>
               <w:spacing w:before="40"/>
-            </w:pPr>
+              <w:rPr>
+                <w:lang w:val="en-US"/>
+              </w:rPr>
+            </w:pPr>
+            <w:proofErr w:type="spellStart"/>
             <w:r>
               <w:rPr>
                 <w:b/>
@@ -13819,25 +13750,11 @@
                 <w:color w:val="3D3D5C"/>
                 <w:sz w:val="16"/>
                 <w:szCs w:val="16"/>
-              </w:rPr>
-              <w:t xml:space="preserve">Cuenta(s) afectada(s): </w:t>
-            </w:r>
-            <w:r>
-              <w:rPr>
-                <w:color w:val="8B5E00"/>
-                <w:sz w:val="16"/>
-                <w:szCs w:val="16"/>
-              </w:rPr>
-              <w:t>{{FINDING_3_ACCOUNTS</w:t>
-            </w:r>
-            <w:r>
-              <w:rPr>
-                <w:color w:val="8B5E00"/>
-                <w:sz w:val="16"/>
-                <w:szCs w:val="16"/>
-              </w:rPr>
-              <w:t>}}</w:t>
-            </w:r>
+                <w:lang w:val="en-US"/>
+              </w:rPr>
+              <w:t>Cuenta</w:t>
+            </w:r>
+            <w:proofErr w:type="spellEnd"/>
             <w:r>
               <w:rPr>
                 <w:b/>
@@ -13845,9 +13762,11 @@
                 <w:color w:val="3D3D5C"/>
                 <w:sz w:val="16"/>
                 <w:szCs w:val="16"/>
-              </w:rPr>
-              <w:t xml:space="preserve"> |</w:t>
-            </w:r>
+                <w:lang w:val="en-US"/>
+              </w:rPr>
+              <w:t xml:space="preserve">(s) </w:t>
+            </w:r>
+            <w:proofErr w:type="spellStart"/>
             <w:r>
               <w:rPr>
                 <w:b/>
@@ -13855,14 +13774,90 @@
                 <w:color w:val="3D3D5C"/>
                 <w:sz w:val="16"/>
                 <w:szCs w:val="16"/>
-              </w:rPr>
-              <w:t xml:space="preserve">   Impacto: </w:t>
-            </w:r>
-            <w:r>
-              <w:rPr>
-                <w:color w:val="8B5E00"/>
+                <w:lang w:val="en-US"/>
+              </w:rPr>
+              <w:t>afectada</w:t>
+            </w:r>
+            <w:proofErr w:type="spellEnd"/>
+            <w:r>
+              <w:rPr>
+                <w:b/>
+                <w:bCs/>
+                <w:color w:val="3D3D5C"/>
                 <w:sz w:val="16"/>
                 <w:szCs w:val="16"/>
+                <w:lang w:val="en-US"/>
+              </w:rPr>
+              <w:t>(s</w:t>
+            </w:r>
+            <w:proofErr w:type="gramStart"/>
+            <w:r>
+              <w:rPr>
+                <w:b/>
+                <w:bCs/>
+                <w:color w:val="3D3D5C"/>
+                <w:sz w:val="16"/>
+                <w:szCs w:val="16"/>
+                <w:lang w:val="en-US"/>
+              </w:rPr>
+              <w:t xml:space="preserve">): </w:t>
+            </w:r>
+            <w:r>
+              <w:rPr>
+                <w:color w:val="8B5E00"/>
+                <w:sz w:val="16"/>
+                <w:szCs w:val="16"/>
+                <w:lang w:val="en-US"/>
+              </w:rPr>
+              <w:t>{{</w:t>
+            </w:r>
+            <w:proofErr w:type="gramEnd"/>
+            <w:r>
+              <w:rPr>
+                <w:color w:val="8B5E00"/>
+                <w:sz w:val="16"/>
+                <w:szCs w:val="16"/>
+                <w:lang w:val="en-US"/>
+              </w:rPr>
+              <w:t>FINDING_3_ACCOUNTS</w:t>
+            </w:r>
+            <w:r>
+              <w:rPr>
+                <w:color w:val="8B5E00"/>
+                <w:sz w:val="16"/>
+                <w:szCs w:val="16"/>
+                <w:lang w:val="en-US"/>
+              </w:rPr>
+              <w:t>}}</w:t>
+            </w:r>
+            <w:r>
+              <w:rPr>
+                <w:b/>
+                <w:bCs/>
+                <w:color w:val="3D3D5C"/>
+                <w:sz w:val="16"/>
+                <w:szCs w:val="16"/>
+                <w:lang w:val="en-US"/>
+              </w:rPr>
+              <w:t xml:space="preserve"> |</w:t>
+            </w:r>
+            <w:r>
+              <w:rPr>
+                <w:b/>
+                <w:bCs/>
+                <w:color w:val="3D3D5C"/>
+                <w:sz w:val="16"/>
+                <w:szCs w:val="16"/>
+                <w:lang w:val="en-US"/>
+              </w:rPr>
+              <w:t xml:space="preserve">   Impacto: </w:t>
+            </w:r>
+            <w:r>
+              <w:rPr>
+                <w:color w:val="8B5E00"/>
+                <w:sz w:val="16"/>
+                <w:szCs w:val="16"/>
+                <w:lang w:val="en-US"/>
               </w:rPr>
               <w:t>{{FINDING_3_IMPACT}}</w:t>
             </w:r>
@@ -13873,6 +13868,9 @@
     <w:p>
       <w:pPr>
         <w:spacing w:before="60" w:after="60"/>
+        <w:rPr>
+          <w:lang w:val="en-US"/>
+        </w:rPr>
       </w:pPr>
     </w:p>
     <w:tbl>
@@ -13897,12 +13895,6 @@
         <w:gridCol w:w="8855"/>
       </w:tblGrid>
       <w:tr>
-        <w:tblPrEx>
-          <w:tblCellMar>
-            <w:top w:w="0" w:type="dxa"/>
-            <w:bottom w:w="0" w:type="dxa"/>
-          </w:tblCellMar>
-        </w:tblPrEx>
         <w:tc>
           <w:tcPr>
             <w:tcW w:w="300" w:type="dxa"/>
@@ -13970,11 +13962,17 @@
             </w:tcMar>
           </w:tcPr>
           <w:p>
+            <w:pPr>
+              <w:rPr>
+                <w:lang w:val="en-US"/>
+              </w:rPr>
+            </w:pPr>
             <w:r>
               <w:rPr>
                 <w:b/>
                 <w:bCs/>
                 <w:color w:val="D4A017"/>
+                <w:lang w:val="en-US"/>
               </w:rPr>
               <w:t>{{FINDING_4_TITLE}}</w:t>
             </w:r>
@@ -13982,6 +13980,9 @@
           <w:p>
             <w:pPr>
               <w:spacing w:before="40"/>
+              <w:rPr>
+                <w:lang w:val="en-US"/>
+              </w:rPr>
             </w:pPr>
             <w:r>
               <w:rPr>
@@ -13990,6 +13991,7 @@
                 <w:color w:val="8B5E00"/>
                 <w:sz w:val="18"/>
                 <w:szCs w:val="18"/>
+                <w:lang w:val="en-US"/>
               </w:rPr>
               <w:t>{{FINDING_4_BODY}}</w:t>
             </w:r>
@@ -13997,7 +13999,11 @@
           <w:p>
             <w:pPr>
               <w:spacing w:before="40"/>
-            </w:pPr>
+              <w:rPr>
+                <w:lang w:val="en-US"/>
+              </w:rPr>
+            </w:pPr>
+            <w:proofErr w:type="spellStart"/>
             <w:r>
               <w:rPr>
                 <w:b/>
@@ -14005,25 +14011,11 @@
                 <w:color w:val="3D3D5C"/>
                 <w:sz w:val="16"/>
                 <w:szCs w:val="16"/>
-              </w:rPr>
-              <w:t xml:space="preserve">Cuenta(s) afectada(s): </w:t>
-            </w:r>
-            <w:r>
-              <w:rPr>
-                <w:color w:val="8B5E00"/>
-                <w:sz w:val="16"/>
-                <w:szCs w:val="16"/>
-              </w:rPr>
-              <w:t>{{FINDING_4_ACCOUNTS</w:t>
-            </w:r>
-            <w:r>
-              <w:rPr>
-                <w:color w:val="8B5E00"/>
-                <w:sz w:val="16"/>
-                <w:szCs w:val="16"/>
-              </w:rPr>
-              <w:t>}}</w:t>
-            </w:r>
+                <w:lang w:val="en-US"/>
+              </w:rPr>
+              <w:t>Cuenta</w:t>
+            </w:r>
+            <w:proofErr w:type="spellEnd"/>
             <w:r>
               <w:rPr>
                 <w:b/>
@@ -14031,9 +14023,11 @@
                 <w:color w:val="3D3D5C"/>
                 <w:sz w:val="16"/>
                 <w:szCs w:val="16"/>
-              </w:rPr>
-              <w:t xml:space="preserve"> |</w:t>
-            </w:r>
+                <w:lang w:val="en-US"/>
+              </w:rPr>
+              <w:t xml:space="preserve">(s) </w:t>
+            </w:r>
+            <w:proofErr w:type="spellStart"/>
             <w:r>
               <w:rPr>
                 <w:b/>
@@ -14041,14 +14035,68 @@
                 <w:color w:val="3D3D5C"/>
                 <w:sz w:val="16"/>
                 <w:szCs w:val="16"/>
-              </w:rPr>
-              <w:t xml:space="preserve">   Impacto: </w:t>
-            </w:r>
-            <w:r>
-              <w:rPr>
-                <w:color w:val="8B5E00"/>
+                <w:lang w:val="en-US"/>
+              </w:rPr>
+              <w:t>afectada</w:t>
+            </w:r>
+            <w:proofErr w:type="spellEnd"/>
+            <w:r>
+              <w:rPr>
+                <w:b/>
+                <w:bCs/>
+                <w:color w:val="3D3D5C"/>
                 <w:sz w:val="16"/>
                 <w:szCs w:val="16"/>
+                <w:lang w:val="en-US"/>
+              </w:rPr>
+              <w:t xml:space="preserve">(s): </w:t>
+            </w:r>
+            <w:r>
+              <w:rPr>
+                <w:color w:val="8B5E00"/>
+                <w:sz w:val="16"/>
+                <w:szCs w:val="16"/>
+                <w:lang w:val="en-US"/>
+              </w:rPr>
+              <w:t>{{FINDING_4_ACCOUNTS</w:t>
+            </w:r>
+            <w:r>
+              <w:rPr>
+                <w:color w:val="8B5E00"/>
+                <w:sz w:val="16"/>
+                <w:szCs w:val="16"/>
+                <w:lang w:val="en-US"/>
+              </w:rPr>
+              <w:t>}}</w:t>
+            </w:r>
+            <w:r>
+              <w:rPr>
+                <w:b/>
+                <w:bCs/>
+                <w:color w:val="3D3D5C"/>
+                <w:sz w:val="16"/>
+                <w:szCs w:val="16"/>
+                <w:lang w:val="en-US"/>
+              </w:rPr>
+              <w:t xml:space="preserve"> |</w:t>
+            </w:r>
+            <w:r>
+              <w:rPr>
+                <w:b/>
+                <w:bCs/>
+                <w:color w:val="3D3D5C"/>
+                <w:sz w:val="16"/>
+                <w:szCs w:val="16"/>
+                <w:lang w:val="en-US"/>
+              </w:rPr>
+              <w:t xml:space="preserve">   Impacto: </w:t>
+            </w:r>
+            <w:r>
+              <w:rPr>
+                <w:color w:val="8B5E00"/>
+                <w:sz w:val="16"/>
+                <w:szCs w:val="16"/>
+                <w:lang w:val="en-US"/>
               </w:rPr>
               <w:t>{{FINDING_4_IMPACT}}</w:t>
             </w:r>
@@ -14059,11 +14107,17 @@
     <w:p>
       <w:pPr>
         <w:spacing w:before="60" w:after="60"/>
+        <w:rPr>
+          <w:lang w:val="en-US"/>
+        </w:rPr>
       </w:pPr>
     </w:p>
     <w:p>
       <w:pPr>
         <w:spacing w:before="120" w:after="40"/>
+        <w:rPr>
+          <w:lang w:val="en-US"/>
+        </w:rPr>
       </w:pPr>
     </w:p>
     <w:p>
@@ -14081,17 +14135,7 @@
           <w:sz w:val="22"/>
           <w:szCs w:val="22"/>
         </w:rPr>
-        <w:t>6.3 Hallazgos</w:t>
-      </w:r>
-      <w:r>
-        <w:rPr>
-          <w:b/>
-          <w:bCs/>
-          <w:color w:val="2E4A7A"/>
-          <w:sz w:val="22"/>
-          <w:szCs w:val="22"/>
-        </w:rPr>
-        <w:t xml:space="preserve"> Positivos / Oportunidades</w:t>
+        <w:t>6.3 Hallazgos Positivos / Oportunidades</w:t>
       </w:r>
     </w:p>
     <w:p>
@@ -14121,12 +14165,6 @@
         <w:gridCol w:w="8722"/>
       </w:tblGrid>
       <w:tr>
-        <w:tblPrEx>
-          <w:tblCellMar>
-            <w:top w:w="0" w:type="dxa"/>
-            <w:bottom w:w="0" w:type="dxa"/>
-          </w:tblCellMar>
-        </w:tblPrEx>
         <w:tc>
           <w:tcPr>
             <w:tcW w:w="300" w:type="dxa"/>
@@ -14194,11 +14232,17 @@
             </w:tcMar>
           </w:tcPr>
           <w:p>
+            <w:pPr>
+              <w:rPr>
+                <w:lang w:val="en-US"/>
+              </w:rPr>
+            </w:pPr>
             <w:r>
               <w:rPr>
                 <w:b/>
                 <w:bCs/>
                 <w:color w:val="1A7A4A"/>
+                <w:lang w:val="en-US"/>
               </w:rPr>
               <w:t>{{FINDING_5_TITLE}}</w:t>
             </w:r>
@@ -14206,6 +14250,9 @@
           <w:p>
             <w:pPr>
               <w:spacing w:before="40"/>
+              <w:rPr>
+                <w:lang w:val="en-US"/>
+              </w:rPr>
             </w:pPr>
             <w:r>
               <w:rPr>
@@ -14214,6 +14261,7 @@
                 <w:color w:val="8B5E00"/>
                 <w:sz w:val="18"/>
                 <w:szCs w:val="18"/>
+                <w:lang w:val="en-US"/>
               </w:rPr>
               <w:t>{{FINDING_5_BODY}}</w:t>
             </w:r>
@@ -14221,7 +14269,11 @@
           <w:p>
             <w:pPr>
               <w:spacing w:before="40"/>
-            </w:pPr>
+              <w:rPr>
+                <w:lang w:val="en-US"/>
+              </w:rPr>
+            </w:pPr>
+            <w:proofErr w:type="spellStart"/>
             <w:r>
               <w:rPr>
                 <w:b/>
@@ -14229,25 +14281,11 @@
                 <w:color w:val="3D3D5C"/>
                 <w:sz w:val="16"/>
                 <w:szCs w:val="16"/>
-              </w:rPr>
-              <w:t xml:space="preserve">Cuenta(s) afectada(s): </w:t>
-            </w:r>
-            <w:r>
-              <w:rPr>
-                <w:color w:val="8B5E00"/>
-                <w:sz w:val="16"/>
-                <w:szCs w:val="16"/>
-              </w:rPr>
-              <w:t>{{FINDING_5_ACCOUNTS</w:t>
-            </w:r>
-            <w:r>
-              <w:rPr>
-                <w:color w:val="8B5E00"/>
-                <w:sz w:val="16"/>
-                <w:szCs w:val="16"/>
-              </w:rPr>
-              <w:t>}}</w:t>
-            </w:r>
+                <w:lang w:val="en-US"/>
+              </w:rPr>
+              <w:t>Cuenta</w:t>
+            </w:r>
+            <w:proofErr w:type="spellEnd"/>
             <w:r>
               <w:rPr>
                 <w:b/>
@@ -14255,9 +14293,11 @@
                 <w:color w:val="3D3D5C"/>
                 <w:sz w:val="16"/>
                 <w:szCs w:val="16"/>
-              </w:rPr>
-              <w:t xml:space="preserve"> |</w:t>
-            </w:r>
+                <w:lang w:val="en-US"/>
+              </w:rPr>
+              <w:t xml:space="preserve">(s) </w:t>
+            </w:r>
+            <w:proofErr w:type="spellStart"/>
             <w:r>
               <w:rPr>
                 <w:b/>
@@ -14265,14 +14305,90 @@
                 <w:color w:val="3D3D5C"/>
                 <w:sz w:val="16"/>
                 <w:szCs w:val="16"/>
-              </w:rPr>
-              <w:t xml:space="preserve">   Impacto: </w:t>
-            </w:r>
-            <w:r>
-              <w:rPr>
-                <w:color w:val="8B5E00"/>
+                <w:lang w:val="en-US"/>
+              </w:rPr>
+              <w:t>afectada</w:t>
+            </w:r>
+            <w:proofErr w:type="spellEnd"/>
+            <w:r>
+              <w:rPr>
+                <w:b/>
+                <w:bCs/>
+                <w:color w:val="3D3D5C"/>
                 <w:sz w:val="16"/>
                 <w:szCs w:val="16"/>
+                <w:lang w:val="en-US"/>
+              </w:rPr>
+              <w:t>(s</w:t>
+            </w:r>
+            <w:proofErr w:type="gramStart"/>
+            <w:r>
+              <w:rPr>
+                <w:b/>
+                <w:bCs/>
+                <w:color w:val="3D3D5C"/>
+                <w:sz w:val="16"/>
+                <w:szCs w:val="16"/>
+                <w:lang w:val="en-US"/>
+              </w:rPr>
+              <w:t xml:space="preserve">): </w:t>
+            </w:r>
+            <w:r>
+              <w:rPr>
+                <w:color w:val="8B5E00"/>
+                <w:sz w:val="16"/>
+                <w:szCs w:val="16"/>
+                <w:lang w:val="en-US"/>
+              </w:rPr>
+              <w:t>{{</w:t>
+            </w:r>
+            <w:proofErr w:type="gramEnd"/>
+            <w:r>
+              <w:rPr>
+                <w:color w:val="8B5E00"/>
+                <w:sz w:val="16"/>
+                <w:szCs w:val="16"/>
+                <w:lang w:val="en-US"/>
+              </w:rPr>
+              <w:t>FINDING_5_ACCOUNTS</w:t>
+            </w:r>
+            <w:r>
+              <w:rPr>
+                <w:color w:val="8B5E00"/>
+                <w:sz w:val="16"/>
+                <w:szCs w:val="16"/>
+                <w:lang w:val="en-US"/>
+              </w:rPr>
+              <w:t>}}</w:t>
+            </w:r>
+            <w:r>
+              <w:rPr>
+                <w:b/>
+                <w:bCs/>
+                <w:color w:val="3D3D5C"/>
+                <w:sz w:val="16"/>
+                <w:szCs w:val="16"/>
+                <w:lang w:val="en-US"/>
+              </w:rPr>
+              <w:t xml:space="preserve"> |</w:t>
+            </w:r>
+            <w:r>
+              <w:rPr>
+                <w:b/>
+                <w:bCs/>
+                <w:color w:val="3D3D5C"/>
+                <w:sz w:val="16"/>
+                <w:szCs w:val="16"/>
+                <w:lang w:val="en-US"/>
+              </w:rPr>
+              <w:t xml:space="preserve">   Impacto: </w:t>
+            </w:r>
+            <w:r>
+              <w:rPr>
+                <w:color w:val="8B5E00"/>
+                <w:sz w:val="16"/>
+                <w:szCs w:val="16"/>
+                <w:lang w:val="en-US"/>
               </w:rPr>
               <w:t>{{FINDING_5_IMPACT}}</w:t>
             </w:r>
@@ -14283,11 +14399,17 @@
     <w:p>
       <w:pPr>
         <w:spacing w:before="60" w:after="60"/>
+        <w:rPr>
+          <w:lang w:val="en-US"/>
+        </w:rPr>
       </w:pPr>
     </w:p>
     <w:p>
       <w:pPr>
         <w:spacing w:before="120" w:after="40"/>
+        <w:rPr>
+          <w:lang w:val="en-US"/>
+        </w:rPr>
       </w:pPr>
     </w:p>
     <w:p>
@@ -14305,17 +14427,7 @@
           <w:sz w:val="22"/>
           <w:szCs w:val="22"/>
         </w:rPr>
-        <w:t>6.4 Hallazgos</w:t>
-      </w:r>
-      <w:r>
-        <w:rPr>
-          <w:b/>
-          <w:bCs/>
-          <w:color w:val="2E4A7A"/>
-          <w:sz w:val="22"/>
-          <w:szCs w:val="22"/>
-        </w:rPr>
-        <w:t xml:space="preserve"> Informativos</w:t>
+        <w:t>6.4 Hallazgos Informativos</w:t>
       </w:r>
     </w:p>
     <w:p>
@@ -14345,12 +14457,6 @@
         <w:gridCol w:w="8589"/>
       </w:tblGrid>
       <w:tr>
-        <w:tblPrEx>
-          <w:tblCellMar>
-            <w:top w:w="0" w:type="dxa"/>
-            <w:bottom w:w="0" w:type="dxa"/>
-          </w:tblCellMar>
-        </w:tblPrEx>
         <w:tc>
           <w:tcPr>
             <w:tcW w:w="300" w:type="dxa"/>
@@ -14418,11 +14524,17 @@
             </w:tcMar>
           </w:tcPr>
           <w:p>
+            <w:pPr>
+              <w:rPr>
+                <w:lang w:val="en-US"/>
+              </w:rPr>
+            </w:pPr>
             <w:r>
               <w:rPr>
                 <w:b/>
                 <w:bCs/>
                 <w:color w:val="2E4A7A"/>
+                <w:lang w:val="en-US"/>
               </w:rPr>
               <w:t>{{FINDING_6_TITLE}}</w:t>
             </w:r>
@@ -14430,6 +14542,9 @@
           <w:p>
             <w:pPr>
               <w:spacing w:before="40"/>
+              <w:rPr>
+                <w:lang w:val="en-US"/>
+              </w:rPr>
             </w:pPr>
             <w:r>
               <w:rPr>
@@ -14438,6 +14553,7 @@
                 <w:color w:val="8B5E00"/>
                 <w:sz w:val="18"/>
                 <w:szCs w:val="18"/>
+                <w:lang w:val="en-US"/>
               </w:rPr>
               <w:t>{{FINDING_6_BODY}}</w:t>
             </w:r>
@@ -14445,7 +14561,11 @@
           <w:p>
             <w:pPr>
               <w:spacing w:before="40"/>
-            </w:pPr>
+              <w:rPr>
+                <w:lang w:val="en-US"/>
+              </w:rPr>
+            </w:pPr>
+            <w:proofErr w:type="spellStart"/>
             <w:r>
               <w:rPr>
                 <w:b/>
@@ -14453,25 +14573,11 @@
                 <w:color w:val="3D3D5C"/>
                 <w:sz w:val="16"/>
                 <w:szCs w:val="16"/>
-              </w:rPr>
-              <w:t xml:space="preserve">Cuenta(s) afectada(s): </w:t>
-            </w:r>
-            <w:r>
-              <w:rPr>
-                <w:color w:val="8B5E00"/>
-                <w:sz w:val="16"/>
-                <w:szCs w:val="16"/>
-              </w:rPr>
-              <w:t>{{FINDING_6_ACCOUNTS</w:t>
-            </w:r>
-            <w:r>
-              <w:rPr>
-                <w:color w:val="8B5E00"/>
-                <w:sz w:val="16"/>
-                <w:szCs w:val="16"/>
-              </w:rPr>
-              <w:t>}}</w:t>
-            </w:r>
+                <w:lang w:val="en-US"/>
+              </w:rPr>
+              <w:t>Cuenta</w:t>
+            </w:r>
+            <w:proofErr w:type="spellEnd"/>
             <w:r>
               <w:rPr>
                 <w:b/>
@@ -14479,9 +14585,11 @@
                 <w:color w:val="3D3D5C"/>
                 <w:sz w:val="16"/>
                 <w:szCs w:val="16"/>
-              </w:rPr>
-              <w:t xml:space="preserve"> |</w:t>
-            </w:r>
+                <w:lang w:val="en-US"/>
+              </w:rPr>
+              <w:t xml:space="preserve">(s) </w:t>
+            </w:r>
+            <w:proofErr w:type="spellStart"/>
             <w:r>
               <w:rPr>
                 <w:b/>
@@ -14489,14 +14597,90 @@
                 <w:color w:val="3D3D5C"/>
                 <w:sz w:val="16"/>
                 <w:szCs w:val="16"/>
-              </w:rPr>
-              <w:t xml:space="preserve">   Impacto: </w:t>
-            </w:r>
-            <w:r>
-              <w:rPr>
-                <w:color w:val="8B5E00"/>
+                <w:lang w:val="en-US"/>
+              </w:rPr>
+              <w:t>afectada</w:t>
+            </w:r>
+            <w:proofErr w:type="spellEnd"/>
+            <w:r>
+              <w:rPr>
+                <w:b/>
+                <w:bCs/>
+                <w:color w:val="3D3D5C"/>
                 <w:sz w:val="16"/>
                 <w:szCs w:val="16"/>
+                <w:lang w:val="en-US"/>
+              </w:rPr>
+              <w:t>(s</w:t>
+            </w:r>
+            <w:proofErr w:type="gramStart"/>
+            <w:r>
+              <w:rPr>
+                <w:b/>
+                <w:bCs/>
+                <w:color w:val="3D3D5C"/>
+                <w:sz w:val="16"/>
+                <w:szCs w:val="16"/>
+                <w:lang w:val="en-US"/>
+              </w:rPr>
+              <w:t xml:space="preserve">): </w:t>
+            </w:r>
+            <w:r>
+              <w:rPr>
+                <w:color w:val="8B5E00"/>
+                <w:sz w:val="16"/>
+                <w:szCs w:val="16"/>
+                <w:lang w:val="en-US"/>
+              </w:rPr>
+              <w:t>{{</w:t>
+            </w:r>
+            <w:proofErr w:type="gramEnd"/>
+            <w:r>
+              <w:rPr>
+                <w:color w:val="8B5E00"/>
+                <w:sz w:val="16"/>
+                <w:szCs w:val="16"/>
+                <w:lang w:val="en-US"/>
+              </w:rPr>
+              <w:t>FINDING_6_ACCOUNTS</w:t>
+            </w:r>
+            <w:r>
+              <w:rPr>
+                <w:color w:val="8B5E00"/>
+                <w:sz w:val="16"/>
+                <w:szCs w:val="16"/>
+                <w:lang w:val="en-US"/>
+              </w:rPr>
+              <w:t>}}</w:t>
+            </w:r>
+            <w:r>
+              <w:rPr>
+                <w:b/>
+                <w:bCs/>
+                <w:color w:val="3D3D5C"/>
+                <w:sz w:val="16"/>
+                <w:szCs w:val="16"/>
+                <w:lang w:val="en-US"/>
+              </w:rPr>
+              <w:t xml:space="preserve"> |</w:t>
+            </w:r>
+            <w:r>
+              <w:rPr>
+                <w:b/>
+                <w:bCs/>
+                <w:color w:val="3D3D5C"/>
+                <w:sz w:val="16"/>
+                <w:szCs w:val="16"/>
+                <w:lang w:val="en-US"/>
+              </w:rPr>
+              <w:t xml:space="preserve">   Impacto: </w:t>
+            </w:r>
+            <w:r>
+              <w:rPr>
+                <w:color w:val="8B5E00"/>
+                <w:sz w:val="16"/>
+                <w:szCs w:val="16"/>
+                <w:lang w:val="en-US"/>
               </w:rPr>
               <w:t>{{FINDING_6_IMPACT}}</w:t>
             </w:r>
@@ -14507,6 +14691,9 @@
     <w:p>
       <w:pPr>
         <w:spacing w:before="60" w:after="60"/>
+        <w:rPr>
+          <w:lang w:val="en-US"/>
+        </w:rPr>
       </w:pPr>
     </w:p>
     <w:tbl>
@@ -14531,12 +14718,6 @@
         <w:gridCol w:w="8589"/>
       </w:tblGrid>
       <w:tr>
-        <w:tblPrEx>
-          <w:tblCellMar>
-            <w:top w:w="0" w:type="dxa"/>
-            <w:bottom w:w="0" w:type="dxa"/>
-          </w:tblCellMar>
-        </w:tblPrEx>
         <w:tc>
           <w:tcPr>
             <w:tcW w:w="300" w:type="dxa"/>
@@ -14604,11 +14785,17 @@
             </w:tcMar>
           </w:tcPr>
           <w:p>
+            <w:pPr>
+              <w:rPr>
+                <w:lang w:val="en-US"/>
+              </w:rPr>
+            </w:pPr>
             <w:r>
               <w:rPr>
                 <w:b/>
                 <w:bCs/>
                 <w:color w:val="2E4A7A"/>
+                <w:lang w:val="en-US"/>
               </w:rPr>
               <w:t>{{FINDING_7_TITLE}}</w:t>
             </w:r>
@@ -14616,6 +14803,9 @@
           <w:p>
             <w:pPr>
               <w:spacing w:before="40"/>
+              <w:rPr>
+                <w:lang w:val="en-US"/>
+              </w:rPr>
             </w:pPr>
             <w:r>
               <w:rPr>
@@ -14624,6 +14814,7 @@
                 <w:color w:val="8B5E00"/>
                 <w:sz w:val="18"/>
                 <w:szCs w:val="18"/>
+                <w:lang w:val="en-US"/>
               </w:rPr>
               <w:t>{{FINDING_7_BODY}}</w:t>
             </w:r>
@@ -14631,7 +14822,11 @@
           <w:p>
             <w:pPr>
               <w:spacing w:before="40"/>
-            </w:pPr>
+              <w:rPr>
+                <w:lang w:val="en-US"/>
+              </w:rPr>
+            </w:pPr>
+            <w:proofErr w:type="spellStart"/>
             <w:r>
               <w:rPr>
                 <w:b/>
@@ -14639,25 +14834,11 @@
                 <w:color w:val="3D3D5C"/>
                 <w:sz w:val="16"/>
                 <w:szCs w:val="16"/>
-              </w:rPr>
-              <w:t xml:space="preserve">Cuenta(s) afectada(s): </w:t>
-            </w:r>
-            <w:r>
-              <w:rPr>
-                <w:color w:val="8B5E00"/>
-                <w:sz w:val="16"/>
-                <w:szCs w:val="16"/>
-              </w:rPr>
-              <w:t>{{FINDING_7_ACCOUNTS</w:t>
-            </w:r>
-            <w:r>
-              <w:rPr>
-                <w:color w:val="8B5E00"/>
-                <w:sz w:val="16"/>
-                <w:szCs w:val="16"/>
-              </w:rPr>
-              <w:t>}}</w:t>
-            </w:r>
+                <w:lang w:val="en-US"/>
+              </w:rPr>
+              <w:t>Cuenta</w:t>
+            </w:r>
+            <w:proofErr w:type="spellEnd"/>
             <w:r>
               <w:rPr>
                 <w:b/>
@@ -14665,9 +14846,11 @@
                 <w:color w:val="3D3D5C"/>
                 <w:sz w:val="16"/>
                 <w:szCs w:val="16"/>
-              </w:rPr>
-              <w:t xml:space="preserve"> |</w:t>
-            </w:r>
+                <w:lang w:val="en-US"/>
+              </w:rPr>
+              <w:t xml:space="preserve">(s) </w:t>
+            </w:r>
+            <w:proofErr w:type="spellStart"/>
             <w:r>
               <w:rPr>
                 <w:b/>
@@ -14675,14 +14858,90 @@
                 <w:color w:val="3D3D5C"/>
                 <w:sz w:val="16"/>
                 <w:szCs w:val="16"/>
-              </w:rPr>
-              <w:t xml:space="preserve">   Impacto: </w:t>
-            </w:r>
-            <w:r>
-              <w:rPr>
-                <w:color w:val="8B5E00"/>
+                <w:lang w:val="en-US"/>
+              </w:rPr>
+              <w:t>afectada</w:t>
+            </w:r>
+            <w:proofErr w:type="spellEnd"/>
+            <w:r>
+              <w:rPr>
+                <w:b/>
+                <w:bCs/>
+                <w:color w:val="3D3D5C"/>
                 <w:sz w:val="16"/>
                 <w:szCs w:val="16"/>
+                <w:lang w:val="en-US"/>
+              </w:rPr>
+              <w:t>(s</w:t>
+            </w:r>
+            <w:proofErr w:type="gramStart"/>
+            <w:r>
+              <w:rPr>
+                <w:b/>
+                <w:bCs/>
+                <w:color w:val="3D3D5C"/>
+                <w:sz w:val="16"/>
+                <w:szCs w:val="16"/>
+                <w:lang w:val="en-US"/>
+              </w:rPr>
+              <w:t xml:space="preserve">): </w:t>
+            </w:r>
+            <w:r>
+              <w:rPr>
+                <w:color w:val="8B5E00"/>
+                <w:sz w:val="16"/>
+                <w:szCs w:val="16"/>
+                <w:lang w:val="en-US"/>
+              </w:rPr>
+              <w:t>{{</w:t>
+            </w:r>
+            <w:proofErr w:type="gramEnd"/>
+            <w:r>
+              <w:rPr>
+                <w:color w:val="8B5E00"/>
+                <w:sz w:val="16"/>
+                <w:szCs w:val="16"/>
+                <w:lang w:val="en-US"/>
+              </w:rPr>
+              <w:t>FINDING_7_ACCOUNTS</w:t>
+            </w:r>
+            <w:r>
+              <w:rPr>
+                <w:color w:val="8B5E00"/>
+                <w:sz w:val="16"/>
+                <w:szCs w:val="16"/>
+                <w:lang w:val="en-US"/>
+              </w:rPr>
+              <w:t>}}</w:t>
+            </w:r>
+            <w:r>
+              <w:rPr>
+                <w:b/>
+                <w:bCs/>
+                <w:color w:val="3D3D5C"/>
+                <w:sz w:val="16"/>
+                <w:szCs w:val="16"/>
+                <w:lang w:val="en-US"/>
+              </w:rPr>
+              <w:t xml:space="preserve"> |</w:t>
+            </w:r>
+            <w:r>
+              <w:rPr>
+                <w:b/>
+                <w:bCs/>
+                <w:color w:val="3D3D5C"/>
+                <w:sz w:val="16"/>
+                <w:szCs w:val="16"/>
+                <w:lang w:val="en-US"/>
+              </w:rPr>
+              <w:t xml:space="preserve">   Impacto: </w:t>
+            </w:r>
+            <w:r>
+              <w:rPr>
+                <w:color w:val="8B5E00"/>
+                <w:sz w:val="16"/>
+                <w:szCs w:val="16"/>
+                <w:lang w:val="en-US"/>
               </w:rPr>
               <w:t>{{FINDING_7_IMPACT}}</w:t>
             </w:r>
@@ -14693,16 +14952,30 @@
     <w:p>
       <w:pPr>
         <w:spacing w:before="60" w:after="60"/>
+        <w:rPr>
+          <w:lang w:val="en-US"/>
+        </w:rPr>
       </w:pPr>
     </w:p>
     <w:p>
+      <w:pPr>
+        <w:rPr>
+          <w:lang w:val="en-US"/>
+        </w:rPr>
+      </w:pPr>
       <w:r>
+        <w:rPr>
+          <w:lang w:val="en-US"/>
+        </w:rPr>
         <w:br w:type="page"/>
       </w:r>
     </w:p>
     <w:p>
       <w:pPr>
         <w:spacing w:before="200"/>
+        <w:rPr>
+          <w:lang w:val="en-US"/>
+        </w:rPr>
       </w:pPr>
     </w:p>
     <w:p>
@@ -14716,6 +14989,7 @@
           <w:color w:val="FFFFFF"/>
           <w:sz w:val="26"/>
           <w:szCs w:val="26"/>
+          <w:lang w:val="en-US"/>
         </w:rPr>
         <w:t xml:space="preserve">  </w:t>
       </w:r>
@@ -14776,17 +15050,7 @@
           <w:sz w:val="22"/>
           <w:szCs w:val="22"/>
         </w:rPr>
-        <w:t>7.1 Cumplimiento</w:t>
-      </w:r>
-      <w:r>
-        <w:rPr>
-          <w:b/>
-          <w:bCs/>
-          <w:color w:val="2E4A7A"/>
-          <w:sz w:val="22"/>
-          <w:szCs w:val="22"/>
-        </w:rPr>
-        <w:t xml:space="preserve"> NIC 34 — </w:t>
+        <w:t xml:space="preserve">7.1 Cumplimiento NIC 34 — </w:t>
       </w:r>
       <w:proofErr w:type="spellStart"/>
       <w:r>
@@ -14830,12 +15094,6 @@
         <w:gridCol w:w="2808"/>
       </w:tblGrid>
       <w:tr>
-        <w:tblPrEx>
-          <w:tblCellMar>
-            <w:top w:w="0" w:type="dxa"/>
-            <w:bottom w:w="0" w:type="dxa"/>
-          </w:tblCellMar>
-        </w:tblPrEx>
         <w:trPr>
           <w:tblHeader/>
         </w:trPr>
@@ -14977,12 +15235,6 @@
         </w:tc>
       </w:tr>
       <w:tr>
-        <w:tblPrEx>
-          <w:tblCellMar>
-            <w:top w:w="0" w:type="dxa"/>
-            <w:bottom w:w="0" w:type="dxa"/>
-          </w:tblCellMar>
-        </w:tblPrEx>
         <w:tc>
           <w:tcPr>
             <w:tcW w:w="3000" w:type="dxa"/>
@@ -15106,12 +15358,6 @@
         </w:tc>
       </w:tr>
       <w:tr>
-        <w:tblPrEx>
-          <w:tblCellMar>
-            <w:top w:w="0" w:type="dxa"/>
-            <w:bottom w:w="0" w:type="dxa"/>
-          </w:tblCellMar>
-        </w:tblPrEx>
         <w:tc>
           <w:tcPr>
             <w:tcW w:w="3000" w:type="dxa"/>
@@ -15235,12 +15481,6 @@
         </w:tc>
       </w:tr>
       <w:tr>
-        <w:tblPrEx>
-          <w:tblCellMar>
-            <w:top w:w="0" w:type="dxa"/>
-            <w:bottom w:w="0" w:type="dxa"/>
-          </w:tblCellMar>
-        </w:tblPrEx>
         <w:tc>
           <w:tcPr>
             <w:tcW w:w="3000" w:type="dxa"/>
@@ -15364,12 +15604,6 @@
         </w:tc>
       </w:tr>
       <w:tr>
-        <w:tblPrEx>
-          <w:tblCellMar>
-            <w:top w:w="0" w:type="dxa"/>
-            <w:bottom w:w="0" w:type="dxa"/>
-          </w:tblCellMar>
-        </w:tblPrEx>
         <w:tc>
           <w:tcPr>
             <w:tcW w:w="3000" w:type="dxa"/>
@@ -15493,12 +15727,6 @@
         </w:tc>
       </w:tr>
       <w:tr>
-        <w:tblPrEx>
-          <w:tblCellMar>
-            <w:top w:w="0" w:type="dxa"/>
-            <w:bottom w:w="0" w:type="dxa"/>
-          </w:tblCellMar>
-        </w:tblPrEx>
         <w:tc>
           <w:tcPr>
             <w:tcW w:w="3000" w:type="dxa"/>
@@ -15622,12 +15850,6 @@
         </w:tc>
       </w:tr>
       <w:tr>
-        <w:tblPrEx>
-          <w:tblCellMar>
-            <w:top w:w="0" w:type="dxa"/>
-            <w:bottom w:w="0" w:type="dxa"/>
-          </w:tblCellMar>
-        </w:tblPrEx>
         <w:tc>
           <w:tcPr>
             <w:tcW w:w="3000" w:type="dxa"/>
@@ -15751,12 +15973,6 @@
         </w:tc>
       </w:tr>
       <w:tr>
-        <w:tblPrEx>
-          <w:tblCellMar>
-            <w:top w:w="0" w:type="dxa"/>
-            <w:bottom w:w="0" w:type="dxa"/>
-          </w:tblCellMar>
-        </w:tblPrEx>
         <w:tc>
           <w:tcPr>
             <w:tcW w:w="3000" w:type="dxa"/>
@@ -15880,12 +16096,6 @@
         </w:tc>
       </w:tr>
       <w:tr>
-        <w:tblPrEx>
-          <w:tblCellMar>
-            <w:top w:w="0" w:type="dxa"/>
-            <w:bottom w:w="0" w:type="dxa"/>
-          </w:tblCellMar>
-        </w:tblPrEx>
         <w:tc>
           <w:tcPr>
             <w:tcW w:w="3000" w:type="dxa"/>
@@ -16034,17 +16244,7 @@
           <w:sz w:val="22"/>
           <w:szCs w:val="22"/>
         </w:rPr>
-        <w:t>7.2 Borrador</w:t>
-      </w:r>
-      <w:r>
-        <w:rPr>
-          <w:b/>
-          <w:bCs/>
-          <w:color w:val="2E4A7A"/>
-          <w:sz w:val="22"/>
-          <w:szCs w:val="22"/>
-        </w:rPr>
-        <w:t xml:space="preserve"> de Notas Explicativas</w:t>
+        <w:t>7.2 Borrador de Notas Explicativas</w:t>
       </w:r>
     </w:p>
     <w:p>
@@ -16070,6 +16270,14 @@
       </w:r>
       <w:r>
         <w:rPr>
+          <w:b/>
+          <w:bCs/>
+          <w:color w:val="8B5E00"/>
+        </w:rPr>
+        <w:t xml:space="preserve"> ~~</w:t>
+      </w:r>
+      <w:r>
+        <w:rPr>
           <w:i/>
           <w:iCs/>
           <w:color w:val="8B5E00"/>
@@ -16077,6 +16285,16 @@
           <w:szCs w:val="18"/>
         </w:rPr>
         <w:t xml:space="preserve"> — NOTA 2 — BASES DE PREPARACIÓN: Borrador generado por Agente 3 + Agente 5. Políticas contables aplicadas, cambios respecto al período anterior, supuestos críticos.</w:t>
+      </w:r>
+      <w:r>
+        <w:rPr>
+          <w:i/>
+          <w:iCs/>
+          <w:color w:val="8B5E00"/>
+          <w:sz w:val="18"/>
+          <w:szCs w:val="18"/>
+        </w:rPr>
+        <w:t xml:space="preserve"> ~~</w:t>
       </w:r>
     </w:p>
     <w:p>
@@ -16097,13 +16315,53 @@
       </w:r>
       <w:r>
         <w:rPr>
+          <w:b/>
+          <w:bCs/>
+          <w:color w:val="8B5E00"/>
+        </w:rPr>
+        <w:t xml:space="preserve"> ~~</w:t>
+      </w:r>
+      <w:r>
+        <w:rPr>
           <w:i/>
           <w:iCs/>
           <w:color w:val="8B5E00"/>
           <w:sz w:val="18"/>
           <w:szCs w:val="18"/>
         </w:rPr>
-        <w:t xml:space="preserve"> — NOTA 3 — VALOR RAZONABLE: Técnicas de valoración, jerarquía de niveles, movimientos entre niveles.</w:t>
+        <w:t xml:space="preserve"> — NOTA 3 — VALOR RAZONABLE: Técnicas de valoración, jerarquía de niveles, movimientos entre </w:t>
+      </w:r>
+      <w:proofErr w:type="gramStart"/>
+      <w:r>
+        <w:rPr>
+          <w:i/>
+          <w:iCs/>
+          <w:color w:val="8B5E00"/>
+          <w:sz w:val="18"/>
+          <w:szCs w:val="18"/>
+        </w:rPr>
+        <w:t>niveles.</w:t>
+      </w:r>
+      <w:r>
+        <w:rPr>
+          <w:i/>
+          <w:iCs/>
+          <w:color w:val="8B5E00"/>
+          <w:sz w:val="18"/>
+          <w:szCs w:val="18"/>
+        </w:rPr>
+        <w:t>~</w:t>
+      </w:r>
+      <w:proofErr w:type="gramEnd"/>
+      <w:r>
+        <w:rPr>
+          <w:i/>
+          <w:iCs/>
+          <w:color w:val="8B5E00"/>
+          <w:sz w:val="18"/>
+          <w:szCs w:val="18"/>
+        </w:rPr>
+        <w:t>~</w:t>
       </w:r>
     </w:p>
     <w:p>
@@ -16124,6 +16382,14 @@
       </w:r>
       <w:r>
         <w:rPr>
+          <w:b/>
+          <w:bCs/>
+          <w:color w:val="8B5E00"/>
+        </w:rPr>
+        <w:t xml:space="preserve"> ~~</w:t>
+      </w:r>
+      <w:r>
+        <w:rPr>
           <w:i/>
           <w:iCs/>
           <w:color w:val="8B5E00"/>
@@ -16131,6 +16397,16 @@
           <w:szCs w:val="18"/>
         </w:rPr>
         <w:t xml:space="preserve"> — NOTA 4 — PARTES RELACIONADAS: Transacciones con la Sociedad Administradora. Comisiones de administración pagadas/causadas.</w:t>
+      </w:r>
+      <w:r>
+        <w:rPr>
+          <w:i/>
+          <w:iCs/>
+          <w:color w:val="8B5E00"/>
+          <w:sz w:val="18"/>
+          <w:szCs w:val="18"/>
+        </w:rPr>
+        <w:t xml:space="preserve"> ~~</w:t>
       </w:r>
     </w:p>
     <w:p>
@@ -16148,6 +16424,14 @@
           <w:color w:val="8B5E00"/>
         </w:rPr>
         <w:t>{{NOTE_RISKS}}</w:t>
+      </w:r>
+      <w:r>
+        <w:rPr>
+          <w:b/>
+          <w:bCs/>
+          <w:color w:val="8B5E00"/>
+        </w:rPr>
+        <w:t xml:space="preserve"> ~~</w:t>
       </w:r>
       <w:r>
         <w:rPr>
@@ -16181,6 +16465,16 @@
         </w:rPr>
         <w:t xml:space="preserve"> regulatorio y modelo interno. Riesgo ASG.</w:t>
       </w:r>
+      <w:r>
+        <w:rPr>
+          <w:i/>
+          <w:iCs/>
+          <w:color w:val="8B5E00"/>
+          <w:sz w:val="18"/>
+          <w:szCs w:val="18"/>
+        </w:rPr>
+        <w:t xml:space="preserve"> ~~</w:t>
+      </w:r>
     </w:p>
     <w:p>
       <w:pPr>
@@ -16202,17 +16496,7 @@
           <w:sz w:val="22"/>
           <w:szCs w:val="22"/>
         </w:rPr>
-        <w:t>7.3 Materialidad</w:t>
-      </w:r>
-      <w:r>
-        <w:rPr>
-          <w:b/>
-          <w:bCs/>
-          <w:color w:val="2E4A7A"/>
-          <w:sz w:val="22"/>
-          <w:szCs w:val="22"/>
-        </w:rPr>
-        <w:t xml:space="preserve"> — Umbrales Aplicados</w:t>
+        <w:t>7.3 Materialidad — Umbrales Aplicados</w:t>
       </w:r>
     </w:p>
     <w:p>
@@ -16244,12 +16528,6 @@
         <w:gridCol w:w="2585"/>
       </w:tblGrid>
       <w:tr>
-        <w:tblPrEx>
-          <w:tblCellMar>
-            <w:top w:w="0" w:type="dxa"/>
-            <w:bottom w:w="0" w:type="dxa"/>
-          </w:tblCellMar>
-        </w:tblPrEx>
         <w:trPr>
           <w:tblHeader/>
         </w:trPr>
@@ -16391,12 +16669,6 @@
         </w:tc>
       </w:tr>
       <w:tr>
-        <w:tblPrEx>
-          <w:tblCellMar>
-            <w:top w:w="0" w:type="dxa"/>
-            <w:bottom w:w="0" w:type="dxa"/>
-          </w:tblCellMar>
-        </w:tblPrEx>
         <w:tc>
           <w:tcPr>
             <w:tcW w:w="2800" w:type="dxa"/>
@@ -16520,12 +16792,6 @@
         </w:tc>
       </w:tr>
       <w:tr>
-        <w:tblPrEx>
-          <w:tblCellMar>
-            <w:top w:w="0" w:type="dxa"/>
-            <w:bottom w:w="0" w:type="dxa"/>
-          </w:tblCellMar>
-        </w:tblPrEx>
         <w:tc>
           <w:tcPr>
             <w:tcW w:w="2800" w:type="dxa"/>
@@ -16649,12 +16915,6 @@
         </w:tc>
       </w:tr>
       <w:tr>
-        <w:tblPrEx>
-          <w:tblCellMar>
-            <w:top w:w="0" w:type="dxa"/>
-            <w:bottom w:w="0" w:type="dxa"/>
-          </w:tblCellMar>
-        </w:tblPrEx>
         <w:tc>
           <w:tcPr>
             <w:tcW w:w="2800" w:type="dxa"/>
@@ -16778,12 +17038,6 @@
         </w:tc>
       </w:tr>
       <w:tr>
-        <w:tblPrEx>
-          <w:tblCellMar>
-            <w:top w:w="0" w:type="dxa"/>
-            <w:bottom w:w="0" w:type="dxa"/>
-          </w:tblCellMar>
-        </w:tblPrEx>
         <w:tc>
           <w:tcPr>
             <w:tcW w:w="2800" w:type="dxa"/>
@@ -16993,17 +17247,7 @@
           <w:sz w:val="22"/>
           <w:szCs w:val="22"/>
         </w:rPr>
-        <w:t>8.1 Métricas</w:t>
-      </w:r>
-      <w:r>
-        <w:rPr>
-          <w:b/>
-          <w:bCs/>
-          <w:color w:val="2E4A7A"/>
-          <w:sz w:val="22"/>
-          <w:szCs w:val="22"/>
-        </w:rPr>
-        <w:t xml:space="preserve"> de Riesgo de Mercado</w:t>
+        <w:t>8.1 Métricas de Riesgo de Mercado</w:t>
       </w:r>
     </w:p>
     <w:p>
@@ -17036,12 +17280,6 @@
         <w:gridCol w:w="3192"/>
       </w:tblGrid>
       <w:tr>
-        <w:tblPrEx>
-          <w:tblCellMar>
-            <w:top w:w="0" w:type="dxa"/>
-            <w:bottom w:w="0" w:type="dxa"/>
-          </w:tblCellMar>
-        </w:tblPrEx>
         <w:tc>
           <w:tcPr>
             <w:tcW w:w="3122" w:type="dxa"/>
@@ -17305,12 +17543,6 @@
         <w:gridCol w:w="2429"/>
       </w:tblGrid>
       <w:tr>
-        <w:tblPrEx>
-          <w:tblCellMar>
-            <w:top w:w="0" w:type="dxa"/>
-            <w:bottom w:w="0" w:type="dxa"/>
-          </w:tblCellMar>
-        </w:tblPrEx>
         <w:trPr>
           <w:tblHeader/>
         </w:trPr>
@@ -17486,12 +17718,6 @@
         </w:tc>
       </w:tr>
       <w:tr>
-        <w:tblPrEx>
-          <w:tblCellMar>
-            <w:top w:w="0" w:type="dxa"/>
-            <w:bottom w:w="0" w:type="dxa"/>
-          </w:tblCellMar>
-        </w:tblPrEx>
         <w:tc>
           <w:tcPr>
             <w:tcW w:w="2800" w:type="dxa"/>
@@ -17615,12 +17841,6 @@
         </w:tc>
       </w:tr>
       <w:tr>
-        <w:tblPrEx>
-          <w:tblCellMar>
-            <w:top w:w="0" w:type="dxa"/>
-            <w:bottom w:w="0" w:type="dxa"/>
-          </w:tblCellMar>
-        </w:tblPrEx>
         <w:tc>
           <w:tcPr>
             <w:tcW w:w="2800" w:type="dxa"/>
@@ -17744,12 +17964,6 @@
         </w:tc>
       </w:tr>
       <w:tr>
-        <w:tblPrEx>
-          <w:tblCellMar>
-            <w:top w:w="0" w:type="dxa"/>
-            <w:bottom w:w="0" w:type="dxa"/>
-          </w:tblCellMar>
-        </w:tblPrEx>
         <w:tc>
           <w:tcPr>
             <w:tcW w:w="2800" w:type="dxa"/>
@@ -17873,12 +18087,6 @@
         </w:tc>
       </w:tr>
       <w:tr>
-        <w:tblPrEx>
-          <w:tblCellMar>
-            <w:top w:w="0" w:type="dxa"/>
-            <w:bottom w:w="0" w:type="dxa"/>
-          </w:tblCellMar>
-        </w:tblPrEx>
         <w:tc>
           <w:tcPr>
             <w:tcW w:w="2800" w:type="dxa"/>
@@ -18002,12 +18210,6 @@
         </w:tc>
       </w:tr>
       <w:tr>
-        <w:tblPrEx>
-          <w:tblCellMar>
-            <w:top w:w="0" w:type="dxa"/>
-            <w:bottom w:w="0" w:type="dxa"/>
-          </w:tblCellMar>
-        </w:tblPrEx>
         <w:tc>
           <w:tcPr>
             <w:tcW w:w="2800" w:type="dxa"/>
@@ -18156,17 +18358,7 @@
           <w:sz w:val="22"/>
           <w:szCs w:val="22"/>
         </w:rPr>
-        <w:t>8.2 Escenarios</w:t>
-      </w:r>
-      <w:r>
-        <w:rPr>
-          <w:b/>
-          <w:bCs/>
-          <w:color w:val="2E4A7A"/>
-          <w:sz w:val="22"/>
-          <w:szCs w:val="22"/>
-        </w:rPr>
-        <w:t xml:space="preserve"> de Estrés</w:t>
+        <w:t>8.2 Escenarios de Estrés</w:t>
       </w:r>
     </w:p>
     <w:p>
@@ -18198,12 +18390,6 @@
         <w:gridCol w:w="2276"/>
       </w:tblGrid>
       <w:tr>
-        <w:tblPrEx>
-          <w:tblCellMar>
-            <w:top w:w="0" w:type="dxa"/>
-            <w:bottom w:w="0" w:type="dxa"/>
-          </w:tblCellMar>
-        </w:tblPrEx>
         <w:trPr>
           <w:tblHeader/>
         </w:trPr>
@@ -18345,12 +18531,6 @@
         </w:tc>
       </w:tr>
       <w:tr>
-        <w:tblPrEx>
-          <w:tblCellMar>
-            <w:top w:w="0" w:type="dxa"/>
-            <w:bottom w:w="0" w:type="dxa"/>
-          </w:tblCellMar>
-        </w:tblPrEx>
         <w:tc>
           <w:tcPr>
             <w:tcW w:w="1500" w:type="dxa"/>
@@ -18474,12 +18654,6 @@
         </w:tc>
       </w:tr>
       <w:tr>
-        <w:tblPrEx>
-          <w:tblCellMar>
-            <w:top w:w="0" w:type="dxa"/>
-            <w:bottom w:w="0" w:type="dxa"/>
-          </w:tblCellMar>
-        </w:tblPrEx>
         <w:tc>
           <w:tcPr>
             <w:tcW w:w="1500" w:type="dxa"/>
@@ -18603,12 +18777,6 @@
         </w:tc>
       </w:tr>
       <w:tr>
-        <w:tblPrEx>
-          <w:tblCellMar>
-            <w:top w:w="0" w:type="dxa"/>
-            <w:bottom w:w="0" w:type="dxa"/>
-          </w:tblCellMar>
-        </w:tblPrEx>
         <w:tc>
           <w:tcPr>
             <w:tcW w:w="1500" w:type="dxa"/>
@@ -18757,17 +18925,7 @@
           <w:sz w:val="22"/>
           <w:szCs w:val="22"/>
         </w:rPr>
-        <w:t>8.3 Riesgo</w:t>
-      </w:r>
-      <w:r>
-        <w:rPr>
-          <w:b/>
-          <w:bCs/>
-          <w:color w:val="2E4A7A"/>
-          <w:sz w:val="22"/>
-          <w:szCs w:val="22"/>
-        </w:rPr>
-        <w:t xml:space="preserve"> de Liquidez — IRL</w:t>
+        <w:t>8.3 Riesgo de Liquidez — IRL</w:t>
       </w:r>
     </w:p>
     <w:p>
@@ -18793,6 +18951,14 @@
       </w:r>
       <w:r>
         <w:rPr>
+          <w:b/>
+          <w:bCs/>
+          <w:color w:val="8B5E00"/>
+        </w:rPr>
+        <w:t xml:space="preserve"> ~~</w:t>
+      </w:r>
+      <w:r>
+        <w:rPr>
           <w:i/>
           <w:iCs/>
           <w:color w:val="8B5E00"/>
@@ -18800,6 +18966,16 @@
           <w:szCs w:val="18"/>
         </w:rPr>
         <w:t xml:space="preserve"> — Agente 4: IRL al cierre del período. Banda temporal de 1 semana. Cumplimiento de límites. Flujos de entrada/salida proyectados.</w:t>
+      </w:r>
+      <w:r>
+        <w:rPr>
+          <w:i/>
+          <w:iCs/>
+          <w:color w:val="8B5E00"/>
+          <w:sz w:val="18"/>
+          <w:szCs w:val="18"/>
+        </w:rPr>
+        <w:t xml:space="preserve"> ~~</w:t>
       </w:r>
     </w:p>
     <w:p>
@@ -18822,17 +18998,7 @@
           <w:sz w:val="22"/>
           <w:szCs w:val="22"/>
         </w:rPr>
-        <w:t>8.4 Riesgo</w:t>
-      </w:r>
-      <w:r>
-        <w:rPr>
-          <w:b/>
-          <w:bCs/>
-          <w:color w:val="2E4A7A"/>
-          <w:sz w:val="22"/>
-          <w:szCs w:val="22"/>
-        </w:rPr>
-        <w:t xml:space="preserve"> ASG</w:t>
+        <w:t>8.4 Riesgo ASG</w:t>
       </w:r>
     </w:p>
     <w:p>
@@ -18858,6 +19024,14 @@
       </w:r>
       <w:r>
         <w:rPr>
+          <w:b/>
+          <w:bCs/>
+          <w:color w:val="8B5E00"/>
+        </w:rPr>
+        <w:t xml:space="preserve"> ~~</w:t>
+      </w:r>
+      <w:r>
+        <w:rPr>
           <w:i/>
           <w:iCs/>
           <w:color w:val="8B5E00"/>
@@ -18865,6 +19039,16 @@
           <w:szCs w:val="18"/>
         </w:rPr>
         <w:t xml:space="preserve"> — Agente 4: Nivel de exposición al riesgo ASG. Principio de Relevancia y Proporcionalidad aplicados. Cumplimiento Circular Externa 005 de 2024 SFC.</w:t>
+      </w:r>
+      <w:r>
+        <w:rPr>
+          <w:i/>
+          <w:iCs/>
+          <w:color w:val="8B5E00"/>
+          <w:sz w:val="18"/>
+          <w:szCs w:val="18"/>
+        </w:rPr>
+        <w:t xml:space="preserve"> ~~</w:t>
       </w:r>
     </w:p>
     <w:p>
@@ -18948,17 +19132,7 @@
           <w:sz w:val="22"/>
           <w:szCs w:val="22"/>
         </w:rPr>
-        <w:t>9.1 Conclusiones</w:t>
-      </w:r>
-      <w:r>
-        <w:rPr>
-          <w:b/>
-          <w:bCs/>
-          <w:color w:val="2E4A7A"/>
-          <w:sz w:val="22"/>
-          <w:szCs w:val="22"/>
-        </w:rPr>
-        <w:t xml:space="preserve"> Principales</w:t>
+        <w:t>9.1 Conclusiones Principales</w:t>
       </w:r>
     </w:p>
     <w:p>
@@ -18984,6 +19158,14 @@
       </w:r>
       <w:r>
         <w:rPr>
+          <w:b/>
+          <w:bCs/>
+          <w:color w:val="8B5E00"/>
+        </w:rPr>
+        <w:t xml:space="preserve"> ~~</w:t>
+      </w:r>
+      <w:r>
+        <w:rPr>
           <w:i/>
           <w:iCs/>
           <w:color w:val="8B5E00"/>
@@ -18991,6 +19173,16 @@
           <w:szCs w:val="18"/>
         </w:rPr>
         <w:t xml:space="preserve"> — Agente 5: Párrafo ejecutivo de 3-5 oraciones con los puntos más relevantes del período. Orientado a tomadores de decisión no técnicos.</w:t>
+      </w:r>
+      <w:r>
+        <w:rPr>
+          <w:i/>
+          <w:iCs/>
+          <w:color w:val="8B5E00"/>
+          <w:sz w:val="18"/>
+          <w:szCs w:val="18"/>
+        </w:rPr>
+        <w:t xml:space="preserve"> ~~</w:t>
       </w:r>
     </w:p>
     <w:p>
@@ -19013,17 +19205,7 @@
           <w:sz w:val="22"/>
           <w:szCs w:val="22"/>
         </w:rPr>
-        <w:t>9.2 Indicadores</w:t>
-      </w:r>
-      <w:r>
-        <w:rPr>
-          <w:b/>
-          <w:bCs/>
-          <w:color w:val="2E4A7A"/>
-          <w:sz w:val="22"/>
-          <w:szCs w:val="22"/>
-        </w:rPr>
-        <w:t xml:space="preserve"> Clave de Desempeño</w:t>
+        <w:t>9.2 Indicadores Clave de Desempeño</w:t>
       </w:r>
     </w:p>
     <w:p>
@@ -19056,12 +19238,6 @@
         <w:gridCol w:w="3210"/>
       </w:tblGrid>
       <w:tr>
-        <w:tblPrEx>
-          <w:tblCellMar>
-            <w:top w:w="0" w:type="dxa"/>
-            <w:bottom w:w="0" w:type="dxa"/>
-          </w:tblCellMar>
-        </w:tblPrEx>
         <w:tc>
           <w:tcPr>
             <w:tcW w:w="3548" w:type="dxa"/>
@@ -19357,17 +19533,7 @@
           <w:sz w:val="22"/>
           <w:szCs w:val="22"/>
         </w:rPr>
-        <w:t>9.3 Temas</w:t>
-      </w:r>
-      <w:r>
-        <w:rPr>
-          <w:b/>
-          <w:bCs/>
-          <w:color w:val="2E4A7A"/>
-          <w:sz w:val="22"/>
-          <w:szCs w:val="22"/>
-        </w:rPr>
-        <w:t xml:space="preserve"> Prioritarios para la Junta</w:t>
+        <w:t>9.3 Temas Prioritarios para la Junta</w:t>
       </w:r>
     </w:p>
     <w:p>
@@ -19447,17 +19613,7 @@
           <w:sz w:val="22"/>
           <w:szCs w:val="22"/>
         </w:rPr>
-        <w:t>9.4 Próximos</w:t>
-      </w:r>
-      <w:r>
-        <w:rPr>
-          <w:b/>
-          <w:bCs/>
-          <w:color w:val="2E4A7A"/>
-          <w:sz w:val="22"/>
-          <w:szCs w:val="22"/>
-        </w:rPr>
-        <w:t xml:space="preserve"> Pasos y Recomendaciones</w:t>
+        <w:t>9.4 Próximos Pasos y Recomendaciones</w:t>
       </w:r>
     </w:p>
     <w:p>
@@ -19483,6 +19639,14 @@
       </w:r>
       <w:r>
         <w:rPr>
+          <w:b/>
+          <w:bCs/>
+          <w:color w:val="8B5E00"/>
+        </w:rPr>
+        <w:t xml:space="preserve"> ~~</w:t>
+      </w:r>
+      <w:r>
+        <w:rPr>
           <w:i/>
           <w:iCs/>
           <w:color w:val="8B5E00"/>
@@ -19490,6 +19654,16 @@
           <w:szCs w:val="18"/>
         </w:rPr>
         <w:t xml:space="preserve"> — Agente 5: Acciones recomendadas basadas en los hallazgos. Seguimiento de alertas identificadas. Validaciones pendientes por el equipo contable.</w:t>
+      </w:r>
+      <w:r>
+        <w:rPr>
+          <w:i/>
+          <w:iCs/>
+          <w:color w:val="8B5E00"/>
+          <w:sz w:val="18"/>
+          <w:szCs w:val="18"/>
+        </w:rPr>
+        <w:t xml:space="preserve"> ~~</w:t>
       </w:r>
       <w:r>
         <w:br w:type="page"/>
@@ -19508,17 +19682,7 @@
           <w:szCs w:val="26"/>
         </w:rPr>
         <w:lastRenderedPageBreak/>
-        <w:t>10 VALIDACIÓN</w:t>
-      </w:r>
-      <w:r>
-        <w:rPr>
-          <w:b/>
-          <w:bCs/>
-          <w:color w:val="FFFFFF"/>
-          <w:sz w:val="26"/>
-          <w:szCs w:val="26"/>
-        </w:rPr>
-        <w:t xml:space="preserve"> Y APROBACIÓN</w:t>
+        <w:t>10 VALIDACIÓN Y APROBACIÓN</w:t>
       </w:r>
     </w:p>
     <w:p>
@@ -19534,7 +19698,7 @@
           <w:sz w:val="18"/>
           <w:szCs w:val="18"/>
         </w:rPr>
-        <w:t xml:space="preserve">  Flujo de revisión humana — Agente 6 (Revisor Inteligente) + Contadores</w:t>
+        <w:t xml:space="preserve">  Flujo de revisión humana — Agente 6 (Revisor Inteligente)</w:t>
       </w:r>
     </w:p>
     <w:p>
@@ -19611,12 +19775,6 @@
         <w:gridCol w:w="2745"/>
       </w:tblGrid>
       <w:tr>
-        <w:tblPrEx>
-          <w:tblCellMar>
-            <w:top w:w="0" w:type="dxa"/>
-            <w:bottom w:w="0" w:type="dxa"/>
-          </w:tblCellMar>
-        </w:tblPrEx>
         <w:trPr>
           <w:tblHeader/>
         </w:trPr>
@@ -19758,12 +19916,6 @@
         </w:tc>
       </w:tr>
       <w:tr>
-        <w:tblPrEx>
-          <w:tblCellMar>
-            <w:top w:w="0" w:type="dxa"/>
-            <w:bottom w:w="0" w:type="dxa"/>
-          </w:tblCellMar>
-        </w:tblPrEx>
         <w:tc>
           <w:tcPr>
             <w:tcW w:w="3400" w:type="dxa"/>
@@ -19887,12 +20039,6 @@
         </w:tc>
       </w:tr>
       <w:tr>
-        <w:tblPrEx>
-          <w:tblCellMar>
-            <w:top w:w="0" w:type="dxa"/>
-            <w:bottom w:w="0" w:type="dxa"/>
-          </w:tblCellMar>
-        </w:tblPrEx>
         <w:tc>
           <w:tcPr>
             <w:tcW w:w="3400" w:type="dxa"/>
@@ -20016,12 +20162,6 @@
         </w:tc>
       </w:tr>
       <w:tr>
-        <w:tblPrEx>
-          <w:tblCellMar>
-            <w:top w:w="0" w:type="dxa"/>
-            <w:bottom w:w="0" w:type="dxa"/>
-          </w:tblCellMar>
-        </w:tblPrEx>
         <w:tc>
           <w:tcPr>
             <w:tcW w:w="3400" w:type="dxa"/>
@@ -20145,12 +20285,6 @@
         </w:tc>
       </w:tr>
       <w:tr>
-        <w:tblPrEx>
-          <w:tblCellMar>
-            <w:top w:w="0" w:type="dxa"/>
-            <w:bottom w:w="0" w:type="dxa"/>
-          </w:tblCellMar>
-        </w:tblPrEx>
         <w:tc>
           <w:tcPr>
             <w:tcW w:w="3400" w:type="dxa"/>
@@ -20274,12 +20408,6 @@
         </w:tc>
       </w:tr>
       <w:tr>
-        <w:tblPrEx>
-          <w:tblCellMar>
-            <w:top w:w="0" w:type="dxa"/>
-            <w:bottom w:w="0" w:type="dxa"/>
-          </w:tblCellMar>
-        </w:tblPrEx>
         <w:tc>
           <w:tcPr>
             <w:tcW w:w="3400" w:type="dxa"/>
@@ -20403,12 +20531,6 @@
         </w:tc>
       </w:tr>
       <w:tr>
-        <w:tblPrEx>
-          <w:tblCellMar>
-            <w:top w:w="0" w:type="dxa"/>
-            <w:bottom w:w="0" w:type="dxa"/>
-          </w:tblCellMar>
-        </w:tblPrEx>
         <w:tc>
           <w:tcPr>
             <w:tcW w:w="3400" w:type="dxa"/>
@@ -20532,12 +20654,6 @@
         </w:tc>
       </w:tr>
       <w:tr>
-        <w:tblPrEx>
-          <w:tblCellMar>
-            <w:top w:w="0" w:type="dxa"/>
-            <w:bottom w:w="0" w:type="dxa"/>
-          </w:tblCellMar>
-        </w:tblPrEx>
         <w:tc>
           <w:tcPr>
             <w:tcW w:w="3400" w:type="dxa"/>
@@ -20661,12 +20777,6 @@
         </w:tc>
       </w:tr>
       <w:tr>
-        <w:tblPrEx>
-          <w:tblCellMar>
-            <w:top w:w="0" w:type="dxa"/>
-            <w:bottom w:w="0" w:type="dxa"/>
-          </w:tblCellMar>
-        </w:tblPrEx>
         <w:tc>
           <w:tcPr>
             <w:tcW w:w="3400" w:type="dxa"/>
@@ -20815,17 +20925,7 @@
           <w:sz w:val="22"/>
           <w:szCs w:val="22"/>
         </w:rPr>
-        <w:t>10.2 Observaciones</w:t>
-      </w:r>
-      <w:r>
-        <w:rPr>
-          <w:b/>
-          <w:bCs/>
-          <w:color w:val="2E4A7A"/>
-          <w:sz w:val="22"/>
-          <w:szCs w:val="22"/>
-        </w:rPr>
-        <w:t xml:space="preserve"> del Revisor IA</w:t>
+        <w:t>10.2 Observaciones del Revisor IA</w:t>
       </w:r>
     </w:p>
     <w:p>
@@ -20848,6 +20948,24 @@
           <w:color w:val="8B5E00"/>
         </w:rPr>
         <w:t>{{AI_REVIEWER_NOTES}}</w:t>
+      </w:r>
+      <w:r>
+        <w:rPr>
+          <w:b/>
+          <w:bCs/>
+          <w:color w:val="8B5E00"/>
+        </w:rPr>
+        <w:t xml:space="preserve"> </w:t>
+      </w:r>
+      <w:r>
+        <w:rPr>
+          <w:i/>
+          <w:iCs/>
+          <w:color w:val="8B5E00"/>
+          <w:sz w:val="18"/>
+          <w:szCs w:val="18"/>
+        </w:rPr>
+        <w:t>~~</w:t>
       </w:r>
       <w:r>
         <w:rPr>
@@ -20881,223 +20999,27 @@
         </w:rPr>
         <w:t xml:space="preserve"> — referencias cruzadas.</w:t>
       </w:r>
-    </w:p>
-    <w:p>
-      <w:pPr>
-        <w:spacing w:before="200" w:after="80"/>
-      </w:pPr>
-    </w:p>
-    <w:p>
-      <w:pPr>
-        <w:pBdr>
-          <w:bottom w:val="single" w:sz="8" w:space="1" w:color="1B2A4A"/>
-        </w:pBdr>
-      </w:pPr>
-    </w:p>
-    <w:p>
-      <w:pPr>
-        <w:spacing w:before="80" w:after="80"/>
-      </w:pPr>
-    </w:p>
-    <w:p>
-      <w:pPr>
-        <w:spacing w:after="60"/>
-      </w:pPr>
-      <w:r>
-        <w:rPr>
-          <w:b/>
-          <w:bCs/>
-          <w:color w:val="1B2A4A"/>
-          <w:sz w:val="22"/>
-          <w:szCs w:val="22"/>
-        </w:rPr>
-        <w:t>CERTIFICACIÓN Y APROBACIÓN HUMANA</w:t>
-      </w:r>
-    </w:p>
-    <w:p>
-      <w:pPr>
-        <w:spacing w:after="160"/>
-      </w:pPr>
       <w:r>
         <w:rPr>
           <w:i/>
           <w:iCs/>
-          <w:color w:val="3D3D5C"/>
+          <w:color w:val="8B5E00"/>
           <w:sz w:val="18"/>
           <w:szCs w:val="18"/>
         </w:rPr>
-        <w:t xml:space="preserve">Los suscritos, habiendo revisado el presente análisis generado por el sistema </w:t>
+        <w:t xml:space="preserve"> </w:t>
       </w:r>
-      <w:proofErr w:type="spellStart"/>
       <w:r>
         <w:rPr>
           <w:i/>
           <w:iCs/>
-          <w:color w:val="3D3D5C"/>
+          <w:color w:val="8B5E00"/>
           <w:sz w:val="18"/>
           <w:szCs w:val="18"/>
         </w:rPr>
-        <w:t>CreditIQ</w:t>
-      </w:r>
-      <w:proofErr w:type="spellEnd"/>
-      <w:r>
-        <w:rPr>
-          <w:i/>
-          <w:iCs/>
-          <w:color w:val="3D3D5C"/>
-          <w:sz w:val="18"/>
-          <w:szCs w:val="18"/>
-        </w:rPr>
-        <w:t>, certificamos que las cifras han sido verificadas contra los libros contables y que el contenido narrativo refleja fielmente la situación financiera del Fondo al período indicado.</w:t>
+        <w:t>~~</w:t>
       </w:r>
     </w:p>
-    <w:tbl>
-      <w:tblPr>
-        <w:tblW w:w="9638" w:type="dxa"/>
-        <w:tblBorders>
-          <w:top w:val="single" w:sz="4" w:space="0" w:color="auto"/>
-          <w:left w:val="single" w:sz="4" w:space="0" w:color="auto"/>
-          <w:bottom w:val="single" w:sz="4" w:space="0" w:color="auto"/>
-          <w:right w:val="single" w:sz="4" w:space="0" w:color="auto"/>
-          <w:insideH w:val="single" w:sz="4" w:space="0" w:color="auto"/>
-          <w:insideV w:val="single" w:sz="4" w:space="0" w:color="auto"/>
-        </w:tblBorders>
-        <w:tblCellMar>
-          <w:left w:w="10" w:type="dxa"/>
-          <w:right w:w="10" w:type="dxa"/>
-        </w:tblCellMar>
-        <w:tblLook w:val="04A0" w:firstRow="1" w:lastRow="0" w:firstColumn="1" w:lastColumn="0" w:noHBand="0" w:noVBand="1"/>
-      </w:tblPr>
-      <w:tblGrid>
-        <w:gridCol w:w="4618"/>
-        <w:gridCol w:w="402"/>
-        <w:gridCol w:w="4618"/>
-      </w:tblGrid>
-      <w:tr>
-        <w:tblPrEx>
-          <w:tblCellMar>
-            <w:top w:w="0" w:type="dxa"/>
-            <w:bottom w:w="0" w:type="dxa"/>
-          </w:tblCellMar>
-        </w:tblPrEx>
-        <w:tc>
-          <w:tcPr>
-            <w:tcW w:w="4600" w:type="dxa"/>
-            <w:tcBorders>
-              <w:top w:val="none" w:sz="0" w:space="0" w:color="FFFFFF"/>
-              <w:left w:val="none" w:sz="0" w:space="0" w:color="FFFFFF"/>
-              <w:bottom w:val="single" w:sz="4" w:space="0" w:color="3D3D5C"/>
-              <w:right w:val="none" w:sz="0" w:space="0" w:color="FFFFFF"/>
-            </w:tcBorders>
-            <w:tcMar>
-              <w:top w:w="200" w:type="dxa"/>
-              <w:left w:w="0" w:type="dxa"/>
-              <w:bottom w:w="80" w:type="dxa"/>
-              <w:right w:w="0" w:type="dxa"/>
-            </w:tcMar>
-          </w:tcPr>
-          <w:p>
-            <w:r>
-              <w:t>{{REP_LEGAL_NAME}}</w:t>
-            </w:r>
-          </w:p>
-          <w:p>
-            <w:pPr>
-              <w:spacing w:before="40"/>
-            </w:pPr>
-            <w:r>
-              <w:rPr>
-                <w:b/>
-                <w:bCs/>
-                <w:color w:val="2E4A7A"/>
-                <w:sz w:val="18"/>
-                <w:szCs w:val="18"/>
-              </w:rPr>
-              <w:t>Representante Legal</w:t>
-            </w:r>
-          </w:p>
-          <w:p>
-            <w:r>
-              <w:rPr>
-                <w:color w:val="3D3D5C"/>
-                <w:sz w:val="16"/>
-                <w:szCs w:val="16"/>
-              </w:rPr>
-              <w:t>Fecha: {{REP_LEGAL_DATE}}</w:t>
-            </w:r>
-          </w:p>
-        </w:tc>
-        <w:tc>
-          <w:tcPr>
-            <w:tcW w:w="400" w:type="dxa"/>
-            <w:tcBorders>
-              <w:top w:val="none" w:sz="0" w:space="0" w:color="FFFFFF"/>
-              <w:left w:val="none" w:sz="0" w:space="0" w:color="FFFFFF"/>
-              <w:bottom w:val="none" w:sz="0" w:space="0" w:color="FFFFFF"/>
-              <w:right w:val="none" w:sz="0" w:space="0" w:color="FFFFFF"/>
-            </w:tcBorders>
-          </w:tcPr>
-          <w:p/>
-        </w:tc>
-        <w:tc>
-          <w:tcPr>
-            <w:tcW w:w="4600" w:type="dxa"/>
-            <w:tcBorders>
-              <w:top w:val="none" w:sz="0" w:space="0" w:color="FFFFFF"/>
-              <w:left w:val="none" w:sz="0" w:space="0" w:color="FFFFFF"/>
-              <w:bottom w:val="single" w:sz="4" w:space="0" w:color="3D3D5C"/>
-              <w:right w:val="none" w:sz="0" w:space="0" w:color="FFFFFF"/>
-            </w:tcBorders>
-            <w:tcMar>
-              <w:top w:w="200" w:type="dxa"/>
-              <w:left w:w="0" w:type="dxa"/>
-              <w:bottom w:w="80" w:type="dxa"/>
-              <w:right w:w="0" w:type="dxa"/>
-            </w:tcMar>
-          </w:tcPr>
-          <w:p>
-            <w:r>
-              <w:t>{{CONTADOR_NAME}}</w:t>
-            </w:r>
-          </w:p>
-          <w:p>
-            <w:pPr>
-              <w:spacing w:before="40"/>
-            </w:pPr>
-            <w:r>
-              <w:rPr>
-                <w:b/>
-                <w:bCs/>
-                <w:color w:val="2E4A7A"/>
-                <w:sz w:val="18"/>
-                <w:szCs w:val="18"/>
-              </w:rPr>
-              <w:t>Contador Público</w:t>
-            </w:r>
-          </w:p>
-          <w:p>
-            <w:r>
-              <w:rPr>
-                <w:color w:val="3D3D5C"/>
-                <w:sz w:val="16"/>
-                <w:szCs w:val="16"/>
-              </w:rPr>
-              <w:t>T.P. {{CONTADOR_TP}}</w:t>
-            </w:r>
-          </w:p>
-          <w:p>
-            <w:r>
-              <w:rPr>
-                <w:color w:val="3D3D5C"/>
-                <w:sz w:val="16"/>
-                <w:szCs w:val="16"/>
-              </w:rPr>
-              <w:t>Fecha: {{CONTADOR_DATE}}</w:t>
-            </w:r>
-          </w:p>
-        </w:tc>
-      </w:tr>
-    </w:tbl>
     <w:p>
       <w:pPr>
         <w:spacing w:before="120" w:after="80"/>
@@ -21173,10 +21095,10 @@
       </w:r>
     </w:p>
     <w:sectPr>
-      <w:headerReference w:type="default" r:id="rId7"/>
-      <w:footerReference w:type="even" r:id="rId8"/>
-      <w:footerReference w:type="default" r:id="rId9"/>
-      <w:footerReference w:type="first" r:id="rId10"/>
+      <w:headerReference w:type="default" r:id="rId8"/>
+      <w:footerReference w:type="even" r:id="rId9"/>
+      <w:footerReference w:type="default" r:id="rId10"/>
+      <w:footerReference w:type="first" r:id="rId11"/>
       <w:pgSz w:w="11906" w:h="16838"/>
       <w:pgMar w:top="907" w:right="1134" w:bottom="907" w:left="1134" w:header="708" w:footer="708" w:gutter="0"/>
       <w:cols w:space="720"/>

--- a/template/CreditIQ_Template_EEFF.docx
+++ b/template/CreditIQ_Template_EEFF.docx
@@ -1,15 +1,7 @@
 
 <file path=word/document.xml><?xml version="1.0" encoding="utf-8"?>
-<w:document xmlns:wpc="http://schemas.microsoft.com/office/word/2010/wordprocessingCanvas" xmlns:cx="http://schemas.microsoft.com/office/drawing/2014/chartex" xmlns:cx1="http://schemas.microsoft.com/office/drawing/2015/9/8/chartex" xmlns:cx2="http://schemas.microsoft.com/office/drawing/2015/10/21/chartex" xmlns:cx3="http://schemas.microsoft.com/office/drawing/2016/5/9/chartex" xmlns:cx4="http://schemas.microsoft.com/office/drawing/2016/5/10/chartex" xmlns:cx5="http://schemas.microsoft.com/office/drawing/2016/5/11/chartex" xmlns:cx6="http://schemas.microsoft.com/office/drawing/2016/5/12/chartex" xmlns:cx7="http://schemas.microsoft.com/office/drawing/2016/5/13/chartex" xmlns:cx8="http://schemas.microsoft.com/office/drawing/2016/5/14/chartex" xmlns:mc="http://schemas.openxmlformats.org/markup-compatibility/2006" xmlns:aink="http://schemas.microsoft.com/office/drawing/2016/ink" xmlns:am3d="http://schemas.microsoft.com/office/drawing/2017/model3d" xmlns:o="urn:schemas-microsoft-com:office:office" xmlns:r="http://schemas.openxmlformats.org/officeDocument/2006/relationships" xmlns:m="http://schemas.openxmlformats.org/officeDocument/2006/math" xmlns:v="urn:schemas-microsoft-com:vml" xmlns:wp14="http://schemas.microsoft.com/office/word/2010/wordprocessingDrawing" xmlns:wp="http://schemas.openxmlformats.org/drawingml/2006/wordprocessingDrawing" xmlns:w10="urn:schemas-microsoft-com:office:word" xmlns:w="http://schemas.openxmlformats.org/wordprocessingml/2006/main" xmlns:w14="http://schemas.microsoft.com/office/word/2010/wordml" xmlns:w15="http://schemas.microsoft.com/office/word/2012/wordml" xmlns:w16cid="http://schemas.microsoft.com/office/word/2016/wordml/cid" xmlns:w16se="http://schemas.microsoft.com/office/word/2015/wordml/symex" xmlns:wpg="http://schemas.microsoft.com/office/word/2010/wordprocessingGroup" xmlns:wpi="http://schemas.microsoft.com/office/word/2010/wordprocessingInk" xmlns:wne="http://schemas.microsoft.com/office/word/2006/wordml" xmlns:wps="http://schemas.microsoft.com/office/word/2010/wordprocessingShape" mc:Ignorable="w14 w15 w16se w16cid wp14">
+<w:document xmlns:wpc="http://schemas.microsoft.com/office/word/2010/wordprocessingCanvas" xmlns:cx="http://schemas.microsoft.com/office/drawing/2014/chartex" xmlns:cx1="http://schemas.microsoft.com/office/drawing/2015/9/8/chartex" xmlns:cx2="http://schemas.microsoft.com/office/drawing/2015/10/21/chartex" xmlns:cx3="http://schemas.microsoft.com/office/drawing/2016/5/9/chartex" xmlns:cx4="http://schemas.microsoft.com/office/drawing/2016/5/10/chartex" xmlns:cx5="http://schemas.microsoft.com/office/drawing/2016/5/11/chartex" xmlns:cx6="http://schemas.microsoft.com/office/drawing/2016/5/12/chartex" xmlns:cx7="http://schemas.microsoft.com/office/drawing/2016/5/13/chartex" xmlns:cx8="http://schemas.microsoft.com/office/drawing/2016/5/14/chartex" xmlns:mc="http://schemas.openxmlformats.org/markup-compatibility/2006" xmlns:aink="http://schemas.microsoft.com/office/drawing/2016/ink" xmlns:am3d="http://schemas.microsoft.com/office/drawing/2017/model3d" xmlns:o="urn:schemas-microsoft-com:office:office" xmlns:oel="http://schemas.microsoft.com/office/2019/extlst" xmlns:r="http://schemas.openxmlformats.org/officeDocument/2006/relationships" xmlns:m="http://schemas.openxmlformats.org/officeDocument/2006/math" xmlns:v="urn:schemas-microsoft-com:vml" xmlns:wp14="http://schemas.microsoft.com/office/word/2010/wordprocessingDrawing" xmlns:wp="http://schemas.openxmlformats.org/drawingml/2006/wordprocessingDrawing" xmlns:w10="urn:schemas-microsoft-com:office:word" xmlns:w="http://schemas.openxmlformats.org/wordprocessingml/2006/main" xmlns:w14="http://schemas.microsoft.com/office/word/2010/wordml" xmlns:w15="http://schemas.microsoft.com/office/word/2012/wordml" xmlns:w16cex="http://schemas.microsoft.com/office/word/2018/wordml/cex" xmlns:w16cid="http://schemas.microsoft.com/office/word/2016/wordml/cid" xmlns:w16="http://schemas.microsoft.com/office/word/2018/wordml" xmlns:w16du="http://schemas.microsoft.com/office/word/2023/wordml/word16du" xmlns:w16sdtdh="http://schemas.microsoft.com/office/word/2020/wordml/sdtdatahash" xmlns:w16sdtfl="http://schemas.microsoft.com/office/word/2024/wordml/sdtformatlock" xmlns:w16se="http://schemas.microsoft.com/office/word/2015/wordml/symex" xmlns:wpg="http://schemas.microsoft.com/office/word/2010/wordprocessingGroup" xmlns:wpi="http://schemas.microsoft.com/office/word/2010/wordprocessingInk" xmlns:wne="http://schemas.microsoft.com/office/word/2006/wordml" xmlns:wps="http://schemas.microsoft.com/office/word/2010/wordprocessingShape" mc:Ignorable="w14 w15 w16se w16cid w16 w16cex w16sdtdh w16sdtfl w16du wp14">
   <w:body>
-    <w:p>
-      <w:pPr>
-        <w:pBdr>
-          <w:bottom w:val="single" w:sz="30" w:space="1" w:color="1C2B35"/>
-        </w:pBdr>
-        <w:spacing w:after="240"/>
-      </w:pPr>
-    </w:p>
     <w:p>
       <w:pPr>
         <w:spacing w:after="60"/>
@@ -30,7 +22,7 @@
           <w:szCs w:val="36"/>
         </w:rPr>
         <w:drawing>
-          <wp:anchor distT="0" distB="0" distL="114300" distR="114300" simplePos="0" relativeHeight="251658240" behindDoc="0" locked="0" layoutInCell="1" allowOverlap="1" wp14:anchorId="54AE9FC4" wp14:editId="0917B36A">
+          <wp:anchor distT="0" distB="0" distL="114300" distR="114300" simplePos="0" relativeHeight="251658240" behindDoc="0" locked="0" layoutInCell="1" allowOverlap="1" wp14:anchorId="54AE9FC4" wp14:editId="02C70390">
             <wp:simplePos x="0" y="0"/>
             <wp:positionH relativeFrom="column">
               <wp:posOffset>510540</wp:posOffset>
@@ -135,21 +127,36 @@
           <w:sz w:val="16"/>
           <w:szCs w:val="16"/>
         </w:rPr>
-        <w:t>Generado automáticamente por el Sistema Multiagente de IA</w:t>
+        <w:t xml:space="preserve">Generado automáticamente por el Sistema </w:t>
       </w:r>
-      <w:bookmarkStart w:id="0" w:name="_GoBack"/>
-      <w:bookmarkEnd w:id="0"/>
+      <w:proofErr w:type="spellStart"/>
+      <w:r>
+        <w:rPr>
+          <w:i/>
+          <w:iCs/>
+          <w:color w:val="2D3E4A"/>
+          <w:sz w:val="16"/>
+          <w:szCs w:val="16"/>
+        </w:rPr>
+        <w:t>Multiagente</w:t>
+      </w:r>
+      <w:proofErr w:type="spellEnd"/>
+      <w:r>
+        <w:rPr>
+          <w:i/>
+          <w:iCs/>
+          <w:color w:val="2D3E4A"/>
+          <w:sz w:val="16"/>
+          <w:szCs w:val="16"/>
+        </w:rPr>
+        <w:t xml:space="preserve"> de IA</w:t>
+      </w:r>
     </w:p>
     <w:p>
       <w:pPr>
         <w:pBdr>
           <w:bottom w:val="single" w:sz="6" w:space="1" w:color="1A7882"/>
         </w:pBdr>
-      </w:pPr>
-    </w:p>
-    <w:p>
-      <w:pPr>
-        <w:spacing w:before="60" w:after="60"/>
       </w:pPr>
     </w:p>
     <w:tbl>
@@ -631,19 +638,6 @@
     </w:p>
     <w:p>
       <w:pPr>
-        <w:pBdr>
-          <w:bottom w:val="single" w:sz="16" w:space="1" w:color="1C2B35"/>
-        </w:pBdr>
-      </w:pPr>
-    </w:p>
-    <w:p>
-      <w:pPr>
-        <w:spacing w:before="40" w:after="40"/>
-      </w:pPr>
-    </w:p>
-    <w:p/>
-    <w:p>
-      <w:pPr>
         <w:shd w:val="clear" w:color="auto" w:fill="1C2B35"/>
       </w:pPr>
       <w:r>
@@ -654,7 +648,29 @@
           <w:sz w:val="26"/>
           <w:szCs w:val="26"/>
         </w:rPr>
-        <w:t xml:space="preserve">  1  ENTIDAD REPORTANTE</w:t>
+        <w:t xml:space="preserve">  </w:t>
+      </w:r>
+      <w:proofErr w:type="gramStart"/>
+      <w:r>
+        <w:rPr>
+          <w:b/>
+          <w:bCs/>
+          <w:color w:val="FFFFFF"/>
+          <w:sz w:val="26"/>
+          <w:szCs w:val="26"/>
+        </w:rPr>
+        <w:t>1  ENTIDAD</w:t>
+      </w:r>
+      <w:proofErr w:type="gramEnd"/>
+      <w:r>
+        <w:rPr>
+          <w:b/>
+          <w:bCs/>
+          <w:color w:val="FFFFFF"/>
+          <w:sz w:val="26"/>
+          <w:szCs w:val="26"/>
+        </w:rPr>
+        <w:t xml:space="preserve"> REPORTANTE</w:t>
       </w:r>
     </w:p>
     <w:p>
@@ -684,6 +700,7 @@
         </w:pBdr>
         <w:spacing w:after="40"/>
       </w:pPr>
+      <w:proofErr w:type="gramStart"/>
       <w:r>
         <w:rPr>
           <w:b/>
@@ -692,7 +709,18 @@
           <w:sz w:val="22"/>
           <w:szCs w:val="22"/>
         </w:rPr>
-        <w:t>1.1  Información del Fondo</w:t>
+        <w:t>1.1  Información</w:t>
+      </w:r>
+      <w:proofErr w:type="gramEnd"/>
+      <w:r>
+        <w:rPr>
+          <w:b/>
+          <w:bCs/>
+          <w:color w:val="2D3E4A"/>
+          <w:sz w:val="22"/>
+          <w:szCs w:val="22"/>
+        </w:rPr>
+        <w:t xml:space="preserve"> del Fondo</w:t>
       </w:r>
     </w:p>
     <w:p>
@@ -1168,16 +1196,12 @@
     </w:p>
     <w:p>
       <w:pPr>
-        <w:spacing w:before="120" w:after="40"/>
-      </w:pPr>
-    </w:p>
-    <w:p>
-      <w:pPr>
         <w:pBdr>
           <w:bottom w:val="single" w:sz="6" w:space="1" w:color="1A7882"/>
         </w:pBdr>
         <w:spacing w:after="40"/>
       </w:pPr>
+      <w:proofErr w:type="gramStart"/>
       <w:r>
         <w:rPr>
           <w:b/>
@@ -1186,8 +1210,9 @@
           <w:sz w:val="22"/>
           <w:szCs w:val="22"/>
         </w:rPr>
-        <w:t xml:space="preserve">1.2  </w:t>
+        <w:t>1.2  Contexto</w:t>
       </w:r>
+      <w:proofErr w:type="gramEnd"/>
       <w:r>
         <w:rPr>
           <w:b/>
@@ -1196,7 +1221,7 @@
           <w:sz w:val="22"/>
           <w:szCs w:val="22"/>
         </w:rPr>
-        <w:t>Contexto Macroeconómico del Período</w:t>
+        <w:t xml:space="preserve"> Macroeconómico del Período</w:t>
       </w:r>
     </w:p>
     <w:p>
@@ -1218,7 +1243,33 @@
           <w:bCs/>
           <w:color w:val="2D3E4A"/>
         </w:rPr>
-        <w:t>{{MACRO_CONTEXT}}</w:t>
+        <w:t>{{MACRO_CONTEXT</w:t>
+      </w:r>
+      <w:proofErr w:type="gramStart"/>
+      <w:r>
+        <w:rPr>
+          <w:b/>
+          <w:bCs/>
+          <w:color w:val="2D3E4A"/>
+        </w:rPr>
+        <w:t>}}</w:t>
+      </w:r>
+      <w:r>
+        <w:rPr>
+          <w:b/>
+          <w:bCs/>
+          <w:color w:val="2D3E4A"/>
+        </w:rPr>
+        <w:t>~</w:t>
+      </w:r>
+      <w:proofErr w:type="gramEnd"/>
+      <w:r>
+        <w:rPr>
+          <w:b/>
+          <w:bCs/>
+          <w:color w:val="2D3E4A"/>
+        </w:rPr>
+        <w:t>~</w:t>
       </w:r>
       <w:r>
         <w:rPr>
@@ -1228,7 +1279,51 @@
           <w:sz w:val="18"/>
           <w:szCs w:val="18"/>
         </w:rPr>
-        <w:t xml:space="preserve"> — Análisis del entorno macroeconómico generado por Agente 4. Incluir tasas de referencia, inflación, índices bursátiles relevantes y outlook.</w:t>
+        <w:t xml:space="preserve"> — Análisis del entorno macroeconómico generado por Agente 4. Incluir tasas de referencia, inflación, índices bursátiles relevantes y </w:t>
+      </w:r>
+      <w:proofErr w:type="spellStart"/>
+      <w:proofErr w:type="gramStart"/>
+      <w:r>
+        <w:rPr>
+          <w:i/>
+          <w:iCs/>
+          <w:color w:val="2D3E4A"/>
+          <w:sz w:val="18"/>
+          <w:szCs w:val="18"/>
+        </w:rPr>
+        <w:t>outlook</w:t>
+      </w:r>
+      <w:proofErr w:type="spellEnd"/>
+      <w:r>
+        <w:rPr>
+          <w:i/>
+          <w:iCs/>
+          <w:color w:val="2D3E4A"/>
+          <w:sz w:val="18"/>
+          <w:szCs w:val="18"/>
+        </w:rPr>
+        <w:t>.</w:t>
+      </w:r>
+      <w:r>
+        <w:rPr>
+          <w:i/>
+          <w:iCs/>
+          <w:color w:val="2D3E4A"/>
+          <w:sz w:val="18"/>
+          <w:szCs w:val="18"/>
+        </w:rPr>
+        <w:t>~</w:t>
+      </w:r>
+      <w:proofErr w:type="gramEnd"/>
+      <w:r>
+        <w:rPr>
+          <w:i/>
+          <w:iCs/>
+          <w:color w:val="2D3E4A"/>
+          <w:sz w:val="18"/>
+          <w:szCs w:val="18"/>
+        </w:rPr>
+        <w:t>~</w:t>
       </w:r>
     </w:p>
     <w:p>
@@ -1518,31 +1613,6 @@
     <w:p>
       <w:pPr>
         <w:spacing w:before="80" w:after="80"/>
-      </w:pPr>
-    </w:p>
-    <w:p>
-      <w:pPr>
-        <w:spacing w:after="200"/>
-      </w:pPr>
-    </w:p>
-    <w:p>
-      <w:pPr>
-        <w:spacing w:after="200"/>
-      </w:pPr>
-    </w:p>
-    <w:p>
-      <w:pPr>
-        <w:spacing w:after="200"/>
-      </w:pPr>
-    </w:p>
-    <w:p>
-      <w:pPr>
-        <w:spacing w:after="200"/>
-      </w:pPr>
-    </w:p>
-    <w:p>
-      <w:pPr>
-        <w:spacing w:after="200"/>
       </w:pPr>
     </w:p>
     <w:p>
@@ -1582,11 +1652,6 @@
     <w:p/>
     <w:p>
       <w:pPr>
-        <w:spacing w:before="200"/>
-      </w:pPr>
-    </w:p>
-    <w:p>
-      <w:pPr>
         <w:shd w:val="clear" w:color="auto" w:fill="1C2B35"/>
       </w:pPr>
       <w:r>
@@ -1597,7 +1662,29 @@
           <w:sz w:val="26"/>
           <w:szCs w:val="26"/>
         </w:rPr>
-        <w:t xml:space="preserve">  2  ESTADO DE SITUACIÓN FINANCIERA</w:t>
+        <w:t xml:space="preserve">  </w:t>
+      </w:r>
+      <w:proofErr w:type="gramStart"/>
+      <w:r>
+        <w:rPr>
+          <w:b/>
+          <w:bCs/>
+          <w:color w:val="FFFFFF"/>
+          <w:sz w:val="26"/>
+          <w:szCs w:val="26"/>
+        </w:rPr>
+        <w:t>2  ESTADO</w:t>
+      </w:r>
+      <w:proofErr w:type="gramEnd"/>
+      <w:r>
+        <w:rPr>
+          <w:b/>
+          <w:bCs/>
+          <w:color w:val="FFFFFF"/>
+          <w:sz w:val="26"/>
+          <w:szCs w:val="26"/>
+        </w:rPr>
+        <w:t xml:space="preserve"> DE SITUACIÓN FINANCIERA</w:t>
       </w:r>
     </w:p>
     <w:p>
@@ -1627,6 +1714,7 @@
         </w:pBdr>
         <w:spacing w:after="40"/>
       </w:pPr>
+      <w:proofErr w:type="gramStart"/>
       <w:r>
         <w:rPr>
           <w:b/>
@@ -1635,7 +1723,18 @@
           <w:sz w:val="22"/>
           <w:szCs w:val="22"/>
         </w:rPr>
-        <w:t>2.1  Balance General</w:t>
+        <w:t>2.1  Balance</w:t>
+      </w:r>
+      <w:proofErr w:type="gramEnd"/>
+      <w:r>
+        <w:rPr>
+          <w:b/>
+          <w:bCs/>
+          <w:color w:val="2D3E4A"/>
+          <w:sz w:val="22"/>
+          <w:szCs w:val="22"/>
+        </w:rPr>
+        <w:t xml:space="preserve"> General</w:t>
       </w:r>
     </w:p>
     <w:p>
@@ -1736,7 +1835,7 @@
                 <w:sz w:val="18"/>
                 <w:szCs w:val="18"/>
               </w:rPr>
-              <w:t>Jun 2025 (COP miles)</w:t>
+              <w:t>Jun 2025 (COP MM)</w:t>
             </w:r>
           </w:p>
         </w:tc>
@@ -1770,7 +1869,7 @@
                 <w:sz w:val="18"/>
                 <w:szCs w:val="18"/>
               </w:rPr>
-              <w:t>Dic 2024 (COP miles)</w:t>
+              <w:t>Dic 2024 (COP MM)</w:t>
             </w:r>
           </w:p>
         </w:tc>
@@ -2995,16 +3094,12 @@
     </w:p>
     <w:p>
       <w:pPr>
-        <w:spacing w:before="120" w:after="40"/>
-      </w:pPr>
-    </w:p>
-    <w:p>
-      <w:pPr>
         <w:pBdr>
           <w:bottom w:val="single" w:sz="6" w:space="1" w:color="1A7882"/>
         </w:pBdr>
         <w:spacing w:after="40"/>
       </w:pPr>
+      <w:proofErr w:type="gramStart"/>
       <w:r>
         <w:rPr>
           <w:b/>
@@ -3013,7 +3108,18 @@
           <w:sz w:val="22"/>
           <w:szCs w:val="22"/>
         </w:rPr>
-        <w:t>2.2  Análisis de Variaciones Materiales — Activos</w:t>
+        <w:t>2.2  Análisis</w:t>
+      </w:r>
+      <w:proofErr w:type="gramEnd"/>
+      <w:r>
+        <w:rPr>
+          <w:b/>
+          <w:bCs/>
+          <w:color w:val="2D3E4A"/>
+          <w:sz w:val="22"/>
+          <w:szCs w:val="22"/>
+        </w:rPr>
+        <w:t xml:space="preserve"> de Variaciones Materiales — Activos</w:t>
       </w:r>
     </w:p>
     <w:p>
@@ -3045,7 +3151,29 @@
           <w:sz w:val="18"/>
           <w:szCs w:val="18"/>
         </w:rPr>
-        <w:t xml:space="preserve"> — Narrativa generada por Agente 4. Explicar principales movimientos en Efectivo, Instrumentos de Inversión y Cuentas por Cobrar. Umbral materialidad: 5% del activo total.~~</w:t>
+        <w:t xml:space="preserve"> — Narrativa generada por Agente 4. Explicar principales movimientos en Efectivo, Instrumentos de Inversión y Cuentas por Cobrar. Umbral materialidad: 5% del activo </w:t>
+      </w:r>
+      <w:proofErr w:type="gramStart"/>
+      <w:r>
+        <w:rPr>
+          <w:i/>
+          <w:iCs/>
+          <w:color w:val="2D3E4A"/>
+          <w:sz w:val="18"/>
+          <w:szCs w:val="18"/>
+        </w:rPr>
+        <w:t>total.~</w:t>
+      </w:r>
+      <w:proofErr w:type="gramEnd"/>
+      <w:r>
+        <w:rPr>
+          <w:i/>
+          <w:iCs/>
+          <w:color w:val="2D3E4A"/>
+          <w:sz w:val="18"/>
+          <w:szCs w:val="18"/>
+        </w:rPr>
+        <w:t>~</w:t>
       </w:r>
     </w:p>
     <w:p>
@@ -3060,6 +3188,7 @@
         </w:pBdr>
         <w:spacing w:after="40"/>
       </w:pPr>
+      <w:proofErr w:type="gramStart"/>
       <w:r>
         <w:rPr>
           <w:b/>
@@ -3068,7 +3197,18 @@
           <w:sz w:val="22"/>
           <w:szCs w:val="22"/>
         </w:rPr>
-        <w:t>2.3  Análisis de Variaciones Materiales — Pasivos y Activos Netos</w:t>
+        <w:t>2.3  Análisis</w:t>
+      </w:r>
+      <w:proofErr w:type="gramEnd"/>
+      <w:r>
+        <w:rPr>
+          <w:b/>
+          <w:bCs/>
+          <w:color w:val="2D3E4A"/>
+          <w:sz w:val="22"/>
+          <w:szCs w:val="22"/>
+        </w:rPr>
+        <w:t xml:space="preserve"> de Variaciones Materiales — Pasivos y Activos Netos</w:t>
       </w:r>
     </w:p>
     <w:p>
@@ -3100,12 +3240,29 @@
           <w:sz w:val="18"/>
           <w:szCs w:val="18"/>
         </w:rPr>
-        <w:t xml:space="preserve"> — Variaciones en cuentas por pagar, pasivos financieros y activos netos de inversionistas. Flujos de suscripción / retiro del período.~~</w:t>
+        <w:t xml:space="preserve"> — Variaciones en cuentas por pagar, pasivos financieros y activos netos de inversionistas. Flujos de suscripción / retiro del </w:t>
       </w:r>
-    </w:p>
-    <w:p>
+      <w:proofErr w:type="gramStart"/>
       <w:r>
-        <w:br w:type="page"/>
+        <w:rPr>
+          <w:i/>
+          <w:iCs/>
+          <w:color w:val="2D3E4A"/>
+          <w:sz w:val="18"/>
+          <w:szCs w:val="18"/>
+        </w:rPr>
+        <w:t>período.~</w:t>
+      </w:r>
+      <w:proofErr w:type="gramEnd"/>
+      <w:r>
+        <w:rPr>
+          <w:i/>
+          <w:iCs/>
+          <w:color w:val="2D3E4A"/>
+          <w:sz w:val="18"/>
+          <w:szCs w:val="18"/>
+        </w:rPr>
+        <w:t>~</w:t>
       </w:r>
     </w:p>
     <w:p>
@@ -3125,7 +3282,29 @@
           <w:sz w:val="26"/>
           <w:szCs w:val="26"/>
         </w:rPr>
-        <w:t xml:space="preserve">  3  ESTADO DE RESULTADOS INTEGRALES</w:t>
+        <w:t xml:space="preserve">  </w:t>
+      </w:r>
+      <w:proofErr w:type="gramStart"/>
+      <w:r>
+        <w:rPr>
+          <w:b/>
+          <w:bCs/>
+          <w:color w:val="FFFFFF"/>
+          <w:sz w:val="26"/>
+          <w:szCs w:val="26"/>
+        </w:rPr>
+        <w:t>3  ESTADO</w:t>
+      </w:r>
+      <w:proofErr w:type="gramEnd"/>
+      <w:r>
+        <w:rPr>
+          <w:b/>
+          <w:bCs/>
+          <w:color w:val="FFFFFF"/>
+          <w:sz w:val="26"/>
+          <w:szCs w:val="26"/>
+        </w:rPr>
+        <w:t xml:space="preserve"> DE RESULTADOS INTEGRALES</w:t>
       </w:r>
     </w:p>
     <w:p>
@@ -3140,16 +3319,7 @@
           <w:sz w:val="18"/>
           <w:szCs w:val="18"/>
         </w:rPr>
-        <w:t xml:space="preserve">  Análisis de ingresos, gastos y utilidad — perí</w:t>
-      </w:r>
-      <w:r>
-        <w:rPr>
-          <w:i/>
-          <w:iCs/>
-          <w:sz w:val="18"/>
-          <w:szCs w:val="18"/>
-        </w:rPr>
-        <w:t>odos acumulado y trimestral</w:t>
+        <w:t xml:space="preserve">  Análisis de ingresos, gastos y utilidad — períodos acumulado y trimestral</w:t>
       </w:r>
     </w:p>
     <w:p>
@@ -3164,6 +3334,7 @@
         </w:pBdr>
         <w:spacing w:after="40"/>
       </w:pPr>
+      <w:proofErr w:type="gramStart"/>
       <w:r>
         <w:rPr>
           <w:b/>
@@ -3172,7 +3343,18 @@
           <w:sz w:val="22"/>
           <w:szCs w:val="22"/>
         </w:rPr>
-        <w:t>3.1  Resultados Acumulados (Ene–Jun)</w:t>
+        <w:t>3.1  Resultados</w:t>
+      </w:r>
+      <w:proofErr w:type="gramEnd"/>
+      <w:r>
+        <w:rPr>
+          <w:b/>
+          <w:bCs/>
+          <w:color w:val="2D3E4A"/>
+          <w:sz w:val="22"/>
+          <w:szCs w:val="22"/>
+        </w:rPr>
+        <w:t xml:space="preserve"> Acumulados</w:t>
       </w:r>
     </w:p>
     <w:p>
@@ -4619,16 +4801,12 @@
     </w:p>
     <w:p>
       <w:pPr>
-        <w:spacing w:before="120" w:after="40"/>
-      </w:pPr>
-    </w:p>
-    <w:p>
-      <w:pPr>
         <w:pBdr>
           <w:bottom w:val="single" w:sz="6" w:space="1" w:color="1A7882"/>
         </w:pBdr>
         <w:spacing w:after="40"/>
       </w:pPr>
+      <w:proofErr w:type="gramStart"/>
       <w:r>
         <w:rPr>
           <w:b/>
@@ -4637,1463 +4815,10 @@
           <w:sz w:val="22"/>
           <w:szCs w:val="22"/>
         </w:rPr>
-        <w:t>3.2  Resultados Segundo Trimestre</w:t>
+        <w:lastRenderedPageBreak/>
+        <w:t>3.3  Análisis</w:t>
       </w:r>
-    </w:p>
-    <w:p>
-      <w:pPr>
-        <w:spacing w:before="40" w:after="40"/>
-      </w:pPr>
-    </w:p>
-    <w:tbl>
-      <w:tblPr>
-        <w:tblW w:w="9638" w:type="dxa"/>
-        <w:tblBorders>
-          <w:top w:val="single" w:sz="4" w:space="0" w:color="auto"/>
-          <w:left w:val="single" w:sz="4" w:space="0" w:color="auto"/>
-          <w:bottom w:val="single" w:sz="4" w:space="0" w:color="auto"/>
-          <w:right w:val="single" w:sz="4" w:space="0" w:color="auto"/>
-          <w:insideH w:val="single" w:sz="4" w:space="0" w:color="auto"/>
-          <w:insideV w:val="single" w:sz="4" w:space="0" w:color="auto"/>
-        </w:tblBorders>
-        <w:tblCellMar>
-          <w:left w:w="10" w:type="dxa"/>
-          <w:right w:w="10" w:type="dxa"/>
-        </w:tblCellMar>
-        <w:tblLook w:val="04A0" w:firstRow="1" w:lastRow="0" w:firstColumn="1" w:lastColumn="0" w:noHBand="0" w:noVBand="1"/>
-      </w:tblPr>
-      <w:tblGrid>
-        <w:gridCol w:w="3165"/>
-        <w:gridCol w:w="1612"/>
-        <w:gridCol w:w="1612"/>
-        <w:gridCol w:w="1612"/>
-        <w:gridCol w:w="1637"/>
-      </w:tblGrid>
-      <w:tr>
-        <w:trPr>
-          <w:tblHeader/>
-        </w:trPr>
-        <w:tc>
-          <w:tcPr>
-            <w:tcW w:w="3200" w:type="dxa"/>
-            <w:tcBorders>
-              <w:top w:val="single" w:sz="4" w:space="0" w:color="2D3E4A"/>
-              <w:left w:val="single" w:sz="4" w:space="0" w:color="2D3E4A"/>
-              <w:bottom w:val="single" w:sz="4" w:space="0" w:color="2D3E4A"/>
-              <w:right w:val="single" w:sz="4" w:space="0" w:color="2D3E4A"/>
-            </w:tcBorders>
-            <w:shd w:val="clear" w:color="auto" w:fill="1C2B35"/>
-            <w:tcMar>
-              <w:top w:w="80" w:type="dxa"/>
-              <w:left w:w="100" w:type="dxa"/>
-              <w:bottom w:w="80" w:type="dxa"/>
-              <w:right w:w="100" w:type="dxa"/>
-            </w:tcMar>
-            <w:vAlign w:val="center"/>
-          </w:tcPr>
-          <w:p>
-            <w:pPr>
-              <w:jc w:val="center"/>
-            </w:pPr>
-            <w:r>
-              <w:rPr>
-                <w:b/>
-                <w:bCs/>
-                <w:color w:val="FFFFFF"/>
-                <w:sz w:val="18"/>
-                <w:szCs w:val="18"/>
-              </w:rPr>
-              <w:t>Concepto</w:t>
-            </w:r>
-          </w:p>
-        </w:tc>
-        <w:tc>
-          <w:tcPr>
-            <w:tcW w:w="1600" w:type="dxa"/>
-            <w:tcBorders>
-              <w:top w:val="single" w:sz="4" w:space="0" w:color="2D3E4A"/>
-              <w:left w:val="single" w:sz="4" w:space="0" w:color="2D3E4A"/>
-              <w:bottom w:val="single" w:sz="4" w:space="0" w:color="2D3E4A"/>
-              <w:right w:val="single" w:sz="4" w:space="0" w:color="2D3E4A"/>
-            </w:tcBorders>
-            <w:shd w:val="clear" w:color="auto" w:fill="1C2B35"/>
-            <w:tcMar>
-              <w:top w:w="80" w:type="dxa"/>
-              <w:left w:w="100" w:type="dxa"/>
-              <w:bottom w:w="80" w:type="dxa"/>
-              <w:right w:w="100" w:type="dxa"/>
-            </w:tcMar>
-            <w:vAlign w:val="center"/>
-          </w:tcPr>
-          <w:p>
-            <w:pPr>
-              <w:jc w:val="center"/>
-            </w:pPr>
-            <w:r>
-              <w:rPr>
-                <w:b/>
-                <w:bCs/>
-                <w:color w:val="FFFFFF"/>
-                <w:sz w:val="18"/>
-                <w:szCs w:val="18"/>
-              </w:rPr>
-              <w:t>Q2 2025</w:t>
-            </w:r>
-          </w:p>
-        </w:tc>
-        <w:tc>
-          <w:tcPr>
-            <w:tcW w:w="1600" w:type="dxa"/>
-            <w:tcBorders>
-              <w:top w:val="single" w:sz="4" w:space="0" w:color="2D3E4A"/>
-              <w:left w:val="single" w:sz="4" w:space="0" w:color="2D3E4A"/>
-              <w:bottom w:val="single" w:sz="4" w:space="0" w:color="2D3E4A"/>
-              <w:right w:val="single" w:sz="4" w:space="0" w:color="2D3E4A"/>
-            </w:tcBorders>
-            <w:shd w:val="clear" w:color="auto" w:fill="1C2B35"/>
-            <w:tcMar>
-              <w:top w:w="80" w:type="dxa"/>
-              <w:left w:w="100" w:type="dxa"/>
-              <w:bottom w:w="80" w:type="dxa"/>
-              <w:right w:w="100" w:type="dxa"/>
-            </w:tcMar>
-            <w:vAlign w:val="center"/>
-          </w:tcPr>
-          <w:p>
-            <w:pPr>
-              <w:jc w:val="center"/>
-            </w:pPr>
-            <w:r>
-              <w:rPr>
-                <w:b/>
-                <w:bCs/>
-                <w:color w:val="FFFFFF"/>
-                <w:sz w:val="18"/>
-                <w:szCs w:val="18"/>
-              </w:rPr>
-              <w:t>Q2 2024</w:t>
-            </w:r>
-          </w:p>
-        </w:tc>
-        <w:tc>
-          <w:tcPr>
-            <w:tcW w:w="1600" w:type="dxa"/>
-            <w:tcBorders>
-              <w:top w:val="single" w:sz="4" w:space="0" w:color="2D3E4A"/>
-              <w:left w:val="single" w:sz="4" w:space="0" w:color="2D3E4A"/>
-              <w:bottom w:val="single" w:sz="4" w:space="0" w:color="2D3E4A"/>
-              <w:right w:val="single" w:sz="4" w:space="0" w:color="2D3E4A"/>
-            </w:tcBorders>
-            <w:shd w:val="clear" w:color="auto" w:fill="1C2B35"/>
-            <w:tcMar>
-              <w:top w:w="80" w:type="dxa"/>
-              <w:left w:w="100" w:type="dxa"/>
-              <w:bottom w:w="80" w:type="dxa"/>
-              <w:right w:w="100" w:type="dxa"/>
-            </w:tcMar>
-            <w:vAlign w:val="center"/>
-          </w:tcPr>
-          <w:p>
-            <w:pPr>
-              <w:jc w:val="center"/>
-            </w:pPr>
-            <w:r>
-              <w:rPr>
-                <w:b/>
-                <w:bCs/>
-                <w:color w:val="FFFFFF"/>
-                <w:sz w:val="18"/>
-                <w:szCs w:val="18"/>
-              </w:rPr>
-              <w:t>Var $</w:t>
-            </w:r>
-          </w:p>
-        </w:tc>
-        <w:tc>
-          <w:tcPr>
-            <w:tcW w:w="1638" w:type="dxa"/>
-            <w:tcBorders>
-              <w:top w:val="single" w:sz="4" w:space="0" w:color="2D3E4A"/>
-              <w:left w:val="single" w:sz="4" w:space="0" w:color="2D3E4A"/>
-              <w:bottom w:val="single" w:sz="4" w:space="0" w:color="2D3E4A"/>
-              <w:right w:val="single" w:sz="4" w:space="0" w:color="2D3E4A"/>
-            </w:tcBorders>
-            <w:shd w:val="clear" w:color="auto" w:fill="1C2B35"/>
-            <w:tcMar>
-              <w:top w:w="80" w:type="dxa"/>
-              <w:left w:w="100" w:type="dxa"/>
-              <w:bottom w:w="80" w:type="dxa"/>
-              <w:right w:w="100" w:type="dxa"/>
-            </w:tcMar>
-            <w:vAlign w:val="center"/>
-          </w:tcPr>
-          <w:p>
-            <w:pPr>
-              <w:jc w:val="center"/>
-            </w:pPr>
-            <w:r>
-              <w:rPr>
-                <w:b/>
-                <w:bCs/>
-                <w:color w:val="FFFFFF"/>
-                <w:sz w:val="18"/>
-                <w:szCs w:val="18"/>
-              </w:rPr>
-              <w:t>Var %</w:t>
-            </w:r>
-          </w:p>
-        </w:tc>
-      </w:tr>
-      <w:tr>
-        <w:tc>
-          <w:tcPr>
-            <w:tcW w:w="3200" w:type="dxa"/>
-            <w:tcBorders>
-              <w:top w:val="single" w:sz="4" w:space="0" w:color="C5CDD9"/>
-              <w:left w:val="single" w:sz="4" w:space="0" w:color="C5CDD9"/>
-              <w:bottom w:val="single" w:sz="4" w:space="0" w:color="C5CDD9"/>
-              <w:right w:val="single" w:sz="4" w:space="0" w:color="C5CDD9"/>
-            </w:tcBorders>
-            <w:shd w:val="clear" w:color="auto" w:fill="FFFFFF"/>
-            <w:tcMar>
-              <w:top w:w="70" w:type="dxa"/>
-              <w:left w:w="100" w:type="dxa"/>
-              <w:bottom w:w="70" w:type="dxa"/>
-              <w:right w:w="100" w:type="dxa"/>
-            </w:tcMar>
-          </w:tcPr>
-          <w:p>
-            <w:r>
-              <w:rPr>
-                <w:color w:val="2D3E4A"/>
-                <w:sz w:val="18"/>
-                <w:szCs w:val="18"/>
-              </w:rPr>
-              <w:t>{{IS_Q2_R1_C1}}</w:t>
-            </w:r>
-          </w:p>
-        </w:tc>
-        <w:tc>
-          <w:tcPr>
-            <w:tcW w:w="1600" w:type="dxa"/>
-            <w:tcBorders>
-              <w:top w:val="single" w:sz="4" w:space="0" w:color="C5CDD9"/>
-              <w:left w:val="single" w:sz="4" w:space="0" w:color="C5CDD9"/>
-              <w:bottom w:val="single" w:sz="4" w:space="0" w:color="C5CDD9"/>
-              <w:right w:val="single" w:sz="4" w:space="0" w:color="C5CDD9"/>
-            </w:tcBorders>
-            <w:shd w:val="clear" w:color="auto" w:fill="FFFFFF"/>
-            <w:tcMar>
-              <w:top w:w="70" w:type="dxa"/>
-              <w:left w:w="100" w:type="dxa"/>
-              <w:bottom w:w="70" w:type="dxa"/>
-              <w:right w:w="100" w:type="dxa"/>
-            </w:tcMar>
-          </w:tcPr>
-          <w:p>
-            <w:pPr>
-              <w:jc w:val="right"/>
-            </w:pPr>
-            <w:r>
-              <w:rPr>
-                <w:color w:val="2D3E4A"/>
-                <w:sz w:val="18"/>
-                <w:szCs w:val="18"/>
-              </w:rPr>
-              <w:t>{{IS_Q2_R1_C2}}</w:t>
-            </w:r>
-          </w:p>
-        </w:tc>
-        <w:tc>
-          <w:tcPr>
-            <w:tcW w:w="1600" w:type="dxa"/>
-            <w:tcBorders>
-              <w:top w:val="single" w:sz="4" w:space="0" w:color="C5CDD9"/>
-              <w:left w:val="single" w:sz="4" w:space="0" w:color="C5CDD9"/>
-              <w:bottom w:val="single" w:sz="4" w:space="0" w:color="C5CDD9"/>
-              <w:right w:val="single" w:sz="4" w:space="0" w:color="C5CDD9"/>
-            </w:tcBorders>
-            <w:shd w:val="clear" w:color="auto" w:fill="FFFFFF"/>
-            <w:tcMar>
-              <w:top w:w="70" w:type="dxa"/>
-              <w:left w:w="100" w:type="dxa"/>
-              <w:bottom w:w="70" w:type="dxa"/>
-              <w:right w:w="100" w:type="dxa"/>
-            </w:tcMar>
-          </w:tcPr>
-          <w:p>
-            <w:pPr>
-              <w:jc w:val="right"/>
-            </w:pPr>
-            <w:r>
-              <w:rPr>
-                <w:color w:val="2D3E4A"/>
-                <w:sz w:val="18"/>
-                <w:szCs w:val="18"/>
-              </w:rPr>
-              <w:t>{{IS_Q2_R1_C3}}</w:t>
-            </w:r>
-          </w:p>
-        </w:tc>
-        <w:tc>
-          <w:tcPr>
-            <w:tcW w:w="1600" w:type="dxa"/>
-            <w:tcBorders>
-              <w:top w:val="single" w:sz="4" w:space="0" w:color="C5CDD9"/>
-              <w:left w:val="single" w:sz="4" w:space="0" w:color="C5CDD9"/>
-              <w:bottom w:val="single" w:sz="4" w:space="0" w:color="C5CDD9"/>
-              <w:right w:val="single" w:sz="4" w:space="0" w:color="C5CDD9"/>
-            </w:tcBorders>
-            <w:shd w:val="clear" w:color="auto" w:fill="FFFFFF"/>
-            <w:tcMar>
-              <w:top w:w="70" w:type="dxa"/>
-              <w:left w:w="100" w:type="dxa"/>
-              <w:bottom w:w="70" w:type="dxa"/>
-              <w:right w:w="100" w:type="dxa"/>
-            </w:tcMar>
-          </w:tcPr>
-          <w:p>
-            <w:pPr>
-              <w:jc w:val="right"/>
-            </w:pPr>
-            <w:r>
-              <w:rPr>
-                <w:color w:val="2D3E4A"/>
-                <w:sz w:val="18"/>
-                <w:szCs w:val="18"/>
-              </w:rPr>
-              <w:t>{{IS_Q2_R1_C4}}</w:t>
-            </w:r>
-          </w:p>
-        </w:tc>
-        <w:tc>
-          <w:tcPr>
-            <w:tcW w:w="1638" w:type="dxa"/>
-            <w:tcBorders>
-              <w:top w:val="single" w:sz="4" w:space="0" w:color="C5CDD9"/>
-              <w:left w:val="single" w:sz="4" w:space="0" w:color="C5CDD9"/>
-              <w:bottom w:val="single" w:sz="4" w:space="0" w:color="C5CDD9"/>
-              <w:right w:val="single" w:sz="4" w:space="0" w:color="C5CDD9"/>
-            </w:tcBorders>
-            <w:shd w:val="clear" w:color="auto" w:fill="FFFFFF"/>
-            <w:tcMar>
-              <w:top w:w="70" w:type="dxa"/>
-              <w:left w:w="100" w:type="dxa"/>
-              <w:bottom w:w="70" w:type="dxa"/>
-              <w:right w:w="100" w:type="dxa"/>
-            </w:tcMar>
-          </w:tcPr>
-          <w:p>
-            <w:pPr>
-              <w:jc w:val="right"/>
-            </w:pPr>
-            <w:r>
-              <w:rPr>
-                <w:color w:val="2D3E4A"/>
-                <w:sz w:val="18"/>
-                <w:szCs w:val="18"/>
-              </w:rPr>
-              <w:t>{{IS_Q2_R1_C5}}</w:t>
-            </w:r>
-          </w:p>
-        </w:tc>
-      </w:tr>
-      <w:tr>
-        <w:tc>
-          <w:tcPr>
-            <w:tcW w:w="3200" w:type="dxa"/>
-            <w:tcBorders>
-              <w:top w:val="single" w:sz="4" w:space="0" w:color="C5CDD9"/>
-              <w:left w:val="single" w:sz="4" w:space="0" w:color="C5CDD9"/>
-              <w:bottom w:val="single" w:sz="4" w:space="0" w:color="C5CDD9"/>
-              <w:right w:val="single" w:sz="4" w:space="0" w:color="C5CDD9"/>
-            </w:tcBorders>
-            <w:shd w:val="clear" w:color="auto" w:fill="F2F3F4"/>
-            <w:tcMar>
-              <w:top w:w="70" w:type="dxa"/>
-              <w:left w:w="100" w:type="dxa"/>
-              <w:bottom w:w="70" w:type="dxa"/>
-              <w:right w:w="100" w:type="dxa"/>
-            </w:tcMar>
-          </w:tcPr>
-          <w:p>
-            <w:r>
-              <w:rPr>
-                <w:color w:val="2D3E4A"/>
-                <w:sz w:val="18"/>
-                <w:szCs w:val="18"/>
-              </w:rPr>
-              <w:t>{{IS_Q2_R2_C1}}</w:t>
-            </w:r>
-          </w:p>
-        </w:tc>
-        <w:tc>
-          <w:tcPr>
-            <w:tcW w:w="1600" w:type="dxa"/>
-            <w:tcBorders>
-              <w:top w:val="single" w:sz="4" w:space="0" w:color="C5CDD9"/>
-              <w:left w:val="single" w:sz="4" w:space="0" w:color="C5CDD9"/>
-              <w:bottom w:val="single" w:sz="4" w:space="0" w:color="C5CDD9"/>
-              <w:right w:val="single" w:sz="4" w:space="0" w:color="C5CDD9"/>
-            </w:tcBorders>
-            <w:shd w:val="clear" w:color="auto" w:fill="F2F3F4"/>
-            <w:tcMar>
-              <w:top w:w="70" w:type="dxa"/>
-              <w:left w:w="100" w:type="dxa"/>
-              <w:bottom w:w="70" w:type="dxa"/>
-              <w:right w:w="100" w:type="dxa"/>
-            </w:tcMar>
-          </w:tcPr>
-          <w:p>
-            <w:pPr>
-              <w:jc w:val="right"/>
-            </w:pPr>
-            <w:r>
-              <w:rPr>
-                <w:color w:val="2D3E4A"/>
-                <w:sz w:val="18"/>
-                <w:szCs w:val="18"/>
-              </w:rPr>
-              <w:t>{{IS_Q2_R2_C2}}</w:t>
-            </w:r>
-          </w:p>
-        </w:tc>
-        <w:tc>
-          <w:tcPr>
-            <w:tcW w:w="1600" w:type="dxa"/>
-            <w:tcBorders>
-              <w:top w:val="single" w:sz="4" w:space="0" w:color="C5CDD9"/>
-              <w:left w:val="single" w:sz="4" w:space="0" w:color="C5CDD9"/>
-              <w:bottom w:val="single" w:sz="4" w:space="0" w:color="C5CDD9"/>
-              <w:right w:val="single" w:sz="4" w:space="0" w:color="C5CDD9"/>
-            </w:tcBorders>
-            <w:shd w:val="clear" w:color="auto" w:fill="F2F3F4"/>
-            <w:tcMar>
-              <w:top w:w="70" w:type="dxa"/>
-              <w:left w:w="100" w:type="dxa"/>
-              <w:bottom w:w="70" w:type="dxa"/>
-              <w:right w:w="100" w:type="dxa"/>
-            </w:tcMar>
-          </w:tcPr>
-          <w:p>
-            <w:pPr>
-              <w:jc w:val="right"/>
-            </w:pPr>
-            <w:r>
-              <w:rPr>
-                <w:color w:val="2D3E4A"/>
-                <w:sz w:val="18"/>
-                <w:szCs w:val="18"/>
-              </w:rPr>
-              <w:t>{{IS_Q2_R2_C3}}</w:t>
-            </w:r>
-          </w:p>
-        </w:tc>
-        <w:tc>
-          <w:tcPr>
-            <w:tcW w:w="1600" w:type="dxa"/>
-            <w:tcBorders>
-              <w:top w:val="single" w:sz="4" w:space="0" w:color="C5CDD9"/>
-              <w:left w:val="single" w:sz="4" w:space="0" w:color="C5CDD9"/>
-              <w:bottom w:val="single" w:sz="4" w:space="0" w:color="C5CDD9"/>
-              <w:right w:val="single" w:sz="4" w:space="0" w:color="C5CDD9"/>
-            </w:tcBorders>
-            <w:shd w:val="clear" w:color="auto" w:fill="F2F3F4"/>
-            <w:tcMar>
-              <w:top w:w="70" w:type="dxa"/>
-              <w:left w:w="100" w:type="dxa"/>
-              <w:bottom w:w="70" w:type="dxa"/>
-              <w:right w:w="100" w:type="dxa"/>
-            </w:tcMar>
-          </w:tcPr>
-          <w:p>
-            <w:pPr>
-              <w:jc w:val="right"/>
-            </w:pPr>
-            <w:r>
-              <w:rPr>
-                <w:color w:val="2D3E4A"/>
-                <w:sz w:val="18"/>
-                <w:szCs w:val="18"/>
-              </w:rPr>
-              <w:t>{{IS_Q2_R2_C4}}</w:t>
-            </w:r>
-          </w:p>
-        </w:tc>
-        <w:tc>
-          <w:tcPr>
-            <w:tcW w:w="1638" w:type="dxa"/>
-            <w:tcBorders>
-              <w:top w:val="single" w:sz="4" w:space="0" w:color="C5CDD9"/>
-              <w:left w:val="single" w:sz="4" w:space="0" w:color="C5CDD9"/>
-              <w:bottom w:val="single" w:sz="4" w:space="0" w:color="C5CDD9"/>
-              <w:right w:val="single" w:sz="4" w:space="0" w:color="C5CDD9"/>
-            </w:tcBorders>
-            <w:shd w:val="clear" w:color="auto" w:fill="F2F3F4"/>
-            <w:tcMar>
-              <w:top w:w="70" w:type="dxa"/>
-              <w:left w:w="100" w:type="dxa"/>
-              <w:bottom w:w="70" w:type="dxa"/>
-              <w:right w:w="100" w:type="dxa"/>
-            </w:tcMar>
-          </w:tcPr>
-          <w:p>
-            <w:pPr>
-              <w:jc w:val="right"/>
-            </w:pPr>
-            <w:r>
-              <w:rPr>
-                <w:color w:val="2D3E4A"/>
-                <w:sz w:val="18"/>
-                <w:szCs w:val="18"/>
-              </w:rPr>
-              <w:t>{{IS_Q2_R2_C5}}</w:t>
-            </w:r>
-          </w:p>
-        </w:tc>
-      </w:tr>
-      <w:tr>
-        <w:tc>
-          <w:tcPr>
-            <w:tcW w:w="3200" w:type="dxa"/>
-            <w:tcBorders>
-              <w:top w:val="single" w:sz="4" w:space="0" w:color="C5CDD9"/>
-              <w:left w:val="single" w:sz="4" w:space="0" w:color="C5CDD9"/>
-              <w:bottom w:val="single" w:sz="4" w:space="0" w:color="C5CDD9"/>
-              <w:right w:val="single" w:sz="4" w:space="0" w:color="C5CDD9"/>
-            </w:tcBorders>
-            <w:shd w:val="clear" w:color="auto" w:fill="FFFFFF"/>
-            <w:tcMar>
-              <w:top w:w="70" w:type="dxa"/>
-              <w:left w:w="100" w:type="dxa"/>
-              <w:bottom w:w="70" w:type="dxa"/>
-              <w:right w:w="100" w:type="dxa"/>
-            </w:tcMar>
-          </w:tcPr>
-          <w:p>
-            <w:r>
-              <w:rPr>
-                <w:color w:val="2D3E4A"/>
-                <w:sz w:val="18"/>
-                <w:szCs w:val="18"/>
-              </w:rPr>
-              <w:t>{{IS_Q2_R3_C1}}</w:t>
-            </w:r>
-          </w:p>
-        </w:tc>
-        <w:tc>
-          <w:tcPr>
-            <w:tcW w:w="1600" w:type="dxa"/>
-            <w:tcBorders>
-              <w:top w:val="single" w:sz="4" w:space="0" w:color="C5CDD9"/>
-              <w:left w:val="single" w:sz="4" w:space="0" w:color="C5CDD9"/>
-              <w:bottom w:val="single" w:sz="4" w:space="0" w:color="C5CDD9"/>
-              <w:right w:val="single" w:sz="4" w:space="0" w:color="C5CDD9"/>
-            </w:tcBorders>
-            <w:shd w:val="clear" w:color="auto" w:fill="FFFFFF"/>
-            <w:tcMar>
-              <w:top w:w="70" w:type="dxa"/>
-              <w:left w:w="100" w:type="dxa"/>
-              <w:bottom w:w="70" w:type="dxa"/>
-              <w:right w:w="100" w:type="dxa"/>
-            </w:tcMar>
-          </w:tcPr>
-          <w:p>
-            <w:pPr>
-              <w:jc w:val="right"/>
-            </w:pPr>
-            <w:r>
-              <w:rPr>
-                <w:color w:val="2D3E4A"/>
-                <w:sz w:val="18"/>
-                <w:szCs w:val="18"/>
-              </w:rPr>
-              <w:t>{{IS_Q2_R3_C2}}</w:t>
-            </w:r>
-          </w:p>
-        </w:tc>
-        <w:tc>
-          <w:tcPr>
-            <w:tcW w:w="1600" w:type="dxa"/>
-            <w:tcBorders>
-              <w:top w:val="single" w:sz="4" w:space="0" w:color="C5CDD9"/>
-              <w:left w:val="single" w:sz="4" w:space="0" w:color="C5CDD9"/>
-              <w:bottom w:val="single" w:sz="4" w:space="0" w:color="C5CDD9"/>
-              <w:right w:val="single" w:sz="4" w:space="0" w:color="C5CDD9"/>
-            </w:tcBorders>
-            <w:shd w:val="clear" w:color="auto" w:fill="FFFFFF"/>
-            <w:tcMar>
-              <w:top w:w="70" w:type="dxa"/>
-              <w:left w:w="100" w:type="dxa"/>
-              <w:bottom w:w="70" w:type="dxa"/>
-              <w:right w:w="100" w:type="dxa"/>
-            </w:tcMar>
-          </w:tcPr>
-          <w:p>
-            <w:pPr>
-              <w:jc w:val="right"/>
-            </w:pPr>
-            <w:r>
-              <w:rPr>
-                <w:color w:val="2D3E4A"/>
-                <w:sz w:val="18"/>
-                <w:szCs w:val="18"/>
-              </w:rPr>
-              <w:t>{{IS_Q2_R3_C3}}</w:t>
-            </w:r>
-          </w:p>
-        </w:tc>
-        <w:tc>
-          <w:tcPr>
-            <w:tcW w:w="1600" w:type="dxa"/>
-            <w:tcBorders>
-              <w:top w:val="single" w:sz="4" w:space="0" w:color="C5CDD9"/>
-              <w:left w:val="single" w:sz="4" w:space="0" w:color="C5CDD9"/>
-              <w:bottom w:val="single" w:sz="4" w:space="0" w:color="C5CDD9"/>
-              <w:right w:val="single" w:sz="4" w:space="0" w:color="C5CDD9"/>
-            </w:tcBorders>
-            <w:shd w:val="clear" w:color="auto" w:fill="FFFFFF"/>
-            <w:tcMar>
-              <w:top w:w="70" w:type="dxa"/>
-              <w:left w:w="100" w:type="dxa"/>
-              <w:bottom w:w="70" w:type="dxa"/>
-              <w:right w:w="100" w:type="dxa"/>
-            </w:tcMar>
-          </w:tcPr>
-          <w:p>
-            <w:pPr>
-              <w:jc w:val="right"/>
-            </w:pPr>
-            <w:r>
-              <w:rPr>
-                <w:color w:val="2D3E4A"/>
-                <w:sz w:val="18"/>
-                <w:szCs w:val="18"/>
-              </w:rPr>
-              <w:t>{{IS_Q2_R3_C4}}</w:t>
-            </w:r>
-          </w:p>
-        </w:tc>
-        <w:tc>
-          <w:tcPr>
-            <w:tcW w:w="1638" w:type="dxa"/>
-            <w:tcBorders>
-              <w:top w:val="single" w:sz="4" w:space="0" w:color="C5CDD9"/>
-              <w:left w:val="single" w:sz="4" w:space="0" w:color="C5CDD9"/>
-              <w:bottom w:val="single" w:sz="4" w:space="0" w:color="C5CDD9"/>
-              <w:right w:val="single" w:sz="4" w:space="0" w:color="C5CDD9"/>
-            </w:tcBorders>
-            <w:shd w:val="clear" w:color="auto" w:fill="FFFFFF"/>
-            <w:tcMar>
-              <w:top w:w="70" w:type="dxa"/>
-              <w:left w:w="100" w:type="dxa"/>
-              <w:bottom w:w="70" w:type="dxa"/>
-              <w:right w:w="100" w:type="dxa"/>
-            </w:tcMar>
-          </w:tcPr>
-          <w:p>
-            <w:pPr>
-              <w:jc w:val="right"/>
-            </w:pPr>
-            <w:r>
-              <w:rPr>
-                <w:color w:val="2D3E4A"/>
-                <w:sz w:val="18"/>
-                <w:szCs w:val="18"/>
-              </w:rPr>
-              <w:t>{{IS_Q2_R3_C5}}</w:t>
-            </w:r>
-          </w:p>
-        </w:tc>
-      </w:tr>
-      <w:tr>
-        <w:tc>
-          <w:tcPr>
-            <w:tcW w:w="3200" w:type="dxa"/>
-            <w:tcBorders>
-              <w:top w:val="single" w:sz="4" w:space="0" w:color="C5CDD9"/>
-              <w:left w:val="single" w:sz="4" w:space="0" w:color="C5CDD9"/>
-              <w:bottom w:val="single" w:sz="4" w:space="0" w:color="C5CDD9"/>
-              <w:right w:val="single" w:sz="4" w:space="0" w:color="C5CDD9"/>
-            </w:tcBorders>
-            <w:shd w:val="clear" w:color="auto" w:fill="F2F3F4"/>
-            <w:tcMar>
-              <w:top w:w="70" w:type="dxa"/>
-              <w:left w:w="100" w:type="dxa"/>
-              <w:bottom w:w="70" w:type="dxa"/>
-              <w:right w:w="100" w:type="dxa"/>
-            </w:tcMar>
-          </w:tcPr>
-          <w:p>
-            <w:r>
-              <w:rPr>
-                <w:color w:val="2D3E4A"/>
-                <w:sz w:val="18"/>
-                <w:szCs w:val="18"/>
-              </w:rPr>
-              <w:t>{{IS_Q2_R4_C1}}</w:t>
-            </w:r>
-          </w:p>
-        </w:tc>
-        <w:tc>
-          <w:tcPr>
-            <w:tcW w:w="1600" w:type="dxa"/>
-            <w:tcBorders>
-              <w:top w:val="single" w:sz="4" w:space="0" w:color="C5CDD9"/>
-              <w:left w:val="single" w:sz="4" w:space="0" w:color="C5CDD9"/>
-              <w:bottom w:val="single" w:sz="4" w:space="0" w:color="C5CDD9"/>
-              <w:right w:val="single" w:sz="4" w:space="0" w:color="C5CDD9"/>
-            </w:tcBorders>
-            <w:shd w:val="clear" w:color="auto" w:fill="F2F3F4"/>
-            <w:tcMar>
-              <w:top w:w="70" w:type="dxa"/>
-              <w:left w:w="100" w:type="dxa"/>
-              <w:bottom w:w="70" w:type="dxa"/>
-              <w:right w:w="100" w:type="dxa"/>
-            </w:tcMar>
-          </w:tcPr>
-          <w:p>
-            <w:pPr>
-              <w:jc w:val="right"/>
-            </w:pPr>
-            <w:r>
-              <w:rPr>
-                <w:color w:val="2D3E4A"/>
-                <w:sz w:val="18"/>
-                <w:szCs w:val="18"/>
-              </w:rPr>
-              <w:t>{{IS_Q2_R4_C2}}</w:t>
-            </w:r>
-          </w:p>
-        </w:tc>
-        <w:tc>
-          <w:tcPr>
-            <w:tcW w:w="1600" w:type="dxa"/>
-            <w:tcBorders>
-              <w:top w:val="single" w:sz="4" w:space="0" w:color="C5CDD9"/>
-              <w:left w:val="single" w:sz="4" w:space="0" w:color="C5CDD9"/>
-              <w:bottom w:val="single" w:sz="4" w:space="0" w:color="C5CDD9"/>
-              <w:right w:val="single" w:sz="4" w:space="0" w:color="C5CDD9"/>
-            </w:tcBorders>
-            <w:shd w:val="clear" w:color="auto" w:fill="F2F3F4"/>
-            <w:tcMar>
-              <w:top w:w="70" w:type="dxa"/>
-              <w:left w:w="100" w:type="dxa"/>
-              <w:bottom w:w="70" w:type="dxa"/>
-              <w:right w:w="100" w:type="dxa"/>
-            </w:tcMar>
-          </w:tcPr>
-          <w:p>
-            <w:pPr>
-              <w:jc w:val="right"/>
-            </w:pPr>
-            <w:r>
-              <w:rPr>
-                <w:color w:val="2D3E4A"/>
-                <w:sz w:val="18"/>
-                <w:szCs w:val="18"/>
-              </w:rPr>
-              <w:t>{{IS_Q2_R4_C3}}</w:t>
-            </w:r>
-          </w:p>
-        </w:tc>
-        <w:tc>
-          <w:tcPr>
-            <w:tcW w:w="1600" w:type="dxa"/>
-            <w:tcBorders>
-              <w:top w:val="single" w:sz="4" w:space="0" w:color="C5CDD9"/>
-              <w:left w:val="single" w:sz="4" w:space="0" w:color="C5CDD9"/>
-              <w:bottom w:val="single" w:sz="4" w:space="0" w:color="C5CDD9"/>
-              <w:right w:val="single" w:sz="4" w:space="0" w:color="C5CDD9"/>
-            </w:tcBorders>
-            <w:shd w:val="clear" w:color="auto" w:fill="F2F3F4"/>
-            <w:tcMar>
-              <w:top w:w="70" w:type="dxa"/>
-              <w:left w:w="100" w:type="dxa"/>
-              <w:bottom w:w="70" w:type="dxa"/>
-              <w:right w:w="100" w:type="dxa"/>
-            </w:tcMar>
-          </w:tcPr>
-          <w:p>
-            <w:pPr>
-              <w:jc w:val="right"/>
-            </w:pPr>
-            <w:r>
-              <w:rPr>
-                <w:color w:val="2D3E4A"/>
-                <w:sz w:val="18"/>
-                <w:szCs w:val="18"/>
-              </w:rPr>
-              <w:t>{{IS_Q2_R4_C4}}</w:t>
-            </w:r>
-          </w:p>
-        </w:tc>
-        <w:tc>
-          <w:tcPr>
-            <w:tcW w:w="1638" w:type="dxa"/>
-            <w:tcBorders>
-              <w:top w:val="single" w:sz="4" w:space="0" w:color="C5CDD9"/>
-              <w:left w:val="single" w:sz="4" w:space="0" w:color="C5CDD9"/>
-              <w:bottom w:val="single" w:sz="4" w:space="0" w:color="C5CDD9"/>
-              <w:right w:val="single" w:sz="4" w:space="0" w:color="C5CDD9"/>
-            </w:tcBorders>
-            <w:shd w:val="clear" w:color="auto" w:fill="F2F3F4"/>
-            <w:tcMar>
-              <w:top w:w="70" w:type="dxa"/>
-              <w:left w:w="100" w:type="dxa"/>
-              <w:bottom w:w="70" w:type="dxa"/>
-              <w:right w:w="100" w:type="dxa"/>
-            </w:tcMar>
-          </w:tcPr>
-          <w:p>
-            <w:pPr>
-              <w:jc w:val="right"/>
-            </w:pPr>
-            <w:r>
-              <w:rPr>
-                <w:color w:val="2D3E4A"/>
-                <w:sz w:val="18"/>
-                <w:szCs w:val="18"/>
-              </w:rPr>
-              <w:t>{{IS_Q2_R4_C5}}</w:t>
-            </w:r>
-          </w:p>
-        </w:tc>
-      </w:tr>
-      <w:tr>
-        <w:tc>
-          <w:tcPr>
-            <w:tcW w:w="3200" w:type="dxa"/>
-            <w:tcBorders>
-              <w:top w:val="single" w:sz="4" w:space="0" w:color="C5CDD9"/>
-              <w:left w:val="single" w:sz="4" w:space="0" w:color="C5CDD9"/>
-              <w:bottom w:val="single" w:sz="4" w:space="0" w:color="C5CDD9"/>
-              <w:right w:val="single" w:sz="4" w:space="0" w:color="C5CDD9"/>
-            </w:tcBorders>
-            <w:shd w:val="clear" w:color="auto" w:fill="FFFFFF"/>
-            <w:tcMar>
-              <w:top w:w="70" w:type="dxa"/>
-              <w:left w:w="100" w:type="dxa"/>
-              <w:bottom w:w="70" w:type="dxa"/>
-              <w:right w:w="100" w:type="dxa"/>
-            </w:tcMar>
-          </w:tcPr>
-          <w:p>
-            <w:r>
-              <w:rPr>
-                <w:color w:val="2D3E4A"/>
-                <w:sz w:val="18"/>
-                <w:szCs w:val="18"/>
-              </w:rPr>
-              <w:t>{{IS_Q2_R5_C1}}</w:t>
-            </w:r>
-          </w:p>
-        </w:tc>
-        <w:tc>
-          <w:tcPr>
-            <w:tcW w:w="1600" w:type="dxa"/>
-            <w:tcBorders>
-              <w:top w:val="single" w:sz="4" w:space="0" w:color="C5CDD9"/>
-              <w:left w:val="single" w:sz="4" w:space="0" w:color="C5CDD9"/>
-              <w:bottom w:val="single" w:sz="4" w:space="0" w:color="C5CDD9"/>
-              <w:right w:val="single" w:sz="4" w:space="0" w:color="C5CDD9"/>
-            </w:tcBorders>
-            <w:shd w:val="clear" w:color="auto" w:fill="FFFFFF"/>
-            <w:tcMar>
-              <w:top w:w="70" w:type="dxa"/>
-              <w:left w:w="100" w:type="dxa"/>
-              <w:bottom w:w="70" w:type="dxa"/>
-              <w:right w:w="100" w:type="dxa"/>
-            </w:tcMar>
-          </w:tcPr>
-          <w:p>
-            <w:pPr>
-              <w:jc w:val="right"/>
-            </w:pPr>
-            <w:r>
-              <w:rPr>
-                <w:color w:val="2D3E4A"/>
-                <w:sz w:val="18"/>
-                <w:szCs w:val="18"/>
-              </w:rPr>
-              <w:t>{{IS_Q2_R5_C2}}</w:t>
-            </w:r>
-          </w:p>
-        </w:tc>
-        <w:tc>
-          <w:tcPr>
-            <w:tcW w:w="1600" w:type="dxa"/>
-            <w:tcBorders>
-              <w:top w:val="single" w:sz="4" w:space="0" w:color="C5CDD9"/>
-              <w:left w:val="single" w:sz="4" w:space="0" w:color="C5CDD9"/>
-              <w:bottom w:val="single" w:sz="4" w:space="0" w:color="C5CDD9"/>
-              <w:right w:val="single" w:sz="4" w:space="0" w:color="C5CDD9"/>
-            </w:tcBorders>
-            <w:shd w:val="clear" w:color="auto" w:fill="FFFFFF"/>
-            <w:tcMar>
-              <w:top w:w="70" w:type="dxa"/>
-              <w:left w:w="100" w:type="dxa"/>
-              <w:bottom w:w="70" w:type="dxa"/>
-              <w:right w:w="100" w:type="dxa"/>
-            </w:tcMar>
-          </w:tcPr>
-          <w:p>
-            <w:pPr>
-              <w:jc w:val="right"/>
-            </w:pPr>
-            <w:r>
-              <w:rPr>
-                <w:color w:val="2D3E4A"/>
-                <w:sz w:val="18"/>
-                <w:szCs w:val="18"/>
-              </w:rPr>
-              <w:t>{{IS_Q2_R5_C3}}</w:t>
-            </w:r>
-          </w:p>
-        </w:tc>
-        <w:tc>
-          <w:tcPr>
-            <w:tcW w:w="1600" w:type="dxa"/>
-            <w:tcBorders>
-              <w:top w:val="single" w:sz="4" w:space="0" w:color="C5CDD9"/>
-              <w:left w:val="single" w:sz="4" w:space="0" w:color="C5CDD9"/>
-              <w:bottom w:val="single" w:sz="4" w:space="0" w:color="C5CDD9"/>
-              <w:right w:val="single" w:sz="4" w:space="0" w:color="C5CDD9"/>
-            </w:tcBorders>
-            <w:shd w:val="clear" w:color="auto" w:fill="FFFFFF"/>
-            <w:tcMar>
-              <w:top w:w="70" w:type="dxa"/>
-              <w:left w:w="100" w:type="dxa"/>
-              <w:bottom w:w="70" w:type="dxa"/>
-              <w:right w:w="100" w:type="dxa"/>
-            </w:tcMar>
-          </w:tcPr>
-          <w:p>
-            <w:pPr>
-              <w:jc w:val="right"/>
-            </w:pPr>
-            <w:r>
-              <w:rPr>
-                <w:color w:val="2D3E4A"/>
-                <w:sz w:val="18"/>
-                <w:szCs w:val="18"/>
-              </w:rPr>
-              <w:t>{{IS_Q2_R5_C4}}</w:t>
-            </w:r>
-          </w:p>
-        </w:tc>
-        <w:tc>
-          <w:tcPr>
-            <w:tcW w:w="1638" w:type="dxa"/>
-            <w:tcBorders>
-              <w:top w:val="single" w:sz="4" w:space="0" w:color="C5CDD9"/>
-              <w:left w:val="single" w:sz="4" w:space="0" w:color="C5CDD9"/>
-              <w:bottom w:val="single" w:sz="4" w:space="0" w:color="C5CDD9"/>
-              <w:right w:val="single" w:sz="4" w:space="0" w:color="C5CDD9"/>
-            </w:tcBorders>
-            <w:shd w:val="clear" w:color="auto" w:fill="FFFFFF"/>
-            <w:tcMar>
-              <w:top w:w="70" w:type="dxa"/>
-              <w:left w:w="100" w:type="dxa"/>
-              <w:bottom w:w="70" w:type="dxa"/>
-              <w:right w:w="100" w:type="dxa"/>
-            </w:tcMar>
-          </w:tcPr>
-          <w:p>
-            <w:pPr>
-              <w:jc w:val="right"/>
-            </w:pPr>
-            <w:r>
-              <w:rPr>
-                <w:color w:val="2D3E4A"/>
-                <w:sz w:val="18"/>
-                <w:szCs w:val="18"/>
-              </w:rPr>
-              <w:t>{{IS_Q2_R5_C5}}</w:t>
-            </w:r>
-          </w:p>
-        </w:tc>
-      </w:tr>
-      <w:tr>
-        <w:tc>
-          <w:tcPr>
-            <w:tcW w:w="3200" w:type="dxa"/>
-            <w:tcBorders>
-              <w:top w:val="single" w:sz="4" w:space="0" w:color="C5CDD9"/>
-              <w:left w:val="single" w:sz="4" w:space="0" w:color="C5CDD9"/>
-              <w:bottom w:val="single" w:sz="4" w:space="0" w:color="C5CDD9"/>
-              <w:right w:val="single" w:sz="4" w:space="0" w:color="C5CDD9"/>
-            </w:tcBorders>
-            <w:shd w:val="clear" w:color="auto" w:fill="F2F3F4"/>
-            <w:tcMar>
-              <w:top w:w="70" w:type="dxa"/>
-              <w:left w:w="100" w:type="dxa"/>
-              <w:bottom w:w="70" w:type="dxa"/>
-              <w:right w:w="100" w:type="dxa"/>
-            </w:tcMar>
-          </w:tcPr>
-          <w:p>
-            <w:r>
-              <w:rPr>
-                <w:color w:val="2D3E4A"/>
-                <w:sz w:val="18"/>
-                <w:szCs w:val="18"/>
-              </w:rPr>
-              <w:t>{{IS_Q2_R6_C1}}</w:t>
-            </w:r>
-          </w:p>
-        </w:tc>
-        <w:tc>
-          <w:tcPr>
-            <w:tcW w:w="1600" w:type="dxa"/>
-            <w:tcBorders>
-              <w:top w:val="single" w:sz="4" w:space="0" w:color="C5CDD9"/>
-              <w:left w:val="single" w:sz="4" w:space="0" w:color="C5CDD9"/>
-              <w:bottom w:val="single" w:sz="4" w:space="0" w:color="C5CDD9"/>
-              <w:right w:val="single" w:sz="4" w:space="0" w:color="C5CDD9"/>
-            </w:tcBorders>
-            <w:shd w:val="clear" w:color="auto" w:fill="F2F3F4"/>
-            <w:tcMar>
-              <w:top w:w="70" w:type="dxa"/>
-              <w:left w:w="100" w:type="dxa"/>
-              <w:bottom w:w="70" w:type="dxa"/>
-              <w:right w:w="100" w:type="dxa"/>
-            </w:tcMar>
-          </w:tcPr>
-          <w:p>
-            <w:pPr>
-              <w:jc w:val="right"/>
-            </w:pPr>
-            <w:r>
-              <w:rPr>
-                <w:color w:val="2D3E4A"/>
-                <w:sz w:val="18"/>
-                <w:szCs w:val="18"/>
-              </w:rPr>
-              <w:t>{{IS_Q2_R6_C2}}</w:t>
-            </w:r>
-          </w:p>
-        </w:tc>
-        <w:tc>
-          <w:tcPr>
-            <w:tcW w:w="1600" w:type="dxa"/>
-            <w:tcBorders>
-              <w:top w:val="single" w:sz="4" w:space="0" w:color="C5CDD9"/>
-              <w:left w:val="single" w:sz="4" w:space="0" w:color="C5CDD9"/>
-              <w:bottom w:val="single" w:sz="4" w:space="0" w:color="C5CDD9"/>
-              <w:right w:val="single" w:sz="4" w:space="0" w:color="C5CDD9"/>
-            </w:tcBorders>
-            <w:shd w:val="clear" w:color="auto" w:fill="F2F3F4"/>
-            <w:tcMar>
-              <w:top w:w="70" w:type="dxa"/>
-              <w:left w:w="100" w:type="dxa"/>
-              <w:bottom w:w="70" w:type="dxa"/>
-              <w:right w:w="100" w:type="dxa"/>
-            </w:tcMar>
-          </w:tcPr>
-          <w:p>
-            <w:pPr>
-              <w:jc w:val="right"/>
-            </w:pPr>
-            <w:r>
-              <w:rPr>
-                <w:color w:val="2D3E4A"/>
-                <w:sz w:val="18"/>
-                <w:szCs w:val="18"/>
-              </w:rPr>
-              <w:t>{{IS_Q2_R6_C3}}</w:t>
-            </w:r>
-          </w:p>
-        </w:tc>
-        <w:tc>
-          <w:tcPr>
-            <w:tcW w:w="1600" w:type="dxa"/>
-            <w:tcBorders>
-              <w:top w:val="single" w:sz="4" w:space="0" w:color="C5CDD9"/>
-              <w:left w:val="single" w:sz="4" w:space="0" w:color="C5CDD9"/>
-              <w:bottom w:val="single" w:sz="4" w:space="0" w:color="C5CDD9"/>
-              <w:right w:val="single" w:sz="4" w:space="0" w:color="C5CDD9"/>
-            </w:tcBorders>
-            <w:shd w:val="clear" w:color="auto" w:fill="F2F3F4"/>
-            <w:tcMar>
-              <w:top w:w="70" w:type="dxa"/>
-              <w:left w:w="100" w:type="dxa"/>
-              <w:bottom w:w="70" w:type="dxa"/>
-              <w:right w:w="100" w:type="dxa"/>
-            </w:tcMar>
-          </w:tcPr>
-          <w:p>
-            <w:pPr>
-              <w:jc w:val="right"/>
-            </w:pPr>
-            <w:r>
-              <w:rPr>
-                <w:color w:val="2D3E4A"/>
-                <w:sz w:val="18"/>
-                <w:szCs w:val="18"/>
-              </w:rPr>
-              <w:t>{{IS_Q2_R6_C4}}</w:t>
-            </w:r>
-          </w:p>
-        </w:tc>
-        <w:tc>
-          <w:tcPr>
-            <w:tcW w:w="1638" w:type="dxa"/>
-            <w:tcBorders>
-              <w:top w:val="single" w:sz="4" w:space="0" w:color="C5CDD9"/>
-              <w:left w:val="single" w:sz="4" w:space="0" w:color="C5CDD9"/>
-              <w:bottom w:val="single" w:sz="4" w:space="0" w:color="C5CDD9"/>
-              <w:right w:val="single" w:sz="4" w:space="0" w:color="C5CDD9"/>
-            </w:tcBorders>
-            <w:shd w:val="clear" w:color="auto" w:fill="F2F3F4"/>
-            <w:tcMar>
-              <w:top w:w="70" w:type="dxa"/>
-              <w:left w:w="100" w:type="dxa"/>
-              <w:bottom w:w="70" w:type="dxa"/>
-              <w:right w:w="100" w:type="dxa"/>
-            </w:tcMar>
-          </w:tcPr>
-          <w:p>
-            <w:pPr>
-              <w:jc w:val="right"/>
-            </w:pPr>
-            <w:r>
-              <w:rPr>
-                <w:color w:val="2D3E4A"/>
-                <w:sz w:val="18"/>
-                <w:szCs w:val="18"/>
-              </w:rPr>
-              <w:t>{{IS_Q2_R6_C5}}</w:t>
-            </w:r>
-          </w:p>
-        </w:tc>
-      </w:tr>
-      <w:tr>
-        <w:tc>
-          <w:tcPr>
-            <w:tcW w:w="3200" w:type="dxa"/>
-            <w:tcBorders>
-              <w:top w:val="single" w:sz="4" w:space="0" w:color="C5CDD9"/>
-              <w:left w:val="single" w:sz="4" w:space="0" w:color="C5CDD9"/>
-              <w:bottom w:val="single" w:sz="4" w:space="0" w:color="C5CDD9"/>
-              <w:right w:val="single" w:sz="4" w:space="0" w:color="C5CDD9"/>
-            </w:tcBorders>
-            <w:shd w:val="clear" w:color="auto" w:fill="FFFFFF"/>
-            <w:tcMar>
-              <w:top w:w="70" w:type="dxa"/>
-              <w:left w:w="100" w:type="dxa"/>
-              <w:bottom w:w="70" w:type="dxa"/>
-              <w:right w:w="100" w:type="dxa"/>
-            </w:tcMar>
-          </w:tcPr>
-          <w:p>
-            <w:r>
-              <w:rPr>
-                <w:color w:val="2D3E4A"/>
-                <w:sz w:val="18"/>
-                <w:szCs w:val="18"/>
-              </w:rPr>
-              <w:t>{{IS_Q2_R7_C1}}</w:t>
-            </w:r>
-          </w:p>
-        </w:tc>
-        <w:tc>
-          <w:tcPr>
-            <w:tcW w:w="1600" w:type="dxa"/>
-            <w:tcBorders>
-              <w:top w:val="single" w:sz="4" w:space="0" w:color="C5CDD9"/>
-              <w:left w:val="single" w:sz="4" w:space="0" w:color="C5CDD9"/>
-              <w:bottom w:val="single" w:sz="4" w:space="0" w:color="C5CDD9"/>
-              <w:right w:val="single" w:sz="4" w:space="0" w:color="C5CDD9"/>
-            </w:tcBorders>
-            <w:shd w:val="clear" w:color="auto" w:fill="FFFFFF"/>
-            <w:tcMar>
-              <w:top w:w="70" w:type="dxa"/>
-              <w:left w:w="100" w:type="dxa"/>
-              <w:bottom w:w="70" w:type="dxa"/>
-              <w:right w:w="100" w:type="dxa"/>
-            </w:tcMar>
-          </w:tcPr>
-          <w:p>
-            <w:pPr>
-              <w:jc w:val="right"/>
-            </w:pPr>
-            <w:r>
-              <w:rPr>
-                <w:color w:val="2D3E4A"/>
-                <w:sz w:val="18"/>
-                <w:szCs w:val="18"/>
-              </w:rPr>
-              <w:t>{{IS_Q2_R7_C2}}</w:t>
-            </w:r>
-          </w:p>
-        </w:tc>
-        <w:tc>
-          <w:tcPr>
-            <w:tcW w:w="1600" w:type="dxa"/>
-            <w:tcBorders>
-              <w:top w:val="single" w:sz="4" w:space="0" w:color="C5CDD9"/>
-              <w:left w:val="single" w:sz="4" w:space="0" w:color="C5CDD9"/>
-              <w:bottom w:val="single" w:sz="4" w:space="0" w:color="C5CDD9"/>
-              <w:right w:val="single" w:sz="4" w:space="0" w:color="C5CDD9"/>
-            </w:tcBorders>
-            <w:shd w:val="clear" w:color="auto" w:fill="FFFFFF"/>
-            <w:tcMar>
-              <w:top w:w="70" w:type="dxa"/>
-              <w:left w:w="100" w:type="dxa"/>
-              <w:bottom w:w="70" w:type="dxa"/>
-              <w:right w:w="100" w:type="dxa"/>
-            </w:tcMar>
-          </w:tcPr>
-          <w:p>
-            <w:pPr>
-              <w:jc w:val="right"/>
-            </w:pPr>
-            <w:r>
-              <w:rPr>
-                <w:color w:val="2D3E4A"/>
-                <w:sz w:val="18"/>
-                <w:szCs w:val="18"/>
-              </w:rPr>
-              <w:t>{{IS_Q2_R7_C3}}</w:t>
-            </w:r>
-          </w:p>
-        </w:tc>
-        <w:tc>
-          <w:tcPr>
-            <w:tcW w:w="1600" w:type="dxa"/>
-            <w:tcBorders>
-              <w:top w:val="single" w:sz="4" w:space="0" w:color="C5CDD9"/>
-              <w:left w:val="single" w:sz="4" w:space="0" w:color="C5CDD9"/>
-              <w:bottom w:val="single" w:sz="4" w:space="0" w:color="C5CDD9"/>
-              <w:right w:val="single" w:sz="4" w:space="0" w:color="C5CDD9"/>
-            </w:tcBorders>
-            <w:shd w:val="clear" w:color="auto" w:fill="FFFFFF"/>
-            <w:tcMar>
-              <w:top w:w="70" w:type="dxa"/>
-              <w:left w:w="100" w:type="dxa"/>
-              <w:bottom w:w="70" w:type="dxa"/>
-              <w:right w:w="100" w:type="dxa"/>
-            </w:tcMar>
-          </w:tcPr>
-          <w:p>
-            <w:pPr>
-              <w:jc w:val="right"/>
-            </w:pPr>
-            <w:r>
-              <w:rPr>
-                <w:color w:val="2D3E4A"/>
-                <w:sz w:val="18"/>
-                <w:szCs w:val="18"/>
-              </w:rPr>
-              <w:t>{{IS_Q2_R7_C4}}</w:t>
-            </w:r>
-          </w:p>
-        </w:tc>
-        <w:tc>
-          <w:tcPr>
-            <w:tcW w:w="1638" w:type="dxa"/>
-            <w:tcBorders>
-              <w:top w:val="single" w:sz="4" w:space="0" w:color="C5CDD9"/>
-              <w:left w:val="single" w:sz="4" w:space="0" w:color="C5CDD9"/>
-              <w:bottom w:val="single" w:sz="4" w:space="0" w:color="C5CDD9"/>
-              <w:right w:val="single" w:sz="4" w:space="0" w:color="C5CDD9"/>
-            </w:tcBorders>
-            <w:shd w:val="clear" w:color="auto" w:fill="FFFFFF"/>
-            <w:tcMar>
-              <w:top w:w="70" w:type="dxa"/>
-              <w:left w:w="100" w:type="dxa"/>
-              <w:bottom w:w="70" w:type="dxa"/>
-              <w:right w:w="100" w:type="dxa"/>
-            </w:tcMar>
-          </w:tcPr>
-          <w:p>
-            <w:pPr>
-              <w:jc w:val="right"/>
-            </w:pPr>
-            <w:r>
-              <w:rPr>
-                <w:color w:val="2D3E4A"/>
-                <w:sz w:val="18"/>
-                <w:szCs w:val="18"/>
-              </w:rPr>
-              <w:t>{{IS_Q2_R7_C5}}</w:t>
-            </w:r>
-          </w:p>
-        </w:tc>
-      </w:tr>
-      <w:tr>
-        <w:tc>
-          <w:tcPr>
-            <w:tcW w:w="3200" w:type="dxa"/>
-            <w:tcBorders>
-              <w:top w:val="single" w:sz="4" w:space="0" w:color="C5CDD9"/>
-              <w:left w:val="single" w:sz="4" w:space="0" w:color="C5CDD9"/>
-              <w:bottom w:val="single" w:sz="4" w:space="0" w:color="C5CDD9"/>
-              <w:right w:val="single" w:sz="4" w:space="0" w:color="C5CDD9"/>
-            </w:tcBorders>
-            <w:shd w:val="clear" w:color="auto" w:fill="F2F3F4"/>
-            <w:tcMar>
-              <w:top w:w="70" w:type="dxa"/>
-              <w:left w:w="100" w:type="dxa"/>
-              <w:bottom w:w="70" w:type="dxa"/>
-              <w:right w:w="100" w:type="dxa"/>
-            </w:tcMar>
-          </w:tcPr>
-          <w:p>
-            <w:r>
-              <w:rPr>
-                <w:color w:val="2D3E4A"/>
-                <w:sz w:val="18"/>
-                <w:szCs w:val="18"/>
-              </w:rPr>
-              <w:t>{{IS_Q2_R8_C1}}</w:t>
-            </w:r>
-          </w:p>
-        </w:tc>
-        <w:tc>
-          <w:tcPr>
-            <w:tcW w:w="1600" w:type="dxa"/>
-            <w:tcBorders>
-              <w:top w:val="single" w:sz="4" w:space="0" w:color="C5CDD9"/>
-              <w:left w:val="single" w:sz="4" w:space="0" w:color="C5CDD9"/>
-              <w:bottom w:val="single" w:sz="4" w:space="0" w:color="C5CDD9"/>
-              <w:right w:val="single" w:sz="4" w:space="0" w:color="C5CDD9"/>
-            </w:tcBorders>
-            <w:shd w:val="clear" w:color="auto" w:fill="F2F3F4"/>
-            <w:tcMar>
-              <w:top w:w="70" w:type="dxa"/>
-              <w:left w:w="100" w:type="dxa"/>
-              <w:bottom w:w="70" w:type="dxa"/>
-              <w:right w:w="100" w:type="dxa"/>
-            </w:tcMar>
-          </w:tcPr>
-          <w:p>
-            <w:pPr>
-              <w:jc w:val="right"/>
-            </w:pPr>
-            <w:r>
-              <w:rPr>
-                <w:color w:val="2D3E4A"/>
-                <w:sz w:val="18"/>
-                <w:szCs w:val="18"/>
-              </w:rPr>
-              <w:t>{{IS_Q2_R8_C2}}</w:t>
-            </w:r>
-          </w:p>
-        </w:tc>
-        <w:tc>
-          <w:tcPr>
-            <w:tcW w:w="1600" w:type="dxa"/>
-            <w:tcBorders>
-              <w:top w:val="single" w:sz="4" w:space="0" w:color="C5CDD9"/>
-              <w:left w:val="single" w:sz="4" w:space="0" w:color="C5CDD9"/>
-              <w:bottom w:val="single" w:sz="4" w:space="0" w:color="C5CDD9"/>
-              <w:right w:val="single" w:sz="4" w:space="0" w:color="C5CDD9"/>
-            </w:tcBorders>
-            <w:shd w:val="clear" w:color="auto" w:fill="F2F3F4"/>
-            <w:tcMar>
-              <w:top w:w="70" w:type="dxa"/>
-              <w:left w:w="100" w:type="dxa"/>
-              <w:bottom w:w="70" w:type="dxa"/>
-              <w:right w:w="100" w:type="dxa"/>
-            </w:tcMar>
-          </w:tcPr>
-          <w:p>
-            <w:pPr>
-              <w:jc w:val="right"/>
-            </w:pPr>
-            <w:r>
-              <w:rPr>
-                <w:color w:val="2D3E4A"/>
-                <w:sz w:val="18"/>
-                <w:szCs w:val="18"/>
-              </w:rPr>
-              <w:t>{{IS_Q2_R8_C3}}</w:t>
-            </w:r>
-          </w:p>
-        </w:tc>
-        <w:tc>
-          <w:tcPr>
-            <w:tcW w:w="1600" w:type="dxa"/>
-            <w:tcBorders>
-              <w:top w:val="single" w:sz="4" w:space="0" w:color="C5CDD9"/>
-              <w:left w:val="single" w:sz="4" w:space="0" w:color="C5CDD9"/>
-              <w:bottom w:val="single" w:sz="4" w:space="0" w:color="C5CDD9"/>
-              <w:right w:val="single" w:sz="4" w:space="0" w:color="C5CDD9"/>
-            </w:tcBorders>
-            <w:shd w:val="clear" w:color="auto" w:fill="F2F3F4"/>
-            <w:tcMar>
-              <w:top w:w="70" w:type="dxa"/>
-              <w:left w:w="100" w:type="dxa"/>
-              <w:bottom w:w="70" w:type="dxa"/>
-              <w:right w:w="100" w:type="dxa"/>
-            </w:tcMar>
-          </w:tcPr>
-          <w:p>
-            <w:pPr>
-              <w:jc w:val="right"/>
-            </w:pPr>
-            <w:r>
-              <w:rPr>
-                <w:color w:val="2D3E4A"/>
-                <w:sz w:val="18"/>
-                <w:szCs w:val="18"/>
-              </w:rPr>
-              <w:t>{{IS_Q2_R8_C4}}</w:t>
-            </w:r>
-          </w:p>
-        </w:tc>
-        <w:tc>
-          <w:tcPr>
-            <w:tcW w:w="1638" w:type="dxa"/>
-            <w:tcBorders>
-              <w:top w:val="single" w:sz="4" w:space="0" w:color="C5CDD9"/>
-              <w:left w:val="single" w:sz="4" w:space="0" w:color="C5CDD9"/>
-              <w:bottom w:val="single" w:sz="4" w:space="0" w:color="C5CDD9"/>
-              <w:right w:val="single" w:sz="4" w:space="0" w:color="C5CDD9"/>
-            </w:tcBorders>
-            <w:shd w:val="clear" w:color="auto" w:fill="F2F3F4"/>
-            <w:tcMar>
-              <w:top w:w="70" w:type="dxa"/>
-              <w:left w:w="100" w:type="dxa"/>
-              <w:bottom w:w="70" w:type="dxa"/>
-              <w:right w:w="100" w:type="dxa"/>
-            </w:tcMar>
-          </w:tcPr>
-          <w:p>
-            <w:pPr>
-              <w:jc w:val="right"/>
-            </w:pPr>
-            <w:r>
-              <w:rPr>
-                <w:color w:val="2D3E4A"/>
-                <w:sz w:val="18"/>
-                <w:szCs w:val="18"/>
-              </w:rPr>
-              <w:t>{{IS_Q2_R8_C5}}</w:t>
-            </w:r>
-          </w:p>
-        </w:tc>
-      </w:tr>
-    </w:tbl>
-    <w:p>
-      <w:pPr>
-        <w:spacing w:before="80" w:after="80"/>
-      </w:pPr>
-    </w:p>
-    <w:p>
-      <w:pPr>
-        <w:spacing w:before="120" w:after="40"/>
-      </w:pPr>
-    </w:p>
-    <w:p>
-      <w:pPr>
-        <w:pBdr>
-          <w:bottom w:val="single" w:sz="6" w:space="1" w:color="1A7882"/>
-        </w:pBdr>
-        <w:spacing w:after="40"/>
-      </w:pPr>
+      <w:proofErr w:type="gramEnd"/>
       <w:r>
         <w:rPr>
           <w:b/>
@@ -6102,7 +4827,7 @@
           <w:sz w:val="22"/>
           <w:szCs w:val="22"/>
         </w:rPr>
-        <w:t>3.3  Análisis de Rentabilidad</w:t>
+        <w:t xml:space="preserve"> de Rentabilidad</w:t>
       </w:r>
     </w:p>
     <w:p>
@@ -6134,10 +4859,30 @@
           <w:sz w:val="18"/>
           <w:szCs w:val="18"/>
         </w:rPr>
-        <w:t xml:space="preserve"> — Agente 4: Comparativo de ingresos operacionales vs. período anterior. Drivers de variación, composición de ingresos por valoración vs. dividendos vs. venta. Análisis de gastos operacionales y administrativos.~~</w:t>
+        <w:t xml:space="preserve"> — Agente 4: Comparativo de ingresos operacionales vs. período anterior. Drivers de variación, composición de ingresos por valoración vs. dividendos vs. venta. Análisis de gastos operacionales y </w:t>
       </w:r>
-    </w:p>
-    <w:p>
+      <w:proofErr w:type="gramStart"/>
+      <w:r>
+        <w:rPr>
+          <w:i/>
+          <w:iCs/>
+          <w:color w:val="2D3E4A"/>
+          <w:sz w:val="18"/>
+          <w:szCs w:val="18"/>
+        </w:rPr>
+        <w:t>administrativos.~</w:t>
+      </w:r>
+      <w:proofErr w:type="gramEnd"/>
+      <w:r>
+        <w:rPr>
+          <w:i/>
+          <w:iCs/>
+          <w:color w:val="2D3E4A"/>
+          <w:sz w:val="18"/>
+          <w:szCs w:val="18"/>
+        </w:rPr>
+        <w:t>~</w:t>
+      </w:r>
       <w:r>
         <w:br w:type="page"/>
       </w:r>
@@ -6159,7 +4904,29 @@
           <w:sz w:val="26"/>
           <w:szCs w:val="26"/>
         </w:rPr>
-        <w:t xml:space="preserve">  4  INSTRUMENTOS FINANCIEROS DE INVERSIÓN</w:t>
+        <w:t xml:space="preserve">  </w:t>
+      </w:r>
+      <w:proofErr w:type="gramStart"/>
+      <w:r>
+        <w:rPr>
+          <w:b/>
+          <w:bCs/>
+          <w:color w:val="FFFFFF"/>
+          <w:sz w:val="26"/>
+          <w:szCs w:val="26"/>
+        </w:rPr>
+        <w:t>4  INSTRUMENTOS</w:t>
+      </w:r>
+      <w:proofErr w:type="gramEnd"/>
+      <w:r>
+        <w:rPr>
+          <w:b/>
+          <w:bCs/>
+          <w:color w:val="FFFFFF"/>
+          <w:sz w:val="26"/>
+          <w:szCs w:val="26"/>
+        </w:rPr>
+        <w:t xml:space="preserve"> FINANCIEROS DE INVERSIÓN</w:t>
       </w:r>
     </w:p>
     <w:p>
@@ -8505,11 +7272,6 @@
     </w:p>
     <w:p>
       <w:pPr>
-        <w:spacing w:before="120" w:after="40"/>
-      </w:pPr>
-    </w:p>
-    <w:p>
-      <w:pPr>
         <w:pBdr>
           <w:bottom w:val="single" w:sz="6" w:space="1" w:color="1A7882"/>
         </w:pBdr>
@@ -8523,7 +7285,7 @@
           <w:sz w:val="22"/>
           <w:szCs w:val="22"/>
         </w:rPr>
-        <w:t>4.2 Jerarquía de Valor Razonable</w:t>
+        <w:t>4.2 Valor Razonable</w:t>
       </w:r>
     </w:p>
     <w:p>
@@ -8725,17 +7487,7 @@
                 <w:sz w:val="18"/>
                 <w:szCs w:val="18"/>
               </w:rPr>
-              <w:t>Nivel 2 Dic</w:t>
-            </w:r>
-            <w:r>
-              <w:rPr>
-                <w:b/>
-                <w:bCs/>
-                <w:color w:val="FFFFFF"/>
-                <w:sz w:val="18"/>
-                <w:szCs w:val="18"/>
-              </w:rPr>
-              <w:t xml:space="preserve"> 2024</w:t>
+              <w:t>Nivel 2 Dic 2024</w:t>
             </w:r>
           </w:p>
         </w:tc>
@@ -9360,11 +8112,6 @@
     <w:p>
       <w:pPr>
         <w:spacing w:before="80" w:after="80"/>
-      </w:pPr>
-    </w:p>
-    <w:p>
-      <w:pPr>
-        <w:spacing w:before="120" w:after="40"/>
       </w:pPr>
     </w:p>
     <w:p>
@@ -9421,11 +8168,6 @@
       <w:r>
         <w:br w:type="page"/>
       </w:r>
-    </w:p>
-    <w:p>
-      <w:pPr>
-        <w:spacing w:before="200"/>
-      </w:pPr>
     </w:p>
     <w:p>
       <w:pPr>
@@ -10652,11 +9394,6 @@
     </w:p>
     <w:p>
       <w:pPr>
-        <w:spacing w:before="120" w:after="40"/>
-      </w:pPr>
-    </w:p>
-    <w:p>
-      <w:pPr>
         <w:pBdr>
           <w:bottom w:val="single" w:sz="6" w:space="1" w:color="1A7882"/>
         </w:pBdr>
@@ -10769,7 +9506,7 @@
                 <w:sz w:val="18"/>
                 <w:szCs w:val="18"/>
               </w:rPr>
-              <w:t>Jun 2025 (COP miles)</w:t>
+              <w:t>Jun 2025 (COP MM)</w:t>
             </w:r>
           </w:p>
         </w:tc>
@@ -10803,7 +9540,7 @@
                 <w:sz w:val="18"/>
                 <w:szCs w:val="18"/>
               </w:rPr>
-              <w:t>Jun 2024 (COP miles)</w:t>
+              <w:t>Jun 2024 (COP MM)</w:t>
             </w:r>
           </w:p>
         </w:tc>
@@ -11338,11 +10075,6 @@
     <w:p>
       <w:pPr>
         <w:spacing w:before="80" w:after="80"/>
-      </w:pPr>
-    </w:p>
-    <w:p>
-      <w:pPr>
-        <w:spacing w:before="120" w:after="40"/>
       </w:pPr>
     </w:p>
     <w:p>
@@ -11392,28 +10124,13 @@
           <w:sz w:val="18"/>
           <w:szCs w:val="18"/>
         </w:rPr>
-        <w:t xml:space="preserve"> — Agente 4 + Agente 5: Decrecimiento del valor del fondo (-8.94% YTD). Flujos netos de inversionistas. Clases con mayor entrada / salida. Impacto en valor unitario por clase. Rentabilidad atribuible a gestión vs. mercado. ~</w:t>
-      </w:r>
-      <w:r>
-        <w:rPr>
-          <w:i/>
-          <w:iCs/>
-          <w:color w:val="2D3E4A"/>
-          <w:sz w:val="18"/>
-          <w:szCs w:val="18"/>
-        </w:rPr>
-        <w:t>~</w:t>
+        <w:t xml:space="preserve"> — Agente 4 + Agente 5: Decrecimiento del valor del fondo (-8.94% YTD). Flujos netos de inversionistas. Clases con mayor entrada / salida. Impacto en valor unitario por clase. Rentabilidad atribuible a gestión vs. mercado. ~~</w:t>
       </w:r>
     </w:p>
     <w:p>
       <w:r>
         <w:br w:type="page"/>
       </w:r>
-    </w:p>
-    <w:p>
-      <w:pPr>
-        <w:spacing w:before="200"/>
-      </w:pPr>
     </w:p>
     <w:p>
       <w:pPr>
@@ -11839,14 +10556,6 @@
     </w:p>
     <w:p>
       <w:pPr>
-        <w:spacing w:before="120" w:after="40"/>
-        <w:rPr>
-          <w:lang w:val="en-US"/>
-        </w:rPr>
-      </w:pPr>
-    </w:p>
-    <w:p>
-      <w:pPr>
         <w:pBdr>
           <w:bottom w:val="single" w:sz="6" w:space="1" w:color="1A7882"/>
         </w:pBdr>
@@ -12227,14 +10936,6 @@
     <w:p>
       <w:pPr>
         <w:spacing w:before="60" w:after="60"/>
-        <w:rPr>
-          <w:lang w:val="en-US"/>
-        </w:rPr>
-      </w:pPr>
-    </w:p>
-    <w:p>
-      <w:pPr>
-        <w:spacing w:before="120" w:after="40"/>
         <w:rPr>
           <w:lang w:val="en-US"/>
         </w:rPr>
@@ -12447,14 +11148,6 @@
     </w:p>
     <w:p>
       <w:pPr>
-        <w:spacing w:before="120" w:after="40"/>
-        <w:rPr>
-          <w:lang w:val="en-US"/>
-        </w:rPr>
-      </w:pPr>
-    </w:p>
-    <w:p>
-      <w:pPr>
         <w:pBdr>
           <w:bottom w:val="single" w:sz="6" w:space="1" w:color="1A7882"/>
         </w:pBdr>
@@ -12852,14 +11545,6 @@
         </w:rPr>
         <w:br w:type="page"/>
       </w:r>
-    </w:p>
-    <w:p>
-      <w:pPr>
-        <w:spacing w:before="200"/>
-        <w:rPr>
-          <w:lang w:val="en-US"/>
-        </w:rPr>
-      </w:pPr>
     </w:p>
     <w:p>
       <w:pPr>
@@ -14086,11 +12771,6 @@
     </w:p>
     <w:p>
       <w:pPr>
-        <w:spacing w:before="120" w:after="40"/>
-      </w:pPr>
-    </w:p>
-    <w:p>
-      <w:pPr>
         <w:pBdr>
           <w:bottom w:val="single" w:sz="6" w:space="1" w:color="1A7882"/>
         </w:pBdr>
@@ -14163,17 +12843,7 @@
           <w:sz w:val="18"/>
           <w:szCs w:val="18"/>
         </w:rPr>
-        <w:t xml:space="preserve"> — NOTA 3 — VALOR RAZONABLE: Técnicas de valoración, jer</w:t>
-      </w:r>
-      <w:r>
-        <w:rPr>
-          <w:i/>
-          <w:iCs/>
-          <w:color w:val="2D3E4A"/>
-          <w:sz w:val="18"/>
-          <w:szCs w:val="18"/>
-        </w:rPr>
-        <w:t>arquía de niveles, movimientos entre niveles.~~</w:t>
+        <w:t xml:space="preserve"> — NOTA 3 — VALOR RAZONABLE: Técnicas de valoración, jerarquía de niveles, movimientos entre niveles.~~</w:t>
       </w:r>
     </w:p>
     <w:p>
@@ -14227,17 +12897,7 @@
           <w:sz w:val="18"/>
           <w:szCs w:val="18"/>
         </w:rPr>
-        <w:t xml:space="preserve"> — NOTA 12 — POLÍTICA GENERAL DE RI</w:t>
-      </w:r>
-      <w:r>
-        <w:rPr>
-          <w:i/>
-          <w:iCs/>
-          <w:color w:val="2D3E4A"/>
-          <w:sz w:val="18"/>
-          <w:szCs w:val="18"/>
-        </w:rPr>
-        <w:t>ESGOS: Riesgo de mercado, liquidez, crédito. VeR regulatorio y modelo interno. Riesgo ASG. ~~</w:t>
+        <w:t xml:space="preserve"> — NOTA 12 — POLÍTICA GENERAL DE RIESGOS: Riesgo de mercado, liquidez, crédito. VeR regulatorio y modelo interno. Riesgo ASG. ~~</w:t>
       </w:r>
     </w:p>
     <w:p>
@@ -14359,7 +13019,7 @@
                 <w:sz w:val="18"/>
                 <w:szCs w:val="18"/>
               </w:rPr>
-              <w:t>Valor (COP miles)</w:t>
+              <w:t>Valor (COP MM)</w:t>
             </w:r>
           </w:p>
         </w:tc>
@@ -14934,11 +13594,6 @@
       <w:r>
         <w:br w:type="page"/>
       </w:r>
-    </w:p>
-    <w:p>
-      <w:pPr>
-        <w:spacing w:before="200"/>
-      </w:pPr>
     </w:p>
     <w:p>
       <w:pPr>
@@ -16009,11 +14664,6 @@
     </w:p>
     <w:p>
       <w:pPr>
-        <w:spacing w:before="120" w:after="40"/>
-      </w:pPr>
-    </w:p>
-    <w:p>
-      <w:pPr>
         <w:pBdr>
           <w:bottom w:val="single" w:sz="6" w:space="1" w:color="1A7882"/>
         </w:pBdr>
@@ -16572,11 +15222,6 @@
     <w:p>
       <w:pPr>
         <w:spacing w:before="80" w:after="80"/>
-      </w:pPr>
-    </w:p>
-    <w:p>
-      <w:pPr>
-        <w:spacing w:before="120" w:after="40"/>
       </w:pPr>
     </w:p>
     <w:p>
@@ -16688,11 +15333,6 @@
       <w:r>
         <w:br w:type="page"/>
       </w:r>
-    </w:p>
-    <w:p>
-      <w:pPr>
-        <w:spacing w:before="200"/>
-      </w:pPr>
     </w:p>
     <w:p>
       <w:pPr>
@@ -16876,16 +15516,7 @@
                 <w:sz w:val="32"/>
                 <w:szCs w:val="32"/>
               </w:rPr>
-              <w:t>{{KPI</w:t>
-            </w:r>
-            <w:r>
-              <w:rPr>
-                <w:b/>
-                <w:bCs/>
-                <w:sz w:val="32"/>
-                <w:szCs w:val="32"/>
-              </w:rPr>
-              <w:t>_NET_INCOME}}</w:t>
+              <w:t>{{KPI_NET_INCOME}}</w:t>
             </w:r>
           </w:p>
           <w:p>
@@ -17098,11 +15729,6 @@
     <w:p>
       <w:pPr>
         <w:spacing w:before="80" w:after="80"/>
-      </w:pPr>
-    </w:p>
-    <w:p>
-      <w:pPr>
-        <w:spacing w:before="120" w:after="40"/>
       </w:pPr>
     </w:p>
     <w:p>
@@ -17232,17 +15858,7 @@
           <w:sz w:val="18"/>
           <w:szCs w:val="18"/>
         </w:rPr>
-        <w:t xml:space="preserve"> — Agente 5: Acciones recomendadas basadas en los hallazgos. Seguimiento de alertas identificadas. Validaciones pendi</w:t>
-      </w:r>
-      <w:r>
-        <w:rPr>
-          <w:i/>
-          <w:iCs/>
-          <w:color w:val="2D3E4A"/>
-          <w:sz w:val="18"/>
-          <w:szCs w:val="18"/>
-        </w:rPr>
-        <w:t>entes por el equipo contable. ~~</w:t>
+        <w:t xml:space="preserve"> — Agente 5: Acciones recomendadas basadas en los hallazgos. Seguimiento de alertas identificadas. Validaciones pendientes por el equipo contable. ~~</w:t>
       </w:r>
       <w:r>
         <w:br w:type="page"/>
@@ -18463,11 +17079,6 @@
     </w:p>
     <w:p>
       <w:pPr>
-        <w:spacing w:before="120" w:after="40"/>
-      </w:pPr>
-    </w:p>
-    <w:p>
-      <w:pPr>
         <w:pBdr>
           <w:bottom w:val="single" w:sz="6" w:space="1" w:color="1A7882"/>
         </w:pBdr>
@@ -18513,17 +17124,7 @@
           <w:sz w:val="18"/>
           <w:szCs w:val="18"/>
         </w:rPr>
-        <w:t xml:space="preserve">~~ — Agente 6: Inconsistencias detectadas entre agentes. Cifras que </w:t>
-      </w:r>
-      <w:r>
-        <w:rPr>
-          <w:i/>
-          <w:iCs/>
-          <w:color w:val="2D3E4A"/>
-          <w:sz w:val="18"/>
-          <w:szCs w:val="18"/>
-        </w:rPr>
-        <w:t>requieren verificación manual. Anti-alucinación — referencias cruzadas. ~~</w:t>
+        <w:t>~~ — Agente 6: Inconsistencias detectadas entre agentes. Cifras que requieren verificación manual. Anti-alucinación — referencias cruzadas. ~~</w:t>
       </w:r>
     </w:p>
     <w:p>
@@ -18553,17 +17154,7 @@
           <w:sz w:val="16"/>
           <w:szCs w:val="16"/>
         </w:rPr>
-        <w:t>Este documento fue generado por el sistema CreditIQ (IA Multiagente). Su contenido debe ser validado por profesionales contables certificados antes de ser utilizado para fine</w:t>
-      </w:r>
-      <w:r>
-        <w:rPr>
-          <w:i/>
-          <w:iCs/>
-          <w:color w:val="5A6A73"/>
-          <w:sz w:val="16"/>
-          <w:szCs w:val="16"/>
-        </w:rPr>
-        <w:t>s regulatorios o de toma de decisiones. Referencia: {{REPORT_ID}}</w:t>
+        <w:t>Este documento fue generado por el sistema CreditIQ (IA Multiagente). Su contenido debe ser validado por profesionales contables certificados antes de ser utilizado para fines regulatorios o de toma de decisiones. Referencia: {{REPORT_ID}}</w:t>
       </w:r>
     </w:p>
     <w:sectPr>
@@ -18581,7 +17172,7 @@
 </file>
 
 <file path=word/endnotes.xml><?xml version="1.0" encoding="utf-8"?>
-<w:endnotes xmlns:wpc="http://schemas.microsoft.com/office/word/2010/wordprocessingCanvas" xmlns:cx="http://schemas.microsoft.com/office/drawing/2014/chartex" xmlns:cx1="http://schemas.microsoft.com/office/drawing/2015/9/8/chartex" xmlns:cx2="http://schemas.microsoft.com/office/drawing/2015/10/21/chartex" xmlns:cx3="http://schemas.microsoft.com/office/drawing/2016/5/9/chartex" xmlns:cx4="http://schemas.microsoft.com/office/drawing/2016/5/10/chartex" xmlns:cx5="http://schemas.microsoft.com/office/drawing/2016/5/11/chartex" xmlns:cx6="http://schemas.microsoft.com/office/drawing/2016/5/12/chartex" xmlns:cx7="http://schemas.microsoft.com/office/drawing/2016/5/13/chartex" xmlns:cx8="http://schemas.microsoft.com/office/drawing/2016/5/14/chartex" xmlns:mc="http://schemas.openxmlformats.org/markup-compatibility/2006" xmlns:aink="http://schemas.microsoft.com/office/drawing/2016/ink" xmlns:am3d="http://schemas.microsoft.com/office/drawing/2017/model3d" xmlns:o="urn:schemas-microsoft-com:office:office" xmlns:r="http://schemas.openxmlformats.org/officeDocument/2006/relationships" xmlns:m="http://schemas.openxmlformats.org/officeDocument/2006/math" xmlns:v="urn:schemas-microsoft-com:vml" xmlns:wp14="http://schemas.microsoft.com/office/word/2010/wordprocessingDrawing" xmlns:wp="http://schemas.openxmlformats.org/drawingml/2006/wordprocessingDrawing" xmlns:w10="urn:schemas-microsoft-com:office:word" xmlns:w="http://schemas.openxmlformats.org/wordprocessingml/2006/main" xmlns:w14="http://schemas.microsoft.com/office/word/2010/wordml" xmlns:w15="http://schemas.microsoft.com/office/word/2012/wordml" xmlns:w16cid="http://schemas.microsoft.com/office/word/2016/wordml/cid" xmlns:w16se="http://schemas.microsoft.com/office/word/2015/wordml/symex" xmlns:wpg="http://schemas.microsoft.com/office/word/2010/wordprocessingGroup" xmlns:wpi="http://schemas.microsoft.com/office/word/2010/wordprocessingInk" xmlns:wne="http://schemas.microsoft.com/office/word/2006/wordml" xmlns:wps="http://schemas.microsoft.com/office/word/2010/wordprocessingShape" mc:Ignorable="w14 w15 w16se w16cid wp14">
+<w:endnotes xmlns:wpc="http://schemas.microsoft.com/office/word/2010/wordprocessingCanvas" xmlns:cx="http://schemas.microsoft.com/office/drawing/2014/chartex" xmlns:cx1="http://schemas.microsoft.com/office/drawing/2015/9/8/chartex" xmlns:cx2="http://schemas.microsoft.com/office/drawing/2015/10/21/chartex" xmlns:cx3="http://schemas.microsoft.com/office/drawing/2016/5/9/chartex" xmlns:cx4="http://schemas.microsoft.com/office/drawing/2016/5/10/chartex" xmlns:cx5="http://schemas.microsoft.com/office/drawing/2016/5/11/chartex" xmlns:cx6="http://schemas.microsoft.com/office/drawing/2016/5/12/chartex" xmlns:cx7="http://schemas.microsoft.com/office/drawing/2016/5/13/chartex" xmlns:cx8="http://schemas.microsoft.com/office/drawing/2016/5/14/chartex" xmlns:mc="http://schemas.openxmlformats.org/markup-compatibility/2006" xmlns:aink="http://schemas.microsoft.com/office/drawing/2016/ink" xmlns:am3d="http://schemas.microsoft.com/office/drawing/2017/model3d" xmlns:o="urn:schemas-microsoft-com:office:office" xmlns:oel="http://schemas.microsoft.com/office/2019/extlst" xmlns:r="http://schemas.openxmlformats.org/officeDocument/2006/relationships" xmlns:m="http://schemas.openxmlformats.org/officeDocument/2006/math" xmlns:v="urn:schemas-microsoft-com:vml" xmlns:wp14="http://schemas.microsoft.com/office/word/2010/wordprocessingDrawing" xmlns:wp="http://schemas.openxmlformats.org/drawingml/2006/wordprocessingDrawing" xmlns:w10="urn:schemas-microsoft-com:office:word" xmlns:w="http://schemas.openxmlformats.org/wordprocessingml/2006/main" xmlns:w14="http://schemas.microsoft.com/office/word/2010/wordml" xmlns:w15="http://schemas.microsoft.com/office/word/2012/wordml" xmlns:w16cex="http://schemas.microsoft.com/office/word/2018/wordml/cex" xmlns:w16cid="http://schemas.microsoft.com/office/word/2016/wordml/cid" xmlns:w16="http://schemas.microsoft.com/office/word/2018/wordml" xmlns:w16du="http://schemas.microsoft.com/office/word/2023/wordml/word16du" xmlns:w16sdtdh="http://schemas.microsoft.com/office/word/2020/wordml/sdtdatahash" xmlns:w16sdtfl="http://schemas.microsoft.com/office/word/2024/wordml/sdtformatlock" xmlns:w16se="http://schemas.microsoft.com/office/word/2015/wordml/symex" xmlns:wpg="http://schemas.microsoft.com/office/word/2010/wordprocessingGroup" xmlns:wpi="http://schemas.microsoft.com/office/word/2010/wordprocessingInk" xmlns:wne="http://schemas.microsoft.com/office/word/2006/wordml" xmlns:wps="http://schemas.microsoft.com/office/word/2010/wordprocessingShape" mc:Ignorable="w14 w15 w16se w16cid w16 w16cex w16sdtdh w16sdtfl w16du wp14">
   <w:endnote w:type="separator" w:id="-1">
     <w:p>
       <w:r>
@@ -18600,7 +17191,7 @@
 </file>
 
 <file path=word/footer1.xml><?xml version="1.0" encoding="utf-8"?>
-<w:ftr xmlns:wpc="http://schemas.microsoft.com/office/word/2010/wordprocessingCanvas" xmlns:cx="http://schemas.microsoft.com/office/drawing/2014/chartex" xmlns:cx1="http://schemas.microsoft.com/office/drawing/2015/9/8/chartex" xmlns:cx2="http://schemas.microsoft.com/office/drawing/2015/10/21/chartex" xmlns:cx3="http://schemas.microsoft.com/office/drawing/2016/5/9/chartex" xmlns:cx4="http://schemas.microsoft.com/office/drawing/2016/5/10/chartex" xmlns:cx5="http://schemas.microsoft.com/office/drawing/2016/5/11/chartex" xmlns:cx6="http://schemas.microsoft.com/office/drawing/2016/5/12/chartex" xmlns:cx7="http://schemas.microsoft.com/office/drawing/2016/5/13/chartex" xmlns:cx8="http://schemas.microsoft.com/office/drawing/2016/5/14/chartex" xmlns:mc="http://schemas.openxmlformats.org/markup-compatibility/2006" xmlns:aink="http://schemas.microsoft.com/office/drawing/2016/ink" xmlns:am3d="http://schemas.microsoft.com/office/drawing/2017/model3d" xmlns:o="urn:schemas-microsoft-com:office:office" xmlns:r="http://schemas.openxmlformats.org/officeDocument/2006/relationships" xmlns:m="http://schemas.openxmlformats.org/officeDocument/2006/math" xmlns:v="urn:schemas-microsoft-com:vml" xmlns:wp14="http://schemas.microsoft.com/office/word/2010/wordprocessingDrawing" xmlns:wp="http://schemas.openxmlformats.org/drawingml/2006/wordprocessingDrawing" xmlns:w10="urn:schemas-microsoft-com:office:word" xmlns:w="http://schemas.openxmlformats.org/wordprocessingml/2006/main" xmlns:w14="http://schemas.microsoft.com/office/word/2010/wordml" xmlns:w15="http://schemas.microsoft.com/office/word/2012/wordml" xmlns:w16cid="http://schemas.microsoft.com/office/word/2016/wordml/cid" xmlns:w16se="http://schemas.microsoft.com/office/word/2015/wordml/symex" xmlns:wpg="http://schemas.microsoft.com/office/word/2010/wordprocessingGroup" xmlns:wpi="http://schemas.microsoft.com/office/word/2010/wordprocessingInk" xmlns:wne="http://schemas.microsoft.com/office/word/2006/wordml" xmlns:wps="http://schemas.microsoft.com/office/word/2010/wordprocessingShape" mc:Ignorable="w14 w15 w16se w16cid wp14">
+<w:ftr xmlns:wpc="http://schemas.microsoft.com/office/word/2010/wordprocessingCanvas" xmlns:cx="http://schemas.microsoft.com/office/drawing/2014/chartex" xmlns:cx1="http://schemas.microsoft.com/office/drawing/2015/9/8/chartex" xmlns:cx2="http://schemas.microsoft.com/office/drawing/2015/10/21/chartex" xmlns:cx3="http://schemas.microsoft.com/office/drawing/2016/5/9/chartex" xmlns:cx4="http://schemas.microsoft.com/office/drawing/2016/5/10/chartex" xmlns:cx5="http://schemas.microsoft.com/office/drawing/2016/5/11/chartex" xmlns:cx6="http://schemas.microsoft.com/office/drawing/2016/5/12/chartex" xmlns:cx7="http://schemas.microsoft.com/office/drawing/2016/5/13/chartex" xmlns:cx8="http://schemas.microsoft.com/office/drawing/2016/5/14/chartex" xmlns:mc="http://schemas.openxmlformats.org/markup-compatibility/2006" xmlns:aink="http://schemas.microsoft.com/office/drawing/2016/ink" xmlns:am3d="http://schemas.microsoft.com/office/drawing/2017/model3d" xmlns:o="urn:schemas-microsoft-com:office:office" xmlns:oel="http://schemas.microsoft.com/office/2019/extlst" xmlns:r="http://schemas.openxmlformats.org/officeDocument/2006/relationships" xmlns:m="http://schemas.openxmlformats.org/officeDocument/2006/math" xmlns:v="urn:schemas-microsoft-com:vml" xmlns:wp14="http://schemas.microsoft.com/office/word/2010/wordprocessingDrawing" xmlns:wp="http://schemas.openxmlformats.org/drawingml/2006/wordprocessingDrawing" xmlns:w10="urn:schemas-microsoft-com:office:word" xmlns:w="http://schemas.openxmlformats.org/wordprocessingml/2006/main" xmlns:w14="http://schemas.microsoft.com/office/word/2010/wordml" xmlns:w15="http://schemas.microsoft.com/office/word/2012/wordml" xmlns:w16cex="http://schemas.microsoft.com/office/word/2018/wordml/cex" xmlns:w16cid="http://schemas.microsoft.com/office/word/2016/wordml/cid" xmlns:w16="http://schemas.microsoft.com/office/word/2018/wordml" xmlns:w16du="http://schemas.microsoft.com/office/word/2023/wordml/word16du" xmlns:w16sdtdh="http://schemas.microsoft.com/office/word/2020/wordml/sdtdatahash" xmlns:w16sdtfl="http://schemas.microsoft.com/office/word/2024/wordml/sdtformatlock" xmlns:w16se="http://schemas.microsoft.com/office/word/2015/wordml/symex" xmlns:wpg="http://schemas.microsoft.com/office/word/2010/wordprocessingGroup" xmlns:wpi="http://schemas.microsoft.com/office/word/2010/wordprocessingInk" xmlns:wne="http://schemas.microsoft.com/office/word/2006/wordml" xmlns:wps="http://schemas.microsoft.com/office/word/2010/wordprocessingShape" mc:Ignorable="w14 w15 w16se w16cid w16 w16cex w16sdtdh w16sdtfl w16du wp14">
   <w:p>
     <w:pPr>
       <w:pStyle w:val="Piedepgina"/>
@@ -18626,7 +17217,7 @@
               <wp:docPr id="348587023" name="Cuadro de texto 2" descr="Internal Use Only">
                 <a:extLst xmlns:a="http://schemas.openxmlformats.org/drawingml/2006/main">
                   <a:ext uri="{5AE41FA2-C0FF-4470-9BD4-5FADCA87CBE2}">
-                    <aclsh:classification xmlns:aclsh="http://schemas.microsoft.com/office/drawing/2020/classificationShape" xmlns:w16sdtfl="http://schemas.microsoft.com/office/word/2024/wordml/sdtformatlock" xmlns:w16sdtdh="http://schemas.microsoft.com/office/word/2020/wordml/sdtdatahash" xmlns:w16du="http://schemas.microsoft.com/office/word/2023/wordml/word16du" xmlns:w16="http://schemas.microsoft.com/office/word/2018/wordml" xmlns:w16cex="http://schemas.microsoft.com/office/word/2018/wordml/cex" xmlns:w="http://schemas.openxmlformats.org/wordprocessingml/2006/main" xmlns:w10="urn:schemas-microsoft-com:office:word" xmlns:v="urn:schemas-microsoft-com:vml" xmlns:oel="http://schemas.microsoft.com/office/2019/extlst" xmlns:o="urn:schemas-microsoft-com:office:office" xmlns="" classificationOutcomeType="ftr"/>
+                    <aclsh:classification xmlns:aclsh="http://schemas.microsoft.com/office/drawing/2020/classificationShape" classificationOutcomeType="ftr"/>
                   </a:ext>
                 </a:extLst>
               </wp:docPr>
@@ -18720,7 +17311,7 @@
 </file>
 
 <file path=word/footer2.xml><?xml version="1.0" encoding="utf-8"?>
-<w:ftr xmlns:wpc="http://schemas.microsoft.com/office/word/2010/wordprocessingCanvas" xmlns:cx="http://schemas.microsoft.com/office/drawing/2014/chartex" xmlns:cx1="http://schemas.microsoft.com/office/drawing/2015/9/8/chartex" xmlns:cx2="http://schemas.microsoft.com/office/drawing/2015/10/21/chartex" xmlns:cx3="http://schemas.microsoft.com/office/drawing/2016/5/9/chartex" xmlns:cx4="http://schemas.microsoft.com/office/drawing/2016/5/10/chartex" xmlns:cx5="http://schemas.microsoft.com/office/drawing/2016/5/11/chartex" xmlns:cx6="http://schemas.microsoft.com/office/drawing/2016/5/12/chartex" xmlns:cx7="http://schemas.microsoft.com/office/drawing/2016/5/13/chartex" xmlns:cx8="http://schemas.microsoft.com/office/drawing/2016/5/14/chartex" xmlns:mc="http://schemas.openxmlformats.org/markup-compatibility/2006" xmlns:aink="http://schemas.microsoft.com/office/drawing/2016/ink" xmlns:am3d="http://schemas.microsoft.com/office/drawing/2017/model3d" xmlns:o="urn:schemas-microsoft-com:office:office" xmlns:r="http://schemas.openxmlformats.org/officeDocument/2006/relationships" xmlns:m="http://schemas.openxmlformats.org/officeDocument/2006/math" xmlns:v="urn:schemas-microsoft-com:vml" xmlns:wp14="http://schemas.microsoft.com/office/word/2010/wordprocessingDrawing" xmlns:wp="http://schemas.openxmlformats.org/drawingml/2006/wordprocessingDrawing" xmlns:w10="urn:schemas-microsoft-com:office:word" xmlns:w="http://schemas.openxmlformats.org/wordprocessingml/2006/main" xmlns:w14="http://schemas.microsoft.com/office/word/2010/wordml" xmlns:w15="http://schemas.microsoft.com/office/word/2012/wordml" xmlns:w16cid="http://schemas.microsoft.com/office/word/2016/wordml/cid" xmlns:w16se="http://schemas.microsoft.com/office/word/2015/wordml/symex" xmlns:wpg="http://schemas.microsoft.com/office/word/2010/wordprocessingGroup" xmlns:wpi="http://schemas.microsoft.com/office/word/2010/wordprocessingInk" xmlns:wne="http://schemas.microsoft.com/office/word/2006/wordml" xmlns:wps="http://schemas.microsoft.com/office/word/2010/wordprocessingShape" mc:Ignorable="w14 w15 w16se w16cid wp14">
+<w:ftr xmlns:wpc="http://schemas.microsoft.com/office/word/2010/wordprocessingCanvas" xmlns:cx="http://schemas.microsoft.com/office/drawing/2014/chartex" xmlns:cx1="http://schemas.microsoft.com/office/drawing/2015/9/8/chartex" xmlns:cx2="http://schemas.microsoft.com/office/drawing/2015/10/21/chartex" xmlns:cx3="http://schemas.microsoft.com/office/drawing/2016/5/9/chartex" xmlns:cx4="http://schemas.microsoft.com/office/drawing/2016/5/10/chartex" xmlns:cx5="http://schemas.microsoft.com/office/drawing/2016/5/11/chartex" xmlns:cx6="http://schemas.microsoft.com/office/drawing/2016/5/12/chartex" xmlns:cx7="http://schemas.microsoft.com/office/drawing/2016/5/13/chartex" xmlns:cx8="http://schemas.microsoft.com/office/drawing/2016/5/14/chartex" xmlns:mc="http://schemas.openxmlformats.org/markup-compatibility/2006" xmlns:aink="http://schemas.microsoft.com/office/drawing/2016/ink" xmlns:am3d="http://schemas.microsoft.com/office/drawing/2017/model3d" xmlns:o="urn:schemas-microsoft-com:office:office" xmlns:oel="http://schemas.microsoft.com/office/2019/extlst" xmlns:r="http://schemas.openxmlformats.org/officeDocument/2006/relationships" xmlns:m="http://schemas.openxmlformats.org/officeDocument/2006/math" xmlns:v="urn:schemas-microsoft-com:vml" xmlns:wp14="http://schemas.microsoft.com/office/word/2010/wordprocessingDrawing" xmlns:wp="http://schemas.openxmlformats.org/drawingml/2006/wordprocessingDrawing" xmlns:w10="urn:schemas-microsoft-com:office:word" xmlns:w="http://schemas.openxmlformats.org/wordprocessingml/2006/main" xmlns:w14="http://schemas.microsoft.com/office/word/2010/wordml" xmlns:w15="http://schemas.microsoft.com/office/word/2012/wordml" xmlns:w16cex="http://schemas.microsoft.com/office/word/2018/wordml/cex" xmlns:w16cid="http://schemas.microsoft.com/office/word/2016/wordml/cid" xmlns:w16="http://schemas.microsoft.com/office/word/2018/wordml" xmlns:w16du="http://schemas.microsoft.com/office/word/2023/wordml/word16du" xmlns:w16sdtdh="http://schemas.microsoft.com/office/word/2020/wordml/sdtdatahash" xmlns:w16sdtfl="http://schemas.microsoft.com/office/word/2024/wordml/sdtformatlock" xmlns:w16se="http://schemas.microsoft.com/office/word/2015/wordml/symex" xmlns:wpg="http://schemas.microsoft.com/office/word/2010/wordprocessingGroup" xmlns:wpi="http://schemas.microsoft.com/office/word/2010/wordprocessingInk" xmlns:wne="http://schemas.microsoft.com/office/word/2006/wordml" xmlns:wps="http://schemas.microsoft.com/office/word/2010/wordprocessingShape" mc:Ignorable="w14 w15 w16se w16cid w16 w16cex w16sdtdh w16sdtfl w16du wp14">
   <w:p>
     <w:pPr>
       <w:pBdr>
@@ -18756,7 +17347,7 @@
               <wp:docPr id="972672305" name="Cuadro de texto 3" descr="Internal Use Only">
                 <a:extLst xmlns:a="http://schemas.openxmlformats.org/drawingml/2006/main">
                   <a:ext uri="{5AE41FA2-C0FF-4470-9BD4-5FADCA87CBE2}">
-                    <aclsh:classification xmlns:aclsh="http://schemas.microsoft.com/office/drawing/2020/classificationShape" xmlns:w16sdtfl="http://schemas.microsoft.com/office/word/2024/wordml/sdtformatlock" xmlns:w16sdtdh="http://schemas.microsoft.com/office/word/2020/wordml/sdtdatahash" xmlns:w16du="http://schemas.microsoft.com/office/word/2023/wordml/word16du" xmlns:w16="http://schemas.microsoft.com/office/word/2018/wordml" xmlns:w16cex="http://schemas.microsoft.com/office/word/2018/wordml/cex" xmlns:w="http://schemas.openxmlformats.org/wordprocessingml/2006/main" xmlns:w10="urn:schemas-microsoft-com:office:word" xmlns:v="urn:schemas-microsoft-com:vml" xmlns:oel="http://schemas.microsoft.com/office/2019/extlst" xmlns:o="urn:schemas-microsoft-com:office:office" xmlns="" classificationOutcomeType="ftr"/>
+                    <aclsh:classification xmlns:aclsh="http://schemas.microsoft.com/office/drawing/2020/classificationShape" classificationOutcomeType="ftr"/>
                   </a:ext>
                 </a:extLst>
               </wp:docPr>
@@ -18990,7 +17581,7 @@
 </file>
 
 <file path=word/footer3.xml><?xml version="1.0" encoding="utf-8"?>
-<w:ftr xmlns:wpc="http://schemas.microsoft.com/office/word/2010/wordprocessingCanvas" xmlns:cx="http://schemas.microsoft.com/office/drawing/2014/chartex" xmlns:cx1="http://schemas.microsoft.com/office/drawing/2015/9/8/chartex" xmlns:cx2="http://schemas.microsoft.com/office/drawing/2015/10/21/chartex" xmlns:cx3="http://schemas.microsoft.com/office/drawing/2016/5/9/chartex" xmlns:cx4="http://schemas.microsoft.com/office/drawing/2016/5/10/chartex" xmlns:cx5="http://schemas.microsoft.com/office/drawing/2016/5/11/chartex" xmlns:cx6="http://schemas.microsoft.com/office/drawing/2016/5/12/chartex" xmlns:cx7="http://schemas.microsoft.com/office/drawing/2016/5/13/chartex" xmlns:cx8="http://schemas.microsoft.com/office/drawing/2016/5/14/chartex" xmlns:mc="http://schemas.openxmlformats.org/markup-compatibility/2006" xmlns:aink="http://schemas.microsoft.com/office/drawing/2016/ink" xmlns:am3d="http://schemas.microsoft.com/office/drawing/2017/model3d" xmlns:o="urn:schemas-microsoft-com:office:office" xmlns:r="http://schemas.openxmlformats.org/officeDocument/2006/relationships" xmlns:m="http://schemas.openxmlformats.org/officeDocument/2006/math" xmlns:v="urn:schemas-microsoft-com:vml" xmlns:wp14="http://schemas.microsoft.com/office/word/2010/wordprocessingDrawing" xmlns:wp="http://schemas.openxmlformats.org/drawingml/2006/wordprocessingDrawing" xmlns:w10="urn:schemas-microsoft-com:office:word" xmlns:w="http://schemas.openxmlformats.org/wordprocessingml/2006/main" xmlns:w14="http://schemas.microsoft.com/office/word/2010/wordml" xmlns:w15="http://schemas.microsoft.com/office/word/2012/wordml" xmlns:w16cid="http://schemas.microsoft.com/office/word/2016/wordml/cid" xmlns:w16se="http://schemas.microsoft.com/office/word/2015/wordml/symex" xmlns:wpg="http://schemas.microsoft.com/office/word/2010/wordprocessingGroup" xmlns:wpi="http://schemas.microsoft.com/office/word/2010/wordprocessingInk" xmlns:wne="http://schemas.microsoft.com/office/word/2006/wordml" xmlns:wps="http://schemas.microsoft.com/office/word/2010/wordprocessingShape" mc:Ignorable="w14 w15 w16se w16cid wp14">
+<w:ftr xmlns:wpc="http://schemas.microsoft.com/office/word/2010/wordprocessingCanvas" xmlns:cx="http://schemas.microsoft.com/office/drawing/2014/chartex" xmlns:cx1="http://schemas.microsoft.com/office/drawing/2015/9/8/chartex" xmlns:cx2="http://schemas.microsoft.com/office/drawing/2015/10/21/chartex" xmlns:cx3="http://schemas.microsoft.com/office/drawing/2016/5/9/chartex" xmlns:cx4="http://schemas.microsoft.com/office/drawing/2016/5/10/chartex" xmlns:cx5="http://schemas.microsoft.com/office/drawing/2016/5/11/chartex" xmlns:cx6="http://schemas.microsoft.com/office/drawing/2016/5/12/chartex" xmlns:cx7="http://schemas.microsoft.com/office/drawing/2016/5/13/chartex" xmlns:cx8="http://schemas.microsoft.com/office/drawing/2016/5/14/chartex" xmlns:mc="http://schemas.openxmlformats.org/markup-compatibility/2006" xmlns:aink="http://schemas.microsoft.com/office/drawing/2016/ink" xmlns:am3d="http://schemas.microsoft.com/office/drawing/2017/model3d" xmlns:o="urn:schemas-microsoft-com:office:office" xmlns:oel="http://schemas.microsoft.com/office/2019/extlst" xmlns:r="http://schemas.openxmlformats.org/officeDocument/2006/relationships" xmlns:m="http://schemas.openxmlformats.org/officeDocument/2006/math" xmlns:v="urn:schemas-microsoft-com:vml" xmlns:wp14="http://schemas.microsoft.com/office/word/2010/wordprocessingDrawing" xmlns:wp="http://schemas.openxmlformats.org/drawingml/2006/wordprocessingDrawing" xmlns:w10="urn:schemas-microsoft-com:office:word" xmlns:w="http://schemas.openxmlformats.org/wordprocessingml/2006/main" xmlns:w14="http://schemas.microsoft.com/office/word/2010/wordml" xmlns:w15="http://schemas.microsoft.com/office/word/2012/wordml" xmlns:w16cex="http://schemas.microsoft.com/office/word/2018/wordml/cex" xmlns:w16cid="http://schemas.microsoft.com/office/word/2016/wordml/cid" xmlns:w16="http://schemas.microsoft.com/office/word/2018/wordml" xmlns:w16du="http://schemas.microsoft.com/office/word/2023/wordml/word16du" xmlns:w16sdtdh="http://schemas.microsoft.com/office/word/2020/wordml/sdtdatahash" xmlns:w16sdtfl="http://schemas.microsoft.com/office/word/2024/wordml/sdtformatlock" xmlns:w16se="http://schemas.microsoft.com/office/word/2015/wordml/symex" xmlns:wpg="http://schemas.microsoft.com/office/word/2010/wordprocessingGroup" xmlns:wpi="http://schemas.microsoft.com/office/word/2010/wordprocessingInk" xmlns:wne="http://schemas.microsoft.com/office/word/2006/wordml" xmlns:wps="http://schemas.microsoft.com/office/word/2010/wordprocessingShape" mc:Ignorable="w14 w15 w16se w16cid w16 w16cex w16sdtdh w16sdtfl w16du wp14">
   <w:p>
     <w:pPr>
       <w:pStyle w:val="Piedepgina"/>
@@ -19016,7 +17607,7 @@
               <wp:docPr id="1735114132" name="Cuadro de texto 1" descr="Internal Use Only">
                 <a:extLst xmlns:a="http://schemas.openxmlformats.org/drawingml/2006/main">
                   <a:ext uri="{5AE41FA2-C0FF-4470-9BD4-5FADCA87CBE2}">
-                    <aclsh:classification xmlns:aclsh="http://schemas.microsoft.com/office/drawing/2020/classificationShape" xmlns:w16sdtfl="http://schemas.microsoft.com/office/word/2024/wordml/sdtformatlock" xmlns:w16sdtdh="http://schemas.microsoft.com/office/word/2020/wordml/sdtdatahash" xmlns:w16du="http://schemas.microsoft.com/office/word/2023/wordml/word16du" xmlns:w16="http://schemas.microsoft.com/office/word/2018/wordml" xmlns:w16cex="http://schemas.microsoft.com/office/word/2018/wordml/cex" xmlns:w="http://schemas.openxmlformats.org/wordprocessingml/2006/main" xmlns:w10="urn:schemas-microsoft-com:office:word" xmlns:v="urn:schemas-microsoft-com:vml" xmlns:oel="http://schemas.microsoft.com/office/2019/extlst" xmlns:o="urn:schemas-microsoft-com:office:office" xmlns="" classificationOutcomeType="ftr"/>
+                    <aclsh:classification xmlns:aclsh="http://schemas.microsoft.com/office/drawing/2020/classificationShape" classificationOutcomeType="ftr"/>
                   </a:ext>
                 </a:extLst>
               </wp:docPr>
@@ -19110,7 +17701,7 @@
 </file>
 
 <file path=word/footnotes.xml><?xml version="1.0" encoding="utf-8"?>
-<w:footnotes xmlns:wpc="http://schemas.microsoft.com/office/word/2010/wordprocessingCanvas" xmlns:cx="http://schemas.microsoft.com/office/drawing/2014/chartex" xmlns:cx1="http://schemas.microsoft.com/office/drawing/2015/9/8/chartex" xmlns:cx2="http://schemas.microsoft.com/office/drawing/2015/10/21/chartex" xmlns:cx3="http://schemas.microsoft.com/office/drawing/2016/5/9/chartex" xmlns:cx4="http://schemas.microsoft.com/office/drawing/2016/5/10/chartex" xmlns:cx5="http://schemas.microsoft.com/office/drawing/2016/5/11/chartex" xmlns:cx6="http://schemas.microsoft.com/office/drawing/2016/5/12/chartex" xmlns:cx7="http://schemas.microsoft.com/office/drawing/2016/5/13/chartex" xmlns:cx8="http://schemas.microsoft.com/office/drawing/2016/5/14/chartex" xmlns:mc="http://schemas.openxmlformats.org/markup-compatibility/2006" xmlns:aink="http://schemas.microsoft.com/office/drawing/2016/ink" xmlns:am3d="http://schemas.microsoft.com/office/drawing/2017/model3d" xmlns:o="urn:schemas-microsoft-com:office:office" xmlns:r="http://schemas.openxmlformats.org/officeDocument/2006/relationships" xmlns:m="http://schemas.openxmlformats.org/officeDocument/2006/math" xmlns:v="urn:schemas-microsoft-com:vml" xmlns:wp14="http://schemas.microsoft.com/office/word/2010/wordprocessingDrawing" xmlns:wp="http://schemas.openxmlformats.org/drawingml/2006/wordprocessingDrawing" xmlns:w10="urn:schemas-microsoft-com:office:word" xmlns:w="http://schemas.openxmlformats.org/wordprocessingml/2006/main" xmlns:w14="http://schemas.microsoft.com/office/word/2010/wordml" xmlns:w15="http://schemas.microsoft.com/office/word/2012/wordml" xmlns:w16cid="http://schemas.microsoft.com/office/word/2016/wordml/cid" xmlns:w16se="http://schemas.microsoft.com/office/word/2015/wordml/symex" xmlns:wpg="http://schemas.microsoft.com/office/word/2010/wordprocessingGroup" xmlns:wpi="http://schemas.microsoft.com/office/word/2010/wordprocessingInk" xmlns:wne="http://schemas.microsoft.com/office/word/2006/wordml" xmlns:wps="http://schemas.microsoft.com/office/word/2010/wordprocessingShape" mc:Ignorable="w14 w15 w16se w16cid wp14">
+<w:footnotes xmlns:wpc="http://schemas.microsoft.com/office/word/2010/wordprocessingCanvas" xmlns:cx="http://schemas.microsoft.com/office/drawing/2014/chartex" xmlns:cx1="http://schemas.microsoft.com/office/drawing/2015/9/8/chartex" xmlns:cx2="http://schemas.microsoft.com/office/drawing/2015/10/21/chartex" xmlns:cx3="http://schemas.microsoft.com/office/drawing/2016/5/9/chartex" xmlns:cx4="http://schemas.microsoft.com/office/drawing/2016/5/10/chartex" xmlns:cx5="http://schemas.microsoft.com/office/drawing/2016/5/11/chartex" xmlns:cx6="http://schemas.microsoft.com/office/drawing/2016/5/12/chartex" xmlns:cx7="http://schemas.microsoft.com/office/drawing/2016/5/13/chartex" xmlns:cx8="http://schemas.microsoft.com/office/drawing/2016/5/14/chartex" xmlns:mc="http://schemas.openxmlformats.org/markup-compatibility/2006" xmlns:aink="http://schemas.microsoft.com/office/drawing/2016/ink" xmlns:am3d="http://schemas.microsoft.com/office/drawing/2017/model3d" xmlns:o="urn:schemas-microsoft-com:office:office" xmlns:oel="http://schemas.microsoft.com/office/2019/extlst" xmlns:r="http://schemas.openxmlformats.org/officeDocument/2006/relationships" xmlns:m="http://schemas.openxmlformats.org/officeDocument/2006/math" xmlns:v="urn:schemas-microsoft-com:vml" xmlns:wp14="http://schemas.microsoft.com/office/word/2010/wordprocessingDrawing" xmlns:wp="http://schemas.openxmlformats.org/drawingml/2006/wordprocessingDrawing" xmlns:w10="urn:schemas-microsoft-com:office:word" xmlns:w="http://schemas.openxmlformats.org/wordprocessingml/2006/main" xmlns:w14="http://schemas.microsoft.com/office/word/2010/wordml" xmlns:w15="http://schemas.microsoft.com/office/word/2012/wordml" xmlns:w16cex="http://schemas.microsoft.com/office/word/2018/wordml/cex" xmlns:w16cid="http://schemas.microsoft.com/office/word/2016/wordml/cid" xmlns:w16="http://schemas.microsoft.com/office/word/2018/wordml" xmlns:w16du="http://schemas.microsoft.com/office/word/2023/wordml/word16du" xmlns:w16sdtdh="http://schemas.microsoft.com/office/word/2020/wordml/sdtdatahash" xmlns:w16sdtfl="http://schemas.microsoft.com/office/word/2024/wordml/sdtformatlock" xmlns:w16se="http://schemas.microsoft.com/office/word/2015/wordml/symex" xmlns:wpg="http://schemas.microsoft.com/office/word/2010/wordprocessingGroup" xmlns:wpi="http://schemas.microsoft.com/office/word/2010/wordprocessingInk" xmlns:wne="http://schemas.microsoft.com/office/word/2006/wordml" xmlns:wps="http://schemas.microsoft.com/office/word/2010/wordprocessingShape" mc:Ignorable="w14 w15 w16se w16cid w16 w16cex w16sdtdh w16sdtfl w16du wp14">
   <w:footnote w:type="separator" w:id="-1">
     <w:p>
       <w:r>
@@ -19129,7 +17720,7 @@
 </file>
 
 <file path=word/header1.xml><?xml version="1.0" encoding="utf-8"?>
-<w:hdr xmlns:wpc="http://schemas.microsoft.com/office/word/2010/wordprocessingCanvas" xmlns:cx="http://schemas.microsoft.com/office/drawing/2014/chartex" xmlns:cx1="http://schemas.microsoft.com/office/drawing/2015/9/8/chartex" xmlns:cx2="http://schemas.microsoft.com/office/drawing/2015/10/21/chartex" xmlns:cx3="http://schemas.microsoft.com/office/drawing/2016/5/9/chartex" xmlns:cx4="http://schemas.microsoft.com/office/drawing/2016/5/10/chartex" xmlns:cx5="http://schemas.microsoft.com/office/drawing/2016/5/11/chartex" xmlns:cx6="http://schemas.microsoft.com/office/drawing/2016/5/12/chartex" xmlns:cx7="http://schemas.microsoft.com/office/drawing/2016/5/13/chartex" xmlns:cx8="http://schemas.microsoft.com/office/drawing/2016/5/14/chartex" xmlns:mc="http://schemas.openxmlformats.org/markup-compatibility/2006" xmlns:aink="http://schemas.microsoft.com/office/drawing/2016/ink" xmlns:am3d="http://schemas.microsoft.com/office/drawing/2017/model3d" xmlns:o="urn:schemas-microsoft-com:office:office" xmlns:r="http://schemas.openxmlformats.org/officeDocument/2006/relationships" xmlns:m="http://schemas.openxmlformats.org/officeDocument/2006/math" xmlns:v="urn:schemas-microsoft-com:vml" xmlns:wp14="http://schemas.microsoft.com/office/word/2010/wordprocessingDrawing" xmlns:wp="http://schemas.openxmlformats.org/drawingml/2006/wordprocessingDrawing" xmlns:w10="urn:schemas-microsoft-com:office:word" xmlns:w="http://schemas.openxmlformats.org/wordprocessingml/2006/main" xmlns:w14="http://schemas.microsoft.com/office/word/2010/wordml" xmlns:w15="http://schemas.microsoft.com/office/word/2012/wordml" xmlns:w16cid="http://schemas.microsoft.com/office/word/2016/wordml/cid" xmlns:w16se="http://schemas.microsoft.com/office/word/2015/wordml/symex" xmlns:wpg="http://schemas.microsoft.com/office/word/2010/wordprocessingGroup" xmlns:wpi="http://schemas.microsoft.com/office/word/2010/wordprocessingInk" xmlns:wne="http://schemas.microsoft.com/office/word/2006/wordml" xmlns:wps="http://schemas.microsoft.com/office/word/2010/wordprocessingShape" mc:Ignorable="w14 w15 w16se w16cid wp14">
+<w:hdr xmlns:wpc="http://schemas.microsoft.com/office/word/2010/wordprocessingCanvas" xmlns:cx="http://schemas.microsoft.com/office/drawing/2014/chartex" xmlns:cx1="http://schemas.microsoft.com/office/drawing/2015/9/8/chartex" xmlns:cx2="http://schemas.microsoft.com/office/drawing/2015/10/21/chartex" xmlns:cx3="http://schemas.microsoft.com/office/drawing/2016/5/9/chartex" xmlns:cx4="http://schemas.microsoft.com/office/drawing/2016/5/10/chartex" xmlns:cx5="http://schemas.microsoft.com/office/drawing/2016/5/11/chartex" xmlns:cx6="http://schemas.microsoft.com/office/drawing/2016/5/12/chartex" xmlns:cx7="http://schemas.microsoft.com/office/drawing/2016/5/13/chartex" xmlns:cx8="http://schemas.microsoft.com/office/drawing/2016/5/14/chartex" xmlns:mc="http://schemas.openxmlformats.org/markup-compatibility/2006" xmlns:aink="http://schemas.microsoft.com/office/drawing/2016/ink" xmlns:am3d="http://schemas.microsoft.com/office/drawing/2017/model3d" xmlns:o="urn:schemas-microsoft-com:office:office" xmlns:oel="http://schemas.microsoft.com/office/2019/extlst" xmlns:r="http://schemas.openxmlformats.org/officeDocument/2006/relationships" xmlns:m="http://schemas.openxmlformats.org/officeDocument/2006/math" xmlns:v="urn:schemas-microsoft-com:vml" xmlns:wp14="http://schemas.microsoft.com/office/word/2010/wordprocessingDrawing" xmlns:wp="http://schemas.openxmlformats.org/drawingml/2006/wordprocessingDrawing" xmlns:w10="urn:schemas-microsoft-com:office:word" xmlns:w="http://schemas.openxmlformats.org/wordprocessingml/2006/main" xmlns:w14="http://schemas.microsoft.com/office/word/2010/wordml" xmlns:w15="http://schemas.microsoft.com/office/word/2012/wordml" xmlns:w16cex="http://schemas.microsoft.com/office/word/2018/wordml/cex" xmlns:w16cid="http://schemas.microsoft.com/office/word/2016/wordml/cid" xmlns:w16="http://schemas.microsoft.com/office/word/2018/wordml" xmlns:w16du="http://schemas.microsoft.com/office/word/2023/wordml/word16du" xmlns:w16sdtdh="http://schemas.microsoft.com/office/word/2020/wordml/sdtdatahash" xmlns:w16sdtfl="http://schemas.microsoft.com/office/word/2024/wordml/sdtformatlock" xmlns:w16se="http://schemas.microsoft.com/office/word/2015/wordml/symex" xmlns:wpg="http://schemas.microsoft.com/office/word/2010/wordprocessingGroup" xmlns:wpi="http://schemas.microsoft.com/office/word/2010/wordprocessingInk" xmlns:wne="http://schemas.microsoft.com/office/word/2006/wordml" xmlns:wps="http://schemas.microsoft.com/office/word/2010/wordprocessingShape" mc:Ignorable="w14 w15 w16se w16cid w16 w16cex w16sdtdh w16sdtfl w16du wp14">
   <w:p>
     <w:pPr>
       <w:pBdr>
@@ -19165,7 +17756,7 @@
 </file>
 
 <file path=word/numbering.xml><?xml version="1.0" encoding="utf-8"?>
-<w:numbering xmlns:wpc="http://schemas.microsoft.com/office/word/2010/wordprocessingCanvas" xmlns:cx="http://schemas.microsoft.com/office/drawing/2014/chartex" xmlns:cx1="http://schemas.microsoft.com/office/drawing/2015/9/8/chartex" xmlns:cx2="http://schemas.microsoft.com/office/drawing/2015/10/21/chartex" xmlns:cx3="http://schemas.microsoft.com/office/drawing/2016/5/9/chartex" xmlns:cx4="http://schemas.microsoft.com/office/drawing/2016/5/10/chartex" xmlns:cx5="http://schemas.microsoft.com/office/drawing/2016/5/11/chartex" xmlns:cx6="http://schemas.microsoft.com/office/drawing/2016/5/12/chartex" xmlns:cx7="http://schemas.microsoft.com/office/drawing/2016/5/13/chartex" xmlns:cx8="http://schemas.microsoft.com/office/drawing/2016/5/14/chartex" xmlns:mc="http://schemas.openxmlformats.org/markup-compatibility/2006" xmlns:aink="http://schemas.microsoft.com/office/drawing/2016/ink" xmlns:am3d="http://schemas.microsoft.com/office/drawing/2017/model3d" xmlns:o="urn:schemas-microsoft-com:office:office" xmlns:r="http://schemas.openxmlformats.org/officeDocument/2006/relationships" xmlns:m="http://schemas.openxmlformats.org/officeDocument/2006/math" xmlns:v="urn:schemas-microsoft-com:vml" xmlns:wp14="http://schemas.microsoft.com/office/word/2010/wordprocessingDrawing" xmlns:wp="http://schemas.openxmlformats.org/drawingml/2006/wordprocessingDrawing" xmlns:w10="urn:schemas-microsoft-com:office:word" xmlns:w="http://schemas.openxmlformats.org/wordprocessingml/2006/main" xmlns:w14="http://schemas.microsoft.com/office/word/2010/wordml" xmlns:w15="http://schemas.microsoft.com/office/word/2012/wordml" xmlns:w16cid="http://schemas.microsoft.com/office/word/2016/wordml/cid" xmlns:w16se="http://schemas.microsoft.com/office/word/2015/wordml/symex" xmlns:wpg="http://schemas.microsoft.com/office/word/2010/wordprocessingGroup" xmlns:wpi="http://schemas.microsoft.com/office/word/2010/wordprocessingInk" xmlns:wne="http://schemas.microsoft.com/office/word/2006/wordml" xmlns:wps="http://schemas.microsoft.com/office/word/2010/wordprocessingShape" mc:Ignorable="w14 w15 w16se w16cid wp14">
+<w:numbering xmlns:wpc="http://schemas.microsoft.com/office/word/2010/wordprocessingCanvas" xmlns:cx="http://schemas.microsoft.com/office/drawing/2014/chartex" xmlns:cx1="http://schemas.microsoft.com/office/drawing/2015/9/8/chartex" xmlns:cx2="http://schemas.microsoft.com/office/drawing/2015/10/21/chartex" xmlns:cx3="http://schemas.microsoft.com/office/drawing/2016/5/9/chartex" xmlns:cx4="http://schemas.microsoft.com/office/drawing/2016/5/10/chartex" xmlns:cx5="http://schemas.microsoft.com/office/drawing/2016/5/11/chartex" xmlns:cx6="http://schemas.microsoft.com/office/drawing/2016/5/12/chartex" xmlns:cx7="http://schemas.microsoft.com/office/drawing/2016/5/13/chartex" xmlns:cx8="http://schemas.microsoft.com/office/drawing/2016/5/14/chartex" xmlns:mc="http://schemas.openxmlformats.org/markup-compatibility/2006" xmlns:aink="http://schemas.microsoft.com/office/drawing/2016/ink" xmlns:am3d="http://schemas.microsoft.com/office/drawing/2017/model3d" xmlns:o="urn:schemas-microsoft-com:office:office" xmlns:oel="http://schemas.microsoft.com/office/2019/extlst" xmlns:r="http://schemas.openxmlformats.org/officeDocument/2006/relationships" xmlns:m="http://schemas.openxmlformats.org/officeDocument/2006/math" xmlns:v="urn:schemas-microsoft-com:vml" xmlns:wp14="http://schemas.microsoft.com/office/word/2010/wordprocessingDrawing" xmlns:wp="http://schemas.openxmlformats.org/drawingml/2006/wordprocessingDrawing" xmlns:w10="urn:schemas-microsoft-com:office:word" xmlns:w="http://schemas.openxmlformats.org/wordprocessingml/2006/main" xmlns:w14="http://schemas.microsoft.com/office/word/2010/wordml" xmlns:w15="http://schemas.microsoft.com/office/word/2012/wordml" xmlns:w16cex="http://schemas.microsoft.com/office/word/2018/wordml/cex" xmlns:w16cid="http://schemas.microsoft.com/office/word/2016/wordml/cid" xmlns:w16="http://schemas.microsoft.com/office/word/2018/wordml" xmlns:w16du="http://schemas.microsoft.com/office/word/2023/wordml/word16du" xmlns:w16sdtdh="http://schemas.microsoft.com/office/word/2020/wordml/sdtdatahash" xmlns:w16sdtfl="http://schemas.microsoft.com/office/word/2024/wordml/sdtformatlock" xmlns:w16se="http://schemas.microsoft.com/office/word/2015/wordml/symex" xmlns:wpg="http://schemas.microsoft.com/office/word/2010/wordprocessingGroup" xmlns:wpi="http://schemas.microsoft.com/office/word/2010/wordprocessingInk" xmlns:wne="http://schemas.microsoft.com/office/word/2006/wordml" xmlns:wps="http://schemas.microsoft.com/office/word/2010/wordprocessingShape" mc:Ignorable="w14 w15 w16se w16cid w16 w16cex w16sdtdh w16sdtfl w16du wp14">
   <w:abstractNum w:abstractNumId="0" w15:restartNumberingAfterBreak="0">
     <w:nsid w:val="42962C26"/>
     <w:multiLevelType w:val="hybridMultilevel"/>
@@ -19306,13 +17897,13 @@
       </w:pPr>
     </w:lvl>
   </w:abstractNum>
-  <w:num w:numId="1">
+  <w:num w:numId="1" w16cid:durableId="2138374844">
     <w:abstractNumId w:val="1"/>
     <w:lvlOverride w:ilvl="0">
       <w:startOverride w:val="1"/>
     </w:lvlOverride>
   </w:num>
-  <w:num w:numId="2">
+  <w:num w:numId="2" w16cid:durableId="314726469">
     <w:abstractNumId w:val="0"/>
     <w:lvlOverride w:ilvl="0">
       <w:startOverride w:val="1"/>
@@ -19322,7 +17913,7 @@
 </file>
 
 <file path=word/styles.xml><?xml version="1.0" encoding="utf-8"?>
-<w:styles xmlns:mc="http://schemas.openxmlformats.org/markup-compatibility/2006" xmlns:r="http://schemas.openxmlformats.org/officeDocument/2006/relationships" xmlns:w="http://schemas.openxmlformats.org/wordprocessingml/2006/main" xmlns:w14="http://schemas.microsoft.com/office/word/2010/wordml" xmlns:w15="http://schemas.microsoft.com/office/word/2012/wordml" xmlns:w16cid="http://schemas.microsoft.com/office/word/2016/wordml/cid" xmlns:w16se="http://schemas.microsoft.com/office/word/2015/wordml/symex" mc:Ignorable="w14 w15 w16se w16cid">
+<w:styles xmlns:mc="http://schemas.openxmlformats.org/markup-compatibility/2006" xmlns:r="http://schemas.openxmlformats.org/officeDocument/2006/relationships" xmlns:w="http://schemas.openxmlformats.org/wordprocessingml/2006/main" xmlns:w14="http://schemas.microsoft.com/office/word/2010/wordml" xmlns:w15="http://schemas.microsoft.com/office/word/2012/wordml" xmlns:w16cex="http://schemas.microsoft.com/office/word/2018/wordml/cex" xmlns:w16cid="http://schemas.microsoft.com/office/word/2016/wordml/cid" xmlns:w16="http://schemas.microsoft.com/office/word/2018/wordml" xmlns:w16du="http://schemas.microsoft.com/office/word/2023/wordml/word16du" xmlns:w16sdtdh="http://schemas.microsoft.com/office/word/2020/wordml/sdtdatahash" xmlns:w16sdtfl="http://schemas.microsoft.com/office/word/2024/wordml/sdtformatlock" xmlns:w16se="http://schemas.microsoft.com/office/word/2015/wordml/symex" mc:Ignorable="w14 w15 w16se w16cid w16 w16cex w16sdtdh w16sdtfl w16du">
   <w:docDefaults>
     <w:rPrDefault>
       <w:rPr>
@@ -19333,7 +17924,7 @@
     </w:rPrDefault>
     <w:pPrDefault/>
   </w:docDefaults>
-  <w:latentStyles w:defLockedState="0" w:defUIPriority="99" w:defSemiHidden="0" w:defUnhideWhenUsed="0" w:defQFormat="0" w:count="375">
+  <w:latentStyles w:defLockedState="0" w:defUIPriority="99" w:defSemiHidden="0" w:defUnhideWhenUsed="0" w:defQFormat="0" w:count="376">
     <w:lsdException w:name="Normal" w:uiPriority="0" w:qFormat="1"/>
     <w:lsdException w:name="heading 1" w:uiPriority="9" w:qFormat="1"/>
     <w:lsdException w:name="heading 2" w:semiHidden="1" w:uiPriority="9" w:unhideWhenUsed="1" w:qFormat="1"/>
@@ -19709,6 +18300,7 @@
     <w:lsdException w:name="Smart Hyperlink" w:semiHidden="1" w:unhideWhenUsed="1"/>
     <w:lsdException w:name="Hashtag" w:semiHidden="1" w:unhideWhenUsed="1"/>
     <w:lsdException w:name="Unresolved Mention" w:semiHidden="1" w:unhideWhenUsed="1"/>
+    <w:lsdException w:name="Smart Link" w:semiHidden="1" w:unhideWhenUsed="1"/>
   </w:latentStyles>
   <w:style w:type="paragraph" w:default="1" w:styleId="Normal">
     <w:name w:val="Normal"/>

--- a/template/CreditIQ_Template_EEFF.docx
+++ b/template/CreditIQ_Template_EEFF.docx
@@ -22,7 +22,7 @@
           <w:szCs w:val="36"/>
         </w:rPr>
         <w:drawing>
-          <wp:anchor distT="0" distB="0" distL="114300" distR="114300" simplePos="0" relativeHeight="251658240" behindDoc="0" locked="0" layoutInCell="1" allowOverlap="1" wp14:anchorId="54AE9FC4" wp14:editId="02C70390">
+          <wp:anchor distT="0" distB="0" distL="114300" distR="114300" simplePos="0" relativeHeight="251658240" behindDoc="0" locked="0" layoutInCell="1" allowOverlap="1" wp14:anchorId="54AE9FC4" wp14:editId="042D9378">
             <wp:simplePos x="0" y="0"/>
             <wp:positionH relativeFrom="column">
               <wp:posOffset>510540</wp:posOffset>
@@ -1236,11 +1236,10 @@
         </w:pBdr>
         <w:shd w:val="clear" w:color="auto" w:fill="EEF0F1"/>
         <w:spacing w:before="60" w:after="60"/>
+        <w:jc w:val="both"/>
       </w:pPr>
       <w:r>
         <w:rPr>
-          <w:b/>
-          <w:bCs/>
           <w:color w:val="2D3E4A"/>
         </w:rPr>
         <w:t>{{MACRO_CONTEXT</w:t>
@@ -1248,16 +1247,12 @@
       <w:proofErr w:type="gramStart"/>
       <w:r>
         <w:rPr>
-          <w:b/>
-          <w:bCs/>
           <w:color w:val="2D3E4A"/>
         </w:rPr>
         <w:t>}}</w:t>
       </w:r>
       <w:r>
         <w:rPr>
-          <w:b/>
-          <w:bCs/>
           <w:color w:val="2D3E4A"/>
         </w:rPr>
         <w:t>~</w:t>
@@ -1265,8 +1260,6 @@
       <w:proofErr w:type="gramEnd"/>
       <w:r>
         <w:rPr>
-          <w:b/>
-          <w:bCs/>
           <w:color w:val="2D3E4A"/>
         </w:rPr>
         <w:t>~</w:t>
@@ -1331,285 +1324,6 @@
         <w:spacing w:before="60"/>
       </w:pPr>
     </w:p>
-    <w:tbl>
-      <w:tblPr>
-        <w:tblW w:w="11061" w:type="dxa"/>
-        <w:tblInd w:w="-718" w:type="dxa"/>
-        <w:tblBorders>
-          <w:top w:val="single" w:sz="4" w:space="0" w:color="auto"/>
-          <w:left w:val="single" w:sz="4" w:space="0" w:color="auto"/>
-          <w:bottom w:val="single" w:sz="4" w:space="0" w:color="auto"/>
-          <w:right w:val="single" w:sz="4" w:space="0" w:color="auto"/>
-          <w:insideH w:val="single" w:sz="4" w:space="0" w:color="auto"/>
-          <w:insideV w:val="single" w:sz="4" w:space="0" w:color="auto"/>
-        </w:tblBorders>
-        <w:tblCellMar>
-          <w:left w:w="10" w:type="dxa"/>
-          <w:right w:w="10" w:type="dxa"/>
-        </w:tblCellMar>
-        <w:tblLook w:val="04A0" w:firstRow="1" w:lastRow="0" w:firstColumn="1" w:lastColumn="0" w:noHBand="0" w:noVBand="1"/>
-      </w:tblPr>
-      <w:tblGrid>
-        <w:gridCol w:w="2961"/>
-        <w:gridCol w:w="3156"/>
-        <w:gridCol w:w="2801"/>
-        <w:gridCol w:w="2143"/>
-      </w:tblGrid>
-      <w:tr>
-        <w:tc>
-          <w:tcPr>
-            <w:tcW w:w="2961" w:type="dxa"/>
-            <w:tcBorders>
-              <w:top w:val="single" w:sz="4" w:space="0" w:color="1A7882"/>
-              <w:left w:val="single" w:sz="4" w:space="0" w:color="1A7882"/>
-              <w:bottom w:val="single" w:sz="4" w:space="0" w:color="1A7882"/>
-              <w:right w:val="single" w:sz="4" w:space="0" w:color="1A7882"/>
-            </w:tcBorders>
-            <w:shd w:val="clear" w:color="auto" w:fill="D4E0E4"/>
-            <w:tcMar>
-              <w:top w:w="100" w:type="dxa"/>
-              <w:left w:w="120" w:type="dxa"/>
-              <w:bottom w:w="100" w:type="dxa"/>
-              <w:right w:w="120" w:type="dxa"/>
-            </w:tcMar>
-          </w:tcPr>
-          <w:p>
-            <w:pPr>
-              <w:jc w:val="center"/>
-            </w:pPr>
-            <w:r>
-              <w:rPr>
-                <w:b/>
-                <w:bCs/>
-                <w:color w:val="2D3E4A"/>
-                <w:sz w:val="16"/>
-                <w:szCs w:val="16"/>
-              </w:rPr>
-              <w:t>Tasa Banco República</w:t>
-            </w:r>
-          </w:p>
-          <w:p>
-            <w:pPr>
-              <w:spacing w:before="40"/>
-              <w:jc w:val="center"/>
-            </w:pPr>
-            <w:r>
-              <w:rPr>
-                <w:b/>
-                <w:bCs/>
-                <w:sz w:val="32"/>
-                <w:szCs w:val="32"/>
-              </w:rPr>
-              <w:t>{{KPI_BR_RATE}}</w:t>
-            </w:r>
-          </w:p>
-          <w:p>
-            <w:pPr>
-              <w:jc w:val="center"/>
-            </w:pPr>
-            <w:r>
-              <w:rPr>
-                <w:i/>
-                <w:iCs/>
-                <w:color w:val="5A6A73"/>
-                <w:sz w:val="16"/>
-                <w:szCs w:val="16"/>
-              </w:rPr>
-              <w:t>{{KPI_BR_RATE_TREND}}</w:t>
-            </w:r>
-          </w:p>
-        </w:tc>
-        <w:tc>
-          <w:tcPr>
-            <w:tcW w:w="3156" w:type="dxa"/>
-            <w:tcBorders>
-              <w:top w:val="single" w:sz="4" w:space="0" w:color="1A7882"/>
-              <w:left w:val="single" w:sz="4" w:space="0" w:color="1A7882"/>
-              <w:bottom w:val="single" w:sz="4" w:space="0" w:color="1A7882"/>
-              <w:right w:val="single" w:sz="4" w:space="0" w:color="1A7882"/>
-            </w:tcBorders>
-            <w:shd w:val="clear" w:color="auto" w:fill="D4E0E4"/>
-            <w:tcMar>
-              <w:top w:w="100" w:type="dxa"/>
-              <w:left w:w="120" w:type="dxa"/>
-              <w:bottom w:w="100" w:type="dxa"/>
-              <w:right w:w="120" w:type="dxa"/>
-            </w:tcMar>
-          </w:tcPr>
-          <w:p>
-            <w:pPr>
-              <w:jc w:val="center"/>
-            </w:pPr>
-            <w:r>
-              <w:rPr>
-                <w:b/>
-                <w:bCs/>
-                <w:color w:val="2D3E4A"/>
-                <w:sz w:val="16"/>
-                <w:szCs w:val="16"/>
-              </w:rPr>
-              <w:t>Inflación (IPC)</w:t>
-            </w:r>
-          </w:p>
-          <w:p>
-            <w:pPr>
-              <w:spacing w:before="40"/>
-              <w:jc w:val="center"/>
-            </w:pPr>
-            <w:r>
-              <w:rPr>
-                <w:b/>
-                <w:bCs/>
-                <w:sz w:val="32"/>
-                <w:szCs w:val="32"/>
-              </w:rPr>
-              <w:t>{{KPI_INFLATION}}</w:t>
-            </w:r>
-          </w:p>
-          <w:p>
-            <w:pPr>
-              <w:jc w:val="center"/>
-            </w:pPr>
-            <w:r>
-              <w:rPr>
-                <w:i/>
-                <w:iCs/>
-                <w:color w:val="5A6A73"/>
-                <w:sz w:val="16"/>
-                <w:szCs w:val="16"/>
-              </w:rPr>
-              <w:t>{{KPI_INFLATION_TREND}}</w:t>
-            </w:r>
-          </w:p>
-        </w:tc>
-        <w:tc>
-          <w:tcPr>
-            <w:tcW w:w="2801" w:type="dxa"/>
-            <w:tcBorders>
-              <w:top w:val="single" w:sz="4" w:space="0" w:color="1A7882"/>
-              <w:left w:val="single" w:sz="4" w:space="0" w:color="1A7882"/>
-              <w:bottom w:val="single" w:sz="4" w:space="0" w:color="1A7882"/>
-              <w:right w:val="single" w:sz="4" w:space="0" w:color="1A7882"/>
-            </w:tcBorders>
-            <w:shd w:val="clear" w:color="auto" w:fill="D4E0E4"/>
-            <w:tcMar>
-              <w:top w:w="100" w:type="dxa"/>
-              <w:left w:w="120" w:type="dxa"/>
-              <w:bottom w:w="100" w:type="dxa"/>
-              <w:right w:w="120" w:type="dxa"/>
-            </w:tcMar>
-          </w:tcPr>
-          <w:p>
-            <w:pPr>
-              <w:jc w:val="center"/>
-            </w:pPr>
-            <w:r>
-              <w:rPr>
-                <w:b/>
-                <w:bCs/>
-                <w:color w:val="2D3E4A"/>
-                <w:sz w:val="16"/>
-                <w:szCs w:val="16"/>
-              </w:rPr>
-              <w:t>COLCAP YTD</w:t>
-            </w:r>
-          </w:p>
-          <w:p>
-            <w:pPr>
-              <w:spacing w:before="40"/>
-              <w:jc w:val="center"/>
-            </w:pPr>
-            <w:r>
-              <w:rPr>
-                <w:b/>
-                <w:bCs/>
-                <w:sz w:val="32"/>
-                <w:szCs w:val="32"/>
-              </w:rPr>
-              <w:t>{{KPI_COLCAP}}</w:t>
-            </w:r>
-          </w:p>
-          <w:p>
-            <w:pPr>
-              <w:jc w:val="center"/>
-            </w:pPr>
-            <w:r>
-              <w:rPr>
-                <w:i/>
-                <w:iCs/>
-                <w:color w:val="5A6A73"/>
-                <w:sz w:val="16"/>
-                <w:szCs w:val="16"/>
-              </w:rPr>
-              <w:t>{{KPI_COLCAP_TREND}}</w:t>
-            </w:r>
-          </w:p>
-        </w:tc>
-        <w:tc>
-          <w:tcPr>
-            <w:tcW w:w="2143" w:type="dxa"/>
-            <w:tcBorders>
-              <w:top w:val="single" w:sz="4" w:space="0" w:color="1A7882"/>
-              <w:left w:val="single" w:sz="4" w:space="0" w:color="1A7882"/>
-              <w:bottom w:val="single" w:sz="4" w:space="0" w:color="1A7882"/>
-              <w:right w:val="single" w:sz="4" w:space="0" w:color="1A7882"/>
-            </w:tcBorders>
-            <w:shd w:val="clear" w:color="auto" w:fill="D4E0E4"/>
-            <w:tcMar>
-              <w:top w:w="100" w:type="dxa"/>
-              <w:left w:w="120" w:type="dxa"/>
-              <w:bottom w:w="100" w:type="dxa"/>
-              <w:right w:w="120" w:type="dxa"/>
-            </w:tcMar>
-          </w:tcPr>
-          <w:p>
-            <w:pPr>
-              <w:jc w:val="center"/>
-            </w:pPr>
-            <w:r>
-              <w:rPr>
-                <w:b/>
-                <w:bCs/>
-                <w:color w:val="2D3E4A"/>
-                <w:sz w:val="16"/>
-                <w:szCs w:val="16"/>
-              </w:rPr>
-              <w:t>TRM Promedio</w:t>
-            </w:r>
-          </w:p>
-          <w:p>
-            <w:pPr>
-              <w:spacing w:before="40"/>
-              <w:jc w:val="center"/>
-            </w:pPr>
-            <w:r>
-              <w:rPr>
-                <w:b/>
-                <w:bCs/>
-                <w:sz w:val="32"/>
-                <w:szCs w:val="32"/>
-              </w:rPr>
-              <w:t>{{KPI_TRM}}</w:t>
-            </w:r>
-          </w:p>
-          <w:p>
-            <w:pPr>
-              <w:jc w:val="center"/>
-            </w:pPr>
-            <w:r>
-              <w:rPr>
-                <w:i/>
-                <w:iCs/>
-                <w:color w:val="5A6A73"/>
-                <w:sz w:val="16"/>
-                <w:szCs w:val="16"/>
-              </w:rPr>
-              <w:t>{{KPI_TRM_TREND}}</w:t>
-            </w:r>
-          </w:p>
-        </w:tc>
-      </w:tr>
-    </w:tbl>
     <w:p>
       <w:pPr>
         <w:spacing w:before="80" w:after="80"/>
@@ -1627,7 +1341,6 @@
           <w:sz w:val="16"/>
           <w:szCs w:val="16"/>
         </w:rPr>
-        <w:lastRenderedPageBreak/>
         <w:t xml:space="preserve">CONFIDENCIAL — </w:t>
       </w:r>
       <w:r>
@@ -3223,11 +2936,10 @@
         </w:pBdr>
         <w:shd w:val="clear" w:color="auto" w:fill="EEF0F1"/>
         <w:spacing w:before="60" w:after="60"/>
+        <w:jc w:val="both"/>
       </w:pPr>
       <w:r>
         <w:rPr>
-          <w:b/>
-          <w:bCs/>
           <w:color w:val="2D3E4A"/>
         </w:rPr>
         <w:t>{{BS_LIABILITIES_ANALYSIS}} ~~</w:t>
@@ -4815,8 +4527,27 @@
           <w:sz w:val="22"/>
           <w:szCs w:val="22"/>
         </w:rPr>
-        <w:lastRenderedPageBreak/>
-        <w:t>3.3  Análisis</w:t>
+        <w:t>3.</w:t>
+      </w:r>
+      <w:r>
+        <w:rPr>
+          <w:b/>
+          <w:bCs/>
+          <w:color w:val="2D3E4A"/>
+          <w:sz w:val="22"/>
+          <w:szCs w:val="22"/>
+        </w:rPr>
+        <w:t>2</w:t>
+      </w:r>
+      <w:r>
+        <w:rPr>
+          <w:b/>
+          <w:bCs/>
+          <w:color w:val="2D3E4A"/>
+          <w:sz w:val="22"/>
+          <w:szCs w:val="22"/>
+        </w:rPr>
+        <w:t xml:space="preserve">  Análisis</w:t>
       </w:r>
       <w:proofErr w:type="gramEnd"/>
       <w:r>
@@ -4842,11 +4573,10 @@
         </w:pBdr>
         <w:shd w:val="clear" w:color="auto" w:fill="EEF0F1"/>
         <w:spacing w:before="60" w:after="60"/>
+        <w:jc w:val="both"/>
       </w:pPr>
       <w:r>
         <w:rPr>
-          <w:b/>
-          <w:bCs/>
           <w:color w:val="2D3E4A"/>
         </w:rPr>
         <w:t>{{PROFITABILITY_ANALYSIS}} ~~</w:t>
@@ -4956,6 +4686,7 @@
         </w:pBdr>
         <w:spacing w:after="40"/>
       </w:pPr>
+      <w:proofErr w:type="gramStart"/>
       <w:r>
         <w:rPr>
           <w:b/>
@@ -4964,217 +4695,20 @@
           <w:sz w:val="22"/>
           <w:szCs w:val="22"/>
         </w:rPr>
-        <w:t>4.1  Composición del Portafolio</w:t>
+        <w:t>4.1  Composición</w:t>
+      </w:r>
+      <w:proofErr w:type="gramEnd"/>
+      <w:r>
+        <w:rPr>
+          <w:b/>
+          <w:bCs/>
+          <w:color w:val="2D3E4A"/>
+          <w:sz w:val="22"/>
+          <w:szCs w:val="22"/>
+        </w:rPr>
+        <w:t xml:space="preserve"> del Portafolio</w:t>
       </w:r>
     </w:p>
-    <w:p>
-      <w:pPr>
-        <w:spacing w:before="40" w:after="40"/>
-      </w:pPr>
-    </w:p>
-    <w:tbl>
-      <w:tblPr>
-        <w:tblW w:w="17693" w:type="dxa"/>
-        <w:tblInd w:w="-1139" w:type="dxa"/>
-        <w:tblBorders>
-          <w:top w:val="single" w:sz="4" w:space="0" w:color="auto"/>
-          <w:left w:val="single" w:sz="4" w:space="0" w:color="auto"/>
-          <w:bottom w:val="single" w:sz="4" w:space="0" w:color="auto"/>
-          <w:right w:val="single" w:sz="4" w:space="0" w:color="auto"/>
-          <w:insideH w:val="single" w:sz="4" w:space="0" w:color="auto"/>
-          <w:insideV w:val="single" w:sz="4" w:space="0" w:color="auto"/>
-        </w:tblBorders>
-        <w:tblCellMar>
-          <w:left w:w="10" w:type="dxa"/>
-          <w:right w:w="10" w:type="dxa"/>
-        </w:tblCellMar>
-        <w:tblLook w:val="04A0" w:firstRow="1" w:lastRow="0" w:firstColumn="1" w:lastColumn="0" w:noHBand="0" w:noVBand="1"/>
-      </w:tblPr>
-      <w:tblGrid>
-        <w:gridCol w:w="3850"/>
-        <w:gridCol w:w="4543"/>
-        <w:gridCol w:w="4792"/>
-        <w:gridCol w:w="4508"/>
-      </w:tblGrid>
-      <w:tr>
-        <w:tc>
-          <w:tcPr>
-            <w:tcW w:w="3850" w:type="dxa"/>
-            <w:tcBorders>
-              <w:top w:val="single" w:sz="4" w:space="0" w:color="1A7882"/>
-              <w:left w:val="single" w:sz="4" w:space="0" w:color="1A7882"/>
-              <w:bottom w:val="single" w:sz="4" w:space="0" w:color="1A7882"/>
-              <w:right w:val="single" w:sz="4" w:space="0" w:color="1A7882"/>
-            </w:tcBorders>
-            <w:shd w:val="clear" w:color="auto" w:fill="D4E0E4"/>
-            <w:tcMar>
-              <w:top w:w="100" w:type="dxa"/>
-              <w:left w:w="120" w:type="dxa"/>
-              <w:bottom w:w="100" w:type="dxa"/>
-              <w:right w:w="120" w:type="dxa"/>
-            </w:tcMar>
-          </w:tcPr>
-          <w:p>
-            <w:pPr>
-              <w:jc w:val="center"/>
-            </w:pPr>
-            <w:r>
-              <w:rPr>
-                <w:b/>
-                <w:bCs/>
-                <w:color w:val="2D3E4A"/>
-              </w:rPr>
-              <w:t>Total Portafolio</w:t>
-            </w:r>
-          </w:p>
-          <w:p>
-            <w:pPr>
-              <w:spacing w:before="40"/>
-              <w:jc w:val="center"/>
-            </w:pPr>
-            <w:r>
-              <w:rPr>
-                <w:b/>
-                <w:bCs/>
-              </w:rPr>
-              <w:t>{{PORTFOLIO_TOTAL}}</w:t>
-            </w:r>
-          </w:p>
-        </w:tc>
-        <w:tc>
-          <w:tcPr>
-            <w:tcW w:w="4543" w:type="dxa"/>
-            <w:tcBorders>
-              <w:top w:val="single" w:sz="4" w:space="0" w:color="1A7882"/>
-              <w:left w:val="single" w:sz="4" w:space="0" w:color="1A7882"/>
-              <w:bottom w:val="single" w:sz="4" w:space="0" w:color="1A7882"/>
-              <w:right w:val="single" w:sz="4" w:space="0" w:color="1A7882"/>
-            </w:tcBorders>
-            <w:shd w:val="clear" w:color="auto" w:fill="D4E0E4"/>
-            <w:tcMar>
-              <w:top w:w="100" w:type="dxa"/>
-              <w:left w:w="120" w:type="dxa"/>
-              <w:bottom w:w="100" w:type="dxa"/>
-              <w:right w:w="120" w:type="dxa"/>
-            </w:tcMar>
-          </w:tcPr>
-          <w:p>
-            <w:pPr>
-              <w:jc w:val="center"/>
-            </w:pPr>
-            <w:r>
-              <w:rPr>
-                <w:b/>
-                <w:bCs/>
-                <w:color w:val="2D3E4A"/>
-              </w:rPr>
-              <w:t>Renta Fija</w:t>
-            </w:r>
-          </w:p>
-          <w:p>
-            <w:pPr>
-              <w:spacing w:before="40"/>
-              <w:jc w:val="center"/>
-            </w:pPr>
-            <w:r>
-              <w:rPr>
-                <w:b/>
-                <w:bCs/>
-              </w:rPr>
-              <w:t>{{PORTFOLIO_FIXED_PCT}}</w:t>
-            </w:r>
-          </w:p>
-        </w:tc>
-        <w:tc>
-          <w:tcPr>
-            <w:tcW w:w="4792" w:type="dxa"/>
-            <w:tcBorders>
-              <w:top w:val="single" w:sz="4" w:space="0" w:color="1A7882"/>
-              <w:left w:val="single" w:sz="4" w:space="0" w:color="1A7882"/>
-              <w:bottom w:val="single" w:sz="4" w:space="0" w:color="1A7882"/>
-              <w:right w:val="single" w:sz="4" w:space="0" w:color="1A7882"/>
-            </w:tcBorders>
-            <w:shd w:val="clear" w:color="auto" w:fill="D4E0E4"/>
-            <w:tcMar>
-              <w:top w:w="100" w:type="dxa"/>
-              <w:left w:w="120" w:type="dxa"/>
-              <w:bottom w:w="100" w:type="dxa"/>
-              <w:right w:w="120" w:type="dxa"/>
-            </w:tcMar>
-          </w:tcPr>
-          <w:p>
-            <w:pPr>
-              <w:jc w:val="center"/>
-            </w:pPr>
-            <w:r>
-              <w:rPr>
-                <w:b/>
-                <w:bCs/>
-                <w:color w:val="2D3E4A"/>
-              </w:rPr>
-              <w:t>Renta Variable</w:t>
-            </w:r>
-          </w:p>
-          <w:p>
-            <w:pPr>
-              <w:spacing w:before="40"/>
-              <w:jc w:val="center"/>
-            </w:pPr>
-            <w:r>
-              <w:rPr>
-                <w:b/>
-                <w:bCs/>
-              </w:rPr>
-              <w:t>{{PORTFOLIO_EQUITY_PCT}}</w:t>
-            </w:r>
-          </w:p>
-        </w:tc>
-        <w:tc>
-          <w:tcPr>
-            <w:tcW w:w="4508" w:type="dxa"/>
-            <w:tcBorders>
-              <w:top w:val="single" w:sz="4" w:space="0" w:color="1A7882"/>
-              <w:left w:val="single" w:sz="4" w:space="0" w:color="1A7882"/>
-              <w:bottom w:val="single" w:sz="4" w:space="0" w:color="1A7882"/>
-              <w:right w:val="single" w:sz="4" w:space="0" w:color="1A7882"/>
-            </w:tcBorders>
-            <w:shd w:val="clear" w:color="auto" w:fill="D4E0E4"/>
-            <w:tcMar>
-              <w:top w:w="100" w:type="dxa"/>
-              <w:left w:w="120" w:type="dxa"/>
-              <w:bottom w:w="100" w:type="dxa"/>
-              <w:right w:w="120" w:type="dxa"/>
-            </w:tcMar>
-          </w:tcPr>
-          <w:p>
-            <w:pPr>
-              <w:jc w:val="center"/>
-            </w:pPr>
-            <w:r>
-              <w:rPr>
-                <w:b/>
-                <w:bCs/>
-                <w:color w:val="2D3E4A"/>
-              </w:rPr>
-              <w:t>Liquidez / MM</w:t>
-            </w:r>
-          </w:p>
-          <w:p>
-            <w:pPr>
-              <w:spacing w:before="40"/>
-              <w:jc w:val="center"/>
-            </w:pPr>
-            <w:r>
-              <w:rPr>
-                <w:b/>
-                <w:bCs/>
-              </w:rPr>
-              <w:t>{{PORTFOLIO_CASH_PCT}}</w:t>
-            </w:r>
-          </w:p>
-        </w:tc>
-      </w:tr>
-    </w:tbl>
     <w:p>
       <w:pPr>
         <w:spacing w:before="80" w:after="80"/>
@@ -5439,7 +4973,25 @@
                 <w:sz w:val="18"/>
                 <w:szCs w:val="18"/>
               </w:rPr>
-              <w:t>{{PORTFOLIO_R1_C1}}</w:t>
+              <w:t>{{</w:t>
+            </w:r>
+            <w:proofErr w:type="gramStart"/>
+            <w:r>
+              <w:rPr>
+                <w:color w:val="2D3E4A"/>
+                <w:sz w:val="18"/>
+                <w:szCs w:val="18"/>
+              </w:rPr>
+              <w:t>PORTFOLIO</w:t>
+            </w:r>
+            <w:proofErr w:type="gramEnd"/>
+            <w:r>
+              <w:rPr>
+                <w:color w:val="2D3E4A"/>
+                <w:sz w:val="18"/>
+                <w:szCs w:val="18"/>
+              </w:rPr>
+              <w:t>_R1_C1}}</w:t>
             </w:r>
           </w:p>
         </w:tc>
@@ -5470,7 +5022,25 @@
                 <w:sz w:val="18"/>
                 <w:szCs w:val="18"/>
               </w:rPr>
-              <w:t>{{PORTFOLIO_R1_C2}}</w:t>
+              <w:t>{{</w:t>
+            </w:r>
+            <w:proofErr w:type="gramStart"/>
+            <w:r>
+              <w:rPr>
+                <w:color w:val="2D3E4A"/>
+                <w:sz w:val="18"/>
+                <w:szCs w:val="18"/>
+              </w:rPr>
+              <w:t>PORTFOLIO</w:t>
+            </w:r>
+            <w:proofErr w:type="gramEnd"/>
+            <w:r>
+              <w:rPr>
+                <w:color w:val="2D3E4A"/>
+                <w:sz w:val="18"/>
+                <w:szCs w:val="18"/>
+              </w:rPr>
+              <w:t>_R1_C2}}</w:t>
             </w:r>
           </w:p>
         </w:tc>
@@ -5501,7 +5071,25 @@
                 <w:sz w:val="18"/>
                 <w:szCs w:val="18"/>
               </w:rPr>
-              <w:t>{{PORTFOLIO_R1_C3}}</w:t>
+              <w:t>{{</w:t>
+            </w:r>
+            <w:proofErr w:type="gramStart"/>
+            <w:r>
+              <w:rPr>
+                <w:color w:val="2D3E4A"/>
+                <w:sz w:val="18"/>
+                <w:szCs w:val="18"/>
+              </w:rPr>
+              <w:t>PORTFOLIO</w:t>
+            </w:r>
+            <w:proofErr w:type="gramEnd"/>
+            <w:r>
+              <w:rPr>
+                <w:color w:val="2D3E4A"/>
+                <w:sz w:val="18"/>
+                <w:szCs w:val="18"/>
+              </w:rPr>
+              <w:t>_R1_C3}}</w:t>
             </w:r>
           </w:p>
         </w:tc>
@@ -5532,7 +5120,25 @@
                 <w:sz w:val="18"/>
                 <w:szCs w:val="18"/>
               </w:rPr>
-              <w:t>{{PORTFOLIO_R1_C4}}</w:t>
+              <w:t>{{</w:t>
+            </w:r>
+            <w:proofErr w:type="gramStart"/>
+            <w:r>
+              <w:rPr>
+                <w:color w:val="2D3E4A"/>
+                <w:sz w:val="18"/>
+                <w:szCs w:val="18"/>
+              </w:rPr>
+              <w:t>PORTFOLIO</w:t>
+            </w:r>
+            <w:proofErr w:type="gramEnd"/>
+            <w:r>
+              <w:rPr>
+                <w:color w:val="2D3E4A"/>
+                <w:sz w:val="18"/>
+                <w:szCs w:val="18"/>
+              </w:rPr>
+              <w:t>_R1_C4}}</w:t>
             </w:r>
           </w:p>
         </w:tc>
@@ -5563,7 +5169,25 @@
                 <w:sz w:val="18"/>
                 <w:szCs w:val="18"/>
               </w:rPr>
-              <w:t>{{PORTFOLIO_R1_C5}}</w:t>
+              <w:t>{{</w:t>
+            </w:r>
+            <w:proofErr w:type="gramStart"/>
+            <w:r>
+              <w:rPr>
+                <w:color w:val="2D3E4A"/>
+                <w:sz w:val="18"/>
+                <w:szCs w:val="18"/>
+              </w:rPr>
+              <w:t>PORTFOLIO</w:t>
+            </w:r>
+            <w:proofErr w:type="gramEnd"/>
+            <w:r>
+              <w:rPr>
+                <w:color w:val="2D3E4A"/>
+                <w:sz w:val="18"/>
+                <w:szCs w:val="18"/>
+              </w:rPr>
+              <w:t>_R1_C5}}</w:t>
             </w:r>
           </w:p>
         </w:tc>
@@ -5594,7 +5218,25 @@
                 <w:sz w:val="18"/>
                 <w:szCs w:val="18"/>
               </w:rPr>
-              <w:t>{{PORTFOLIO_R1_C6}}</w:t>
+              <w:t>{{</w:t>
+            </w:r>
+            <w:proofErr w:type="gramStart"/>
+            <w:r>
+              <w:rPr>
+                <w:color w:val="2D3E4A"/>
+                <w:sz w:val="18"/>
+                <w:szCs w:val="18"/>
+              </w:rPr>
+              <w:t>PORTFOLIO</w:t>
+            </w:r>
+            <w:proofErr w:type="gramEnd"/>
+            <w:r>
+              <w:rPr>
+                <w:color w:val="2D3E4A"/>
+                <w:sz w:val="18"/>
+                <w:szCs w:val="18"/>
+              </w:rPr>
+              <w:t>_R1_C6}}</w:t>
             </w:r>
           </w:p>
         </w:tc>
@@ -5624,7 +5266,25 @@
                 <w:sz w:val="18"/>
                 <w:szCs w:val="18"/>
               </w:rPr>
-              <w:t>{{PORTFOLIO_R2_C1}}</w:t>
+              <w:t>{{</w:t>
+            </w:r>
+            <w:proofErr w:type="gramStart"/>
+            <w:r>
+              <w:rPr>
+                <w:color w:val="2D3E4A"/>
+                <w:sz w:val="18"/>
+                <w:szCs w:val="18"/>
+              </w:rPr>
+              <w:t>PORTFOLIO</w:t>
+            </w:r>
+            <w:proofErr w:type="gramEnd"/>
+            <w:r>
+              <w:rPr>
+                <w:color w:val="2D3E4A"/>
+                <w:sz w:val="18"/>
+                <w:szCs w:val="18"/>
+              </w:rPr>
+              <w:t>_R2_C1}}</w:t>
             </w:r>
           </w:p>
         </w:tc>
@@ -5655,7 +5315,25 @@
                 <w:sz w:val="18"/>
                 <w:szCs w:val="18"/>
               </w:rPr>
-              <w:t>{{PORTFOLIO_R2_C2}}</w:t>
+              <w:t>{{</w:t>
+            </w:r>
+            <w:proofErr w:type="gramStart"/>
+            <w:r>
+              <w:rPr>
+                <w:color w:val="2D3E4A"/>
+                <w:sz w:val="18"/>
+                <w:szCs w:val="18"/>
+              </w:rPr>
+              <w:t>PORTFOLIO</w:t>
+            </w:r>
+            <w:proofErr w:type="gramEnd"/>
+            <w:r>
+              <w:rPr>
+                <w:color w:val="2D3E4A"/>
+                <w:sz w:val="18"/>
+                <w:szCs w:val="18"/>
+              </w:rPr>
+              <w:t>_R2_C2}}</w:t>
             </w:r>
           </w:p>
         </w:tc>
@@ -5686,7 +5364,25 @@
                 <w:sz w:val="18"/>
                 <w:szCs w:val="18"/>
               </w:rPr>
-              <w:t>{{PORTFOLIO_R2_C3}}</w:t>
+              <w:t>{{</w:t>
+            </w:r>
+            <w:proofErr w:type="gramStart"/>
+            <w:r>
+              <w:rPr>
+                <w:color w:val="2D3E4A"/>
+                <w:sz w:val="18"/>
+                <w:szCs w:val="18"/>
+              </w:rPr>
+              <w:t>PORTFOLIO</w:t>
+            </w:r>
+            <w:proofErr w:type="gramEnd"/>
+            <w:r>
+              <w:rPr>
+                <w:color w:val="2D3E4A"/>
+                <w:sz w:val="18"/>
+                <w:szCs w:val="18"/>
+              </w:rPr>
+              <w:t>_R2_C3}}</w:t>
             </w:r>
           </w:p>
         </w:tc>
@@ -5717,7 +5413,25 @@
                 <w:sz w:val="18"/>
                 <w:szCs w:val="18"/>
               </w:rPr>
-              <w:t>{{PORTFOLIO_R2_C4}}</w:t>
+              <w:t>{{</w:t>
+            </w:r>
+            <w:proofErr w:type="gramStart"/>
+            <w:r>
+              <w:rPr>
+                <w:color w:val="2D3E4A"/>
+                <w:sz w:val="18"/>
+                <w:szCs w:val="18"/>
+              </w:rPr>
+              <w:t>PORTFOLIO</w:t>
+            </w:r>
+            <w:proofErr w:type="gramEnd"/>
+            <w:r>
+              <w:rPr>
+                <w:color w:val="2D3E4A"/>
+                <w:sz w:val="18"/>
+                <w:szCs w:val="18"/>
+              </w:rPr>
+              <w:t>_R2_C4}}</w:t>
             </w:r>
           </w:p>
         </w:tc>
@@ -5748,7 +5462,25 @@
                 <w:sz w:val="18"/>
                 <w:szCs w:val="18"/>
               </w:rPr>
-              <w:t>{{PORTFOLIO_R2_C5}}</w:t>
+              <w:t>{{</w:t>
+            </w:r>
+            <w:proofErr w:type="gramStart"/>
+            <w:r>
+              <w:rPr>
+                <w:color w:val="2D3E4A"/>
+                <w:sz w:val="18"/>
+                <w:szCs w:val="18"/>
+              </w:rPr>
+              <w:t>PORTFOLIO</w:t>
+            </w:r>
+            <w:proofErr w:type="gramEnd"/>
+            <w:r>
+              <w:rPr>
+                <w:color w:val="2D3E4A"/>
+                <w:sz w:val="18"/>
+                <w:szCs w:val="18"/>
+              </w:rPr>
+              <w:t>_R2_C5}}</w:t>
             </w:r>
           </w:p>
         </w:tc>
@@ -5779,7 +5511,25 @@
                 <w:sz w:val="18"/>
                 <w:szCs w:val="18"/>
               </w:rPr>
-              <w:t>{{PORTFOLIO_R2_C6}}</w:t>
+              <w:t>{{</w:t>
+            </w:r>
+            <w:proofErr w:type="gramStart"/>
+            <w:r>
+              <w:rPr>
+                <w:color w:val="2D3E4A"/>
+                <w:sz w:val="18"/>
+                <w:szCs w:val="18"/>
+              </w:rPr>
+              <w:t>PORTFOLIO</w:t>
+            </w:r>
+            <w:proofErr w:type="gramEnd"/>
+            <w:r>
+              <w:rPr>
+                <w:color w:val="2D3E4A"/>
+                <w:sz w:val="18"/>
+                <w:szCs w:val="18"/>
+              </w:rPr>
+              <w:t>_R2_C6}}</w:t>
             </w:r>
           </w:p>
         </w:tc>
@@ -5809,7 +5559,25 @@
                 <w:sz w:val="18"/>
                 <w:szCs w:val="18"/>
               </w:rPr>
-              <w:t>{{PORTFOLIO_R3_C1}}</w:t>
+              <w:t>{{</w:t>
+            </w:r>
+            <w:proofErr w:type="gramStart"/>
+            <w:r>
+              <w:rPr>
+                <w:color w:val="2D3E4A"/>
+                <w:sz w:val="18"/>
+                <w:szCs w:val="18"/>
+              </w:rPr>
+              <w:t>PORTFOLIO</w:t>
+            </w:r>
+            <w:proofErr w:type="gramEnd"/>
+            <w:r>
+              <w:rPr>
+                <w:color w:val="2D3E4A"/>
+                <w:sz w:val="18"/>
+                <w:szCs w:val="18"/>
+              </w:rPr>
+              <w:t>_R3_C1}}</w:t>
             </w:r>
           </w:p>
         </w:tc>
@@ -5840,7 +5608,25 @@
                 <w:sz w:val="18"/>
                 <w:szCs w:val="18"/>
               </w:rPr>
-              <w:t>{{PORTFOLIO_R3_C2}}</w:t>
+              <w:t>{{</w:t>
+            </w:r>
+            <w:proofErr w:type="gramStart"/>
+            <w:r>
+              <w:rPr>
+                <w:color w:val="2D3E4A"/>
+                <w:sz w:val="18"/>
+                <w:szCs w:val="18"/>
+              </w:rPr>
+              <w:t>PORTFOLIO</w:t>
+            </w:r>
+            <w:proofErr w:type="gramEnd"/>
+            <w:r>
+              <w:rPr>
+                <w:color w:val="2D3E4A"/>
+                <w:sz w:val="18"/>
+                <w:szCs w:val="18"/>
+              </w:rPr>
+              <w:t>_R3_C2}}</w:t>
             </w:r>
           </w:p>
         </w:tc>
@@ -5871,7 +5657,25 @@
                 <w:sz w:val="18"/>
                 <w:szCs w:val="18"/>
               </w:rPr>
-              <w:t>{{PORTFOLIO_R3_C3}}</w:t>
+              <w:t>{{</w:t>
+            </w:r>
+            <w:proofErr w:type="gramStart"/>
+            <w:r>
+              <w:rPr>
+                <w:color w:val="2D3E4A"/>
+                <w:sz w:val="18"/>
+                <w:szCs w:val="18"/>
+              </w:rPr>
+              <w:t>PORTFOLIO</w:t>
+            </w:r>
+            <w:proofErr w:type="gramEnd"/>
+            <w:r>
+              <w:rPr>
+                <w:color w:val="2D3E4A"/>
+                <w:sz w:val="18"/>
+                <w:szCs w:val="18"/>
+              </w:rPr>
+              <w:t>_R3_C3}}</w:t>
             </w:r>
           </w:p>
         </w:tc>
@@ -5902,7 +5706,25 @@
                 <w:sz w:val="18"/>
                 <w:szCs w:val="18"/>
               </w:rPr>
-              <w:t>{{PORTFOLIO_R3_C4}}</w:t>
+              <w:t>{{</w:t>
+            </w:r>
+            <w:proofErr w:type="gramStart"/>
+            <w:r>
+              <w:rPr>
+                <w:color w:val="2D3E4A"/>
+                <w:sz w:val="18"/>
+                <w:szCs w:val="18"/>
+              </w:rPr>
+              <w:t>PORTFOLIO</w:t>
+            </w:r>
+            <w:proofErr w:type="gramEnd"/>
+            <w:r>
+              <w:rPr>
+                <w:color w:val="2D3E4A"/>
+                <w:sz w:val="18"/>
+                <w:szCs w:val="18"/>
+              </w:rPr>
+              <w:t>_R3_C4}}</w:t>
             </w:r>
           </w:p>
         </w:tc>
@@ -5933,7 +5755,25 @@
                 <w:sz w:val="18"/>
                 <w:szCs w:val="18"/>
               </w:rPr>
-              <w:t>{{PORTFOLIO_R3_C5}}</w:t>
+              <w:t>{{</w:t>
+            </w:r>
+            <w:proofErr w:type="gramStart"/>
+            <w:r>
+              <w:rPr>
+                <w:color w:val="2D3E4A"/>
+                <w:sz w:val="18"/>
+                <w:szCs w:val="18"/>
+              </w:rPr>
+              <w:t>PORTFOLIO</w:t>
+            </w:r>
+            <w:proofErr w:type="gramEnd"/>
+            <w:r>
+              <w:rPr>
+                <w:color w:val="2D3E4A"/>
+                <w:sz w:val="18"/>
+                <w:szCs w:val="18"/>
+              </w:rPr>
+              <w:t>_R3_C5}}</w:t>
             </w:r>
           </w:p>
         </w:tc>
@@ -5964,7 +5804,25 @@
                 <w:sz w:val="18"/>
                 <w:szCs w:val="18"/>
               </w:rPr>
-              <w:t>{{PORTFOLIO_R3_C6}}</w:t>
+              <w:t>{{</w:t>
+            </w:r>
+            <w:proofErr w:type="gramStart"/>
+            <w:r>
+              <w:rPr>
+                <w:color w:val="2D3E4A"/>
+                <w:sz w:val="18"/>
+                <w:szCs w:val="18"/>
+              </w:rPr>
+              <w:t>PORTFOLIO</w:t>
+            </w:r>
+            <w:proofErr w:type="gramEnd"/>
+            <w:r>
+              <w:rPr>
+                <w:color w:val="2D3E4A"/>
+                <w:sz w:val="18"/>
+                <w:szCs w:val="18"/>
+              </w:rPr>
+              <w:t>_R3_C6}}</w:t>
             </w:r>
           </w:p>
         </w:tc>
@@ -5994,7 +5852,25 @@
                 <w:sz w:val="18"/>
                 <w:szCs w:val="18"/>
               </w:rPr>
-              <w:t>{{PORTFOLIO_R4_C1}}</w:t>
+              <w:t>{{</w:t>
+            </w:r>
+            <w:proofErr w:type="gramStart"/>
+            <w:r>
+              <w:rPr>
+                <w:color w:val="2D3E4A"/>
+                <w:sz w:val="18"/>
+                <w:szCs w:val="18"/>
+              </w:rPr>
+              <w:t>PORTFOLIO</w:t>
+            </w:r>
+            <w:proofErr w:type="gramEnd"/>
+            <w:r>
+              <w:rPr>
+                <w:color w:val="2D3E4A"/>
+                <w:sz w:val="18"/>
+                <w:szCs w:val="18"/>
+              </w:rPr>
+              <w:t>_R4_C1}}</w:t>
             </w:r>
           </w:p>
         </w:tc>
@@ -6025,7 +5901,25 @@
                 <w:sz w:val="18"/>
                 <w:szCs w:val="18"/>
               </w:rPr>
-              <w:t>{{PORTFOLIO_R4_C2}}</w:t>
+              <w:t>{{</w:t>
+            </w:r>
+            <w:proofErr w:type="gramStart"/>
+            <w:r>
+              <w:rPr>
+                <w:color w:val="2D3E4A"/>
+                <w:sz w:val="18"/>
+                <w:szCs w:val="18"/>
+              </w:rPr>
+              <w:t>PORTFOLIO</w:t>
+            </w:r>
+            <w:proofErr w:type="gramEnd"/>
+            <w:r>
+              <w:rPr>
+                <w:color w:val="2D3E4A"/>
+                <w:sz w:val="18"/>
+                <w:szCs w:val="18"/>
+              </w:rPr>
+              <w:t>_R4_C2}}</w:t>
             </w:r>
           </w:p>
         </w:tc>
@@ -6056,7 +5950,25 @@
                 <w:sz w:val="18"/>
                 <w:szCs w:val="18"/>
               </w:rPr>
-              <w:t>{{PORTFOLIO_R4_C3}}</w:t>
+              <w:t>{{</w:t>
+            </w:r>
+            <w:proofErr w:type="gramStart"/>
+            <w:r>
+              <w:rPr>
+                <w:color w:val="2D3E4A"/>
+                <w:sz w:val="18"/>
+                <w:szCs w:val="18"/>
+              </w:rPr>
+              <w:t>PORTFOLIO</w:t>
+            </w:r>
+            <w:proofErr w:type="gramEnd"/>
+            <w:r>
+              <w:rPr>
+                <w:color w:val="2D3E4A"/>
+                <w:sz w:val="18"/>
+                <w:szCs w:val="18"/>
+              </w:rPr>
+              <w:t>_R4_C3}}</w:t>
             </w:r>
           </w:p>
         </w:tc>
@@ -6087,7 +5999,25 @@
                 <w:sz w:val="18"/>
                 <w:szCs w:val="18"/>
               </w:rPr>
-              <w:t>{{PORTFOLIO_R4_C4}}</w:t>
+              <w:t>{{</w:t>
+            </w:r>
+            <w:proofErr w:type="gramStart"/>
+            <w:r>
+              <w:rPr>
+                <w:color w:val="2D3E4A"/>
+                <w:sz w:val="18"/>
+                <w:szCs w:val="18"/>
+              </w:rPr>
+              <w:t>PORTFOLIO</w:t>
+            </w:r>
+            <w:proofErr w:type="gramEnd"/>
+            <w:r>
+              <w:rPr>
+                <w:color w:val="2D3E4A"/>
+                <w:sz w:val="18"/>
+                <w:szCs w:val="18"/>
+              </w:rPr>
+              <w:t>_R4_C4}}</w:t>
             </w:r>
           </w:p>
         </w:tc>
@@ -6118,7 +6048,25 @@
                 <w:sz w:val="18"/>
                 <w:szCs w:val="18"/>
               </w:rPr>
-              <w:t>{{PORTFOLIO_R4_C5}}</w:t>
+              <w:t>{{</w:t>
+            </w:r>
+            <w:proofErr w:type="gramStart"/>
+            <w:r>
+              <w:rPr>
+                <w:color w:val="2D3E4A"/>
+                <w:sz w:val="18"/>
+                <w:szCs w:val="18"/>
+              </w:rPr>
+              <w:t>PORTFOLIO</w:t>
+            </w:r>
+            <w:proofErr w:type="gramEnd"/>
+            <w:r>
+              <w:rPr>
+                <w:color w:val="2D3E4A"/>
+                <w:sz w:val="18"/>
+                <w:szCs w:val="18"/>
+              </w:rPr>
+              <w:t>_R4_C5}}</w:t>
             </w:r>
           </w:p>
         </w:tc>
@@ -6149,7 +6097,25 @@
                 <w:sz w:val="18"/>
                 <w:szCs w:val="18"/>
               </w:rPr>
-              <w:t>{{PORTFOLIO_R4_C6}}</w:t>
+              <w:t>{{</w:t>
+            </w:r>
+            <w:proofErr w:type="gramStart"/>
+            <w:r>
+              <w:rPr>
+                <w:color w:val="2D3E4A"/>
+                <w:sz w:val="18"/>
+                <w:szCs w:val="18"/>
+              </w:rPr>
+              <w:t>PORTFOLIO</w:t>
+            </w:r>
+            <w:proofErr w:type="gramEnd"/>
+            <w:r>
+              <w:rPr>
+                <w:color w:val="2D3E4A"/>
+                <w:sz w:val="18"/>
+                <w:szCs w:val="18"/>
+              </w:rPr>
+              <w:t>_R4_C6}}</w:t>
             </w:r>
           </w:p>
         </w:tc>
@@ -6179,7 +6145,25 @@
                 <w:sz w:val="18"/>
                 <w:szCs w:val="18"/>
               </w:rPr>
-              <w:t>{{PORTFOLIO_R5_C1}}</w:t>
+              <w:t>{{</w:t>
+            </w:r>
+            <w:proofErr w:type="gramStart"/>
+            <w:r>
+              <w:rPr>
+                <w:color w:val="2D3E4A"/>
+                <w:sz w:val="18"/>
+                <w:szCs w:val="18"/>
+              </w:rPr>
+              <w:t>PORTFOLIO</w:t>
+            </w:r>
+            <w:proofErr w:type="gramEnd"/>
+            <w:r>
+              <w:rPr>
+                <w:color w:val="2D3E4A"/>
+                <w:sz w:val="18"/>
+                <w:szCs w:val="18"/>
+              </w:rPr>
+              <w:t>_R5_C1}}</w:t>
             </w:r>
           </w:p>
         </w:tc>
@@ -6210,7 +6194,25 @@
                 <w:sz w:val="18"/>
                 <w:szCs w:val="18"/>
               </w:rPr>
-              <w:t>{{PORTFOLIO_R5_C2}}</w:t>
+              <w:t>{{</w:t>
+            </w:r>
+            <w:proofErr w:type="gramStart"/>
+            <w:r>
+              <w:rPr>
+                <w:color w:val="2D3E4A"/>
+                <w:sz w:val="18"/>
+                <w:szCs w:val="18"/>
+              </w:rPr>
+              <w:t>PORTFOLIO</w:t>
+            </w:r>
+            <w:proofErr w:type="gramEnd"/>
+            <w:r>
+              <w:rPr>
+                <w:color w:val="2D3E4A"/>
+                <w:sz w:val="18"/>
+                <w:szCs w:val="18"/>
+              </w:rPr>
+              <w:t>_R5_C2}}</w:t>
             </w:r>
           </w:p>
         </w:tc>
@@ -6241,7 +6243,25 @@
                 <w:sz w:val="18"/>
                 <w:szCs w:val="18"/>
               </w:rPr>
-              <w:t>{{PORTFOLIO_R5_C3}}</w:t>
+              <w:t>{{</w:t>
+            </w:r>
+            <w:proofErr w:type="gramStart"/>
+            <w:r>
+              <w:rPr>
+                <w:color w:val="2D3E4A"/>
+                <w:sz w:val="18"/>
+                <w:szCs w:val="18"/>
+              </w:rPr>
+              <w:t>PORTFOLIO</w:t>
+            </w:r>
+            <w:proofErr w:type="gramEnd"/>
+            <w:r>
+              <w:rPr>
+                <w:color w:val="2D3E4A"/>
+                <w:sz w:val="18"/>
+                <w:szCs w:val="18"/>
+              </w:rPr>
+              <w:t>_R5_C3}}</w:t>
             </w:r>
           </w:p>
         </w:tc>
@@ -6272,7 +6292,25 @@
                 <w:sz w:val="18"/>
                 <w:szCs w:val="18"/>
               </w:rPr>
-              <w:t>{{PORTFOLIO_R5_C4}}</w:t>
+              <w:t>{{</w:t>
+            </w:r>
+            <w:proofErr w:type="gramStart"/>
+            <w:r>
+              <w:rPr>
+                <w:color w:val="2D3E4A"/>
+                <w:sz w:val="18"/>
+                <w:szCs w:val="18"/>
+              </w:rPr>
+              <w:t>PORTFOLIO</w:t>
+            </w:r>
+            <w:proofErr w:type="gramEnd"/>
+            <w:r>
+              <w:rPr>
+                <w:color w:val="2D3E4A"/>
+                <w:sz w:val="18"/>
+                <w:szCs w:val="18"/>
+              </w:rPr>
+              <w:t>_R5_C4}}</w:t>
             </w:r>
           </w:p>
         </w:tc>
@@ -6303,7 +6341,25 @@
                 <w:sz w:val="18"/>
                 <w:szCs w:val="18"/>
               </w:rPr>
-              <w:t>{{PORTFOLIO_R5_C5}}</w:t>
+              <w:t>{{</w:t>
+            </w:r>
+            <w:proofErr w:type="gramStart"/>
+            <w:r>
+              <w:rPr>
+                <w:color w:val="2D3E4A"/>
+                <w:sz w:val="18"/>
+                <w:szCs w:val="18"/>
+              </w:rPr>
+              <w:t>PORTFOLIO</w:t>
+            </w:r>
+            <w:proofErr w:type="gramEnd"/>
+            <w:r>
+              <w:rPr>
+                <w:color w:val="2D3E4A"/>
+                <w:sz w:val="18"/>
+                <w:szCs w:val="18"/>
+              </w:rPr>
+              <w:t>_R5_C5}}</w:t>
             </w:r>
           </w:p>
         </w:tc>
@@ -6334,7 +6390,25 @@
                 <w:sz w:val="18"/>
                 <w:szCs w:val="18"/>
               </w:rPr>
-              <w:t>{{PORTFOLIO_R5_C6}}</w:t>
+              <w:t>{{</w:t>
+            </w:r>
+            <w:proofErr w:type="gramStart"/>
+            <w:r>
+              <w:rPr>
+                <w:color w:val="2D3E4A"/>
+                <w:sz w:val="18"/>
+                <w:szCs w:val="18"/>
+              </w:rPr>
+              <w:t>PORTFOLIO</w:t>
+            </w:r>
+            <w:proofErr w:type="gramEnd"/>
+            <w:r>
+              <w:rPr>
+                <w:color w:val="2D3E4A"/>
+                <w:sz w:val="18"/>
+                <w:szCs w:val="18"/>
+              </w:rPr>
+              <w:t>_R5_C6}}</w:t>
             </w:r>
           </w:p>
         </w:tc>
@@ -6364,7 +6438,25 @@
                 <w:sz w:val="18"/>
                 <w:szCs w:val="18"/>
               </w:rPr>
-              <w:t>{{PORTFOLIO_R6_C1}}</w:t>
+              <w:t>{{</w:t>
+            </w:r>
+            <w:proofErr w:type="gramStart"/>
+            <w:r>
+              <w:rPr>
+                <w:color w:val="2D3E4A"/>
+                <w:sz w:val="18"/>
+                <w:szCs w:val="18"/>
+              </w:rPr>
+              <w:t>PORTFOLIO</w:t>
+            </w:r>
+            <w:proofErr w:type="gramEnd"/>
+            <w:r>
+              <w:rPr>
+                <w:color w:val="2D3E4A"/>
+                <w:sz w:val="18"/>
+                <w:szCs w:val="18"/>
+              </w:rPr>
+              <w:t>_R6_C1}}</w:t>
             </w:r>
           </w:p>
         </w:tc>
@@ -6395,7 +6487,25 @@
                 <w:sz w:val="18"/>
                 <w:szCs w:val="18"/>
               </w:rPr>
-              <w:t>{{PORTFOLIO_R6_C2}}</w:t>
+              <w:t>{{</w:t>
+            </w:r>
+            <w:proofErr w:type="gramStart"/>
+            <w:r>
+              <w:rPr>
+                <w:color w:val="2D3E4A"/>
+                <w:sz w:val="18"/>
+                <w:szCs w:val="18"/>
+              </w:rPr>
+              <w:t>PORTFOLIO</w:t>
+            </w:r>
+            <w:proofErr w:type="gramEnd"/>
+            <w:r>
+              <w:rPr>
+                <w:color w:val="2D3E4A"/>
+                <w:sz w:val="18"/>
+                <w:szCs w:val="18"/>
+              </w:rPr>
+              <w:t>_R6_C2}}</w:t>
             </w:r>
           </w:p>
         </w:tc>
@@ -6426,7 +6536,25 @@
                 <w:sz w:val="18"/>
                 <w:szCs w:val="18"/>
               </w:rPr>
-              <w:t>{{PORTFOLIO_R6_C3}}</w:t>
+              <w:t>{{</w:t>
+            </w:r>
+            <w:proofErr w:type="gramStart"/>
+            <w:r>
+              <w:rPr>
+                <w:color w:val="2D3E4A"/>
+                <w:sz w:val="18"/>
+                <w:szCs w:val="18"/>
+              </w:rPr>
+              <w:t>PORTFOLIO</w:t>
+            </w:r>
+            <w:proofErr w:type="gramEnd"/>
+            <w:r>
+              <w:rPr>
+                <w:color w:val="2D3E4A"/>
+                <w:sz w:val="18"/>
+                <w:szCs w:val="18"/>
+              </w:rPr>
+              <w:t>_R6_C3}}</w:t>
             </w:r>
           </w:p>
         </w:tc>
@@ -6457,7 +6585,25 @@
                 <w:sz w:val="18"/>
                 <w:szCs w:val="18"/>
               </w:rPr>
-              <w:t>{{PORTFOLIO_R6_C4}}</w:t>
+              <w:t>{{</w:t>
+            </w:r>
+            <w:proofErr w:type="gramStart"/>
+            <w:r>
+              <w:rPr>
+                <w:color w:val="2D3E4A"/>
+                <w:sz w:val="18"/>
+                <w:szCs w:val="18"/>
+              </w:rPr>
+              <w:t>PORTFOLIO</w:t>
+            </w:r>
+            <w:proofErr w:type="gramEnd"/>
+            <w:r>
+              <w:rPr>
+                <w:color w:val="2D3E4A"/>
+                <w:sz w:val="18"/>
+                <w:szCs w:val="18"/>
+              </w:rPr>
+              <w:t>_R6_C4}}</w:t>
             </w:r>
           </w:p>
         </w:tc>
@@ -6488,7 +6634,25 @@
                 <w:sz w:val="18"/>
                 <w:szCs w:val="18"/>
               </w:rPr>
-              <w:t>{{PORTFOLIO_R6_C5}}</w:t>
+              <w:t>{{</w:t>
+            </w:r>
+            <w:proofErr w:type="gramStart"/>
+            <w:r>
+              <w:rPr>
+                <w:color w:val="2D3E4A"/>
+                <w:sz w:val="18"/>
+                <w:szCs w:val="18"/>
+              </w:rPr>
+              <w:t>PORTFOLIO</w:t>
+            </w:r>
+            <w:proofErr w:type="gramEnd"/>
+            <w:r>
+              <w:rPr>
+                <w:color w:val="2D3E4A"/>
+                <w:sz w:val="18"/>
+                <w:szCs w:val="18"/>
+              </w:rPr>
+              <w:t>_R6_C5}}</w:t>
             </w:r>
           </w:p>
         </w:tc>
@@ -6519,7 +6683,25 @@
                 <w:sz w:val="18"/>
                 <w:szCs w:val="18"/>
               </w:rPr>
-              <w:t>{{PORTFOLIO_R6_C6}}</w:t>
+              <w:t>{{</w:t>
+            </w:r>
+            <w:proofErr w:type="gramStart"/>
+            <w:r>
+              <w:rPr>
+                <w:color w:val="2D3E4A"/>
+                <w:sz w:val="18"/>
+                <w:szCs w:val="18"/>
+              </w:rPr>
+              <w:t>PORTFOLIO</w:t>
+            </w:r>
+            <w:proofErr w:type="gramEnd"/>
+            <w:r>
+              <w:rPr>
+                <w:color w:val="2D3E4A"/>
+                <w:sz w:val="18"/>
+                <w:szCs w:val="18"/>
+              </w:rPr>
+              <w:t>_R6_C6}}</w:t>
             </w:r>
           </w:p>
         </w:tc>
@@ -6549,7 +6731,25 @@
                 <w:sz w:val="18"/>
                 <w:szCs w:val="18"/>
               </w:rPr>
-              <w:t>{{PORTFOLIO_R7_C1}}</w:t>
+              <w:t>{{</w:t>
+            </w:r>
+            <w:proofErr w:type="gramStart"/>
+            <w:r>
+              <w:rPr>
+                <w:color w:val="2D3E4A"/>
+                <w:sz w:val="18"/>
+                <w:szCs w:val="18"/>
+              </w:rPr>
+              <w:t>PORTFOLIO</w:t>
+            </w:r>
+            <w:proofErr w:type="gramEnd"/>
+            <w:r>
+              <w:rPr>
+                <w:color w:val="2D3E4A"/>
+                <w:sz w:val="18"/>
+                <w:szCs w:val="18"/>
+              </w:rPr>
+              <w:t>_R7_C1}}</w:t>
             </w:r>
           </w:p>
         </w:tc>
@@ -6580,7 +6780,25 @@
                 <w:sz w:val="18"/>
                 <w:szCs w:val="18"/>
               </w:rPr>
-              <w:t>{{PORTFOLIO_R7_C2}}</w:t>
+              <w:t>{{</w:t>
+            </w:r>
+            <w:proofErr w:type="gramStart"/>
+            <w:r>
+              <w:rPr>
+                <w:color w:val="2D3E4A"/>
+                <w:sz w:val="18"/>
+                <w:szCs w:val="18"/>
+              </w:rPr>
+              <w:t>PORTFOLIO</w:t>
+            </w:r>
+            <w:proofErr w:type="gramEnd"/>
+            <w:r>
+              <w:rPr>
+                <w:color w:val="2D3E4A"/>
+                <w:sz w:val="18"/>
+                <w:szCs w:val="18"/>
+              </w:rPr>
+              <w:t>_R7_C2}}</w:t>
             </w:r>
           </w:p>
         </w:tc>
@@ -6611,7 +6829,25 @@
                 <w:sz w:val="18"/>
                 <w:szCs w:val="18"/>
               </w:rPr>
-              <w:t>{{PORTFOLIO_R7_C3}}</w:t>
+              <w:t>{{</w:t>
+            </w:r>
+            <w:proofErr w:type="gramStart"/>
+            <w:r>
+              <w:rPr>
+                <w:color w:val="2D3E4A"/>
+                <w:sz w:val="18"/>
+                <w:szCs w:val="18"/>
+              </w:rPr>
+              <w:t>PORTFOLIO</w:t>
+            </w:r>
+            <w:proofErr w:type="gramEnd"/>
+            <w:r>
+              <w:rPr>
+                <w:color w:val="2D3E4A"/>
+                <w:sz w:val="18"/>
+                <w:szCs w:val="18"/>
+              </w:rPr>
+              <w:t>_R7_C3}}</w:t>
             </w:r>
           </w:p>
         </w:tc>
@@ -6642,7 +6878,25 @@
                 <w:sz w:val="18"/>
                 <w:szCs w:val="18"/>
               </w:rPr>
-              <w:t>{{PORTFOLIO_R7_C4}}</w:t>
+              <w:t>{{</w:t>
+            </w:r>
+            <w:proofErr w:type="gramStart"/>
+            <w:r>
+              <w:rPr>
+                <w:color w:val="2D3E4A"/>
+                <w:sz w:val="18"/>
+                <w:szCs w:val="18"/>
+              </w:rPr>
+              <w:t>PORTFOLIO</w:t>
+            </w:r>
+            <w:proofErr w:type="gramEnd"/>
+            <w:r>
+              <w:rPr>
+                <w:color w:val="2D3E4A"/>
+                <w:sz w:val="18"/>
+                <w:szCs w:val="18"/>
+              </w:rPr>
+              <w:t>_R7_C4}}</w:t>
             </w:r>
           </w:p>
         </w:tc>
@@ -6673,7 +6927,25 @@
                 <w:sz w:val="18"/>
                 <w:szCs w:val="18"/>
               </w:rPr>
-              <w:t>{{PORTFOLIO_R7_C5}}</w:t>
+              <w:t>{{</w:t>
+            </w:r>
+            <w:proofErr w:type="gramStart"/>
+            <w:r>
+              <w:rPr>
+                <w:color w:val="2D3E4A"/>
+                <w:sz w:val="18"/>
+                <w:szCs w:val="18"/>
+              </w:rPr>
+              <w:t>PORTFOLIO</w:t>
+            </w:r>
+            <w:proofErr w:type="gramEnd"/>
+            <w:r>
+              <w:rPr>
+                <w:color w:val="2D3E4A"/>
+                <w:sz w:val="18"/>
+                <w:szCs w:val="18"/>
+              </w:rPr>
+              <w:t>_R7_C5}}</w:t>
             </w:r>
           </w:p>
         </w:tc>
@@ -6704,7 +6976,25 @@
                 <w:sz w:val="18"/>
                 <w:szCs w:val="18"/>
               </w:rPr>
-              <w:t>{{PORTFOLIO_R7_C6}}</w:t>
+              <w:t>{{</w:t>
+            </w:r>
+            <w:proofErr w:type="gramStart"/>
+            <w:r>
+              <w:rPr>
+                <w:color w:val="2D3E4A"/>
+                <w:sz w:val="18"/>
+                <w:szCs w:val="18"/>
+              </w:rPr>
+              <w:t>PORTFOLIO</w:t>
+            </w:r>
+            <w:proofErr w:type="gramEnd"/>
+            <w:r>
+              <w:rPr>
+                <w:color w:val="2D3E4A"/>
+                <w:sz w:val="18"/>
+                <w:szCs w:val="18"/>
+              </w:rPr>
+              <w:t>_R7_C6}}</w:t>
             </w:r>
           </w:p>
         </w:tc>
@@ -6734,7 +7024,25 @@
                 <w:sz w:val="18"/>
                 <w:szCs w:val="18"/>
               </w:rPr>
-              <w:t>{{PORTFOLIO_R8_C1}}</w:t>
+              <w:t>{{</w:t>
+            </w:r>
+            <w:proofErr w:type="gramStart"/>
+            <w:r>
+              <w:rPr>
+                <w:color w:val="2D3E4A"/>
+                <w:sz w:val="18"/>
+                <w:szCs w:val="18"/>
+              </w:rPr>
+              <w:t>PORTFOLIO</w:t>
+            </w:r>
+            <w:proofErr w:type="gramEnd"/>
+            <w:r>
+              <w:rPr>
+                <w:color w:val="2D3E4A"/>
+                <w:sz w:val="18"/>
+                <w:szCs w:val="18"/>
+              </w:rPr>
+              <w:t>_R8_C1}}</w:t>
             </w:r>
           </w:p>
         </w:tc>
@@ -6765,7 +7073,25 @@
                 <w:sz w:val="18"/>
                 <w:szCs w:val="18"/>
               </w:rPr>
-              <w:t>{{PORTFOLIO_R8_C2}}</w:t>
+              <w:t>{{</w:t>
+            </w:r>
+            <w:proofErr w:type="gramStart"/>
+            <w:r>
+              <w:rPr>
+                <w:color w:val="2D3E4A"/>
+                <w:sz w:val="18"/>
+                <w:szCs w:val="18"/>
+              </w:rPr>
+              <w:t>PORTFOLIO</w:t>
+            </w:r>
+            <w:proofErr w:type="gramEnd"/>
+            <w:r>
+              <w:rPr>
+                <w:color w:val="2D3E4A"/>
+                <w:sz w:val="18"/>
+                <w:szCs w:val="18"/>
+              </w:rPr>
+              <w:t>_R8_C2}}</w:t>
             </w:r>
           </w:p>
         </w:tc>
@@ -6796,7 +7122,25 @@
                 <w:sz w:val="18"/>
                 <w:szCs w:val="18"/>
               </w:rPr>
-              <w:t>{{PORTFOLIO_R8_C3}}</w:t>
+              <w:t>{{</w:t>
+            </w:r>
+            <w:proofErr w:type="gramStart"/>
+            <w:r>
+              <w:rPr>
+                <w:color w:val="2D3E4A"/>
+                <w:sz w:val="18"/>
+                <w:szCs w:val="18"/>
+              </w:rPr>
+              <w:t>PORTFOLIO</w:t>
+            </w:r>
+            <w:proofErr w:type="gramEnd"/>
+            <w:r>
+              <w:rPr>
+                <w:color w:val="2D3E4A"/>
+                <w:sz w:val="18"/>
+                <w:szCs w:val="18"/>
+              </w:rPr>
+              <w:t>_R8_C3}}</w:t>
             </w:r>
           </w:p>
         </w:tc>
@@ -6827,7 +7171,25 @@
                 <w:sz w:val="18"/>
                 <w:szCs w:val="18"/>
               </w:rPr>
-              <w:t>{{PORTFOLIO_R8_C4}}</w:t>
+              <w:t>{{</w:t>
+            </w:r>
+            <w:proofErr w:type="gramStart"/>
+            <w:r>
+              <w:rPr>
+                <w:color w:val="2D3E4A"/>
+                <w:sz w:val="18"/>
+                <w:szCs w:val="18"/>
+              </w:rPr>
+              <w:t>PORTFOLIO</w:t>
+            </w:r>
+            <w:proofErr w:type="gramEnd"/>
+            <w:r>
+              <w:rPr>
+                <w:color w:val="2D3E4A"/>
+                <w:sz w:val="18"/>
+                <w:szCs w:val="18"/>
+              </w:rPr>
+              <w:t>_R8_C4}}</w:t>
             </w:r>
           </w:p>
         </w:tc>
@@ -6858,7 +7220,25 @@
                 <w:sz w:val="18"/>
                 <w:szCs w:val="18"/>
               </w:rPr>
-              <w:t>{{PORTFOLIO_R8_C5}}</w:t>
+              <w:t>{{</w:t>
+            </w:r>
+            <w:proofErr w:type="gramStart"/>
+            <w:r>
+              <w:rPr>
+                <w:color w:val="2D3E4A"/>
+                <w:sz w:val="18"/>
+                <w:szCs w:val="18"/>
+              </w:rPr>
+              <w:t>PORTFOLIO</w:t>
+            </w:r>
+            <w:proofErr w:type="gramEnd"/>
+            <w:r>
+              <w:rPr>
+                <w:color w:val="2D3E4A"/>
+                <w:sz w:val="18"/>
+                <w:szCs w:val="18"/>
+              </w:rPr>
+              <w:t>_R8_C5}}</w:t>
             </w:r>
           </w:p>
         </w:tc>
@@ -6889,7 +7269,25 @@
                 <w:sz w:val="18"/>
                 <w:szCs w:val="18"/>
               </w:rPr>
-              <w:t>{{PORTFOLIO_R8_C6}}</w:t>
+              <w:t>{{</w:t>
+            </w:r>
+            <w:proofErr w:type="gramStart"/>
+            <w:r>
+              <w:rPr>
+                <w:color w:val="2D3E4A"/>
+                <w:sz w:val="18"/>
+                <w:szCs w:val="18"/>
+              </w:rPr>
+              <w:t>PORTFOLIO</w:t>
+            </w:r>
+            <w:proofErr w:type="gramEnd"/>
+            <w:r>
+              <w:rPr>
+                <w:color w:val="2D3E4A"/>
+                <w:sz w:val="18"/>
+                <w:szCs w:val="18"/>
+              </w:rPr>
+              <w:t>_R8_C6}}</w:t>
             </w:r>
           </w:p>
         </w:tc>
@@ -6919,7 +7317,25 @@
                 <w:sz w:val="18"/>
                 <w:szCs w:val="18"/>
               </w:rPr>
-              <w:t>{{PORTFOLIO_R9_C1}}</w:t>
+              <w:t>{{</w:t>
+            </w:r>
+            <w:proofErr w:type="gramStart"/>
+            <w:r>
+              <w:rPr>
+                <w:color w:val="2D3E4A"/>
+                <w:sz w:val="18"/>
+                <w:szCs w:val="18"/>
+              </w:rPr>
+              <w:t>PORTFOLIO</w:t>
+            </w:r>
+            <w:proofErr w:type="gramEnd"/>
+            <w:r>
+              <w:rPr>
+                <w:color w:val="2D3E4A"/>
+                <w:sz w:val="18"/>
+                <w:szCs w:val="18"/>
+              </w:rPr>
+              <w:t>_R9_C1}}</w:t>
             </w:r>
           </w:p>
         </w:tc>
@@ -6950,7 +7366,25 @@
                 <w:sz w:val="18"/>
                 <w:szCs w:val="18"/>
               </w:rPr>
-              <w:t>{{PORTFOLIO_R9_C2}}</w:t>
+              <w:t>{{</w:t>
+            </w:r>
+            <w:proofErr w:type="gramStart"/>
+            <w:r>
+              <w:rPr>
+                <w:color w:val="2D3E4A"/>
+                <w:sz w:val="18"/>
+                <w:szCs w:val="18"/>
+              </w:rPr>
+              <w:t>PORTFOLIO</w:t>
+            </w:r>
+            <w:proofErr w:type="gramEnd"/>
+            <w:r>
+              <w:rPr>
+                <w:color w:val="2D3E4A"/>
+                <w:sz w:val="18"/>
+                <w:szCs w:val="18"/>
+              </w:rPr>
+              <w:t>_R9_C2}}</w:t>
             </w:r>
           </w:p>
         </w:tc>
@@ -6981,7 +7415,25 @@
                 <w:sz w:val="18"/>
                 <w:szCs w:val="18"/>
               </w:rPr>
-              <w:t>{{PORTFOLIO_R9_C3}}</w:t>
+              <w:t>{{</w:t>
+            </w:r>
+            <w:proofErr w:type="gramStart"/>
+            <w:r>
+              <w:rPr>
+                <w:color w:val="2D3E4A"/>
+                <w:sz w:val="18"/>
+                <w:szCs w:val="18"/>
+              </w:rPr>
+              <w:t>PORTFOLIO</w:t>
+            </w:r>
+            <w:proofErr w:type="gramEnd"/>
+            <w:r>
+              <w:rPr>
+                <w:color w:val="2D3E4A"/>
+                <w:sz w:val="18"/>
+                <w:szCs w:val="18"/>
+              </w:rPr>
+              <w:t>_R9_C3}}</w:t>
             </w:r>
           </w:p>
         </w:tc>
@@ -7012,7 +7464,25 @@
                 <w:sz w:val="18"/>
                 <w:szCs w:val="18"/>
               </w:rPr>
-              <w:t>{{PORTFOLIO_R9_C4}}</w:t>
+              <w:t>{{</w:t>
+            </w:r>
+            <w:proofErr w:type="gramStart"/>
+            <w:r>
+              <w:rPr>
+                <w:color w:val="2D3E4A"/>
+                <w:sz w:val="18"/>
+                <w:szCs w:val="18"/>
+              </w:rPr>
+              <w:t>PORTFOLIO</w:t>
+            </w:r>
+            <w:proofErr w:type="gramEnd"/>
+            <w:r>
+              <w:rPr>
+                <w:color w:val="2D3E4A"/>
+                <w:sz w:val="18"/>
+                <w:szCs w:val="18"/>
+              </w:rPr>
+              <w:t>_R9_C4}}</w:t>
             </w:r>
           </w:p>
         </w:tc>
@@ -7043,7 +7513,25 @@
                 <w:sz w:val="18"/>
                 <w:szCs w:val="18"/>
               </w:rPr>
-              <w:t>{{PORTFOLIO_R9_C5}}</w:t>
+              <w:t>{{</w:t>
+            </w:r>
+            <w:proofErr w:type="gramStart"/>
+            <w:r>
+              <w:rPr>
+                <w:color w:val="2D3E4A"/>
+                <w:sz w:val="18"/>
+                <w:szCs w:val="18"/>
+              </w:rPr>
+              <w:t>PORTFOLIO</w:t>
+            </w:r>
+            <w:proofErr w:type="gramEnd"/>
+            <w:r>
+              <w:rPr>
+                <w:color w:val="2D3E4A"/>
+                <w:sz w:val="18"/>
+                <w:szCs w:val="18"/>
+              </w:rPr>
+              <w:t>_R9_C5}}</w:t>
             </w:r>
           </w:p>
         </w:tc>
@@ -7074,7 +7562,25 @@
                 <w:sz w:val="18"/>
                 <w:szCs w:val="18"/>
               </w:rPr>
-              <w:t>{{PORTFOLIO_R9_C6}}</w:t>
+              <w:t>{{</w:t>
+            </w:r>
+            <w:proofErr w:type="gramStart"/>
+            <w:r>
+              <w:rPr>
+                <w:color w:val="2D3E4A"/>
+                <w:sz w:val="18"/>
+                <w:szCs w:val="18"/>
+              </w:rPr>
+              <w:t>PORTFOLIO</w:t>
+            </w:r>
+            <w:proofErr w:type="gramEnd"/>
+            <w:r>
+              <w:rPr>
+                <w:color w:val="2D3E4A"/>
+                <w:sz w:val="18"/>
+                <w:szCs w:val="18"/>
+              </w:rPr>
+              <w:t>_R9_C6}}</w:t>
             </w:r>
           </w:p>
         </w:tc>
@@ -7104,7 +7610,25 @@
                 <w:sz w:val="18"/>
                 <w:szCs w:val="18"/>
               </w:rPr>
-              <w:t>{{PORTFOLIO_R10_C1}}</w:t>
+              <w:t>{{</w:t>
+            </w:r>
+            <w:proofErr w:type="gramStart"/>
+            <w:r>
+              <w:rPr>
+                <w:color w:val="2D3E4A"/>
+                <w:sz w:val="18"/>
+                <w:szCs w:val="18"/>
+              </w:rPr>
+              <w:t>PORTFOLIO</w:t>
+            </w:r>
+            <w:proofErr w:type="gramEnd"/>
+            <w:r>
+              <w:rPr>
+                <w:color w:val="2D3E4A"/>
+                <w:sz w:val="18"/>
+                <w:szCs w:val="18"/>
+              </w:rPr>
+              <w:t>_R10_C1}}</w:t>
             </w:r>
           </w:p>
         </w:tc>
@@ -7135,7 +7659,25 @@
                 <w:sz w:val="18"/>
                 <w:szCs w:val="18"/>
               </w:rPr>
-              <w:t>{{PORTFOLIO_R10_C2}}</w:t>
+              <w:t>{{</w:t>
+            </w:r>
+            <w:proofErr w:type="gramStart"/>
+            <w:r>
+              <w:rPr>
+                <w:color w:val="2D3E4A"/>
+                <w:sz w:val="18"/>
+                <w:szCs w:val="18"/>
+              </w:rPr>
+              <w:t>PORTFOLIO</w:t>
+            </w:r>
+            <w:proofErr w:type="gramEnd"/>
+            <w:r>
+              <w:rPr>
+                <w:color w:val="2D3E4A"/>
+                <w:sz w:val="18"/>
+                <w:szCs w:val="18"/>
+              </w:rPr>
+              <w:t>_R10_C2}}</w:t>
             </w:r>
           </w:p>
         </w:tc>
@@ -7166,7 +7708,25 @@
                 <w:sz w:val="18"/>
                 <w:szCs w:val="18"/>
               </w:rPr>
-              <w:t>{{PORTFOLIO_R10_C3}}</w:t>
+              <w:t>{{</w:t>
+            </w:r>
+            <w:proofErr w:type="gramStart"/>
+            <w:r>
+              <w:rPr>
+                <w:color w:val="2D3E4A"/>
+                <w:sz w:val="18"/>
+                <w:szCs w:val="18"/>
+              </w:rPr>
+              <w:t>PORTFOLIO</w:t>
+            </w:r>
+            <w:proofErr w:type="gramEnd"/>
+            <w:r>
+              <w:rPr>
+                <w:color w:val="2D3E4A"/>
+                <w:sz w:val="18"/>
+                <w:szCs w:val="18"/>
+              </w:rPr>
+              <w:t>_R10_C3}}</w:t>
             </w:r>
           </w:p>
         </w:tc>
@@ -7197,7 +7757,25 @@
                 <w:sz w:val="18"/>
                 <w:szCs w:val="18"/>
               </w:rPr>
-              <w:t>{{PORTFOLIO_R10_C4}}</w:t>
+              <w:t>{{</w:t>
+            </w:r>
+            <w:proofErr w:type="gramStart"/>
+            <w:r>
+              <w:rPr>
+                <w:color w:val="2D3E4A"/>
+                <w:sz w:val="18"/>
+                <w:szCs w:val="18"/>
+              </w:rPr>
+              <w:t>PORTFOLIO</w:t>
+            </w:r>
+            <w:proofErr w:type="gramEnd"/>
+            <w:r>
+              <w:rPr>
+                <w:color w:val="2D3E4A"/>
+                <w:sz w:val="18"/>
+                <w:szCs w:val="18"/>
+              </w:rPr>
+              <w:t>_R10_C4}}</w:t>
             </w:r>
           </w:p>
         </w:tc>
@@ -7228,7 +7806,25 @@
                 <w:sz w:val="18"/>
                 <w:szCs w:val="18"/>
               </w:rPr>
-              <w:t>{{PORTFOLIO_R10_C5}}</w:t>
+              <w:t>{{</w:t>
+            </w:r>
+            <w:proofErr w:type="gramStart"/>
+            <w:r>
+              <w:rPr>
+                <w:color w:val="2D3E4A"/>
+                <w:sz w:val="18"/>
+                <w:szCs w:val="18"/>
+              </w:rPr>
+              <w:t>PORTFOLIO</w:t>
+            </w:r>
+            <w:proofErr w:type="gramEnd"/>
+            <w:r>
+              <w:rPr>
+                <w:color w:val="2D3E4A"/>
+                <w:sz w:val="18"/>
+                <w:szCs w:val="18"/>
+              </w:rPr>
+              <w:t>_R10_C5}}</w:t>
             </w:r>
           </w:p>
         </w:tc>
@@ -7259,12 +7855,35 @@
                 <w:sz w:val="18"/>
                 <w:szCs w:val="18"/>
               </w:rPr>
-              <w:t>{{PORTFOLIO_R10_C6}}</w:t>
+              <w:t>{{</w:t>
+            </w:r>
+            <w:proofErr w:type="gramStart"/>
+            <w:r>
+              <w:rPr>
+                <w:color w:val="2D3E4A"/>
+                <w:sz w:val="18"/>
+                <w:szCs w:val="18"/>
+              </w:rPr>
+              <w:t>PORTFOLIO</w:t>
+            </w:r>
+            <w:proofErr w:type="gramEnd"/>
+            <w:r>
+              <w:rPr>
+                <w:color w:val="2D3E4A"/>
+                <w:sz w:val="18"/>
+                <w:szCs w:val="18"/>
+              </w:rPr>
+              <w:t>_R10_C6}}</w:t>
             </w:r>
           </w:p>
         </w:tc>
       </w:tr>
     </w:tbl>
+    <w:p>
+      <w:pPr>
+        <w:spacing w:before="40" w:after="40"/>
+      </w:pPr>
+    </w:p>
     <w:p>
       <w:pPr>
         <w:spacing w:before="80" w:after="80"/>
@@ -7285,842 +7904,8 @@
           <w:sz w:val="22"/>
           <w:szCs w:val="22"/>
         </w:rPr>
-        <w:t>4.2 Valor Razonable</w:t>
-      </w:r>
-    </w:p>
-    <w:p>
-      <w:pPr>
-        <w:spacing w:before="40" w:after="40"/>
-      </w:pPr>
-    </w:p>
-    <w:tbl>
-      <w:tblPr>
-        <w:tblW w:w="9638" w:type="dxa"/>
-        <w:tblBorders>
-          <w:top w:val="single" w:sz="4" w:space="0" w:color="auto"/>
-          <w:left w:val="single" w:sz="4" w:space="0" w:color="auto"/>
-          <w:bottom w:val="single" w:sz="4" w:space="0" w:color="auto"/>
-          <w:right w:val="single" w:sz="4" w:space="0" w:color="auto"/>
-          <w:insideH w:val="single" w:sz="4" w:space="0" w:color="auto"/>
-          <w:insideV w:val="single" w:sz="4" w:space="0" w:color="auto"/>
-        </w:tblBorders>
-        <w:tblCellMar>
-          <w:left w:w="10" w:type="dxa"/>
-          <w:right w:w="10" w:type="dxa"/>
-        </w:tblCellMar>
-        <w:tblLook w:val="04A0" w:firstRow="1" w:lastRow="0" w:firstColumn="1" w:lastColumn="0" w:noHBand="0" w:noVBand="1"/>
-      </w:tblPr>
-      <w:tblGrid>
-        <w:gridCol w:w="2140"/>
-        <w:gridCol w:w="1862"/>
-        <w:gridCol w:w="1862"/>
-        <w:gridCol w:w="1862"/>
-        <w:gridCol w:w="1912"/>
-      </w:tblGrid>
-      <w:tr>
-        <w:trPr>
-          <w:tblHeader/>
-        </w:trPr>
-        <w:tc>
-          <w:tcPr>
-            <w:tcW w:w="2400" w:type="dxa"/>
-            <w:tcBorders>
-              <w:top w:val="single" w:sz="4" w:space="0" w:color="2D3E4A"/>
-              <w:left w:val="single" w:sz="4" w:space="0" w:color="2D3E4A"/>
-              <w:bottom w:val="single" w:sz="4" w:space="0" w:color="2D3E4A"/>
-              <w:right w:val="single" w:sz="4" w:space="0" w:color="2D3E4A"/>
-            </w:tcBorders>
-            <w:shd w:val="clear" w:color="auto" w:fill="1C2B35"/>
-            <w:tcMar>
-              <w:top w:w="80" w:type="dxa"/>
-              <w:left w:w="100" w:type="dxa"/>
-              <w:bottom w:w="80" w:type="dxa"/>
-              <w:right w:w="100" w:type="dxa"/>
-            </w:tcMar>
-            <w:vAlign w:val="center"/>
-          </w:tcPr>
-          <w:p>
-            <w:pPr>
-              <w:jc w:val="center"/>
-            </w:pPr>
-            <w:r>
-              <w:rPr>
-                <w:b/>
-                <w:bCs/>
-                <w:color w:val="FFFFFF"/>
-                <w:sz w:val="18"/>
-                <w:szCs w:val="18"/>
-              </w:rPr>
-              <w:t>Categoría</w:t>
-            </w:r>
-          </w:p>
-        </w:tc>
-        <w:tc>
-          <w:tcPr>
-            <w:tcW w:w="1760" w:type="dxa"/>
-            <w:tcBorders>
-              <w:top w:val="single" w:sz="4" w:space="0" w:color="2D3E4A"/>
-              <w:left w:val="single" w:sz="4" w:space="0" w:color="2D3E4A"/>
-              <w:bottom w:val="single" w:sz="4" w:space="0" w:color="2D3E4A"/>
-              <w:right w:val="single" w:sz="4" w:space="0" w:color="2D3E4A"/>
-            </w:tcBorders>
-            <w:shd w:val="clear" w:color="auto" w:fill="1C2B35"/>
-            <w:tcMar>
-              <w:top w:w="80" w:type="dxa"/>
-              <w:left w:w="100" w:type="dxa"/>
-              <w:bottom w:w="80" w:type="dxa"/>
-              <w:right w:w="100" w:type="dxa"/>
-            </w:tcMar>
-            <w:vAlign w:val="center"/>
-          </w:tcPr>
-          <w:p>
-            <w:pPr>
-              <w:jc w:val="center"/>
-            </w:pPr>
-            <w:r>
-              <w:rPr>
-                <w:b/>
-                <w:bCs/>
-                <w:color w:val="FFFFFF"/>
-                <w:sz w:val="18"/>
-                <w:szCs w:val="18"/>
-              </w:rPr>
-              <w:t>Nivel 1 Jun 2025</w:t>
-            </w:r>
-          </w:p>
-        </w:tc>
-        <w:tc>
-          <w:tcPr>
-            <w:tcW w:w="1760" w:type="dxa"/>
-            <w:tcBorders>
-              <w:top w:val="single" w:sz="4" w:space="0" w:color="2D3E4A"/>
-              <w:left w:val="single" w:sz="4" w:space="0" w:color="2D3E4A"/>
-              <w:bottom w:val="single" w:sz="4" w:space="0" w:color="2D3E4A"/>
-              <w:right w:val="single" w:sz="4" w:space="0" w:color="2D3E4A"/>
-            </w:tcBorders>
-            <w:shd w:val="clear" w:color="auto" w:fill="1C2B35"/>
-            <w:tcMar>
-              <w:top w:w="80" w:type="dxa"/>
-              <w:left w:w="100" w:type="dxa"/>
-              <w:bottom w:w="80" w:type="dxa"/>
-              <w:right w:w="100" w:type="dxa"/>
-            </w:tcMar>
-            <w:vAlign w:val="center"/>
-          </w:tcPr>
-          <w:p>
-            <w:pPr>
-              <w:jc w:val="center"/>
-            </w:pPr>
-            <w:r>
-              <w:rPr>
-                <w:b/>
-                <w:bCs/>
-                <w:color w:val="FFFFFF"/>
-                <w:sz w:val="18"/>
-                <w:szCs w:val="18"/>
-              </w:rPr>
-              <w:t>Nivel 2 Jun 2025</w:t>
-            </w:r>
-          </w:p>
-        </w:tc>
-        <w:tc>
-          <w:tcPr>
-            <w:tcW w:w="1760" w:type="dxa"/>
-            <w:tcBorders>
-              <w:top w:val="single" w:sz="4" w:space="0" w:color="2D3E4A"/>
-              <w:left w:val="single" w:sz="4" w:space="0" w:color="2D3E4A"/>
-              <w:bottom w:val="single" w:sz="4" w:space="0" w:color="2D3E4A"/>
-              <w:right w:val="single" w:sz="4" w:space="0" w:color="2D3E4A"/>
-            </w:tcBorders>
-            <w:shd w:val="clear" w:color="auto" w:fill="1C2B35"/>
-            <w:tcMar>
-              <w:top w:w="80" w:type="dxa"/>
-              <w:left w:w="100" w:type="dxa"/>
-              <w:bottom w:w="80" w:type="dxa"/>
-              <w:right w:w="100" w:type="dxa"/>
-            </w:tcMar>
-            <w:vAlign w:val="center"/>
-          </w:tcPr>
-          <w:p>
-            <w:pPr>
-              <w:jc w:val="center"/>
-            </w:pPr>
-            <w:r>
-              <w:rPr>
-                <w:b/>
-                <w:bCs/>
-                <w:color w:val="FFFFFF"/>
-                <w:sz w:val="18"/>
-                <w:szCs w:val="18"/>
-              </w:rPr>
-              <w:t>Nivel 1 Dic 2024</w:t>
-            </w:r>
-          </w:p>
-        </w:tc>
-        <w:tc>
-          <w:tcPr>
-            <w:tcW w:w="1958" w:type="dxa"/>
-            <w:tcBorders>
-              <w:top w:val="single" w:sz="4" w:space="0" w:color="2D3E4A"/>
-              <w:left w:val="single" w:sz="4" w:space="0" w:color="2D3E4A"/>
-              <w:bottom w:val="single" w:sz="4" w:space="0" w:color="2D3E4A"/>
-              <w:right w:val="single" w:sz="4" w:space="0" w:color="2D3E4A"/>
-            </w:tcBorders>
-            <w:shd w:val="clear" w:color="auto" w:fill="1C2B35"/>
-            <w:tcMar>
-              <w:top w:w="80" w:type="dxa"/>
-              <w:left w:w="100" w:type="dxa"/>
-              <w:bottom w:w="80" w:type="dxa"/>
-              <w:right w:w="100" w:type="dxa"/>
-            </w:tcMar>
-            <w:vAlign w:val="center"/>
-          </w:tcPr>
-          <w:p>
-            <w:pPr>
-              <w:jc w:val="center"/>
-            </w:pPr>
-            <w:r>
-              <w:rPr>
-                <w:b/>
-                <w:bCs/>
-                <w:color w:val="FFFFFF"/>
-                <w:sz w:val="18"/>
-                <w:szCs w:val="18"/>
-              </w:rPr>
-              <w:t>Nivel 2 Dic 2024</w:t>
-            </w:r>
-          </w:p>
-        </w:tc>
-      </w:tr>
-      <w:tr>
-        <w:tc>
-          <w:tcPr>
-            <w:tcW w:w="2400" w:type="dxa"/>
-            <w:tcBorders>
-              <w:top w:val="single" w:sz="4" w:space="0" w:color="C5CDD9"/>
-              <w:left w:val="single" w:sz="4" w:space="0" w:color="C5CDD9"/>
-              <w:bottom w:val="single" w:sz="4" w:space="0" w:color="C5CDD9"/>
-              <w:right w:val="single" w:sz="4" w:space="0" w:color="C5CDD9"/>
-            </w:tcBorders>
-            <w:shd w:val="clear" w:color="auto" w:fill="FFFFFF"/>
-            <w:tcMar>
-              <w:top w:w="70" w:type="dxa"/>
-              <w:left w:w="100" w:type="dxa"/>
-              <w:bottom w:w="70" w:type="dxa"/>
-              <w:right w:w="100" w:type="dxa"/>
-            </w:tcMar>
-          </w:tcPr>
-          <w:p>
-            <w:r>
-              <w:rPr>
-                <w:color w:val="2D3E4A"/>
-                <w:sz w:val="18"/>
-                <w:szCs w:val="18"/>
-              </w:rPr>
-              <w:t>{{FV_HIER_R1_C1}}</w:t>
-            </w:r>
-          </w:p>
-        </w:tc>
-        <w:tc>
-          <w:tcPr>
-            <w:tcW w:w="1760" w:type="dxa"/>
-            <w:tcBorders>
-              <w:top w:val="single" w:sz="4" w:space="0" w:color="C5CDD9"/>
-              <w:left w:val="single" w:sz="4" w:space="0" w:color="C5CDD9"/>
-              <w:bottom w:val="single" w:sz="4" w:space="0" w:color="C5CDD9"/>
-              <w:right w:val="single" w:sz="4" w:space="0" w:color="C5CDD9"/>
-            </w:tcBorders>
-            <w:shd w:val="clear" w:color="auto" w:fill="FFFFFF"/>
-            <w:tcMar>
-              <w:top w:w="70" w:type="dxa"/>
-              <w:left w:w="100" w:type="dxa"/>
-              <w:bottom w:w="70" w:type="dxa"/>
-              <w:right w:w="100" w:type="dxa"/>
-            </w:tcMar>
-          </w:tcPr>
-          <w:p>
-            <w:pPr>
-              <w:jc w:val="right"/>
-            </w:pPr>
-            <w:r>
-              <w:rPr>
-                <w:color w:val="2D3E4A"/>
-                <w:sz w:val="18"/>
-                <w:szCs w:val="18"/>
-              </w:rPr>
-              <w:t>{{FV_HIER_R1_C2}}</w:t>
-            </w:r>
-          </w:p>
-        </w:tc>
-        <w:tc>
-          <w:tcPr>
-            <w:tcW w:w="1760" w:type="dxa"/>
-            <w:tcBorders>
-              <w:top w:val="single" w:sz="4" w:space="0" w:color="C5CDD9"/>
-              <w:left w:val="single" w:sz="4" w:space="0" w:color="C5CDD9"/>
-              <w:bottom w:val="single" w:sz="4" w:space="0" w:color="C5CDD9"/>
-              <w:right w:val="single" w:sz="4" w:space="0" w:color="C5CDD9"/>
-            </w:tcBorders>
-            <w:shd w:val="clear" w:color="auto" w:fill="FFFFFF"/>
-            <w:tcMar>
-              <w:top w:w="70" w:type="dxa"/>
-              <w:left w:w="100" w:type="dxa"/>
-              <w:bottom w:w="70" w:type="dxa"/>
-              <w:right w:w="100" w:type="dxa"/>
-            </w:tcMar>
-          </w:tcPr>
-          <w:p>
-            <w:pPr>
-              <w:jc w:val="right"/>
-            </w:pPr>
-            <w:r>
-              <w:rPr>
-                <w:color w:val="2D3E4A"/>
-                <w:sz w:val="18"/>
-                <w:szCs w:val="18"/>
-              </w:rPr>
-              <w:t>{{FV_HIER_R1_C3}}</w:t>
-            </w:r>
-          </w:p>
-        </w:tc>
-        <w:tc>
-          <w:tcPr>
-            <w:tcW w:w="1760" w:type="dxa"/>
-            <w:tcBorders>
-              <w:top w:val="single" w:sz="4" w:space="0" w:color="C5CDD9"/>
-              <w:left w:val="single" w:sz="4" w:space="0" w:color="C5CDD9"/>
-              <w:bottom w:val="single" w:sz="4" w:space="0" w:color="C5CDD9"/>
-              <w:right w:val="single" w:sz="4" w:space="0" w:color="C5CDD9"/>
-            </w:tcBorders>
-            <w:shd w:val="clear" w:color="auto" w:fill="FFFFFF"/>
-            <w:tcMar>
-              <w:top w:w="70" w:type="dxa"/>
-              <w:left w:w="100" w:type="dxa"/>
-              <w:bottom w:w="70" w:type="dxa"/>
-              <w:right w:w="100" w:type="dxa"/>
-            </w:tcMar>
-          </w:tcPr>
-          <w:p>
-            <w:pPr>
-              <w:jc w:val="right"/>
-            </w:pPr>
-            <w:r>
-              <w:rPr>
-                <w:color w:val="2D3E4A"/>
-                <w:sz w:val="18"/>
-                <w:szCs w:val="18"/>
-              </w:rPr>
-              <w:t>{{FV_HIER_R1_C4}}</w:t>
-            </w:r>
-          </w:p>
-        </w:tc>
-        <w:tc>
-          <w:tcPr>
-            <w:tcW w:w="1958" w:type="dxa"/>
-            <w:tcBorders>
-              <w:top w:val="single" w:sz="4" w:space="0" w:color="C5CDD9"/>
-              <w:left w:val="single" w:sz="4" w:space="0" w:color="C5CDD9"/>
-              <w:bottom w:val="single" w:sz="4" w:space="0" w:color="C5CDD9"/>
-              <w:right w:val="single" w:sz="4" w:space="0" w:color="C5CDD9"/>
-            </w:tcBorders>
-            <w:shd w:val="clear" w:color="auto" w:fill="FFFFFF"/>
-            <w:tcMar>
-              <w:top w:w="70" w:type="dxa"/>
-              <w:left w:w="100" w:type="dxa"/>
-              <w:bottom w:w="70" w:type="dxa"/>
-              <w:right w:w="100" w:type="dxa"/>
-            </w:tcMar>
-          </w:tcPr>
-          <w:p>
-            <w:pPr>
-              <w:jc w:val="right"/>
-            </w:pPr>
-            <w:r>
-              <w:rPr>
-                <w:color w:val="2D3E4A"/>
-                <w:sz w:val="18"/>
-                <w:szCs w:val="18"/>
-              </w:rPr>
-              <w:t>{{FV_HIER_R1_C5}}</w:t>
-            </w:r>
-          </w:p>
-        </w:tc>
-      </w:tr>
-      <w:tr>
-        <w:tc>
-          <w:tcPr>
-            <w:tcW w:w="2400" w:type="dxa"/>
-            <w:tcBorders>
-              <w:top w:val="single" w:sz="4" w:space="0" w:color="C5CDD9"/>
-              <w:left w:val="single" w:sz="4" w:space="0" w:color="C5CDD9"/>
-              <w:bottom w:val="single" w:sz="4" w:space="0" w:color="C5CDD9"/>
-              <w:right w:val="single" w:sz="4" w:space="0" w:color="C5CDD9"/>
-            </w:tcBorders>
-            <w:shd w:val="clear" w:color="auto" w:fill="F2F3F4"/>
-            <w:tcMar>
-              <w:top w:w="70" w:type="dxa"/>
-              <w:left w:w="100" w:type="dxa"/>
-              <w:bottom w:w="70" w:type="dxa"/>
-              <w:right w:w="100" w:type="dxa"/>
-            </w:tcMar>
-          </w:tcPr>
-          <w:p>
-            <w:r>
-              <w:rPr>
-                <w:color w:val="2D3E4A"/>
-                <w:sz w:val="18"/>
-                <w:szCs w:val="18"/>
-              </w:rPr>
-              <w:t>{{FV_HIER_R2_C1}}</w:t>
-            </w:r>
-          </w:p>
-        </w:tc>
-        <w:tc>
-          <w:tcPr>
-            <w:tcW w:w="1760" w:type="dxa"/>
-            <w:tcBorders>
-              <w:top w:val="single" w:sz="4" w:space="0" w:color="C5CDD9"/>
-              <w:left w:val="single" w:sz="4" w:space="0" w:color="C5CDD9"/>
-              <w:bottom w:val="single" w:sz="4" w:space="0" w:color="C5CDD9"/>
-              <w:right w:val="single" w:sz="4" w:space="0" w:color="C5CDD9"/>
-            </w:tcBorders>
-            <w:shd w:val="clear" w:color="auto" w:fill="F2F3F4"/>
-            <w:tcMar>
-              <w:top w:w="70" w:type="dxa"/>
-              <w:left w:w="100" w:type="dxa"/>
-              <w:bottom w:w="70" w:type="dxa"/>
-              <w:right w:w="100" w:type="dxa"/>
-            </w:tcMar>
-          </w:tcPr>
-          <w:p>
-            <w:pPr>
-              <w:jc w:val="right"/>
-            </w:pPr>
-            <w:r>
-              <w:rPr>
-                <w:color w:val="2D3E4A"/>
-                <w:sz w:val="18"/>
-                <w:szCs w:val="18"/>
-              </w:rPr>
-              <w:t>{{FV_HIER_R2_C2}}</w:t>
-            </w:r>
-          </w:p>
-        </w:tc>
-        <w:tc>
-          <w:tcPr>
-            <w:tcW w:w="1760" w:type="dxa"/>
-            <w:tcBorders>
-              <w:top w:val="single" w:sz="4" w:space="0" w:color="C5CDD9"/>
-              <w:left w:val="single" w:sz="4" w:space="0" w:color="C5CDD9"/>
-              <w:bottom w:val="single" w:sz="4" w:space="0" w:color="C5CDD9"/>
-              <w:right w:val="single" w:sz="4" w:space="0" w:color="C5CDD9"/>
-            </w:tcBorders>
-            <w:shd w:val="clear" w:color="auto" w:fill="F2F3F4"/>
-            <w:tcMar>
-              <w:top w:w="70" w:type="dxa"/>
-              <w:left w:w="100" w:type="dxa"/>
-              <w:bottom w:w="70" w:type="dxa"/>
-              <w:right w:w="100" w:type="dxa"/>
-            </w:tcMar>
-          </w:tcPr>
-          <w:p>
-            <w:pPr>
-              <w:jc w:val="right"/>
-            </w:pPr>
-            <w:r>
-              <w:rPr>
-                <w:color w:val="2D3E4A"/>
-                <w:sz w:val="18"/>
-                <w:szCs w:val="18"/>
-              </w:rPr>
-              <w:t>{{FV_HIER_R2_C3}}</w:t>
-            </w:r>
-          </w:p>
-        </w:tc>
-        <w:tc>
-          <w:tcPr>
-            <w:tcW w:w="1760" w:type="dxa"/>
-            <w:tcBorders>
-              <w:top w:val="single" w:sz="4" w:space="0" w:color="C5CDD9"/>
-              <w:left w:val="single" w:sz="4" w:space="0" w:color="C5CDD9"/>
-              <w:bottom w:val="single" w:sz="4" w:space="0" w:color="C5CDD9"/>
-              <w:right w:val="single" w:sz="4" w:space="0" w:color="C5CDD9"/>
-            </w:tcBorders>
-            <w:shd w:val="clear" w:color="auto" w:fill="F2F3F4"/>
-            <w:tcMar>
-              <w:top w:w="70" w:type="dxa"/>
-              <w:left w:w="100" w:type="dxa"/>
-              <w:bottom w:w="70" w:type="dxa"/>
-              <w:right w:w="100" w:type="dxa"/>
-            </w:tcMar>
-          </w:tcPr>
-          <w:p>
-            <w:pPr>
-              <w:jc w:val="right"/>
-            </w:pPr>
-            <w:r>
-              <w:rPr>
-                <w:color w:val="2D3E4A"/>
-                <w:sz w:val="18"/>
-                <w:szCs w:val="18"/>
-              </w:rPr>
-              <w:t>{{FV_HIER_R2_C4}}</w:t>
-            </w:r>
-          </w:p>
-        </w:tc>
-        <w:tc>
-          <w:tcPr>
-            <w:tcW w:w="1958" w:type="dxa"/>
-            <w:tcBorders>
-              <w:top w:val="single" w:sz="4" w:space="0" w:color="C5CDD9"/>
-              <w:left w:val="single" w:sz="4" w:space="0" w:color="C5CDD9"/>
-              <w:bottom w:val="single" w:sz="4" w:space="0" w:color="C5CDD9"/>
-              <w:right w:val="single" w:sz="4" w:space="0" w:color="C5CDD9"/>
-            </w:tcBorders>
-            <w:shd w:val="clear" w:color="auto" w:fill="F2F3F4"/>
-            <w:tcMar>
-              <w:top w:w="70" w:type="dxa"/>
-              <w:left w:w="100" w:type="dxa"/>
-              <w:bottom w:w="70" w:type="dxa"/>
-              <w:right w:w="100" w:type="dxa"/>
-            </w:tcMar>
-          </w:tcPr>
-          <w:p>
-            <w:pPr>
-              <w:jc w:val="right"/>
-            </w:pPr>
-            <w:r>
-              <w:rPr>
-                <w:color w:val="2D3E4A"/>
-                <w:sz w:val="18"/>
-                <w:szCs w:val="18"/>
-              </w:rPr>
-              <w:t>{{FV_HIER_R2_C5}}</w:t>
-            </w:r>
-          </w:p>
-        </w:tc>
-      </w:tr>
-      <w:tr>
-        <w:tc>
-          <w:tcPr>
-            <w:tcW w:w="2400" w:type="dxa"/>
-            <w:tcBorders>
-              <w:top w:val="single" w:sz="4" w:space="0" w:color="C5CDD9"/>
-              <w:left w:val="single" w:sz="4" w:space="0" w:color="C5CDD9"/>
-              <w:bottom w:val="single" w:sz="4" w:space="0" w:color="C5CDD9"/>
-              <w:right w:val="single" w:sz="4" w:space="0" w:color="C5CDD9"/>
-            </w:tcBorders>
-            <w:shd w:val="clear" w:color="auto" w:fill="FFFFFF"/>
-            <w:tcMar>
-              <w:top w:w="70" w:type="dxa"/>
-              <w:left w:w="100" w:type="dxa"/>
-              <w:bottom w:w="70" w:type="dxa"/>
-              <w:right w:w="100" w:type="dxa"/>
-            </w:tcMar>
-          </w:tcPr>
-          <w:p>
-            <w:r>
-              <w:rPr>
-                <w:color w:val="2D3E4A"/>
-                <w:sz w:val="18"/>
-                <w:szCs w:val="18"/>
-              </w:rPr>
-              <w:t>{{FV_HIER_R3_C1}}</w:t>
-            </w:r>
-          </w:p>
-        </w:tc>
-        <w:tc>
-          <w:tcPr>
-            <w:tcW w:w="1760" w:type="dxa"/>
-            <w:tcBorders>
-              <w:top w:val="single" w:sz="4" w:space="0" w:color="C5CDD9"/>
-              <w:left w:val="single" w:sz="4" w:space="0" w:color="C5CDD9"/>
-              <w:bottom w:val="single" w:sz="4" w:space="0" w:color="C5CDD9"/>
-              <w:right w:val="single" w:sz="4" w:space="0" w:color="C5CDD9"/>
-            </w:tcBorders>
-            <w:shd w:val="clear" w:color="auto" w:fill="FFFFFF"/>
-            <w:tcMar>
-              <w:top w:w="70" w:type="dxa"/>
-              <w:left w:w="100" w:type="dxa"/>
-              <w:bottom w:w="70" w:type="dxa"/>
-              <w:right w:w="100" w:type="dxa"/>
-            </w:tcMar>
-          </w:tcPr>
-          <w:p>
-            <w:pPr>
-              <w:jc w:val="right"/>
-            </w:pPr>
-            <w:r>
-              <w:rPr>
-                <w:color w:val="2D3E4A"/>
-                <w:sz w:val="18"/>
-                <w:szCs w:val="18"/>
-              </w:rPr>
-              <w:t>{{FV_HIER_R3_C2}}</w:t>
-            </w:r>
-          </w:p>
-        </w:tc>
-        <w:tc>
-          <w:tcPr>
-            <w:tcW w:w="1760" w:type="dxa"/>
-            <w:tcBorders>
-              <w:top w:val="single" w:sz="4" w:space="0" w:color="C5CDD9"/>
-              <w:left w:val="single" w:sz="4" w:space="0" w:color="C5CDD9"/>
-              <w:bottom w:val="single" w:sz="4" w:space="0" w:color="C5CDD9"/>
-              <w:right w:val="single" w:sz="4" w:space="0" w:color="C5CDD9"/>
-            </w:tcBorders>
-            <w:shd w:val="clear" w:color="auto" w:fill="FFFFFF"/>
-            <w:tcMar>
-              <w:top w:w="70" w:type="dxa"/>
-              <w:left w:w="100" w:type="dxa"/>
-              <w:bottom w:w="70" w:type="dxa"/>
-              <w:right w:w="100" w:type="dxa"/>
-            </w:tcMar>
-          </w:tcPr>
-          <w:p>
-            <w:pPr>
-              <w:jc w:val="right"/>
-            </w:pPr>
-            <w:r>
-              <w:rPr>
-                <w:color w:val="2D3E4A"/>
-                <w:sz w:val="18"/>
-                <w:szCs w:val="18"/>
-              </w:rPr>
-              <w:t>{{FV_HIER_R3_C3}}</w:t>
-            </w:r>
-          </w:p>
-        </w:tc>
-        <w:tc>
-          <w:tcPr>
-            <w:tcW w:w="1760" w:type="dxa"/>
-            <w:tcBorders>
-              <w:top w:val="single" w:sz="4" w:space="0" w:color="C5CDD9"/>
-              <w:left w:val="single" w:sz="4" w:space="0" w:color="C5CDD9"/>
-              <w:bottom w:val="single" w:sz="4" w:space="0" w:color="C5CDD9"/>
-              <w:right w:val="single" w:sz="4" w:space="0" w:color="C5CDD9"/>
-            </w:tcBorders>
-            <w:shd w:val="clear" w:color="auto" w:fill="FFFFFF"/>
-            <w:tcMar>
-              <w:top w:w="70" w:type="dxa"/>
-              <w:left w:w="100" w:type="dxa"/>
-              <w:bottom w:w="70" w:type="dxa"/>
-              <w:right w:w="100" w:type="dxa"/>
-            </w:tcMar>
-          </w:tcPr>
-          <w:p>
-            <w:pPr>
-              <w:jc w:val="right"/>
-            </w:pPr>
-            <w:r>
-              <w:rPr>
-                <w:color w:val="2D3E4A"/>
-                <w:sz w:val="18"/>
-                <w:szCs w:val="18"/>
-              </w:rPr>
-              <w:t>{{FV_HIER_R3_C4}}</w:t>
-            </w:r>
-          </w:p>
-        </w:tc>
-        <w:tc>
-          <w:tcPr>
-            <w:tcW w:w="1958" w:type="dxa"/>
-            <w:tcBorders>
-              <w:top w:val="single" w:sz="4" w:space="0" w:color="C5CDD9"/>
-              <w:left w:val="single" w:sz="4" w:space="0" w:color="C5CDD9"/>
-              <w:bottom w:val="single" w:sz="4" w:space="0" w:color="C5CDD9"/>
-              <w:right w:val="single" w:sz="4" w:space="0" w:color="C5CDD9"/>
-            </w:tcBorders>
-            <w:shd w:val="clear" w:color="auto" w:fill="FFFFFF"/>
-            <w:tcMar>
-              <w:top w:w="70" w:type="dxa"/>
-              <w:left w:w="100" w:type="dxa"/>
-              <w:bottom w:w="70" w:type="dxa"/>
-              <w:right w:w="100" w:type="dxa"/>
-            </w:tcMar>
-          </w:tcPr>
-          <w:p>
-            <w:pPr>
-              <w:jc w:val="right"/>
-            </w:pPr>
-            <w:r>
-              <w:rPr>
-                <w:color w:val="2D3E4A"/>
-                <w:sz w:val="18"/>
-                <w:szCs w:val="18"/>
-              </w:rPr>
-              <w:t>{{FV_HIER_R3_C5}}</w:t>
-            </w:r>
-          </w:p>
-        </w:tc>
-      </w:tr>
-      <w:tr>
-        <w:tc>
-          <w:tcPr>
-            <w:tcW w:w="2400" w:type="dxa"/>
-            <w:tcBorders>
-              <w:top w:val="single" w:sz="4" w:space="0" w:color="C5CDD9"/>
-              <w:left w:val="single" w:sz="4" w:space="0" w:color="C5CDD9"/>
-              <w:bottom w:val="single" w:sz="4" w:space="0" w:color="C5CDD9"/>
-              <w:right w:val="single" w:sz="4" w:space="0" w:color="C5CDD9"/>
-            </w:tcBorders>
-            <w:shd w:val="clear" w:color="auto" w:fill="F2F3F4"/>
-            <w:tcMar>
-              <w:top w:w="70" w:type="dxa"/>
-              <w:left w:w="100" w:type="dxa"/>
-              <w:bottom w:w="70" w:type="dxa"/>
-              <w:right w:w="100" w:type="dxa"/>
-            </w:tcMar>
-          </w:tcPr>
-          <w:p>
-            <w:r>
-              <w:rPr>
-                <w:color w:val="2D3E4A"/>
-                <w:sz w:val="18"/>
-                <w:szCs w:val="18"/>
-              </w:rPr>
-              <w:t>{{FV_HIER_R4_C1}}</w:t>
-            </w:r>
-          </w:p>
-        </w:tc>
-        <w:tc>
-          <w:tcPr>
-            <w:tcW w:w="1760" w:type="dxa"/>
-            <w:tcBorders>
-              <w:top w:val="single" w:sz="4" w:space="0" w:color="C5CDD9"/>
-              <w:left w:val="single" w:sz="4" w:space="0" w:color="C5CDD9"/>
-              <w:bottom w:val="single" w:sz="4" w:space="0" w:color="C5CDD9"/>
-              <w:right w:val="single" w:sz="4" w:space="0" w:color="C5CDD9"/>
-            </w:tcBorders>
-            <w:shd w:val="clear" w:color="auto" w:fill="F2F3F4"/>
-            <w:tcMar>
-              <w:top w:w="70" w:type="dxa"/>
-              <w:left w:w="100" w:type="dxa"/>
-              <w:bottom w:w="70" w:type="dxa"/>
-              <w:right w:w="100" w:type="dxa"/>
-            </w:tcMar>
-          </w:tcPr>
-          <w:p>
-            <w:pPr>
-              <w:jc w:val="right"/>
-            </w:pPr>
-            <w:r>
-              <w:rPr>
-                <w:color w:val="2D3E4A"/>
-                <w:sz w:val="18"/>
-                <w:szCs w:val="18"/>
-              </w:rPr>
-              <w:t>{{FV_HIER_R4_C2}}</w:t>
-            </w:r>
-          </w:p>
-        </w:tc>
-        <w:tc>
-          <w:tcPr>
-            <w:tcW w:w="1760" w:type="dxa"/>
-            <w:tcBorders>
-              <w:top w:val="single" w:sz="4" w:space="0" w:color="C5CDD9"/>
-              <w:left w:val="single" w:sz="4" w:space="0" w:color="C5CDD9"/>
-              <w:bottom w:val="single" w:sz="4" w:space="0" w:color="C5CDD9"/>
-              <w:right w:val="single" w:sz="4" w:space="0" w:color="C5CDD9"/>
-            </w:tcBorders>
-            <w:shd w:val="clear" w:color="auto" w:fill="F2F3F4"/>
-            <w:tcMar>
-              <w:top w:w="70" w:type="dxa"/>
-              <w:left w:w="100" w:type="dxa"/>
-              <w:bottom w:w="70" w:type="dxa"/>
-              <w:right w:w="100" w:type="dxa"/>
-            </w:tcMar>
-          </w:tcPr>
-          <w:p>
-            <w:pPr>
-              <w:jc w:val="right"/>
-            </w:pPr>
-            <w:r>
-              <w:rPr>
-                <w:color w:val="2D3E4A"/>
-                <w:sz w:val="18"/>
-                <w:szCs w:val="18"/>
-              </w:rPr>
-              <w:t>{{FV_HIER_R4_C3}}</w:t>
-            </w:r>
-          </w:p>
-        </w:tc>
-        <w:tc>
-          <w:tcPr>
-            <w:tcW w:w="1760" w:type="dxa"/>
-            <w:tcBorders>
-              <w:top w:val="single" w:sz="4" w:space="0" w:color="C5CDD9"/>
-              <w:left w:val="single" w:sz="4" w:space="0" w:color="C5CDD9"/>
-              <w:bottom w:val="single" w:sz="4" w:space="0" w:color="C5CDD9"/>
-              <w:right w:val="single" w:sz="4" w:space="0" w:color="C5CDD9"/>
-            </w:tcBorders>
-            <w:shd w:val="clear" w:color="auto" w:fill="F2F3F4"/>
-            <w:tcMar>
-              <w:top w:w="70" w:type="dxa"/>
-              <w:left w:w="100" w:type="dxa"/>
-              <w:bottom w:w="70" w:type="dxa"/>
-              <w:right w:w="100" w:type="dxa"/>
-            </w:tcMar>
-          </w:tcPr>
-          <w:p>
-            <w:pPr>
-              <w:jc w:val="right"/>
-            </w:pPr>
-            <w:r>
-              <w:rPr>
-                <w:color w:val="2D3E4A"/>
-                <w:sz w:val="18"/>
-                <w:szCs w:val="18"/>
-              </w:rPr>
-              <w:t>{{FV_HIER_R4_C4}}</w:t>
-            </w:r>
-          </w:p>
-        </w:tc>
-        <w:tc>
-          <w:tcPr>
-            <w:tcW w:w="1958" w:type="dxa"/>
-            <w:tcBorders>
-              <w:top w:val="single" w:sz="4" w:space="0" w:color="C5CDD9"/>
-              <w:left w:val="single" w:sz="4" w:space="0" w:color="C5CDD9"/>
-              <w:bottom w:val="single" w:sz="4" w:space="0" w:color="C5CDD9"/>
-              <w:right w:val="single" w:sz="4" w:space="0" w:color="C5CDD9"/>
-            </w:tcBorders>
-            <w:shd w:val="clear" w:color="auto" w:fill="F2F3F4"/>
-            <w:tcMar>
-              <w:top w:w="70" w:type="dxa"/>
-              <w:left w:w="100" w:type="dxa"/>
-              <w:bottom w:w="70" w:type="dxa"/>
-              <w:right w:w="100" w:type="dxa"/>
-            </w:tcMar>
-          </w:tcPr>
-          <w:p>
-            <w:pPr>
-              <w:jc w:val="right"/>
-            </w:pPr>
-            <w:r>
-              <w:rPr>
-                <w:color w:val="2D3E4A"/>
-                <w:sz w:val="18"/>
-                <w:szCs w:val="18"/>
-              </w:rPr>
-              <w:t>{{FV_HIER_R4_C5}}</w:t>
-            </w:r>
-          </w:p>
-        </w:tc>
-      </w:tr>
-    </w:tbl>
-    <w:p>
-      <w:pPr>
-        <w:spacing w:before="80" w:after="80"/>
-      </w:pPr>
-    </w:p>
-    <w:p>
-      <w:pPr>
-        <w:pBdr>
-          <w:bottom w:val="single" w:sz="6" w:space="1" w:color="1A7882"/>
-        </w:pBdr>
-        <w:spacing w:after="40"/>
-      </w:pPr>
+        <w:t>4.</w:t>
+      </w:r>
       <w:r>
         <w:rPr>
           <w:b/>
@@ -8129,7 +7914,17 @@
           <w:sz w:val="22"/>
           <w:szCs w:val="22"/>
         </w:rPr>
-        <w:t>4.3 Análisis del Portafolio — Agente IA</w:t>
+        <w:t>2</w:t>
+      </w:r>
+      <w:r>
+        <w:rPr>
+          <w:b/>
+          <w:bCs/>
+          <w:color w:val="2D3E4A"/>
+          <w:sz w:val="22"/>
+          <w:szCs w:val="22"/>
+        </w:rPr>
+        <w:t xml:space="preserve"> Análisis del Portafolio — Agente IA</w:t>
       </w:r>
     </w:p>
     <w:p>
@@ -8144,14 +7939,27 @@
         </w:pBdr>
         <w:shd w:val="clear" w:color="auto" w:fill="EEF0F1"/>
         <w:spacing w:before="60" w:after="60"/>
+        <w:jc w:val="both"/>
       </w:pPr>
       <w:r>
         <w:rPr>
-          <w:b/>
-          <w:bCs/>
           <w:color w:val="2D3E4A"/>
         </w:rPr>
-        <w:t>{{PORTFOLIO_ANALYSIS}} ~~</w:t>
+        <w:t>{{</w:t>
+      </w:r>
+      <w:proofErr w:type="gramStart"/>
+      <w:r>
+        <w:rPr>
+          <w:color w:val="2D3E4A"/>
+        </w:rPr>
+        <w:t>PORTFOLIO</w:t>
+      </w:r>
+      <w:proofErr w:type="gramEnd"/>
+      <w:r>
+        <w:rPr>
+          <w:color w:val="2D3E4A"/>
+        </w:rPr>
+        <w:t>_ANALYSIS}} ~~</w:t>
       </w:r>
       <w:r>
         <w:rPr>
@@ -8181,7 +7989,28 @@
           <w:sz w:val="26"/>
           <w:szCs w:val="26"/>
         </w:rPr>
-        <w:t xml:space="preserve">  5 ACTIVOS NETOS DE LOS INVERSIONISTAS</w:t>
+        <w:lastRenderedPageBreak/>
+        <w:t xml:space="preserve">  </w:t>
+      </w:r>
+      <w:r>
+        <w:rPr>
+          <w:b/>
+          <w:bCs/>
+          <w:color w:val="FFFFFF"/>
+          <w:sz w:val="26"/>
+          <w:szCs w:val="26"/>
+        </w:rPr>
+        <w:t>5</w:t>
+      </w:r>
+      <w:r>
+        <w:rPr>
+          <w:b/>
+          <w:bCs/>
+          <w:color w:val="FFFFFF"/>
+          <w:sz w:val="26"/>
+          <w:szCs w:val="26"/>
+        </w:rPr>
+        <w:t xml:space="preserve"> HALLAZGOS AUTOMÁTICOS DEL SISTEMA</w:t>
       </w:r>
     </w:p>
     <w:p>
@@ -8196,7 +8025,7 @@
           <w:sz w:val="18"/>
           <w:szCs w:val="18"/>
         </w:rPr>
-        <w:t xml:space="preserve">  Composición por clase, valor unitario y movimientos — Nota 8</w:t>
+        <w:t xml:space="preserve">  Detecciones de variaciones materiales, alertas y oportunidades — Agente 4 &amp; 6</w:t>
       </w:r>
     </w:p>
     <w:p>
@@ -8219,1186 +8048,8 @@
           <w:sz w:val="22"/>
           <w:szCs w:val="22"/>
         </w:rPr>
-        <w:t>5.1 Composición por Clase</w:t>
-      </w:r>
-    </w:p>
-    <w:p>
-      <w:pPr>
-        <w:spacing w:before="40" w:after="40"/>
-      </w:pPr>
-    </w:p>
-    <w:tbl>
-      <w:tblPr>
-        <w:tblW w:w="9238" w:type="dxa"/>
-        <w:tblBorders>
-          <w:top w:val="single" w:sz="4" w:space="0" w:color="auto"/>
-          <w:left w:val="single" w:sz="4" w:space="0" w:color="auto"/>
-          <w:bottom w:val="single" w:sz="4" w:space="0" w:color="auto"/>
-          <w:right w:val="single" w:sz="4" w:space="0" w:color="auto"/>
-          <w:insideH w:val="single" w:sz="4" w:space="0" w:color="auto"/>
-          <w:insideV w:val="single" w:sz="4" w:space="0" w:color="auto"/>
-        </w:tblBorders>
-        <w:tblCellMar>
-          <w:left w:w="10" w:type="dxa"/>
-          <w:right w:w="10" w:type="dxa"/>
-        </w:tblCellMar>
-        <w:tblLook w:val="04A0" w:firstRow="1" w:lastRow="0" w:firstColumn="1" w:lastColumn="0" w:noHBand="0" w:noVBand="1"/>
-      </w:tblPr>
-      <w:tblGrid>
-        <w:gridCol w:w="1604"/>
-        <w:gridCol w:w="1604"/>
-        <w:gridCol w:w="1605"/>
-        <w:gridCol w:w="1605"/>
-        <w:gridCol w:w="1605"/>
-        <w:gridCol w:w="1605"/>
-      </w:tblGrid>
-      <w:tr>
-        <w:trPr>
-          <w:tblHeader/>
-        </w:trPr>
-        <w:tc>
-          <w:tcPr>
-            <w:tcW w:w="1700" w:type="dxa"/>
-            <w:tcBorders>
-              <w:top w:val="single" w:sz="4" w:space="0" w:color="2D3E4A"/>
-              <w:left w:val="single" w:sz="4" w:space="0" w:color="2D3E4A"/>
-              <w:bottom w:val="single" w:sz="4" w:space="0" w:color="2D3E4A"/>
-              <w:right w:val="single" w:sz="4" w:space="0" w:color="2D3E4A"/>
-            </w:tcBorders>
-            <w:shd w:val="clear" w:color="auto" w:fill="1C2B35"/>
-            <w:tcMar>
-              <w:top w:w="80" w:type="dxa"/>
-              <w:left w:w="100" w:type="dxa"/>
-              <w:bottom w:w="80" w:type="dxa"/>
-              <w:right w:w="100" w:type="dxa"/>
-            </w:tcMar>
-            <w:vAlign w:val="center"/>
-          </w:tcPr>
-          <w:p>
-            <w:pPr>
-              <w:jc w:val="center"/>
-            </w:pPr>
-            <w:r>
-              <w:rPr>
-                <w:b/>
-                <w:bCs/>
-                <w:color w:val="FFFFFF"/>
-                <w:sz w:val="18"/>
-                <w:szCs w:val="18"/>
-              </w:rPr>
-              <w:t>Clase</w:t>
-            </w:r>
-          </w:p>
-        </w:tc>
-        <w:tc>
-          <w:tcPr>
-            <w:tcW w:w="1400" w:type="dxa"/>
-            <w:tcBorders>
-              <w:top w:val="single" w:sz="4" w:space="0" w:color="2D3E4A"/>
-              <w:left w:val="single" w:sz="4" w:space="0" w:color="2D3E4A"/>
-              <w:bottom w:val="single" w:sz="4" w:space="0" w:color="2D3E4A"/>
-              <w:right w:val="single" w:sz="4" w:space="0" w:color="2D3E4A"/>
-            </w:tcBorders>
-            <w:shd w:val="clear" w:color="auto" w:fill="1C2B35"/>
-            <w:tcMar>
-              <w:top w:w="80" w:type="dxa"/>
-              <w:left w:w="100" w:type="dxa"/>
-              <w:bottom w:w="80" w:type="dxa"/>
-              <w:right w:w="100" w:type="dxa"/>
-            </w:tcMar>
-            <w:vAlign w:val="center"/>
-          </w:tcPr>
-          <w:p>
-            <w:pPr>
-              <w:jc w:val="center"/>
-            </w:pPr>
-            <w:r>
-              <w:rPr>
-                <w:b/>
-                <w:bCs/>
-                <w:color w:val="FFFFFF"/>
-                <w:sz w:val="18"/>
-                <w:szCs w:val="18"/>
-              </w:rPr>
-              <w:t>Valor Unidad</w:t>
-            </w:r>
-          </w:p>
-        </w:tc>
-        <w:tc>
-          <w:tcPr>
-            <w:tcW w:w="1600" w:type="dxa"/>
-            <w:tcBorders>
-              <w:top w:val="single" w:sz="4" w:space="0" w:color="2D3E4A"/>
-              <w:left w:val="single" w:sz="4" w:space="0" w:color="2D3E4A"/>
-              <w:bottom w:val="single" w:sz="4" w:space="0" w:color="2D3E4A"/>
-              <w:right w:val="single" w:sz="4" w:space="0" w:color="2D3E4A"/>
-            </w:tcBorders>
-            <w:shd w:val="clear" w:color="auto" w:fill="1C2B35"/>
-            <w:tcMar>
-              <w:top w:w="80" w:type="dxa"/>
-              <w:left w:w="100" w:type="dxa"/>
-              <w:bottom w:w="80" w:type="dxa"/>
-              <w:right w:w="100" w:type="dxa"/>
-            </w:tcMar>
-            <w:vAlign w:val="center"/>
-          </w:tcPr>
-          <w:p>
-            <w:pPr>
-              <w:jc w:val="center"/>
-            </w:pPr>
-            <w:r>
-              <w:rPr>
-                <w:b/>
-                <w:bCs/>
-                <w:color w:val="FFFFFF"/>
-                <w:sz w:val="18"/>
-                <w:szCs w:val="18"/>
-              </w:rPr>
-              <w:t>Unidades Circ.</w:t>
-            </w:r>
-          </w:p>
-        </w:tc>
-        <w:tc>
-          <w:tcPr>
-            <w:tcW w:w="1400" w:type="dxa"/>
-            <w:tcBorders>
-              <w:top w:val="single" w:sz="4" w:space="0" w:color="2D3E4A"/>
-              <w:left w:val="single" w:sz="4" w:space="0" w:color="2D3E4A"/>
-              <w:bottom w:val="single" w:sz="4" w:space="0" w:color="2D3E4A"/>
-              <w:right w:val="single" w:sz="4" w:space="0" w:color="2D3E4A"/>
-            </w:tcBorders>
-            <w:shd w:val="clear" w:color="auto" w:fill="1C2B35"/>
-            <w:tcMar>
-              <w:top w:w="80" w:type="dxa"/>
-              <w:left w:w="100" w:type="dxa"/>
-              <w:bottom w:w="80" w:type="dxa"/>
-              <w:right w:w="100" w:type="dxa"/>
-            </w:tcMar>
-            <w:vAlign w:val="center"/>
-          </w:tcPr>
-          <w:p>
-            <w:pPr>
-              <w:jc w:val="center"/>
-            </w:pPr>
-            <w:r>
-              <w:rPr>
-                <w:b/>
-                <w:bCs/>
-                <w:color w:val="FFFFFF"/>
-                <w:sz w:val="18"/>
-                <w:szCs w:val="18"/>
-              </w:rPr>
-              <w:t>Suscriptores</w:t>
-            </w:r>
-          </w:p>
-        </w:tc>
-        <w:tc>
-          <w:tcPr>
-            <w:tcW w:w="1900" w:type="dxa"/>
-            <w:tcBorders>
-              <w:top w:val="single" w:sz="4" w:space="0" w:color="2D3E4A"/>
-              <w:left w:val="single" w:sz="4" w:space="0" w:color="2D3E4A"/>
-              <w:bottom w:val="single" w:sz="4" w:space="0" w:color="2D3E4A"/>
-              <w:right w:val="single" w:sz="4" w:space="0" w:color="2D3E4A"/>
-            </w:tcBorders>
-            <w:shd w:val="clear" w:color="auto" w:fill="1C2B35"/>
-            <w:tcMar>
-              <w:top w:w="80" w:type="dxa"/>
-              <w:left w:w="100" w:type="dxa"/>
-              <w:bottom w:w="80" w:type="dxa"/>
-              <w:right w:w="100" w:type="dxa"/>
-            </w:tcMar>
-            <w:vAlign w:val="center"/>
-          </w:tcPr>
-          <w:p>
-            <w:pPr>
-              <w:jc w:val="center"/>
-            </w:pPr>
-            <w:r>
-              <w:rPr>
-                <w:b/>
-                <w:bCs/>
-                <w:color w:val="FFFFFF"/>
-                <w:sz w:val="18"/>
-                <w:szCs w:val="18"/>
-              </w:rPr>
-              <w:t>Valor del Fondo</w:t>
-            </w:r>
-          </w:p>
-        </w:tc>
-        <w:tc>
-          <w:tcPr>
-            <w:tcW w:w="1238" w:type="dxa"/>
-            <w:tcBorders>
-              <w:top w:val="single" w:sz="4" w:space="0" w:color="2D3E4A"/>
-              <w:left w:val="single" w:sz="4" w:space="0" w:color="2D3E4A"/>
-              <w:bottom w:val="single" w:sz="4" w:space="0" w:color="2D3E4A"/>
-              <w:right w:val="single" w:sz="4" w:space="0" w:color="2D3E4A"/>
-            </w:tcBorders>
-            <w:shd w:val="clear" w:color="auto" w:fill="1C2B35"/>
-            <w:tcMar>
-              <w:top w:w="80" w:type="dxa"/>
-              <w:left w:w="100" w:type="dxa"/>
-              <w:bottom w:w="80" w:type="dxa"/>
-              <w:right w:w="100" w:type="dxa"/>
-            </w:tcMar>
-            <w:vAlign w:val="center"/>
-          </w:tcPr>
-          <w:p>
-            <w:pPr>
-              <w:jc w:val="center"/>
-            </w:pPr>
-            <w:r>
-              <w:rPr>
-                <w:b/>
-                <w:bCs/>
-                <w:color w:val="FFFFFF"/>
-                <w:sz w:val="18"/>
-                <w:szCs w:val="18"/>
-              </w:rPr>
-              <w:t>Var. VU %</w:t>
-            </w:r>
-          </w:p>
-        </w:tc>
-      </w:tr>
-      <w:tr>
-        <w:tc>
-          <w:tcPr>
-            <w:tcW w:w="1700" w:type="dxa"/>
-            <w:tcBorders>
-              <w:top w:val="single" w:sz="4" w:space="0" w:color="C5CDD9"/>
-              <w:left w:val="single" w:sz="4" w:space="0" w:color="C5CDD9"/>
-              <w:bottom w:val="single" w:sz="4" w:space="0" w:color="C5CDD9"/>
-              <w:right w:val="single" w:sz="4" w:space="0" w:color="C5CDD9"/>
-            </w:tcBorders>
-            <w:shd w:val="clear" w:color="auto" w:fill="FFFFFF"/>
-            <w:tcMar>
-              <w:top w:w="70" w:type="dxa"/>
-              <w:left w:w="100" w:type="dxa"/>
-              <w:bottom w:w="70" w:type="dxa"/>
-              <w:right w:w="100" w:type="dxa"/>
-            </w:tcMar>
-          </w:tcPr>
-          <w:p>
-            <w:r>
-              <w:rPr>
-                <w:color w:val="2D3E4A"/>
-                <w:sz w:val="18"/>
-                <w:szCs w:val="18"/>
-              </w:rPr>
-              <w:t>{{NAV_CLASS_R1_C1}}</w:t>
-            </w:r>
-          </w:p>
-        </w:tc>
-        <w:tc>
-          <w:tcPr>
-            <w:tcW w:w="1400" w:type="dxa"/>
-            <w:tcBorders>
-              <w:top w:val="single" w:sz="4" w:space="0" w:color="C5CDD9"/>
-              <w:left w:val="single" w:sz="4" w:space="0" w:color="C5CDD9"/>
-              <w:bottom w:val="single" w:sz="4" w:space="0" w:color="C5CDD9"/>
-              <w:right w:val="single" w:sz="4" w:space="0" w:color="C5CDD9"/>
-            </w:tcBorders>
-            <w:shd w:val="clear" w:color="auto" w:fill="FFFFFF"/>
-            <w:tcMar>
-              <w:top w:w="70" w:type="dxa"/>
-              <w:left w:w="100" w:type="dxa"/>
-              <w:bottom w:w="70" w:type="dxa"/>
-              <w:right w:w="100" w:type="dxa"/>
-            </w:tcMar>
-          </w:tcPr>
-          <w:p>
-            <w:pPr>
-              <w:jc w:val="right"/>
-            </w:pPr>
-            <w:r>
-              <w:rPr>
-                <w:color w:val="2D3E4A"/>
-                <w:sz w:val="18"/>
-                <w:szCs w:val="18"/>
-              </w:rPr>
-              <w:t>{{NAV_CLASS_R1_C2}}</w:t>
-            </w:r>
-          </w:p>
-        </w:tc>
-        <w:tc>
-          <w:tcPr>
-            <w:tcW w:w="1600" w:type="dxa"/>
-            <w:tcBorders>
-              <w:top w:val="single" w:sz="4" w:space="0" w:color="C5CDD9"/>
-              <w:left w:val="single" w:sz="4" w:space="0" w:color="C5CDD9"/>
-              <w:bottom w:val="single" w:sz="4" w:space="0" w:color="C5CDD9"/>
-              <w:right w:val="single" w:sz="4" w:space="0" w:color="C5CDD9"/>
-            </w:tcBorders>
-            <w:shd w:val="clear" w:color="auto" w:fill="FFFFFF"/>
-            <w:tcMar>
-              <w:top w:w="70" w:type="dxa"/>
-              <w:left w:w="100" w:type="dxa"/>
-              <w:bottom w:w="70" w:type="dxa"/>
-              <w:right w:w="100" w:type="dxa"/>
-            </w:tcMar>
-          </w:tcPr>
-          <w:p>
-            <w:pPr>
-              <w:jc w:val="right"/>
-            </w:pPr>
-            <w:r>
-              <w:rPr>
-                <w:color w:val="2D3E4A"/>
-                <w:sz w:val="18"/>
-                <w:szCs w:val="18"/>
-              </w:rPr>
-              <w:t>{{NAV_CLASS_R1_C3}}</w:t>
-            </w:r>
-          </w:p>
-        </w:tc>
-        <w:tc>
-          <w:tcPr>
-            <w:tcW w:w="1400" w:type="dxa"/>
-            <w:tcBorders>
-              <w:top w:val="single" w:sz="4" w:space="0" w:color="C5CDD9"/>
-              <w:left w:val="single" w:sz="4" w:space="0" w:color="C5CDD9"/>
-              <w:bottom w:val="single" w:sz="4" w:space="0" w:color="C5CDD9"/>
-              <w:right w:val="single" w:sz="4" w:space="0" w:color="C5CDD9"/>
-            </w:tcBorders>
-            <w:shd w:val="clear" w:color="auto" w:fill="FFFFFF"/>
-            <w:tcMar>
-              <w:top w:w="70" w:type="dxa"/>
-              <w:left w:w="100" w:type="dxa"/>
-              <w:bottom w:w="70" w:type="dxa"/>
-              <w:right w:w="100" w:type="dxa"/>
-            </w:tcMar>
-          </w:tcPr>
-          <w:p>
-            <w:pPr>
-              <w:jc w:val="right"/>
-            </w:pPr>
-            <w:r>
-              <w:rPr>
-                <w:color w:val="2D3E4A"/>
-                <w:sz w:val="18"/>
-                <w:szCs w:val="18"/>
-              </w:rPr>
-              <w:t>{{NAV_CLASS_R1_C4}}</w:t>
-            </w:r>
-          </w:p>
-        </w:tc>
-        <w:tc>
-          <w:tcPr>
-            <w:tcW w:w="1900" w:type="dxa"/>
-            <w:tcBorders>
-              <w:top w:val="single" w:sz="4" w:space="0" w:color="C5CDD9"/>
-              <w:left w:val="single" w:sz="4" w:space="0" w:color="C5CDD9"/>
-              <w:bottom w:val="single" w:sz="4" w:space="0" w:color="C5CDD9"/>
-              <w:right w:val="single" w:sz="4" w:space="0" w:color="C5CDD9"/>
-            </w:tcBorders>
-            <w:shd w:val="clear" w:color="auto" w:fill="FFFFFF"/>
-            <w:tcMar>
-              <w:top w:w="70" w:type="dxa"/>
-              <w:left w:w="100" w:type="dxa"/>
-              <w:bottom w:w="70" w:type="dxa"/>
-              <w:right w:w="100" w:type="dxa"/>
-            </w:tcMar>
-          </w:tcPr>
-          <w:p>
-            <w:pPr>
-              <w:jc w:val="right"/>
-            </w:pPr>
-            <w:r>
-              <w:rPr>
-                <w:color w:val="2D3E4A"/>
-                <w:sz w:val="18"/>
-                <w:szCs w:val="18"/>
-              </w:rPr>
-              <w:t>{{NAV_CLASS_R1_C5}}</w:t>
-            </w:r>
-          </w:p>
-        </w:tc>
-        <w:tc>
-          <w:tcPr>
-            <w:tcW w:w="1238" w:type="dxa"/>
-            <w:tcBorders>
-              <w:top w:val="single" w:sz="4" w:space="0" w:color="C5CDD9"/>
-              <w:left w:val="single" w:sz="4" w:space="0" w:color="C5CDD9"/>
-              <w:bottom w:val="single" w:sz="4" w:space="0" w:color="C5CDD9"/>
-              <w:right w:val="single" w:sz="4" w:space="0" w:color="C5CDD9"/>
-            </w:tcBorders>
-            <w:shd w:val="clear" w:color="auto" w:fill="FFFFFF"/>
-            <w:tcMar>
-              <w:top w:w="70" w:type="dxa"/>
-              <w:left w:w="100" w:type="dxa"/>
-              <w:bottom w:w="70" w:type="dxa"/>
-              <w:right w:w="100" w:type="dxa"/>
-            </w:tcMar>
-          </w:tcPr>
-          <w:p>
-            <w:pPr>
-              <w:jc w:val="right"/>
-            </w:pPr>
-            <w:r>
-              <w:rPr>
-                <w:color w:val="2D3E4A"/>
-                <w:sz w:val="18"/>
-                <w:szCs w:val="18"/>
-              </w:rPr>
-              <w:t>{{NAV_CLASS_R1_C6}}</w:t>
-            </w:r>
-          </w:p>
-        </w:tc>
-      </w:tr>
-      <w:tr>
-        <w:tc>
-          <w:tcPr>
-            <w:tcW w:w="1700" w:type="dxa"/>
-            <w:tcBorders>
-              <w:top w:val="single" w:sz="4" w:space="0" w:color="C5CDD9"/>
-              <w:left w:val="single" w:sz="4" w:space="0" w:color="C5CDD9"/>
-              <w:bottom w:val="single" w:sz="4" w:space="0" w:color="C5CDD9"/>
-              <w:right w:val="single" w:sz="4" w:space="0" w:color="C5CDD9"/>
-            </w:tcBorders>
-            <w:shd w:val="clear" w:color="auto" w:fill="F2F3F4"/>
-            <w:tcMar>
-              <w:top w:w="70" w:type="dxa"/>
-              <w:left w:w="100" w:type="dxa"/>
-              <w:bottom w:w="70" w:type="dxa"/>
-              <w:right w:w="100" w:type="dxa"/>
-            </w:tcMar>
-          </w:tcPr>
-          <w:p>
-            <w:r>
-              <w:rPr>
-                <w:color w:val="2D3E4A"/>
-                <w:sz w:val="18"/>
-                <w:szCs w:val="18"/>
-              </w:rPr>
-              <w:t>{{NAV_CLASS_R2_C1}}</w:t>
-            </w:r>
-          </w:p>
-        </w:tc>
-        <w:tc>
-          <w:tcPr>
-            <w:tcW w:w="1400" w:type="dxa"/>
-            <w:tcBorders>
-              <w:top w:val="single" w:sz="4" w:space="0" w:color="C5CDD9"/>
-              <w:left w:val="single" w:sz="4" w:space="0" w:color="C5CDD9"/>
-              <w:bottom w:val="single" w:sz="4" w:space="0" w:color="C5CDD9"/>
-              <w:right w:val="single" w:sz="4" w:space="0" w:color="C5CDD9"/>
-            </w:tcBorders>
-            <w:shd w:val="clear" w:color="auto" w:fill="F2F3F4"/>
-            <w:tcMar>
-              <w:top w:w="70" w:type="dxa"/>
-              <w:left w:w="100" w:type="dxa"/>
-              <w:bottom w:w="70" w:type="dxa"/>
-              <w:right w:w="100" w:type="dxa"/>
-            </w:tcMar>
-          </w:tcPr>
-          <w:p>
-            <w:pPr>
-              <w:jc w:val="right"/>
-            </w:pPr>
-            <w:r>
-              <w:rPr>
-                <w:color w:val="2D3E4A"/>
-                <w:sz w:val="18"/>
-                <w:szCs w:val="18"/>
-              </w:rPr>
-              <w:t>{{NAV_CLASS_R2_C2}}</w:t>
-            </w:r>
-          </w:p>
-        </w:tc>
-        <w:tc>
-          <w:tcPr>
-            <w:tcW w:w="1600" w:type="dxa"/>
-            <w:tcBorders>
-              <w:top w:val="single" w:sz="4" w:space="0" w:color="C5CDD9"/>
-              <w:left w:val="single" w:sz="4" w:space="0" w:color="C5CDD9"/>
-              <w:bottom w:val="single" w:sz="4" w:space="0" w:color="C5CDD9"/>
-              <w:right w:val="single" w:sz="4" w:space="0" w:color="C5CDD9"/>
-            </w:tcBorders>
-            <w:shd w:val="clear" w:color="auto" w:fill="F2F3F4"/>
-            <w:tcMar>
-              <w:top w:w="70" w:type="dxa"/>
-              <w:left w:w="100" w:type="dxa"/>
-              <w:bottom w:w="70" w:type="dxa"/>
-              <w:right w:w="100" w:type="dxa"/>
-            </w:tcMar>
-          </w:tcPr>
-          <w:p>
-            <w:pPr>
-              <w:jc w:val="right"/>
-            </w:pPr>
-            <w:r>
-              <w:rPr>
-                <w:color w:val="2D3E4A"/>
-                <w:sz w:val="18"/>
-                <w:szCs w:val="18"/>
-              </w:rPr>
-              <w:t>{{NAV_CLASS_R2_C3}}</w:t>
-            </w:r>
-          </w:p>
-        </w:tc>
-        <w:tc>
-          <w:tcPr>
-            <w:tcW w:w="1400" w:type="dxa"/>
-            <w:tcBorders>
-              <w:top w:val="single" w:sz="4" w:space="0" w:color="C5CDD9"/>
-              <w:left w:val="single" w:sz="4" w:space="0" w:color="C5CDD9"/>
-              <w:bottom w:val="single" w:sz="4" w:space="0" w:color="C5CDD9"/>
-              <w:right w:val="single" w:sz="4" w:space="0" w:color="C5CDD9"/>
-            </w:tcBorders>
-            <w:shd w:val="clear" w:color="auto" w:fill="F2F3F4"/>
-            <w:tcMar>
-              <w:top w:w="70" w:type="dxa"/>
-              <w:left w:w="100" w:type="dxa"/>
-              <w:bottom w:w="70" w:type="dxa"/>
-              <w:right w:w="100" w:type="dxa"/>
-            </w:tcMar>
-          </w:tcPr>
-          <w:p>
-            <w:pPr>
-              <w:jc w:val="right"/>
-            </w:pPr>
-            <w:r>
-              <w:rPr>
-                <w:color w:val="2D3E4A"/>
-                <w:sz w:val="18"/>
-                <w:szCs w:val="18"/>
-              </w:rPr>
-              <w:t>{{NAV_CLASS_R2_C4}}</w:t>
-            </w:r>
-          </w:p>
-        </w:tc>
-        <w:tc>
-          <w:tcPr>
-            <w:tcW w:w="1900" w:type="dxa"/>
-            <w:tcBorders>
-              <w:top w:val="single" w:sz="4" w:space="0" w:color="C5CDD9"/>
-              <w:left w:val="single" w:sz="4" w:space="0" w:color="C5CDD9"/>
-              <w:bottom w:val="single" w:sz="4" w:space="0" w:color="C5CDD9"/>
-              <w:right w:val="single" w:sz="4" w:space="0" w:color="C5CDD9"/>
-            </w:tcBorders>
-            <w:shd w:val="clear" w:color="auto" w:fill="F2F3F4"/>
-            <w:tcMar>
-              <w:top w:w="70" w:type="dxa"/>
-              <w:left w:w="100" w:type="dxa"/>
-              <w:bottom w:w="70" w:type="dxa"/>
-              <w:right w:w="100" w:type="dxa"/>
-            </w:tcMar>
-          </w:tcPr>
-          <w:p>
-            <w:pPr>
-              <w:jc w:val="right"/>
-            </w:pPr>
-            <w:r>
-              <w:rPr>
-                <w:color w:val="2D3E4A"/>
-                <w:sz w:val="18"/>
-                <w:szCs w:val="18"/>
-              </w:rPr>
-              <w:t>{{NAV_CLASS_R2_C5}}</w:t>
-            </w:r>
-          </w:p>
-        </w:tc>
-        <w:tc>
-          <w:tcPr>
-            <w:tcW w:w="1238" w:type="dxa"/>
-            <w:tcBorders>
-              <w:top w:val="single" w:sz="4" w:space="0" w:color="C5CDD9"/>
-              <w:left w:val="single" w:sz="4" w:space="0" w:color="C5CDD9"/>
-              <w:bottom w:val="single" w:sz="4" w:space="0" w:color="C5CDD9"/>
-              <w:right w:val="single" w:sz="4" w:space="0" w:color="C5CDD9"/>
-            </w:tcBorders>
-            <w:shd w:val="clear" w:color="auto" w:fill="F2F3F4"/>
-            <w:tcMar>
-              <w:top w:w="70" w:type="dxa"/>
-              <w:left w:w="100" w:type="dxa"/>
-              <w:bottom w:w="70" w:type="dxa"/>
-              <w:right w:w="100" w:type="dxa"/>
-            </w:tcMar>
-          </w:tcPr>
-          <w:p>
-            <w:pPr>
-              <w:jc w:val="right"/>
-            </w:pPr>
-            <w:r>
-              <w:rPr>
-                <w:color w:val="2D3E4A"/>
-                <w:sz w:val="18"/>
-                <w:szCs w:val="18"/>
-              </w:rPr>
-              <w:t>{{NAV_CLASS_R2_C6}}</w:t>
-            </w:r>
-          </w:p>
-        </w:tc>
-      </w:tr>
-      <w:tr>
-        <w:tc>
-          <w:tcPr>
-            <w:tcW w:w="1700" w:type="dxa"/>
-            <w:tcBorders>
-              <w:top w:val="single" w:sz="4" w:space="0" w:color="C5CDD9"/>
-              <w:left w:val="single" w:sz="4" w:space="0" w:color="C5CDD9"/>
-              <w:bottom w:val="single" w:sz="4" w:space="0" w:color="C5CDD9"/>
-              <w:right w:val="single" w:sz="4" w:space="0" w:color="C5CDD9"/>
-            </w:tcBorders>
-            <w:shd w:val="clear" w:color="auto" w:fill="FFFFFF"/>
-            <w:tcMar>
-              <w:top w:w="70" w:type="dxa"/>
-              <w:left w:w="100" w:type="dxa"/>
-              <w:bottom w:w="70" w:type="dxa"/>
-              <w:right w:w="100" w:type="dxa"/>
-            </w:tcMar>
-          </w:tcPr>
-          <w:p>
-            <w:r>
-              <w:rPr>
-                <w:color w:val="2D3E4A"/>
-                <w:sz w:val="18"/>
-                <w:szCs w:val="18"/>
-              </w:rPr>
-              <w:t>{{NAV_CLASS_R3_C1}}</w:t>
-            </w:r>
-          </w:p>
-        </w:tc>
-        <w:tc>
-          <w:tcPr>
-            <w:tcW w:w="1400" w:type="dxa"/>
-            <w:tcBorders>
-              <w:top w:val="single" w:sz="4" w:space="0" w:color="C5CDD9"/>
-              <w:left w:val="single" w:sz="4" w:space="0" w:color="C5CDD9"/>
-              <w:bottom w:val="single" w:sz="4" w:space="0" w:color="C5CDD9"/>
-              <w:right w:val="single" w:sz="4" w:space="0" w:color="C5CDD9"/>
-            </w:tcBorders>
-            <w:shd w:val="clear" w:color="auto" w:fill="FFFFFF"/>
-            <w:tcMar>
-              <w:top w:w="70" w:type="dxa"/>
-              <w:left w:w="100" w:type="dxa"/>
-              <w:bottom w:w="70" w:type="dxa"/>
-              <w:right w:w="100" w:type="dxa"/>
-            </w:tcMar>
-          </w:tcPr>
-          <w:p>
-            <w:pPr>
-              <w:jc w:val="right"/>
-            </w:pPr>
-            <w:r>
-              <w:rPr>
-                <w:color w:val="2D3E4A"/>
-                <w:sz w:val="18"/>
-                <w:szCs w:val="18"/>
-              </w:rPr>
-              <w:t>{{NAV_CLASS_R3_C2}}</w:t>
-            </w:r>
-          </w:p>
-        </w:tc>
-        <w:tc>
-          <w:tcPr>
-            <w:tcW w:w="1600" w:type="dxa"/>
-            <w:tcBorders>
-              <w:top w:val="single" w:sz="4" w:space="0" w:color="C5CDD9"/>
-              <w:left w:val="single" w:sz="4" w:space="0" w:color="C5CDD9"/>
-              <w:bottom w:val="single" w:sz="4" w:space="0" w:color="C5CDD9"/>
-              <w:right w:val="single" w:sz="4" w:space="0" w:color="C5CDD9"/>
-            </w:tcBorders>
-            <w:shd w:val="clear" w:color="auto" w:fill="FFFFFF"/>
-            <w:tcMar>
-              <w:top w:w="70" w:type="dxa"/>
-              <w:left w:w="100" w:type="dxa"/>
-              <w:bottom w:w="70" w:type="dxa"/>
-              <w:right w:w="100" w:type="dxa"/>
-            </w:tcMar>
-          </w:tcPr>
-          <w:p>
-            <w:pPr>
-              <w:jc w:val="right"/>
-            </w:pPr>
-            <w:r>
-              <w:rPr>
-                <w:color w:val="2D3E4A"/>
-                <w:sz w:val="18"/>
-                <w:szCs w:val="18"/>
-              </w:rPr>
-              <w:t>{{NAV_CLASS_R3_C3}}</w:t>
-            </w:r>
-          </w:p>
-        </w:tc>
-        <w:tc>
-          <w:tcPr>
-            <w:tcW w:w="1400" w:type="dxa"/>
-            <w:tcBorders>
-              <w:top w:val="single" w:sz="4" w:space="0" w:color="C5CDD9"/>
-              <w:left w:val="single" w:sz="4" w:space="0" w:color="C5CDD9"/>
-              <w:bottom w:val="single" w:sz="4" w:space="0" w:color="C5CDD9"/>
-              <w:right w:val="single" w:sz="4" w:space="0" w:color="C5CDD9"/>
-            </w:tcBorders>
-            <w:shd w:val="clear" w:color="auto" w:fill="FFFFFF"/>
-            <w:tcMar>
-              <w:top w:w="70" w:type="dxa"/>
-              <w:left w:w="100" w:type="dxa"/>
-              <w:bottom w:w="70" w:type="dxa"/>
-              <w:right w:w="100" w:type="dxa"/>
-            </w:tcMar>
-          </w:tcPr>
-          <w:p>
-            <w:pPr>
-              <w:jc w:val="right"/>
-            </w:pPr>
-            <w:r>
-              <w:rPr>
-                <w:color w:val="2D3E4A"/>
-                <w:sz w:val="18"/>
-                <w:szCs w:val="18"/>
-              </w:rPr>
-              <w:t>{{NAV_CLASS_R3_C4}}</w:t>
-            </w:r>
-          </w:p>
-        </w:tc>
-        <w:tc>
-          <w:tcPr>
-            <w:tcW w:w="1900" w:type="dxa"/>
-            <w:tcBorders>
-              <w:top w:val="single" w:sz="4" w:space="0" w:color="C5CDD9"/>
-              <w:left w:val="single" w:sz="4" w:space="0" w:color="C5CDD9"/>
-              <w:bottom w:val="single" w:sz="4" w:space="0" w:color="C5CDD9"/>
-              <w:right w:val="single" w:sz="4" w:space="0" w:color="C5CDD9"/>
-            </w:tcBorders>
-            <w:shd w:val="clear" w:color="auto" w:fill="FFFFFF"/>
-            <w:tcMar>
-              <w:top w:w="70" w:type="dxa"/>
-              <w:left w:w="100" w:type="dxa"/>
-              <w:bottom w:w="70" w:type="dxa"/>
-              <w:right w:w="100" w:type="dxa"/>
-            </w:tcMar>
-          </w:tcPr>
-          <w:p>
-            <w:pPr>
-              <w:jc w:val="right"/>
-            </w:pPr>
-            <w:r>
-              <w:rPr>
-                <w:color w:val="2D3E4A"/>
-                <w:sz w:val="18"/>
-                <w:szCs w:val="18"/>
-              </w:rPr>
-              <w:t>{{NAV_CLASS_R3_C5}}</w:t>
-            </w:r>
-          </w:p>
-        </w:tc>
-        <w:tc>
-          <w:tcPr>
-            <w:tcW w:w="1238" w:type="dxa"/>
-            <w:tcBorders>
-              <w:top w:val="single" w:sz="4" w:space="0" w:color="C5CDD9"/>
-              <w:left w:val="single" w:sz="4" w:space="0" w:color="C5CDD9"/>
-              <w:bottom w:val="single" w:sz="4" w:space="0" w:color="C5CDD9"/>
-              <w:right w:val="single" w:sz="4" w:space="0" w:color="C5CDD9"/>
-            </w:tcBorders>
-            <w:shd w:val="clear" w:color="auto" w:fill="FFFFFF"/>
-            <w:tcMar>
-              <w:top w:w="70" w:type="dxa"/>
-              <w:left w:w="100" w:type="dxa"/>
-              <w:bottom w:w="70" w:type="dxa"/>
-              <w:right w:w="100" w:type="dxa"/>
-            </w:tcMar>
-          </w:tcPr>
-          <w:p>
-            <w:pPr>
-              <w:jc w:val="right"/>
-            </w:pPr>
-            <w:r>
-              <w:rPr>
-                <w:color w:val="2D3E4A"/>
-                <w:sz w:val="18"/>
-                <w:szCs w:val="18"/>
-              </w:rPr>
-              <w:t>{{NAV_CLASS_R3_C6}}</w:t>
-            </w:r>
-          </w:p>
-        </w:tc>
-      </w:tr>
-      <w:tr>
-        <w:tc>
-          <w:tcPr>
-            <w:tcW w:w="1700" w:type="dxa"/>
-            <w:tcBorders>
-              <w:top w:val="single" w:sz="4" w:space="0" w:color="C5CDD9"/>
-              <w:left w:val="single" w:sz="4" w:space="0" w:color="C5CDD9"/>
-              <w:bottom w:val="single" w:sz="4" w:space="0" w:color="C5CDD9"/>
-              <w:right w:val="single" w:sz="4" w:space="0" w:color="C5CDD9"/>
-            </w:tcBorders>
-            <w:shd w:val="clear" w:color="auto" w:fill="F2F3F4"/>
-            <w:tcMar>
-              <w:top w:w="70" w:type="dxa"/>
-              <w:left w:w="100" w:type="dxa"/>
-              <w:bottom w:w="70" w:type="dxa"/>
-              <w:right w:w="100" w:type="dxa"/>
-            </w:tcMar>
-          </w:tcPr>
-          <w:p>
-            <w:r>
-              <w:rPr>
-                <w:color w:val="2D3E4A"/>
-                <w:sz w:val="18"/>
-                <w:szCs w:val="18"/>
-              </w:rPr>
-              <w:t>{{NAV_CLASS_R4_C1}}</w:t>
-            </w:r>
-          </w:p>
-        </w:tc>
-        <w:tc>
-          <w:tcPr>
-            <w:tcW w:w="1400" w:type="dxa"/>
-            <w:tcBorders>
-              <w:top w:val="single" w:sz="4" w:space="0" w:color="C5CDD9"/>
-              <w:left w:val="single" w:sz="4" w:space="0" w:color="C5CDD9"/>
-              <w:bottom w:val="single" w:sz="4" w:space="0" w:color="C5CDD9"/>
-              <w:right w:val="single" w:sz="4" w:space="0" w:color="C5CDD9"/>
-            </w:tcBorders>
-            <w:shd w:val="clear" w:color="auto" w:fill="F2F3F4"/>
-            <w:tcMar>
-              <w:top w:w="70" w:type="dxa"/>
-              <w:left w:w="100" w:type="dxa"/>
-              <w:bottom w:w="70" w:type="dxa"/>
-              <w:right w:w="100" w:type="dxa"/>
-            </w:tcMar>
-          </w:tcPr>
-          <w:p>
-            <w:pPr>
-              <w:jc w:val="right"/>
-            </w:pPr>
-            <w:r>
-              <w:rPr>
-                <w:color w:val="2D3E4A"/>
-                <w:sz w:val="18"/>
-                <w:szCs w:val="18"/>
-              </w:rPr>
-              <w:t>{{NAV_CLASS_R4_C2}}</w:t>
-            </w:r>
-          </w:p>
-        </w:tc>
-        <w:tc>
-          <w:tcPr>
-            <w:tcW w:w="1600" w:type="dxa"/>
-            <w:tcBorders>
-              <w:top w:val="single" w:sz="4" w:space="0" w:color="C5CDD9"/>
-              <w:left w:val="single" w:sz="4" w:space="0" w:color="C5CDD9"/>
-              <w:bottom w:val="single" w:sz="4" w:space="0" w:color="C5CDD9"/>
-              <w:right w:val="single" w:sz="4" w:space="0" w:color="C5CDD9"/>
-            </w:tcBorders>
-            <w:shd w:val="clear" w:color="auto" w:fill="F2F3F4"/>
-            <w:tcMar>
-              <w:top w:w="70" w:type="dxa"/>
-              <w:left w:w="100" w:type="dxa"/>
-              <w:bottom w:w="70" w:type="dxa"/>
-              <w:right w:w="100" w:type="dxa"/>
-            </w:tcMar>
-          </w:tcPr>
-          <w:p>
-            <w:pPr>
-              <w:jc w:val="right"/>
-            </w:pPr>
-            <w:r>
-              <w:rPr>
-                <w:color w:val="2D3E4A"/>
-                <w:sz w:val="18"/>
-                <w:szCs w:val="18"/>
-              </w:rPr>
-              <w:t>{{NAV_CLASS_R4_C3}}</w:t>
-            </w:r>
-          </w:p>
-        </w:tc>
-        <w:tc>
-          <w:tcPr>
-            <w:tcW w:w="1400" w:type="dxa"/>
-            <w:tcBorders>
-              <w:top w:val="single" w:sz="4" w:space="0" w:color="C5CDD9"/>
-              <w:left w:val="single" w:sz="4" w:space="0" w:color="C5CDD9"/>
-              <w:bottom w:val="single" w:sz="4" w:space="0" w:color="C5CDD9"/>
-              <w:right w:val="single" w:sz="4" w:space="0" w:color="C5CDD9"/>
-            </w:tcBorders>
-            <w:shd w:val="clear" w:color="auto" w:fill="F2F3F4"/>
-            <w:tcMar>
-              <w:top w:w="70" w:type="dxa"/>
-              <w:left w:w="100" w:type="dxa"/>
-              <w:bottom w:w="70" w:type="dxa"/>
-              <w:right w:w="100" w:type="dxa"/>
-            </w:tcMar>
-          </w:tcPr>
-          <w:p>
-            <w:pPr>
-              <w:jc w:val="right"/>
-            </w:pPr>
-            <w:r>
-              <w:rPr>
-                <w:color w:val="2D3E4A"/>
-                <w:sz w:val="18"/>
-                <w:szCs w:val="18"/>
-              </w:rPr>
-              <w:t>{{NAV_CLASS_R4_C4}}</w:t>
-            </w:r>
-          </w:p>
-        </w:tc>
-        <w:tc>
-          <w:tcPr>
-            <w:tcW w:w="1900" w:type="dxa"/>
-            <w:tcBorders>
-              <w:top w:val="single" w:sz="4" w:space="0" w:color="C5CDD9"/>
-              <w:left w:val="single" w:sz="4" w:space="0" w:color="C5CDD9"/>
-              <w:bottom w:val="single" w:sz="4" w:space="0" w:color="C5CDD9"/>
-              <w:right w:val="single" w:sz="4" w:space="0" w:color="C5CDD9"/>
-            </w:tcBorders>
-            <w:shd w:val="clear" w:color="auto" w:fill="F2F3F4"/>
-            <w:tcMar>
-              <w:top w:w="70" w:type="dxa"/>
-              <w:left w:w="100" w:type="dxa"/>
-              <w:bottom w:w="70" w:type="dxa"/>
-              <w:right w:w="100" w:type="dxa"/>
-            </w:tcMar>
-          </w:tcPr>
-          <w:p>
-            <w:pPr>
-              <w:jc w:val="right"/>
-            </w:pPr>
-            <w:r>
-              <w:rPr>
-                <w:color w:val="2D3E4A"/>
-                <w:sz w:val="18"/>
-                <w:szCs w:val="18"/>
-              </w:rPr>
-              <w:t>{{NAV_CLASS_R4_C5}}</w:t>
-            </w:r>
-          </w:p>
-        </w:tc>
-        <w:tc>
-          <w:tcPr>
-            <w:tcW w:w="1238" w:type="dxa"/>
-            <w:tcBorders>
-              <w:top w:val="single" w:sz="4" w:space="0" w:color="C5CDD9"/>
-              <w:left w:val="single" w:sz="4" w:space="0" w:color="C5CDD9"/>
-              <w:bottom w:val="single" w:sz="4" w:space="0" w:color="C5CDD9"/>
-              <w:right w:val="single" w:sz="4" w:space="0" w:color="C5CDD9"/>
-            </w:tcBorders>
-            <w:shd w:val="clear" w:color="auto" w:fill="F2F3F4"/>
-            <w:tcMar>
-              <w:top w:w="70" w:type="dxa"/>
-              <w:left w:w="100" w:type="dxa"/>
-              <w:bottom w:w="70" w:type="dxa"/>
-              <w:right w:w="100" w:type="dxa"/>
-            </w:tcMar>
-          </w:tcPr>
-          <w:p>
-            <w:pPr>
-              <w:jc w:val="right"/>
-            </w:pPr>
-            <w:r>
-              <w:rPr>
-                <w:color w:val="2D3E4A"/>
-                <w:sz w:val="18"/>
-                <w:szCs w:val="18"/>
-              </w:rPr>
-              <w:t>{{NAV_CLASS_R4_C6}}</w:t>
-            </w:r>
-          </w:p>
-        </w:tc>
-      </w:tr>
-      <w:tr>
-        <w:tc>
-          <w:tcPr>
-            <w:tcW w:w="1700" w:type="dxa"/>
-            <w:tcBorders>
-              <w:top w:val="single" w:sz="4" w:space="0" w:color="C5CDD9"/>
-              <w:left w:val="single" w:sz="4" w:space="0" w:color="C5CDD9"/>
-              <w:bottom w:val="single" w:sz="4" w:space="0" w:color="C5CDD9"/>
-              <w:right w:val="single" w:sz="4" w:space="0" w:color="C5CDD9"/>
-            </w:tcBorders>
-            <w:shd w:val="clear" w:color="auto" w:fill="FFFFFF"/>
-            <w:tcMar>
-              <w:top w:w="70" w:type="dxa"/>
-              <w:left w:w="100" w:type="dxa"/>
-              <w:bottom w:w="70" w:type="dxa"/>
-              <w:right w:w="100" w:type="dxa"/>
-            </w:tcMar>
-          </w:tcPr>
-          <w:p>
-            <w:r>
-              <w:rPr>
-                <w:color w:val="2D3E4A"/>
-                <w:sz w:val="18"/>
-                <w:szCs w:val="18"/>
-              </w:rPr>
-              <w:t>{{NAV_CLASS_R5_C1}}</w:t>
-            </w:r>
-          </w:p>
-        </w:tc>
-        <w:tc>
-          <w:tcPr>
-            <w:tcW w:w="1400" w:type="dxa"/>
-            <w:tcBorders>
-              <w:top w:val="single" w:sz="4" w:space="0" w:color="C5CDD9"/>
-              <w:left w:val="single" w:sz="4" w:space="0" w:color="C5CDD9"/>
-              <w:bottom w:val="single" w:sz="4" w:space="0" w:color="C5CDD9"/>
-              <w:right w:val="single" w:sz="4" w:space="0" w:color="C5CDD9"/>
-            </w:tcBorders>
-            <w:shd w:val="clear" w:color="auto" w:fill="FFFFFF"/>
-            <w:tcMar>
-              <w:top w:w="70" w:type="dxa"/>
-              <w:left w:w="100" w:type="dxa"/>
-              <w:bottom w:w="70" w:type="dxa"/>
-              <w:right w:w="100" w:type="dxa"/>
-            </w:tcMar>
-          </w:tcPr>
-          <w:p>
-            <w:pPr>
-              <w:jc w:val="right"/>
-            </w:pPr>
-            <w:r>
-              <w:rPr>
-                <w:color w:val="2D3E4A"/>
-                <w:sz w:val="18"/>
-                <w:szCs w:val="18"/>
-              </w:rPr>
-              <w:t>{{NAV_CLASS_R5_C2}}</w:t>
-            </w:r>
-          </w:p>
-        </w:tc>
-        <w:tc>
-          <w:tcPr>
-            <w:tcW w:w="1600" w:type="dxa"/>
-            <w:tcBorders>
-              <w:top w:val="single" w:sz="4" w:space="0" w:color="C5CDD9"/>
-              <w:left w:val="single" w:sz="4" w:space="0" w:color="C5CDD9"/>
-              <w:bottom w:val="single" w:sz="4" w:space="0" w:color="C5CDD9"/>
-              <w:right w:val="single" w:sz="4" w:space="0" w:color="C5CDD9"/>
-            </w:tcBorders>
-            <w:shd w:val="clear" w:color="auto" w:fill="FFFFFF"/>
-            <w:tcMar>
-              <w:top w:w="70" w:type="dxa"/>
-              <w:left w:w="100" w:type="dxa"/>
-              <w:bottom w:w="70" w:type="dxa"/>
-              <w:right w:w="100" w:type="dxa"/>
-            </w:tcMar>
-          </w:tcPr>
-          <w:p>
-            <w:pPr>
-              <w:jc w:val="right"/>
-            </w:pPr>
-            <w:r>
-              <w:rPr>
-                <w:color w:val="2D3E4A"/>
-                <w:sz w:val="18"/>
-                <w:szCs w:val="18"/>
-              </w:rPr>
-              <w:t>{{NAV_CLASS_R5_C3}}</w:t>
-            </w:r>
-          </w:p>
-        </w:tc>
-        <w:tc>
-          <w:tcPr>
-            <w:tcW w:w="1400" w:type="dxa"/>
-            <w:tcBorders>
-              <w:top w:val="single" w:sz="4" w:space="0" w:color="C5CDD9"/>
-              <w:left w:val="single" w:sz="4" w:space="0" w:color="C5CDD9"/>
-              <w:bottom w:val="single" w:sz="4" w:space="0" w:color="C5CDD9"/>
-              <w:right w:val="single" w:sz="4" w:space="0" w:color="C5CDD9"/>
-            </w:tcBorders>
-            <w:shd w:val="clear" w:color="auto" w:fill="FFFFFF"/>
-            <w:tcMar>
-              <w:top w:w="70" w:type="dxa"/>
-              <w:left w:w="100" w:type="dxa"/>
-              <w:bottom w:w="70" w:type="dxa"/>
-              <w:right w:w="100" w:type="dxa"/>
-            </w:tcMar>
-          </w:tcPr>
-          <w:p>
-            <w:pPr>
-              <w:jc w:val="right"/>
-            </w:pPr>
-            <w:r>
-              <w:rPr>
-                <w:color w:val="2D3E4A"/>
-                <w:sz w:val="18"/>
-                <w:szCs w:val="18"/>
-              </w:rPr>
-              <w:t>{{NAV_CLASS_R5_C4}}</w:t>
-            </w:r>
-          </w:p>
-        </w:tc>
-        <w:tc>
-          <w:tcPr>
-            <w:tcW w:w="1900" w:type="dxa"/>
-            <w:tcBorders>
-              <w:top w:val="single" w:sz="4" w:space="0" w:color="C5CDD9"/>
-              <w:left w:val="single" w:sz="4" w:space="0" w:color="C5CDD9"/>
-              <w:bottom w:val="single" w:sz="4" w:space="0" w:color="C5CDD9"/>
-              <w:right w:val="single" w:sz="4" w:space="0" w:color="C5CDD9"/>
-            </w:tcBorders>
-            <w:shd w:val="clear" w:color="auto" w:fill="FFFFFF"/>
-            <w:tcMar>
-              <w:top w:w="70" w:type="dxa"/>
-              <w:left w:w="100" w:type="dxa"/>
-              <w:bottom w:w="70" w:type="dxa"/>
-              <w:right w:w="100" w:type="dxa"/>
-            </w:tcMar>
-          </w:tcPr>
-          <w:p>
-            <w:pPr>
-              <w:jc w:val="right"/>
-            </w:pPr>
-            <w:r>
-              <w:rPr>
-                <w:color w:val="2D3E4A"/>
-                <w:sz w:val="18"/>
-                <w:szCs w:val="18"/>
-              </w:rPr>
-              <w:t>{{NAV_CLASS_R5_C5}}</w:t>
-            </w:r>
-          </w:p>
-        </w:tc>
-        <w:tc>
-          <w:tcPr>
-            <w:tcW w:w="1238" w:type="dxa"/>
-            <w:tcBorders>
-              <w:top w:val="single" w:sz="4" w:space="0" w:color="C5CDD9"/>
-              <w:left w:val="single" w:sz="4" w:space="0" w:color="C5CDD9"/>
-              <w:bottom w:val="single" w:sz="4" w:space="0" w:color="C5CDD9"/>
-              <w:right w:val="single" w:sz="4" w:space="0" w:color="C5CDD9"/>
-            </w:tcBorders>
-            <w:shd w:val="clear" w:color="auto" w:fill="FFFFFF"/>
-            <w:tcMar>
-              <w:top w:w="70" w:type="dxa"/>
-              <w:left w:w="100" w:type="dxa"/>
-              <w:bottom w:w="70" w:type="dxa"/>
-              <w:right w:w="100" w:type="dxa"/>
-            </w:tcMar>
-          </w:tcPr>
-          <w:p>
-            <w:pPr>
-              <w:jc w:val="right"/>
-            </w:pPr>
-            <w:r>
-              <w:rPr>
-                <w:color w:val="2D3E4A"/>
-                <w:sz w:val="18"/>
-                <w:szCs w:val="18"/>
-              </w:rPr>
-              <w:t>{{NAV_CLASS_R5_C6}}</w:t>
-            </w:r>
-          </w:p>
-        </w:tc>
-      </w:tr>
-    </w:tbl>
-    <w:p>
-      <w:pPr>
-        <w:spacing w:before="80" w:after="80"/>
-      </w:pPr>
-    </w:p>
-    <w:p>
-      <w:pPr>
-        <w:pBdr>
-          <w:bottom w:val="single" w:sz="6" w:space="1" w:color="1A7882"/>
-        </w:pBdr>
-        <w:spacing w:after="40"/>
-      </w:pPr>
+        <w:t>5</w:t>
+      </w:r>
       <w:r>
         <w:rPr>
           <w:b/>
@@ -9407,782 +8058,7 @@
           <w:sz w:val="22"/>
           <w:szCs w:val="22"/>
         </w:rPr>
-        <w:t>5.2 Movimientos del Período</w:t>
-      </w:r>
-    </w:p>
-    <w:p>
-      <w:pPr>
-        <w:spacing w:before="40" w:after="40"/>
-      </w:pPr>
-    </w:p>
-    <w:tbl>
-      <w:tblPr>
-        <w:tblW w:w="9638" w:type="dxa"/>
-        <w:tblBorders>
-          <w:top w:val="single" w:sz="4" w:space="0" w:color="auto"/>
-          <w:left w:val="single" w:sz="4" w:space="0" w:color="auto"/>
-          <w:bottom w:val="single" w:sz="4" w:space="0" w:color="auto"/>
-          <w:right w:val="single" w:sz="4" w:space="0" w:color="auto"/>
-          <w:insideH w:val="single" w:sz="4" w:space="0" w:color="auto"/>
-          <w:insideV w:val="single" w:sz="4" w:space="0" w:color="auto"/>
-        </w:tblBorders>
-        <w:tblCellMar>
-          <w:left w:w="10" w:type="dxa"/>
-          <w:right w:w="10" w:type="dxa"/>
-        </w:tblCellMar>
-        <w:tblLook w:val="04A0" w:firstRow="1" w:lastRow="0" w:firstColumn="1" w:lastColumn="0" w:noHBand="0" w:noVBand="1"/>
-      </w:tblPr>
-      <w:tblGrid>
-        <w:gridCol w:w="3060"/>
-        <w:gridCol w:w="2092"/>
-        <w:gridCol w:w="2092"/>
-        <w:gridCol w:w="2394"/>
-      </w:tblGrid>
-      <w:tr>
-        <w:trPr>
-          <w:tblHeader/>
-        </w:trPr>
-        <w:tc>
-          <w:tcPr>
-            <w:tcW w:w="3200" w:type="dxa"/>
-            <w:tcBorders>
-              <w:top w:val="single" w:sz="4" w:space="0" w:color="2D3E4A"/>
-              <w:left w:val="single" w:sz="4" w:space="0" w:color="2D3E4A"/>
-              <w:bottom w:val="single" w:sz="4" w:space="0" w:color="2D3E4A"/>
-              <w:right w:val="single" w:sz="4" w:space="0" w:color="2D3E4A"/>
-            </w:tcBorders>
-            <w:shd w:val="clear" w:color="auto" w:fill="1C2B35"/>
-            <w:tcMar>
-              <w:top w:w="80" w:type="dxa"/>
-              <w:left w:w="100" w:type="dxa"/>
-              <w:bottom w:w="80" w:type="dxa"/>
-              <w:right w:w="100" w:type="dxa"/>
-            </w:tcMar>
-            <w:vAlign w:val="center"/>
-          </w:tcPr>
-          <w:p>
-            <w:pPr>
-              <w:jc w:val="center"/>
-            </w:pPr>
-            <w:r>
-              <w:rPr>
-                <w:b/>
-                <w:bCs/>
-                <w:color w:val="FFFFFF"/>
-                <w:sz w:val="18"/>
-                <w:szCs w:val="18"/>
-              </w:rPr>
-              <w:t>Concepto</w:t>
-            </w:r>
-          </w:p>
-        </w:tc>
-        <w:tc>
-          <w:tcPr>
-            <w:tcW w:w="2000" w:type="dxa"/>
-            <w:tcBorders>
-              <w:top w:val="single" w:sz="4" w:space="0" w:color="2D3E4A"/>
-              <w:left w:val="single" w:sz="4" w:space="0" w:color="2D3E4A"/>
-              <w:bottom w:val="single" w:sz="4" w:space="0" w:color="2D3E4A"/>
-              <w:right w:val="single" w:sz="4" w:space="0" w:color="2D3E4A"/>
-            </w:tcBorders>
-            <w:shd w:val="clear" w:color="auto" w:fill="1C2B35"/>
-            <w:tcMar>
-              <w:top w:w="80" w:type="dxa"/>
-              <w:left w:w="100" w:type="dxa"/>
-              <w:bottom w:w="80" w:type="dxa"/>
-              <w:right w:w="100" w:type="dxa"/>
-            </w:tcMar>
-            <w:vAlign w:val="center"/>
-          </w:tcPr>
-          <w:p>
-            <w:pPr>
-              <w:jc w:val="center"/>
-            </w:pPr>
-            <w:r>
-              <w:rPr>
-                <w:b/>
-                <w:bCs/>
-                <w:color w:val="FFFFFF"/>
-                <w:sz w:val="18"/>
-                <w:szCs w:val="18"/>
-              </w:rPr>
-              <w:t>Jun 2025 (COP MM)</w:t>
-            </w:r>
-          </w:p>
-        </w:tc>
-        <w:tc>
-          <w:tcPr>
-            <w:tcW w:w="2000" w:type="dxa"/>
-            <w:tcBorders>
-              <w:top w:val="single" w:sz="4" w:space="0" w:color="2D3E4A"/>
-              <w:left w:val="single" w:sz="4" w:space="0" w:color="2D3E4A"/>
-              <w:bottom w:val="single" w:sz="4" w:space="0" w:color="2D3E4A"/>
-              <w:right w:val="single" w:sz="4" w:space="0" w:color="2D3E4A"/>
-            </w:tcBorders>
-            <w:shd w:val="clear" w:color="auto" w:fill="1C2B35"/>
-            <w:tcMar>
-              <w:top w:w="80" w:type="dxa"/>
-              <w:left w:w="100" w:type="dxa"/>
-              <w:bottom w:w="80" w:type="dxa"/>
-              <w:right w:w="100" w:type="dxa"/>
-            </w:tcMar>
-            <w:vAlign w:val="center"/>
-          </w:tcPr>
-          <w:p>
-            <w:pPr>
-              <w:jc w:val="center"/>
-            </w:pPr>
-            <w:r>
-              <w:rPr>
-                <w:b/>
-                <w:bCs/>
-                <w:color w:val="FFFFFF"/>
-                <w:sz w:val="18"/>
-                <w:szCs w:val="18"/>
-              </w:rPr>
-              <w:t>Jun 2024 (COP MM)</w:t>
-            </w:r>
-          </w:p>
-        </w:tc>
-        <w:tc>
-          <w:tcPr>
-            <w:tcW w:w="2438" w:type="dxa"/>
-            <w:tcBorders>
-              <w:top w:val="single" w:sz="4" w:space="0" w:color="2D3E4A"/>
-              <w:left w:val="single" w:sz="4" w:space="0" w:color="2D3E4A"/>
-              <w:bottom w:val="single" w:sz="4" w:space="0" w:color="2D3E4A"/>
-              <w:right w:val="single" w:sz="4" w:space="0" w:color="2D3E4A"/>
-            </w:tcBorders>
-            <w:shd w:val="clear" w:color="auto" w:fill="1C2B35"/>
-            <w:tcMar>
-              <w:top w:w="80" w:type="dxa"/>
-              <w:left w:w="100" w:type="dxa"/>
-              <w:bottom w:w="80" w:type="dxa"/>
-              <w:right w:w="100" w:type="dxa"/>
-            </w:tcMar>
-            <w:vAlign w:val="center"/>
-          </w:tcPr>
-          <w:p>
-            <w:pPr>
-              <w:jc w:val="center"/>
-            </w:pPr>
-            <w:r>
-              <w:rPr>
-                <w:b/>
-                <w:bCs/>
-                <w:color w:val="FFFFFF"/>
-                <w:sz w:val="18"/>
-                <w:szCs w:val="18"/>
-              </w:rPr>
-              <w:t>Variación</w:t>
-            </w:r>
-          </w:p>
-        </w:tc>
-      </w:tr>
-      <w:tr>
-        <w:tc>
-          <w:tcPr>
-            <w:tcW w:w="3200" w:type="dxa"/>
-            <w:tcBorders>
-              <w:top w:val="single" w:sz="4" w:space="0" w:color="C5CDD9"/>
-              <w:left w:val="single" w:sz="4" w:space="0" w:color="C5CDD9"/>
-              <w:bottom w:val="single" w:sz="4" w:space="0" w:color="C5CDD9"/>
-              <w:right w:val="single" w:sz="4" w:space="0" w:color="C5CDD9"/>
-            </w:tcBorders>
-            <w:shd w:val="clear" w:color="auto" w:fill="FFFFFF"/>
-            <w:tcMar>
-              <w:top w:w="70" w:type="dxa"/>
-              <w:left w:w="100" w:type="dxa"/>
-              <w:bottom w:w="70" w:type="dxa"/>
-              <w:right w:w="100" w:type="dxa"/>
-            </w:tcMar>
-          </w:tcPr>
-          <w:p>
-            <w:r>
-              <w:rPr>
-                <w:color w:val="2D3E4A"/>
-                <w:sz w:val="18"/>
-                <w:szCs w:val="18"/>
-              </w:rPr>
-              <w:t>{{NAV_FLOW_R1_C1}}</w:t>
-            </w:r>
-          </w:p>
-        </w:tc>
-        <w:tc>
-          <w:tcPr>
-            <w:tcW w:w="2000" w:type="dxa"/>
-            <w:tcBorders>
-              <w:top w:val="single" w:sz="4" w:space="0" w:color="C5CDD9"/>
-              <w:left w:val="single" w:sz="4" w:space="0" w:color="C5CDD9"/>
-              <w:bottom w:val="single" w:sz="4" w:space="0" w:color="C5CDD9"/>
-              <w:right w:val="single" w:sz="4" w:space="0" w:color="C5CDD9"/>
-            </w:tcBorders>
-            <w:shd w:val="clear" w:color="auto" w:fill="FFFFFF"/>
-            <w:tcMar>
-              <w:top w:w="70" w:type="dxa"/>
-              <w:left w:w="100" w:type="dxa"/>
-              <w:bottom w:w="70" w:type="dxa"/>
-              <w:right w:w="100" w:type="dxa"/>
-            </w:tcMar>
-          </w:tcPr>
-          <w:p>
-            <w:pPr>
-              <w:jc w:val="right"/>
-            </w:pPr>
-            <w:r>
-              <w:rPr>
-                <w:color w:val="2D3E4A"/>
-                <w:sz w:val="18"/>
-                <w:szCs w:val="18"/>
-              </w:rPr>
-              <w:t>{{NAV_FLOW_R1_C2}}</w:t>
-            </w:r>
-          </w:p>
-        </w:tc>
-        <w:tc>
-          <w:tcPr>
-            <w:tcW w:w="2000" w:type="dxa"/>
-            <w:tcBorders>
-              <w:top w:val="single" w:sz="4" w:space="0" w:color="C5CDD9"/>
-              <w:left w:val="single" w:sz="4" w:space="0" w:color="C5CDD9"/>
-              <w:bottom w:val="single" w:sz="4" w:space="0" w:color="C5CDD9"/>
-              <w:right w:val="single" w:sz="4" w:space="0" w:color="C5CDD9"/>
-            </w:tcBorders>
-            <w:shd w:val="clear" w:color="auto" w:fill="FFFFFF"/>
-            <w:tcMar>
-              <w:top w:w="70" w:type="dxa"/>
-              <w:left w:w="100" w:type="dxa"/>
-              <w:bottom w:w="70" w:type="dxa"/>
-              <w:right w:w="100" w:type="dxa"/>
-            </w:tcMar>
-          </w:tcPr>
-          <w:p>
-            <w:pPr>
-              <w:jc w:val="right"/>
-            </w:pPr>
-            <w:r>
-              <w:rPr>
-                <w:color w:val="2D3E4A"/>
-                <w:sz w:val="18"/>
-                <w:szCs w:val="18"/>
-              </w:rPr>
-              <w:t>{{NAV_FLOW_R1_C3}}</w:t>
-            </w:r>
-          </w:p>
-        </w:tc>
-        <w:tc>
-          <w:tcPr>
-            <w:tcW w:w="2438" w:type="dxa"/>
-            <w:tcBorders>
-              <w:top w:val="single" w:sz="4" w:space="0" w:color="C5CDD9"/>
-              <w:left w:val="single" w:sz="4" w:space="0" w:color="C5CDD9"/>
-              <w:bottom w:val="single" w:sz="4" w:space="0" w:color="C5CDD9"/>
-              <w:right w:val="single" w:sz="4" w:space="0" w:color="C5CDD9"/>
-            </w:tcBorders>
-            <w:shd w:val="clear" w:color="auto" w:fill="FFFFFF"/>
-            <w:tcMar>
-              <w:top w:w="70" w:type="dxa"/>
-              <w:left w:w="100" w:type="dxa"/>
-              <w:bottom w:w="70" w:type="dxa"/>
-              <w:right w:w="100" w:type="dxa"/>
-            </w:tcMar>
-          </w:tcPr>
-          <w:p>
-            <w:pPr>
-              <w:jc w:val="right"/>
-            </w:pPr>
-            <w:r>
-              <w:rPr>
-                <w:color w:val="2D3E4A"/>
-                <w:sz w:val="18"/>
-                <w:szCs w:val="18"/>
-              </w:rPr>
-              <w:t>{{NAV_FLOW_R1_C4}}</w:t>
-            </w:r>
-          </w:p>
-        </w:tc>
-      </w:tr>
-      <w:tr>
-        <w:tc>
-          <w:tcPr>
-            <w:tcW w:w="3200" w:type="dxa"/>
-            <w:tcBorders>
-              <w:top w:val="single" w:sz="4" w:space="0" w:color="C5CDD9"/>
-              <w:left w:val="single" w:sz="4" w:space="0" w:color="C5CDD9"/>
-              <w:bottom w:val="single" w:sz="4" w:space="0" w:color="C5CDD9"/>
-              <w:right w:val="single" w:sz="4" w:space="0" w:color="C5CDD9"/>
-            </w:tcBorders>
-            <w:shd w:val="clear" w:color="auto" w:fill="F2F3F4"/>
-            <w:tcMar>
-              <w:top w:w="70" w:type="dxa"/>
-              <w:left w:w="100" w:type="dxa"/>
-              <w:bottom w:w="70" w:type="dxa"/>
-              <w:right w:w="100" w:type="dxa"/>
-            </w:tcMar>
-          </w:tcPr>
-          <w:p>
-            <w:r>
-              <w:rPr>
-                <w:color w:val="2D3E4A"/>
-                <w:sz w:val="18"/>
-                <w:szCs w:val="18"/>
-              </w:rPr>
-              <w:t>{{NAV_FLOW_R2_C1}}</w:t>
-            </w:r>
-          </w:p>
-        </w:tc>
-        <w:tc>
-          <w:tcPr>
-            <w:tcW w:w="2000" w:type="dxa"/>
-            <w:tcBorders>
-              <w:top w:val="single" w:sz="4" w:space="0" w:color="C5CDD9"/>
-              <w:left w:val="single" w:sz="4" w:space="0" w:color="C5CDD9"/>
-              <w:bottom w:val="single" w:sz="4" w:space="0" w:color="C5CDD9"/>
-              <w:right w:val="single" w:sz="4" w:space="0" w:color="C5CDD9"/>
-            </w:tcBorders>
-            <w:shd w:val="clear" w:color="auto" w:fill="F2F3F4"/>
-            <w:tcMar>
-              <w:top w:w="70" w:type="dxa"/>
-              <w:left w:w="100" w:type="dxa"/>
-              <w:bottom w:w="70" w:type="dxa"/>
-              <w:right w:w="100" w:type="dxa"/>
-            </w:tcMar>
-          </w:tcPr>
-          <w:p>
-            <w:pPr>
-              <w:jc w:val="right"/>
-            </w:pPr>
-            <w:r>
-              <w:rPr>
-                <w:color w:val="2D3E4A"/>
-                <w:sz w:val="18"/>
-                <w:szCs w:val="18"/>
-              </w:rPr>
-              <w:t>{{NAV_FLOW_R2_C2}}</w:t>
-            </w:r>
-          </w:p>
-        </w:tc>
-        <w:tc>
-          <w:tcPr>
-            <w:tcW w:w="2000" w:type="dxa"/>
-            <w:tcBorders>
-              <w:top w:val="single" w:sz="4" w:space="0" w:color="C5CDD9"/>
-              <w:left w:val="single" w:sz="4" w:space="0" w:color="C5CDD9"/>
-              <w:bottom w:val="single" w:sz="4" w:space="0" w:color="C5CDD9"/>
-              <w:right w:val="single" w:sz="4" w:space="0" w:color="C5CDD9"/>
-            </w:tcBorders>
-            <w:shd w:val="clear" w:color="auto" w:fill="F2F3F4"/>
-            <w:tcMar>
-              <w:top w:w="70" w:type="dxa"/>
-              <w:left w:w="100" w:type="dxa"/>
-              <w:bottom w:w="70" w:type="dxa"/>
-              <w:right w:w="100" w:type="dxa"/>
-            </w:tcMar>
-          </w:tcPr>
-          <w:p>
-            <w:pPr>
-              <w:jc w:val="right"/>
-            </w:pPr>
-            <w:r>
-              <w:rPr>
-                <w:color w:val="2D3E4A"/>
-                <w:sz w:val="18"/>
-                <w:szCs w:val="18"/>
-              </w:rPr>
-              <w:t>{{NAV_FLOW_R2_C3}}</w:t>
-            </w:r>
-          </w:p>
-        </w:tc>
-        <w:tc>
-          <w:tcPr>
-            <w:tcW w:w="2438" w:type="dxa"/>
-            <w:tcBorders>
-              <w:top w:val="single" w:sz="4" w:space="0" w:color="C5CDD9"/>
-              <w:left w:val="single" w:sz="4" w:space="0" w:color="C5CDD9"/>
-              <w:bottom w:val="single" w:sz="4" w:space="0" w:color="C5CDD9"/>
-              <w:right w:val="single" w:sz="4" w:space="0" w:color="C5CDD9"/>
-            </w:tcBorders>
-            <w:shd w:val="clear" w:color="auto" w:fill="F2F3F4"/>
-            <w:tcMar>
-              <w:top w:w="70" w:type="dxa"/>
-              <w:left w:w="100" w:type="dxa"/>
-              <w:bottom w:w="70" w:type="dxa"/>
-              <w:right w:w="100" w:type="dxa"/>
-            </w:tcMar>
-          </w:tcPr>
-          <w:p>
-            <w:pPr>
-              <w:jc w:val="right"/>
-            </w:pPr>
-            <w:r>
-              <w:rPr>
-                <w:color w:val="2D3E4A"/>
-                <w:sz w:val="18"/>
-                <w:szCs w:val="18"/>
-              </w:rPr>
-              <w:t>{{NAV_FLOW_R2_C4}}</w:t>
-            </w:r>
-          </w:p>
-        </w:tc>
-      </w:tr>
-      <w:tr>
-        <w:tc>
-          <w:tcPr>
-            <w:tcW w:w="3200" w:type="dxa"/>
-            <w:tcBorders>
-              <w:top w:val="single" w:sz="4" w:space="0" w:color="C5CDD9"/>
-              <w:left w:val="single" w:sz="4" w:space="0" w:color="C5CDD9"/>
-              <w:bottom w:val="single" w:sz="4" w:space="0" w:color="C5CDD9"/>
-              <w:right w:val="single" w:sz="4" w:space="0" w:color="C5CDD9"/>
-            </w:tcBorders>
-            <w:shd w:val="clear" w:color="auto" w:fill="FFFFFF"/>
-            <w:tcMar>
-              <w:top w:w="70" w:type="dxa"/>
-              <w:left w:w="100" w:type="dxa"/>
-              <w:bottom w:w="70" w:type="dxa"/>
-              <w:right w:w="100" w:type="dxa"/>
-            </w:tcMar>
-          </w:tcPr>
-          <w:p>
-            <w:r>
-              <w:rPr>
-                <w:color w:val="2D3E4A"/>
-                <w:sz w:val="18"/>
-                <w:szCs w:val="18"/>
-              </w:rPr>
-              <w:t>{{NAV_FLOW_R3_C1}}</w:t>
-            </w:r>
-          </w:p>
-        </w:tc>
-        <w:tc>
-          <w:tcPr>
-            <w:tcW w:w="2000" w:type="dxa"/>
-            <w:tcBorders>
-              <w:top w:val="single" w:sz="4" w:space="0" w:color="C5CDD9"/>
-              <w:left w:val="single" w:sz="4" w:space="0" w:color="C5CDD9"/>
-              <w:bottom w:val="single" w:sz="4" w:space="0" w:color="C5CDD9"/>
-              <w:right w:val="single" w:sz="4" w:space="0" w:color="C5CDD9"/>
-            </w:tcBorders>
-            <w:shd w:val="clear" w:color="auto" w:fill="FFFFFF"/>
-            <w:tcMar>
-              <w:top w:w="70" w:type="dxa"/>
-              <w:left w:w="100" w:type="dxa"/>
-              <w:bottom w:w="70" w:type="dxa"/>
-              <w:right w:w="100" w:type="dxa"/>
-            </w:tcMar>
-          </w:tcPr>
-          <w:p>
-            <w:pPr>
-              <w:jc w:val="right"/>
-            </w:pPr>
-            <w:r>
-              <w:rPr>
-                <w:color w:val="2D3E4A"/>
-                <w:sz w:val="18"/>
-                <w:szCs w:val="18"/>
-              </w:rPr>
-              <w:t>{{NAV_FLOW_R3_C2}}</w:t>
-            </w:r>
-          </w:p>
-        </w:tc>
-        <w:tc>
-          <w:tcPr>
-            <w:tcW w:w="2000" w:type="dxa"/>
-            <w:tcBorders>
-              <w:top w:val="single" w:sz="4" w:space="0" w:color="C5CDD9"/>
-              <w:left w:val="single" w:sz="4" w:space="0" w:color="C5CDD9"/>
-              <w:bottom w:val="single" w:sz="4" w:space="0" w:color="C5CDD9"/>
-              <w:right w:val="single" w:sz="4" w:space="0" w:color="C5CDD9"/>
-            </w:tcBorders>
-            <w:shd w:val="clear" w:color="auto" w:fill="FFFFFF"/>
-            <w:tcMar>
-              <w:top w:w="70" w:type="dxa"/>
-              <w:left w:w="100" w:type="dxa"/>
-              <w:bottom w:w="70" w:type="dxa"/>
-              <w:right w:w="100" w:type="dxa"/>
-            </w:tcMar>
-          </w:tcPr>
-          <w:p>
-            <w:pPr>
-              <w:jc w:val="right"/>
-            </w:pPr>
-            <w:r>
-              <w:rPr>
-                <w:color w:val="2D3E4A"/>
-                <w:sz w:val="18"/>
-                <w:szCs w:val="18"/>
-              </w:rPr>
-              <w:t>{{NAV_FLOW_R3_C3}}</w:t>
-            </w:r>
-          </w:p>
-        </w:tc>
-        <w:tc>
-          <w:tcPr>
-            <w:tcW w:w="2438" w:type="dxa"/>
-            <w:tcBorders>
-              <w:top w:val="single" w:sz="4" w:space="0" w:color="C5CDD9"/>
-              <w:left w:val="single" w:sz="4" w:space="0" w:color="C5CDD9"/>
-              <w:bottom w:val="single" w:sz="4" w:space="0" w:color="C5CDD9"/>
-              <w:right w:val="single" w:sz="4" w:space="0" w:color="C5CDD9"/>
-            </w:tcBorders>
-            <w:shd w:val="clear" w:color="auto" w:fill="FFFFFF"/>
-            <w:tcMar>
-              <w:top w:w="70" w:type="dxa"/>
-              <w:left w:w="100" w:type="dxa"/>
-              <w:bottom w:w="70" w:type="dxa"/>
-              <w:right w:w="100" w:type="dxa"/>
-            </w:tcMar>
-          </w:tcPr>
-          <w:p>
-            <w:pPr>
-              <w:jc w:val="right"/>
-            </w:pPr>
-            <w:r>
-              <w:rPr>
-                <w:color w:val="2D3E4A"/>
-                <w:sz w:val="18"/>
-                <w:szCs w:val="18"/>
-              </w:rPr>
-              <w:t>{{NAV_FLOW_R3_C4}}</w:t>
-            </w:r>
-          </w:p>
-        </w:tc>
-      </w:tr>
-      <w:tr>
-        <w:tc>
-          <w:tcPr>
-            <w:tcW w:w="3200" w:type="dxa"/>
-            <w:tcBorders>
-              <w:top w:val="single" w:sz="4" w:space="0" w:color="C5CDD9"/>
-              <w:left w:val="single" w:sz="4" w:space="0" w:color="C5CDD9"/>
-              <w:bottom w:val="single" w:sz="4" w:space="0" w:color="C5CDD9"/>
-              <w:right w:val="single" w:sz="4" w:space="0" w:color="C5CDD9"/>
-            </w:tcBorders>
-            <w:shd w:val="clear" w:color="auto" w:fill="F2F3F4"/>
-            <w:tcMar>
-              <w:top w:w="70" w:type="dxa"/>
-              <w:left w:w="100" w:type="dxa"/>
-              <w:bottom w:w="70" w:type="dxa"/>
-              <w:right w:w="100" w:type="dxa"/>
-            </w:tcMar>
-          </w:tcPr>
-          <w:p>
-            <w:r>
-              <w:rPr>
-                <w:color w:val="2D3E4A"/>
-                <w:sz w:val="18"/>
-                <w:szCs w:val="18"/>
-              </w:rPr>
-              <w:t>{{NAV_FLOW_R4_C1}}</w:t>
-            </w:r>
-          </w:p>
-        </w:tc>
-        <w:tc>
-          <w:tcPr>
-            <w:tcW w:w="2000" w:type="dxa"/>
-            <w:tcBorders>
-              <w:top w:val="single" w:sz="4" w:space="0" w:color="C5CDD9"/>
-              <w:left w:val="single" w:sz="4" w:space="0" w:color="C5CDD9"/>
-              <w:bottom w:val="single" w:sz="4" w:space="0" w:color="C5CDD9"/>
-              <w:right w:val="single" w:sz="4" w:space="0" w:color="C5CDD9"/>
-            </w:tcBorders>
-            <w:shd w:val="clear" w:color="auto" w:fill="F2F3F4"/>
-            <w:tcMar>
-              <w:top w:w="70" w:type="dxa"/>
-              <w:left w:w="100" w:type="dxa"/>
-              <w:bottom w:w="70" w:type="dxa"/>
-              <w:right w:w="100" w:type="dxa"/>
-            </w:tcMar>
-          </w:tcPr>
-          <w:p>
-            <w:pPr>
-              <w:jc w:val="right"/>
-            </w:pPr>
-            <w:r>
-              <w:rPr>
-                <w:color w:val="2D3E4A"/>
-                <w:sz w:val="18"/>
-                <w:szCs w:val="18"/>
-              </w:rPr>
-              <w:t>{{NAV_FLOW_R4_C2}}</w:t>
-            </w:r>
-          </w:p>
-        </w:tc>
-        <w:tc>
-          <w:tcPr>
-            <w:tcW w:w="2000" w:type="dxa"/>
-            <w:tcBorders>
-              <w:top w:val="single" w:sz="4" w:space="0" w:color="C5CDD9"/>
-              <w:left w:val="single" w:sz="4" w:space="0" w:color="C5CDD9"/>
-              <w:bottom w:val="single" w:sz="4" w:space="0" w:color="C5CDD9"/>
-              <w:right w:val="single" w:sz="4" w:space="0" w:color="C5CDD9"/>
-            </w:tcBorders>
-            <w:shd w:val="clear" w:color="auto" w:fill="F2F3F4"/>
-            <w:tcMar>
-              <w:top w:w="70" w:type="dxa"/>
-              <w:left w:w="100" w:type="dxa"/>
-              <w:bottom w:w="70" w:type="dxa"/>
-              <w:right w:w="100" w:type="dxa"/>
-            </w:tcMar>
-          </w:tcPr>
-          <w:p>
-            <w:pPr>
-              <w:jc w:val="right"/>
-            </w:pPr>
-            <w:r>
-              <w:rPr>
-                <w:color w:val="2D3E4A"/>
-                <w:sz w:val="18"/>
-                <w:szCs w:val="18"/>
-              </w:rPr>
-              <w:t>{{NAV_FLOW_R4_C3}}</w:t>
-            </w:r>
-          </w:p>
-        </w:tc>
-        <w:tc>
-          <w:tcPr>
-            <w:tcW w:w="2438" w:type="dxa"/>
-            <w:tcBorders>
-              <w:top w:val="single" w:sz="4" w:space="0" w:color="C5CDD9"/>
-              <w:left w:val="single" w:sz="4" w:space="0" w:color="C5CDD9"/>
-              <w:bottom w:val="single" w:sz="4" w:space="0" w:color="C5CDD9"/>
-              <w:right w:val="single" w:sz="4" w:space="0" w:color="C5CDD9"/>
-            </w:tcBorders>
-            <w:shd w:val="clear" w:color="auto" w:fill="F2F3F4"/>
-            <w:tcMar>
-              <w:top w:w="70" w:type="dxa"/>
-              <w:left w:w="100" w:type="dxa"/>
-              <w:bottom w:w="70" w:type="dxa"/>
-              <w:right w:w="100" w:type="dxa"/>
-            </w:tcMar>
-          </w:tcPr>
-          <w:p>
-            <w:pPr>
-              <w:jc w:val="right"/>
-            </w:pPr>
-            <w:r>
-              <w:rPr>
-                <w:color w:val="2D3E4A"/>
-                <w:sz w:val="18"/>
-                <w:szCs w:val="18"/>
-              </w:rPr>
-              <w:t>{{NAV_FLOW_R4_C4}}</w:t>
-            </w:r>
-          </w:p>
-        </w:tc>
-      </w:tr>
-    </w:tbl>
-    <w:p>
-      <w:pPr>
-        <w:spacing w:before="80" w:after="80"/>
-      </w:pPr>
-    </w:p>
-    <w:p>
-      <w:pPr>
-        <w:pBdr>
-          <w:bottom w:val="single" w:sz="6" w:space="1" w:color="1A7882"/>
-        </w:pBdr>
-        <w:spacing w:after="40"/>
-      </w:pPr>
-      <w:r>
-        <w:rPr>
-          <w:b/>
-          <w:bCs/>
-          <w:color w:val="2D3E4A"/>
-          <w:sz w:val="22"/>
-          <w:szCs w:val="22"/>
-        </w:rPr>
-        <w:t>5.3 Análisis de Flujos y Desempeño</w:t>
-      </w:r>
-    </w:p>
-    <w:p>
-      <w:pPr>
-        <w:spacing w:before="40" w:after="40"/>
-      </w:pPr>
-    </w:p>
-    <w:p>
-      <w:pPr>
-        <w:pBdr>
-          <w:left w:val="single" w:sz="12" w:space="2" w:color="4A6FA5"/>
-        </w:pBdr>
-        <w:shd w:val="clear" w:color="auto" w:fill="EEF0F1"/>
-        <w:spacing w:before="60" w:after="60"/>
-      </w:pPr>
-      <w:r>
-        <w:rPr>
-          <w:b/>
-          <w:bCs/>
-          <w:color w:val="2D3E4A"/>
-        </w:rPr>
-        <w:t>{{NAV_ANALYSIS}} ~~</w:t>
-      </w:r>
-      <w:r>
-        <w:rPr>
-          <w:i/>
-          <w:iCs/>
-          <w:color w:val="2D3E4A"/>
-          <w:sz w:val="18"/>
-          <w:szCs w:val="18"/>
-        </w:rPr>
-        <w:t xml:space="preserve"> — Agente 4 + Agente 5: Decrecimiento del valor del fondo (-8.94% YTD). Flujos netos de inversionistas. Clases con mayor entrada / salida. Impacto en valor unitario por clase. Rentabilidad atribuible a gestión vs. mercado. ~~</w:t>
-      </w:r>
-    </w:p>
-    <w:p>
-      <w:r>
-        <w:br w:type="page"/>
-      </w:r>
-    </w:p>
-    <w:p>
-      <w:pPr>
-        <w:shd w:val="clear" w:color="auto" w:fill="1C2B35"/>
-      </w:pPr>
-      <w:r>
-        <w:rPr>
-          <w:b/>
-          <w:bCs/>
-          <w:color w:val="FFFFFF"/>
-          <w:sz w:val="26"/>
-          <w:szCs w:val="26"/>
-        </w:rPr>
-        <w:t xml:space="preserve">  6 HALLAZGOS AUTOMÁTICOS DEL SISTEMA</w:t>
-      </w:r>
-    </w:p>
-    <w:p>
-      <w:pPr>
-        <w:shd w:val="clear" w:color="auto" w:fill="D4E0E4"/>
-        <w:spacing w:before="40" w:after="80"/>
-      </w:pPr>
-      <w:r>
-        <w:rPr>
-          <w:i/>
-          <w:iCs/>
-          <w:sz w:val="18"/>
-          <w:szCs w:val="18"/>
-        </w:rPr>
-        <w:t xml:space="preserve">  Detecciones de variaciones materiales, alertas y oportunidades — Agente 4 &amp; 6</w:t>
-      </w:r>
-    </w:p>
-    <w:p>
-      <w:pPr>
-        <w:spacing w:before="120" w:after="40"/>
-      </w:pPr>
-    </w:p>
-    <w:p>
-      <w:pPr>
-        <w:pBdr>
-          <w:bottom w:val="single" w:sz="6" w:space="1" w:color="1A7882"/>
-        </w:pBdr>
-        <w:spacing w:after="40"/>
-      </w:pPr>
-      <w:r>
-        <w:rPr>
-          <w:b/>
-          <w:bCs/>
-          <w:color w:val="2D3E4A"/>
-          <w:sz w:val="22"/>
-          <w:szCs w:val="22"/>
-        </w:rPr>
-        <w:t>6.1 Hallazgos de Alta Prioridad</w:t>
+        <w:t>.1 Hallazgos de Alta Prioridad</w:t>
       </w:r>
     </w:p>
     <w:p>
@@ -10320,6 +8196,7 @@
                 <w:lang w:val="en-US"/>
               </w:rPr>
             </w:pPr>
+            <w:proofErr w:type="spellStart"/>
             <w:r>
               <w:rPr>
                 <w:b/>
@@ -10329,16 +8206,74 @@
                 <w:szCs w:val="16"/>
                 <w:lang w:val="en-US"/>
               </w:rPr>
-              <w:t xml:space="preserve">Cuenta(s) afectada(s): </w:t>
-            </w:r>
-            <w:r>
-              <w:rPr>
-                <w:color w:val="2D3E4A"/>
+              <w:t>Cuenta</w:t>
+            </w:r>
+            <w:proofErr w:type="spellEnd"/>
+            <w:r>
+              <w:rPr>
+                <w:b/>
+                <w:bCs/>
+                <w:color w:val="5A6A73"/>
                 <w:sz w:val="16"/>
                 <w:szCs w:val="16"/>
                 <w:lang w:val="en-US"/>
               </w:rPr>
-              <w:t>{{FINDING_1_ACCOUNTS}}</w:t>
+              <w:t xml:space="preserve">(s) </w:t>
+            </w:r>
+            <w:proofErr w:type="spellStart"/>
+            <w:r>
+              <w:rPr>
+                <w:b/>
+                <w:bCs/>
+                <w:color w:val="5A6A73"/>
+                <w:sz w:val="16"/>
+                <w:szCs w:val="16"/>
+                <w:lang w:val="en-US"/>
+              </w:rPr>
+              <w:t>afectada</w:t>
+            </w:r>
+            <w:proofErr w:type="spellEnd"/>
+            <w:r>
+              <w:rPr>
+                <w:b/>
+                <w:bCs/>
+                <w:color w:val="5A6A73"/>
+                <w:sz w:val="16"/>
+                <w:szCs w:val="16"/>
+                <w:lang w:val="en-US"/>
+              </w:rPr>
+              <w:t>(s</w:t>
+            </w:r>
+            <w:proofErr w:type="gramStart"/>
+            <w:r>
+              <w:rPr>
+                <w:b/>
+                <w:bCs/>
+                <w:color w:val="5A6A73"/>
+                <w:sz w:val="16"/>
+                <w:szCs w:val="16"/>
+                <w:lang w:val="en-US"/>
+              </w:rPr>
+              <w:t xml:space="preserve">): </w:t>
+            </w:r>
+            <w:r>
+              <w:rPr>
+                <w:color w:val="2D3E4A"/>
+                <w:sz w:val="16"/>
+                <w:szCs w:val="16"/>
+                <w:lang w:val="en-US"/>
+              </w:rPr>
+              <w:t>{{</w:t>
+            </w:r>
+            <w:proofErr w:type="gramEnd"/>
+            <w:r>
+              <w:rPr>
+                <w:color w:val="2D3E4A"/>
+                <w:sz w:val="16"/>
+                <w:szCs w:val="16"/>
+                <w:lang w:val="en-US"/>
+              </w:rPr>
+              <w:t>FINDING_1_ACCOUNTS}}</w:t>
             </w:r>
             <w:r>
               <w:rPr>
@@ -10502,6 +8437,7 @@
                 <w:lang w:val="en-US"/>
               </w:rPr>
             </w:pPr>
+            <w:proofErr w:type="spellStart"/>
             <w:r>
               <w:rPr>
                 <w:b/>
@@ -10511,16 +8447,74 @@
                 <w:szCs w:val="16"/>
                 <w:lang w:val="en-US"/>
               </w:rPr>
-              <w:t xml:space="preserve">Cuenta(s) afectada(s): </w:t>
-            </w:r>
-            <w:r>
-              <w:rPr>
-                <w:color w:val="2D3E4A"/>
+              <w:t>Cuenta</w:t>
+            </w:r>
+            <w:proofErr w:type="spellEnd"/>
+            <w:r>
+              <w:rPr>
+                <w:b/>
+                <w:bCs/>
+                <w:color w:val="5A6A73"/>
                 <w:sz w:val="16"/>
                 <w:szCs w:val="16"/>
                 <w:lang w:val="en-US"/>
               </w:rPr>
-              <w:t>{{FINDING_2_ACCOUNTS}}</w:t>
+              <w:t xml:space="preserve">(s) </w:t>
+            </w:r>
+            <w:proofErr w:type="spellStart"/>
+            <w:r>
+              <w:rPr>
+                <w:b/>
+                <w:bCs/>
+                <w:color w:val="5A6A73"/>
+                <w:sz w:val="16"/>
+                <w:szCs w:val="16"/>
+                <w:lang w:val="en-US"/>
+              </w:rPr>
+              <w:t>afectada</w:t>
+            </w:r>
+            <w:proofErr w:type="spellEnd"/>
+            <w:r>
+              <w:rPr>
+                <w:b/>
+                <w:bCs/>
+                <w:color w:val="5A6A73"/>
+                <w:sz w:val="16"/>
+                <w:szCs w:val="16"/>
+                <w:lang w:val="en-US"/>
+              </w:rPr>
+              <w:t>(s</w:t>
+            </w:r>
+            <w:proofErr w:type="gramStart"/>
+            <w:r>
+              <w:rPr>
+                <w:b/>
+                <w:bCs/>
+                <w:color w:val="5A6A73"/>
+                <w:sz w:val="16"/>
+                <w:szCs w:val="16"/>
+                <w:lang w:val="en-US"/>
+              </w:rPr>
+              <w:t xml:space="preserve">): </w:t>
+            </w:r>
+            <w:r>
+              <w:rPr>
+                <w:color w:val="2D3E4A"/>
+                <w:sz w:val="16"/>
+                <w:szCs w:val="16"/>
+                <w:lang w:val="en-US"/>
+              </w:rPr>
+              <w:t>{{</w:t>
+            </w:r>
+            <w:proofErr w:type="gramEnd"/>
+            <w:r>
+              <w:rPr>
+                <w:color w:val="2D3E4A"/>
+                <w:sz w:val="16"/>
+                <w:szCs w:val="16"/>
+                <w:lang w:val="en-US"/>
+              </w:rPr>
+              <w:t>FINDING_2_ACCOUNTS}}</w:t>
             </w:r>
             <w:r>
               <w:rPr>
@@ -10569,7 +8563,17 @@
           <w:sz w:val="22"/>
           <w:szCs w:val="22"/>
         </w:rPr>
-        <w:t>6.2 Hallazgos de Riesgo Moderado</w:t>
+        <w:t>5</w:t>
+      </w:r>
+      <w:r>
+        <w:rPr>
+          <w:b/>
+          <w:bCs/>
+          <w:color w:val="2D3E4A"/>
+          <w:sz w:val="22"/>
+          <w:szCs w:val="22"/>
+        </w:rPr>
+        <w:t>.2 Hallazgos de Riesgo Moderado</w:t>
       </w:r>
     </w:p>
     <w:p>
@@ -10707,6 +8711,7 @@
                 <w:lang w:val="en-US"/>
               </w:rPr>
             </w:pPr>
+            <w:proofErr w:type="spellStart"/>
             <w:r>
               <w:rPr>
                 <w:b/>
@@ -10716,16 +8721,74 @@
                 <w:szCs w:val="16"/>
                 <w:lang w:val="en-US"/>
               </w:rPr>
-              <w:t xml:space="preserve">Cuenta(s) afectada(s): </w:t>
-            </w:r>
-            <w:r>
-              <w:rPr>
-                <w:color w:val="2D3E4A"/>
+              <w:t>Cuenta</w:t>
+            </w:r>
+            <w:proofErr w:type="spellEnd"/>
+            <w:r>
+              <w:rPr>
+                <w:b/>
+                <w:bCs/>
+                <w:color w:val="5A6A73"/>
                 <w:sz w:val="16"/>
                 <w:szCs w:val="16"/>
                 <w:lang w:val="en-US"/>
               </w:rPr>
-              <w:t>{{FINDING_3_ACCOUNTS}}</w:t>
+              <w:t xml:space="preserve">(s) </w:t>
+            </w:r>
+            <w:proofErr w:type="spellStart"/>
+            <w:r>
+              <w:rPr>
+                <w:b/>
+                <w:bCs/>
+                <w:color w:val="5A6A73"/>
+                <w:sz w:val="16"/>
+                <w:szCs w:val="16"/>
+                <w:lang w:val="en-US"/>
+              </w:rPr>
+              <w:t>afectada</w:t>
+            </w:r>
+            <w:proofErr w:type="spellEnd"/>
+            <w:r>
+              <w:rPr>
+                <w:b/>
+                <w:bCs/>
+                <w:color w:val="5A6A73"/>
+                <w:sz w:val="16"/>
+                <w:szCs w:val="16"/>
+                <w:lang w:val="en-US"/>
+              </w:rPr>
+              <w:t>(s</w:t>
+            </w:r>
+            <w:proofErr w:type="gramStart"/>
+            <w:r>
+              <w:rPr>
+                <w:b/>
+                <w:bCs/>
+                <w:color w:val="5A6A73"/>
+                <w:sz w:val="16"/>
+                <w:szCs w:val="16"/>
+                <w:lang w:val="en-US"/>
+              </w:rPr>
+              <w:t xml:space="preserve">): </w:t>
+            </w:r>
+            <w:r>
+              <w:rPr>
+                <w:color w:val="2D3E4A"/>
+                <w:sz w:val="16"/>
+                <w:szCs w:val="16"/>
+                <w:lang w:val="en-US"/>
+              </w:rPr>
+              <w:t>{{</w:t>
+            </w:r>
+            <w:proofErr w:type="gramEnd"/>
+            <w:r>
+              <w:rPr>
+                <w:color w:val="2D3E4A"/>
+                <w:sz w:val="16"/>
+                <w:szCs w:val="16"/>
+                <w:lang w:val="en-US"/>
+              </w:rPr>
+              <w:t>FINDING_3_ACCOUNTS}}</w:t>
             </w:r>
             <w:r>
               <w:rPr>
@@ -10889,6 +8952,7 @@
                 <w:lang w:val="en-US"/>
               </w:rPr>
             </w:pPr>
+            <w:proofErr w:type="spellStart"/>
             <w:r>
               <w:rPr>
                 <w:b/>
@@ -10898,7 +8962,43 @@
                 <w:szCs w:val="16"/>
                 <w:lang w:val="en-US"/>
               </w:rPr>
-              <w:t xml:space="preserve">Cuenta(s) afectada(s): </w:t>
+              <w:t>Cuenta</w:t>
+            </w:r>
+            <w:proofErr w:type="spellEnd"/>
+            <w:r>
+              <w:rPr>
+                <w:b/>
+                <w:bCs/>
+                <w:color w:val="5A6A73"/>
+                <w:sz w:val="16"/>
+                <w:szCs w:val="16"/>
+                <w:lang w:val="en-US"/>
+              </w:rPr>
+              <w:t xml:space="preserve">(s) </w:t>
+            </w:r>
+            <w:proofErr w:type="spellStart"/>
+            <w:r>
+              <w:rPr>
+                <w:b/>
+                <w:bCs/>
+                <w:color w:val="5A6A73"/>
+                <w:sz w:val="16"/>
+                <w:szCs w:val="16"/>
+                <w:lang w:val="en-US"/>
+              </w:rPr>
+              <w:t>afectada</w:t>
+            </w:r>
+            <w:proofErr w:type="spellEnd"/>
+            <w:r>
+              <w:rPr>
+                <w:b/>
+                <w:bCs/>
+                <w:color w:val="5A6A73"/>
+                <w:sz w:val="16"/>
+                <w:szCs w:val="16"/>
+                <w:lang w:val="en-US"/>
+              </w:rPr>
+              <w:t xml:space="preserve">(s): </w:t>
             </w:r>
             <w:r>
               <w:rPr>
@@ -10956,7 +9056,17 @@
           <w:sz w:val="22"/>
           <w:szCs w:val="22"/>
         </w:rPr>
-        <w:t>6.3 Hallazgos Positivos / Oportunidades</w:t>
+        <w:t>5</w:t>
+      </w:r>
+      <w:r>
+        <w:rPr>
+          <w:b/>
+          <w:bCs/>
+          <w:color w:val="2D3E4A"/>
+          <w:sz w:val="22"/>
+          <w:szCs w:val="22"/>
+        </w:rPr>
+        <w:t>.3 Hallazgos Positivos / Oportunidades</w:t>
       </w:r>
     </w:p>
     <w:p>
@@ -11094,6 +9204,7 @@
                 <w:lang w:val="en-US"/>
               </w:rPr>
             </w:pPr>
+            <w:proofErr w:type="spellStart"/>
             <w:r>
               <w:rPr>
                 <w:b/>
@@ -11103,16 +9214,74 @@
                 <w:szCs w:val="16"/>
                 <w:lang w:val="en-US"/>
               </w:rPr>
-              <w:t xml:space="preserve">Cuenta(s) afectada(s): </w:t>
-            </w:r>
-            <w:r>
-              <w:rPr>
-                <w:color w:val="2D3E4A"/>
+              <w:t>Cuenta</w:t>
+            </w:r>
+            <w:proofErr w:type="spellEnd"/>
+            <w:r>
+              <w:rPr>
+                <w:b/>
+                <w:bCs/>
+                <w:color w:val="5A6A73"/>
                 <w:sz w:val="16"/>
                 <w:szCs w:val="16"/>
                 <w:lang w:val="en-US"/>
               </w:rPr>
-              <w:t>{{FINDING_5_ACCOUNTS}}</w:t>
+              <w:t xml:space="preserve">(s) </w:t>
+            </w:r>
+            <w:proofErr w:type="spellStart"/>
+            <w:r>
+              <w:rPr>
+                <w:b/>
+                <w:bCs/>
+                <w:color w:val="5A6A73"/>
+                <w:sz w:val="16"/>
+                <w:szCs w:val="16"/>
+                <w:lang w:val="en-US"/>
+              </w:rPr>
+              <w:t>afectada</w:t>
+            </w:r>
+            <w:proofErr w:type="spellEnd"/>
+            <w:r>
+              <w:rPr>
+                <w:b/>
+                <w:bCs/>
+                <w:color w:val="5A6A73"/>
+                <w:sz w:val="16"/>
+                <w:szCs w:val="16"/>
+                <w:lang w:val="en-US"/>
+              </w:rPr>
+              <w:t>(s</w:t>
+            </w:r>
+            <w:proofErr w:type="gramStart"/>
+            <w:r>
+              <w:rPr>
+                <w:b/>
+                <w:bCs/>
+                <w:color w:val="5A6A73"/>
+                <w:sz w:val="16"/>
+                <w:szCs w:val="16"/>
+                <w:lang w:val="en-US"/>
+              </w:rPr>
+              <w:t xml:space="preserve">): </w:t>
+            </w:r>
+            <w:r>
+              <w:rPr>
+                <w:color w:val="2D3E4A"/>
+                <w:sz w:val="16"/>
+                <w:szCs w:val="16"/>
+                <w:lang w:val="en-US"/>
+              </w:rPr>
+              <w:t>{{</w:t>
+            </w:r>
+            <w:proofErr w:type="gramEnd"/>
+            <w:r>
+              <w:rPr>
+                <w:color w:val="2D3E4A"/>
+                <w:sz w:val="16"/>
+                <w:szCs w:val="16"/>
+                <w:lang w:val="en-US"/>
+              </w:rPr>
+              <w:t>FINDING_5_ACCOUNTS}}</w:t>
             </w:r>
             <w:r>
               <w:rPr>
@@ -11161,7 +9330,17 @@
           <w:sz w:val="22"/>
           <w:szCs w:val="22"/>
         </w:rPr>
-        <w:t>6.4 Hallazgos Informativos</w:t>
+        <w:t>5</w:t>
+      </w:r>
+      <w:r>
+        <w:rPr>
+          <w:b/>
+          <w:bCs/>
+          <w:color w:val="2D3E4A"/>
+          <w:sz w:val="22"/>
+          <w:szCs w:val="22"/>
+        </w:rPr>
+        <w:t>.4 Hallazgos Informativos</w:t>
       </w:r>
     </w:p>
     <w:p>
@@ -11299,6 +9478,7 @@
                 <w:lang w:val="en-US"/>
               </w:rPr>
             </w:pPr>
+            <w:proofErr w:type="spellStart"/>
             <w:r>
               <w:rPr>
                 <w:b/>
@@ -11308,16 +9488,74 @@
                 <w:szCs w:val="16"/>
                 <w:lang w:val="en-US"/>
               </w:rPr>
-              <w:t xml:space="preserve">Cuenta(s) afectada(s): </w:t>
-            </w:r>
-            <w:r>
-              <w:rPr>
-                <w:color w:val="2D3E4A"/>
+              <w:t>Cuenta</w:t>
+            </w:r>
+            <w:proofErr w:type="spellEnd"/>
+            <w:r>
+              <w:rPr>
+                <w:b/>
+                <w:bCs/>
+                <w:color w:val="5A6A73"/>
                 <w:sz w:val="16"/>
                 <w:szCs w:val="16"/>
                 <w:lang w:val="en-US"/>
               </w:rPr>
-              <w:t>{{FINDING_6_ACCOUNTS}}</w:t>
+              <w:t xml:space="preserve">(s) </w:t>
+            </w:r>
+            <w:proofErr w:type="spellStart"/>
+            <w:r>
+              <w:rPr>
+                <w:b/>
+                <w:bCs/>
+                <w:color w:val="5A6A73"/>
+                <w:sz w:val="16"/>
+                <w:szCs w:val="16"/>
+                <w:lang w:val="en-US"/>
+              </w:rPr>
+              <w:t>afectada</w:t>
+            </w:r>
+            <w:proofErr w:type="spellEnd"/>
+            <w:r>
+              <w:rPr>
+                <w:b/>
+                <w:bCs/>
+                <w:color w:val="5A6A73"/>
+                <w:sz w:val="16"/>
+                <w:szCs w:val="16"/>
+                <w:lang w:val="en-US"/>
+              </w:rPr>
+              <w:t>(s</w:t>
+            </w:r>
+            <w:proofErr w:type="gramStart"/>
+            <w:r>
+              <w:rPr>
+                <w:b/>
+                <w:bCs/>
+                <w:color w:val="5A6A73"/>
+                <w:sz w:val="16"/>
+                <w:szCs w:val="16"/>
+                <w:lang w:val="en-US"/>
+              </w:rPr>
+              <w:t xml:space="preserve">): </w:t>
+            </w:r>
+            <w:r>
+              <w:rPr>
+                <w:color w:val="2D3E4A"/>
+                <w:sz w:val="16"/>
+                <w:szCs w:val="16"/>
+                <w:lang w:val="en-US"/>
+              </w:rPr>
+              <w:t>{{</w:t>
+            </w:r>
+            <w:proofErr w:type="gramEnd"/>
+            <w:r>
+              <w:rPr>
+                <w:color w:val="2D3E4A"/>
+                <w:sz w:val="16"/>
+                <w:szCs w:val="16"/>
+                <w:lang w:val="en-US"/>
+              </w:rPr>
+              <w:t>FINDING_6_ACCOUNTS}}</w:t>
             </w:r>
             <w:r>
               <w:rPr>
@@ -11481,6 +9719,7 @@
                 <w:lang w:val="en-US"/>
               </w:rPr>
             </w:pPr>
+            <w:proofErr w:type="spellStart"/>
             <w:r>
               <w:rPr>
                 <w:b/>
@@ -11490,17 +9729,9 @@
                 <w:szCs w:val="16"/>
                 <w:lang w:val="en-US"/>
               </w:rPr>
-              <w:t xml:space="preserve">Cuenta(s) afectada(s): </w:t>
-            </w:r>
-            <w:r>
-              <w:rPr>
-                <w:color w:val="2D3E4A"/>
-                <w:sz w:val="16"/>
-                <w:szCs w:val="16"/>
-                <w:lang w:val="en-US"/>
-              </w:rPr>
-              <w:t>{{FINDING_7_ACCOUNTS}}</w:t>
-            </w:r>
+              <w:t>Cuenta</w:t>
+            </w:r>
+            <w:proofErr w:type="spellEnd"/>
             <w:r>
               <w:rPr>
                 <w:b/>
@@ -11510,6 +9741,72 @@
                 <w:szCs w:val="16"/>
                 <w:lang w:val="en-US"/>
               </w:rPr>
+              <w:t xml:space="preserve">(s) </w:t>
+            </w:r>
+            <w:proofErr w:type="spellStart"/>
+            <w:r>
+              <w:rPr>
+                <w:b/>
+                <w:bCs/>
+                <w:color w:val="5A6A73"/>
+                <w:sz w:val="16"/>
+                <w:szCs w:val="16"/>
+                <w:lang w:val="en-US"/>
+              </w:rPr>
+              <w:t>afectada</w:t>
+            </w:r>
+            <w:proofErr w:type="spellEnd"/>
+            <w:r>
+              <w:rPr>
+                <w:b/>
+                <w:bCs/>
+                <w:color w:val="5A6A73"/>
+                <w:sz w:val="16"/>
+                <w:szCs w:val="16"/>
+                <w:lang w:val="en-US"/>
+              </w:rPr>
+              <w:t>(s</w:t>
+            </w:r>
+            <w:proofErr w:type="gramStart"/>
+            <w:r>
+              <w:rPr>
+                <w:b/>
+                <w:bCs/>
+                <w:color w:val="5A6A73"/>
+                <w:sz w:val="16"/>
+                <w:szCs w:val="16"/>
+                <w:lang w:val="en-US"/>
+              </w:rPr>
+              <w:t xml:space="preserve">): </w:t>
+            </w:r>
+            <w:r>
+              <w:rPr>
+                <w:color w:val="2D3E4A"/>
+                <w:sz w:val="16"/>
+                <w:szCs w:val="16"/>
+                <w:lang w:val="en-US"/>
+              </w:rPr>
+              <w:t>{{</w:t>
+            </w:r>
+            <w:proofErr w:type="gramEnd"/>
+            <w:r>
+              <w:rPr>
+                <w:color w:val="2D3E4A"/>
+                <w:sz w:val="16"/>
+                <w:szCs w:val="16"/>
+                <w:lang w:val="en-US"/>
+              </w:rPr>
+              <w:t>FINDING_7_ACCOUNTS}}</w:t>
+            </w:r>
+            <w:r>
+              <w:rPr>
+                <w:b/>
+                <w:bCs/>
+                <w:color w:val="5A6A73"/>
+                <w:sz w:val="16"/>
+                <w:szCs w:val="16"/>
+                <w:lang w:val="en-US"/>
+              </w:rPr>
               <w:t xml:space="preserve"> |   Impacto: </w:t>
             </w:r>
             <w:r>
@@ -11559,6 +9856,7 @@
           <w:szCs w:val="26"/>
           <w:lang w:val="en-US"/>
         </w:rPr>
+        <w:lastRenderedPageBreak/>
         <w:t xml:space="preserve">  </w:t>
       </w:r>
       <w:r>
@@ -11569,7 +9867,17 @@
           <w:sz w:val="26"/>
           <w:szCs w:val="26"/>
         </w:rPr>
-        <w:t>7 ANÁLISIS NIIF Y BORRADOR DE NOTAS CONTABLES</w:t>
+        <w:t>6</w:t>
+      </w:r>
+      <w:r>
+        <w:rPr>
+          <w:b/>
+          <w:bCs/>
+          <w:color w:val="FFFFFF"/>
+          <w:sz w:val="26"/>
+          <w:szCs w:val="26"/>
+        </w:rPr>
+        <w:t xml:space="preserve"> ANÁLISIS NIIF Y BORRADOR DE NOTAS CONTABLES</w:t>
       </w:r>
     </w:p>
     <w:p>
@@ -11607,8 +9915,30 @@
           <w:sz w:val="22"/>
           <w:szCs w:val="22"/>
         </w:rPr>
-        <w:t>7.1 Cumplimiento NIC 34 — Checklist</w:t>
-      </w:r>
+        <w:t>6</w:t>
+      </w:r>
+      <w:r>
+        <w:rPr>
+          <w:b/>
+          <w:bCs/>
+          <w:color w:val="2D3E4A"/>
+          <w:sz w:val="22"/>
+          <w:szCs w:val="22"/>
+        </w:rPr>
+        <w:t xml:space="preserve">.1 Cumplimiento NIC 34 — </w:t>
+      </w:r>
+      <w:proofErr w:type="spellStart"/>
+      <w:r>
+        <w:rPr>
+          <w:b/>
+          <w:bCs/>
+          <w:color w:val="2D3E4A"/>
+          <w:sz w:val="22"/>
+          <w:szCs w:val="22"/>
+        </w:rPr>
+        <w:t>Checklist</w:t>
+      </w:r>
+      <w:proofErr w:type="spellEnd"/>
     </w:p>
     <w:p>
       <w:pPr>
@@ -12784,7 +11114,277 @@
           <w:sz w:val="22"/>
           <w:szCs w:val="22"/>
         </w:rPr>
-        <w:t>7.2 Borrador de Notas Explicativas</w:t>
+        <w:t>6</w:t>
+      </w:r>
+      <w:r>
+        <w:rPr>
+          <w:b/>
+          <w:bCs/>
+          <w:color w:val="2D3E4A"/>
+          <w:sz w:val="22"/>
+          <w:szCs w:val="22"/>
+        </w:rPr>
+        <w:t>.2 Borrador de Notas Explicativas</w:t>
+      </w:r>
+    </w:p>
+    <w:p>
+      <w:pPr>
+        <w:spacing w:before="40" w:after="40"/>
+      </w:pPr>
+    </w:p>
+    <w:p>
+      <w:pPr>
+        <w:pBdr>
+          <w:left w:val="single" w:sz="12" w:space="2" w:color="4A6FA5"/>
+        </w:pBdr>
+        <w:shd w:val="clear" w:color="auto" w:fill="EEF0F1"/>
+        <w:spacing w:before="60" w:after="60"/>
+        <w:jc w:val="both"/>
+      </w:pPr>
+      <w:r>
+        <w:rPr>
+          <w:color w:val="2D3E4A"/>
+        </w:rPr>
+        <w:t>{{NOTE_BASES}} ~~</w:t>
+      </w:r>
+      <w:r>
+        <w:rPr>
+          <w:i/>
+          <w:iCs/>
+          <w:color w:val="2D3E4A"/>
+          <w:sz w:val="18"/>
+          <w:szCs w:val="18"/>
+        </w:rPr>
+        <w:t xml:space="preserve"> — NOTA 2 — BASES DE PREPARACIÓN: Borrador generado por Agente 3 + Agente 5. Políticas contables aplicadas, cambios respecto al período anterior, supuestos críticos. ~~</w:t>
+      </w:r>
+    </w:p>
+    <w:p>
+      <w:pPr>
+        <w:pBdr>
+          <w:left w:val="single" w:sz="12" w:space="2" w:color="4A6FA5"/>
+        </w:pBdr>
+        <w:shd w:val="clear" w:color="auto" w:fill="EEF0F1"/>
+        <w:spacing w:before="60" w:after="60"/>
+        <w:jc w:val="both"/>
+      </w:pPr>
+      <w:r>
+        <w:rPr>
+          <w:color w:val="2D3E4A"/>
+        </w:rPr>
+        <w:t>{{NOTE_FV}} ~~</w:t>
+      </w:r>
+      <w:r>
+        <w:rPr>
+          <w:i/>
+          <w:iCs/>
+          <w:color w:val="2D3E4A"/>
+          <w:sz w:val="18"/>
+          <w:szCs w:val="18"/>
+        </w:rPr>
+        <w:t xml:space="preserve"> — NOTA 3 — VALOR RAZONABLE: Técnicas de valoración, jerarquía de niveles, movimientos entre </w:t>
+      </w:r>
+      <w:proofErr w:type="gramStart"/>
+      <w:r>
+        <w:rPr>
+          <w:i/>
+          <w:iCs/>
+          <w:color w:val="2D3E4A"/>
+          <w:sz w:val="18"/>
+          <w:szCs w:val="18"/>
+        </w:rPr>
+        <w:t>niveles.~</w:t>
+      </w:r>
+      <w:proofErr w:type="gramEnd"/>
+      <w:r>
+        <w:rPr>
+          <w:i/>
+          <w:iCs/>
+          <w:color w:val="2D3E4A"/>
+          <w:sz w:val="18"/>
+          <w:szCs w:val="18"/>
+        </w:rPr>
+        <w:t>~</w:t>
+      </w:r>
+    </w:p>
+    <w:p>
+      <w:pPr>
+        <w:pBdr>
+          <w:left w:val="single" w:sz="12" w:space="2" w:color="4A6FA5"/>
+        </w:pBdr>
+        <w:shd w:val="clear" w:color="auto" w:fill="EEF0F1"/>
+        <w:spacing w:before="60" w:after="60"/>
+        <w:jc w:val="both"/>
+      </w:pPr>
+      <w:r>
+        <w:rPr>
+          <w:color w:val="2D3E4A"/>
+        </w:rPr>
+        <w:t>{{NOTE_RELATED_PARTIES}} ~~</w:t>
+      </w:r>
+      <w:r>
+        <w:rPr>
+          <w:i/>
+          <w:iCs/>
+          <w:color w:val="2D3E4A"/>
+          <w:sz w:val="18"/>
+          <w:szCs w:val="18"/>
+        </w:rPr>
+        <w:t xml:space="preserve"> — NOTA 4 — PARTES RELACIONADAS: Transacciones con la Sociedad Administradora. Comisiones de administración pagadas/causadas. ~~</w:t>
+      </w:r>
+    </w:p>
+    <w:p>
+      <w:pPr>
+        <w:pBdr>
+          <w:left w:val="single" w:sz="12" w:space="2" w:color="4A6FA5"/>
+        </w:pBdr>
+        <w:shd w:val="clear" w:color="auto" w:fill="EEF0F1"/>
+        <w:spacing w:before="60" w:after="60"/>
+        <w:jc w:val="both"/>
+      </w:pPr>
+      <w:r>
+        <w:rPr>
+          <w:color w:val="2D3E4A"/>
+        </w:rPr>
+        <w:t>{{NOTE_RISKS}} ~~</w:t>
+      </w:r>
+      <w:r>
+        <w:rPr>
+          <w:i/>
+          <w:iCs/>
+          <w:color w:val="2D3E4A"/>
+          <w:sz w:val="18"/>
+          <w:szCs w:val="18"/>
+        </w:rPr>
+        <w:t xml:space="preserve"> — NOTA 12 — POLÍTICA GENERAL DE RIESGOS: Riesgo de mercado, liquidez, crédito. </w:t>
+      </w:r>
+      <w:proofErr w:type="spellStart"/>
+      <w:r>
+        <w:rPr>
+          <w:i/>
+          <w:iCs/>
+          <w:color w:val="2D3E4A"/>
+          <w:sz w:val="18"/>
+          <w:szCs w:val="18"/>
+        </w:rPr>
+        <w:t>VeR</w:t>
+      </w:r>
+      <w:proofErr w:type="spellEnd"/>
+      <w:r>
+        <w:rPr>
+          <w:i/>
+          <w:iCs/>
+          <w:color w:val="2D3E4A"/>
+          <w:sz w:val="18"/>
+          <w:szCs w:val="18"/>
+        </w:rPr>
+        <w:t xml:space="preserve"> regulatorio y modelo interno. Riesgo ASG. ~~</w:t>
+      </w:r>
+    </w:p>
+    <w:p/>
+    <w:p>
+      <w:pPr>
+        <w:shd w:val="clear" w:color="auto" w:fill="1C2B35"/>
+      </w:pPr>
+      <w:r>
+        <w:rPr>
+          <w:b/>
+          <w:bCs/>
+          <w:color w:val="FFFFFF"/>
+          <w:sz w:val="26"/>
+          <w:szCs w:val="26"/>
+        </w:rPr>
+        <w:t xml:space="preserve">  </w:t>
+      </w:r>
+      <w:r>
+        <w:rPr>
+          <w:b/>
+          <w:bCs/>
+          <w:color w:val="FFFFFF"/>
+          <w:sz w:val="26"/>
+          <w:szCs w:val="26"/>
+        </w:rPr>
+        <w:t>7</w:t>
+      </w:r>
+      <w:r>
+        <w:rPr>
+          <w:b/>
+          <w:bCs/>
+          <w:color w:val="FFFFFF"/>
+          <w:sz w:val="26"/>
+          <w:szCs w:val="26"/>
+        </w:rPr>
+        <w:t xml:space="preserve"> POLÍTICA GENERAL DE RIESGOS</w:t>
+      </w:r>
+    </w:p>
+    <w:p>
+      <w:pPr>
+        <w:shd w:val="clear" w:color="auto" w:fill="D4E0E4"/>
+        <w:spacing w:before="40" w:after="80"/>
+      </w:pPr>
+      <w:r>
+        <w:rPr>
+          <w:i/>
+          <w:iCs/>
+          <w:sz w:val="18"/>
+          <w:szCs w:val="18"/>
+        </w:rPr>
+        <w:t xml:space="preserve">  Exposición de mercado, liquidez, crédito y ASG — Nota 12</w:t>
+      </w:r>
+    </w:p>
+    <w:p>
+      <w:pPr>
+        <w:pBdr>
+          <w:bottom w:val="single" w:sz="6" w:space="1" w:color="1A7882"/>
+        </w:pBdr>
+        <w:spacing w:after="40"/>
+      </w:pPr>
+    </w:p>
+    <w:p>
+      <w:pPr>
+        <w:pBdr>
+          <w:bottom w:val="single" w:sz="6" w:space="1" w:color="1A7882"/>
+        </w:pBdr>
+        <w:spacing w:after="40"/>
+      </w:pPr>
+      <w:r>
+        <w:rPr>
+          <w:b/>
+          <w:bCs/>
+          <w:color w:val="2D3E4A"/>
+          <w:sz w:val="22"/>
+          <w:szCs w:val="22"/>
+        </w:rPr>
+        <w:t>7</w:t>
+      </w:r>
+      <w:r>
+        <w:rPr>
+          <w:b/>
+          <w:bCs/>
+          <w:color w:val="2D3E4A"/>
+          <w:sz w:val="22"/>
+          <w:szCs w:val="22"/>
+        </w:rPr>
+        <w:t>.</w:t>
+      </w:r>
+      <w:r>
+        <w:rPr>
+          <w:b/>
+          <w:bCs/>
+          <w:color w:val="2D3E4A"/>
+          <w:sz w:val="22"/>
+          <w:szCs w:val="22"/>
+        </w:rPr>
+        <w:t>1</w:t>
+      </w:r>
+      <w:r>
+        <w:rPr>
+          <w:b/>
+          <w:bCs/>
+          <w:color w:val="2D3E4A"/>
+          <w:sz w:val="22"/>
+          <w:szCs w:val="22"/>
+        </w:rPr>
+        <w:t xml:space="preserve"> Riesgo de Liquidez — IRL</w:t>
       </w:r>
     </w:p>
     <w:p>
@@ -12806,7 +11406,7 @@
           <w:bCs/>
           <w:color w:val="2D3E4A"/>
         </w:rPr>
-        <w:t>{{NOTE_BASES}} ~~</w:t>
+        <w:t>{{LIQUIDITY_ANALYSIS}} ~~</w:t>
       </w:r>
       <w:r>
         <w:rPr>
@@ -12816,88 +11416,7 @@
           <w:sz w:val="18"/>
           <w:szCs w:val="18"/>
         </w:rPr>
-        <w:t xml:space="preserve"> — NOTA 2 — BASES DE PREPARACIÓN: Borrador generado por Agente 3 + Agente 5. Políticas contables aplicadas, cambios respecto al período anterior, supuestos críticos. ~~</w:t>
-      </w:r>
-    </w:p>
-    <w:p>
-      <w:pPr>
-        <w:pBdr>
-          <w:left w:val="single" w:sz="12" w:space="2" w:color="4A6FA5"/>
-        </w:pBdr>
-        <w:shd w:val="clear" w:color="auto" w:fill="EEF0F1"/>
-        <w:spacing w:before="60" w:after="60"/>
-      </w:pPr>
-      <w:r>
-        <w:rPr>
-          <w:b/>
-          <w:bCs/>
-          <w:color w:val="2D3E4A"/>
-        </w:rPr>
-        <w:t>{{NOTE_FV}} ~~</w:t>
-      </w:r>
-      <w:r>
-        <w:rPr>
-          <w:i/>
-          <w:iCs/>
-          <w:color w:val="2D3E4A"/>
-          <w:sz w:val="18"/>
-          <w:szCs w:val="18"/>
-        </w:rPr>
-        <w:t xml:space="preserve"> — NOTA 3 — VALOR RAZONABLE: Técnicas de valoración, jerarquía de niveles, movimientos entre niveles.~~</w:t>
-      </w:r>
-    </w:p>
-    <w:p>
-      <w:pPr>
-        <w:pBdr>
-          <w:left w:val="single" w:sz="12" w:space="2" w:color="4A6FA5"/>
-        </w:pBdr>
-        <w:shd w:val="clear" w:color="auto" w:fill="EEF0F1"/>
-        <w:spacing w:before="60" w:after="60"/>
-      </w:pPr>
-      <w:r>
-        <w:rPr>
-          <w:b/>
-          <w:bCs/>
-          <w:color w:val="2D3E4A"/>
-        </w:rPr>
-        <w:t>{{NOTE_RELATED_PARTIES}} ~~</w:t>
-      </w:r>
-      <w:r>
-        <w:rPr>
-          <w:i/>
-          <w:iCs/>
-          <w:color w:val="2D3E4A"/>
-          <w:sz w:val="18"/>
-          <w:szCs w:val="18"/>
-        </w:rPr>
-        <w:t xml:space="preserve"> — NOTA 4 — PARTES RELACIONADAS: Transacciones con la Sociedad Administradora. Comisiones de administración pagadas/causadas. ~~</w:t>
-      </w:r>
-    </w:p>
-    <w:p>
-      <w:pPr>
-        <w:pBdr>
-          <w:left w:val="single" w:sz="12" w:space="2" w:color="4A6FA5"/>
-        </w:pBdr>
-        <w:shd w:val="clear" w:color="auto" w:fill="EEF0F1"/>
-        <w:spacing w:before="60" w:after="60"/>
-      </w:pPr>
-      <w:r>
-        <w:rPr>
-          <w:b/>
-          <w:bCs/>
-          <w:color w:val="2D3E4A"/>
-        </w:rPr>
-        <w:t>{{NOTE_RISKS}} ~~</w:t>
-      </w:r>
-      <w:r>
-        <w:rPr>
-          <w:i/>
-          <w:iCs/>
-          <w:color w:val="2D3E4A"/>
-          <w:sz w:val="18"/>
-          <w:szCs w:val="18"/>
-        </w:rPr>
-        <w:t xml:space="preserve"> — NOTA 12 — POLÍTICA GENERAL DE RIESGOS: Riesgo de mercado, liquidez, crédito. VeR regulatorio y modelo interno. Riesgo ASG. ~~</w:t>
+        <w:t xml:space="preserve"> — Agente 4: IRL al cierre del período. Banda temporal de 1 semana. Cumplimiento de límites. Flujos de entrada/salida proyectados. ~~</w:t>
       </w:r>
     </w:p>
     <w:p>
@@ -12920,7 +11439,37 @@
           <w:sz w:val="22"/>
           <w:szCs w:val="22"/>
         </w:rPr>
-        <w:t>7.3 Materialidad — Umbrales Aplicados</w:t>
+        <w:t>7</w:t>
+      </w:r>
+      <w:r>
+        <w:rPr>
+          <w:b/>
+          <w:bCs/>
+          <w:color w:val="2D3E4A"/>
+          <w:sz w:val="22"/>
+          <w:szCs w:val="22"/>
+        </w:rPr>
+        <w:t>.</w:t>
+      </w:r>
+      <w:r>
+        <w:rPr>
+          <w:b/>
+          <w:bCs/>
+          <w:color w:val="2D3E4A"/>
+          <w:sz w:val="22"/>
+          <w:szCs w:val="22"/>
+        </w:rPr>
+        <w:t>2</w:t>
+      </w:r>
+      <w:r>
+        <w:rPr>
+          <w:b/>
+          <w:bCs/>
+          <w:color w:val="2D3E4A"/>
+          <w:sz w:val="22"/>
+          <w:szCs w:val="22"/>
+        </w:rPr>
+        <w:t xml:space="preserve"> Riesgo ASG</w:t>
       </w:r>
     </w:p>
     <w:p>
@@ -12928,669 +11477,31 @@
         <w:spacing w:before="40" w:after="40"/>
       </w:pPr>
     </w:p>
-    <w:tbl>
-      <w:tblPr>
-        <w:tblW w:w="9638" w:type="dxa"/>
-        <w:tblBorders>
-          <w:top w:val="single" w:sz="4" w:space="0" w:color="auto"/>
-          <w:left w:val="single" w:sz="4" w:space="0" w:color="auto"/>
-          <w:bottom w:val="single" w:sz="4" w:space="0" w:color="auto"/>
-          <w:right w:val="single" w:sz="4" w:space="0" w:color="auto"/>
-          <w:insideH w:val="single" w:sz="4" w:space="0" w:color="auto"/>
-          <w:insideV w:val="single" w:sz="4" w:space="0" w:color="auto"/>
-        </w:tblBorders>
-        <w:tblCellMar>
-          <w:left w:w="10" w:type="dxa"/>
-          <w:right w:w="10" w:type="dxa"/>
-        </w:tblCellMar>
-        <w:tblLook w:val="04A0" w:firstRow="1" w:lastRow="0" w:firstColumn="1" w:lastColumn="0" w:noHBand="0" w:noVBand="1"/>
-      </w:tblPr>
-      <w:tblGrid>
-        <w:gridCol w:w="2489"/>
-        <w:gridCol w:w="2282"/>
-        <w:gridCol w:w="2282"/>
-        <w:gridCol w:w="2585"/>
-      </w:tblGrid>
-      <w:tr>
-        <w:trPr>
-          <w:tblHeader/>
-        </w:trPr>
-        <w:tc>
-          <w:tcPr>
-            <w:tcW w:w="2800" w:type="dxa"/>
-            <w:tcBorders>
-              <w:top w:val="single" w:sz="4" w:space="0" w:color="2D3E4A"/>
-              <w:left w:val="single" w:sz="4" w:space="0" w:color="2D3E4A"/>
-              <w:bottom w:val="single" w:sz="4" w:space="0" w:color="2D3E4A"/>
-              <w:right w:val="single" w:sz="4" w:space="0" w:color="2D3E4A"/>
-            </w:tcBorders>
-            <w:shd w:val="clear" w:color="auto" w:fill="1C2B35"/>
-            <w:tcMar>
-              <w:top w:w="80" w:type="dxa"/>
-              <w:left w:w="100" w:type="dxa"/>
-              <w:bottom w:w="80" w:type="dxa"/>
-              <w:right w:w="100" w:type="dxa"/>
-            </w:tcMar>
-            <w:vAlign w:val="center"/>
-          </w:tcPr>
-          <w:p>
-            <w:pPr>
-              <w:jc w:val="center"/>
-            </w:pPr>
-            <w:r>
-              <w:rPr>
-                <w:b/>
-                <w:bCs/>
-                <w:color w:val="FFFFFF"/>
-                <w:sz w:val="18"/>
-                <w:szCs w:val="18"/>
-              </w:rPr>
-              <w:t>Base de Cálculo</w:t>
-            </w:r>
-          </w:p>
-        </w:tc>
-        <w:tc>
-          <w:tcPr>
-            <w:tcW w:w="2000" w:type="dxa"/>
-            <w:tcBorders>
-              <w:top w:val="single" w:sz="4" w:space="0" w:color="2D3E4A"/>
-              <w:left w:val="single" w:sz="4" w:space="0" w:color="2D3E4A"/>
-              <w:bottom w:val="single" w:sz="4" w:space="0" w:color="2D3E4A"/>
-              <w:right w:val="single" w:sz="4" w:space="0" w:color="2D3E4A"/>
-            </w:tcBorders>
-            <w:shd w:val="clear" w:color="auto" w:fill="1C2B35"/>
-            <w:tcMar>
-              <w:top w:w="80" w:type="dxa"/>
-              <w:left w:w="100" w:type="dxa"/>
-              <w:bottom w:w="80" w:type="dxa"/>
-              <w:right w:w="100" w:type="dxa"/>
-            </w:tcMar>
-            <w:vAlign w:val="center"/>
-          </w:tcPr>
-          <w:p>
-            <w:pPr>
-              <w:jc w:val="center"/>
-            </w:pPr>
-            <w:r>
-              <w:rPr>
-                <w:b/>
-                <w:bCs/>
-                <w:color w:val="FFFFFF"/>
-                <w:sz w:val="18"/>
-                <w:szCs w:val="18"/>
-              </w:rPr>
-              <w:t>Valor (COP MM)</w:t>
-            </w:r>
-          </w:p>
-        </w:tc>
-        <w:tc>
-          <w:tcPr>
-            <w:tcW w:w="1800" w:type="dxa"/>
-            <w:tcBorders>
-              <w:top w:val="single" w:sz="4" w:space="0" w:color="2D3E4A"/>
-              <w:left w:val="single" w:sz="4" w:space="0" w:color="2D3E4A"/>
-              <w:bottom w:val="single" w:sz="4" w:space="0" w:color="2D3E4A"/>
-              <w:right w:val="single" w:sz="4" w:space="0" w:color="2D3E4A"/>
-            </w:tcBorders>
-            <w:shd w:val="clear" w:color="auto" w:fill="1C2B35"/>
-            <w:tcMar>
-              <w:top w:w="80" w:type="dxa"/>
-              <w:left w:w="100" w:type="dxa"/>
-              <w:bottom w:w="80" w:type="dxa"/>
-              <w:right w:w="100" w:type="dxa"/>
-            </w:tcMar>
-            <w:vAlign w:val="center"/>
-          </w:tcPr>
-          <w:p>
-            <w:pPr>
-              <w:jc w:val="center"/>
-            </w:pPr>
-            <w:r>
-              <w:rPr>
-                <w:b/>
-                <w:bCs/>
-                <w:color w:val="FFFFFF"/>
-                <w:sz w:val="18"/>
-                <w:szCs w:val="18"/>
-              </w:rPr>
-              <w:t>Umbral 5%</w:t>
-            </w:r>
-          </w:p>
-        </w:tc>
-        <w:tc>
-          <w:tcPr>
-            <w:tcW w:w="3038" w:type="dxa"/>
-            <w:tcBorders>
-              <w:top w:val="single" w:sz="4" w:space="0" w:color="2D3E4A"/>
-              <w:left w:val="single" w:sz="4" w:space="0" w:color="2D3E4A"/>
-              <w:bottom w:val="single" w:sz="4" w:space="0" w:color="2D3E4A"/>
-              <w:right w:val="single" w:sz="4" w:space="0" w:color="2D3E4A"/>
-            </w:tcBorders>
-            <w:shd w:val="clear" w:color="auto" w:fill="1C2B35"/>
-            <w:tcMar>
-              <w:top w:w="80" w:type="dxa"/>
-              <w:left w:w="100" w:type="dxa"/>
-              <w:bottom w:w="80" w:type="dxa"/>
-              <w:right w:w="100" w:type="dxa"/>
-            </w:tcMar>
-            <w:vAlign w:val="center"/>
-          </w:tcPr>
-          <w:p>
-            <w:pPr>
-              <w:jc w:val="center"/>
-            </w:pPr>
-            <w:r>
-              <w:rPr>
-                <w:b/>
-                <w:bCs/>
-                <w:color w:val="FFFFFF"/>
-                <w:sz w:val="18"/>
-                <w:szCs w:val="18"/>
-              </w:rPr>
-              <w:t>Rubros que Superan Umbral</w:t>
-            </w:r>
-          </w:p>
-        </w:tc>
-      </w:tr>
-      <w:tr>
-        <w:tc>
-          <w:tcPr>
-            <w:tcW w:w="2800" w:type="dxa"/>
-            <w:tcBorders>
-              <w:top w:val="single" w:sz="4" w:space="0" w:color="C5CDD9"/>
-              <w:left w:val="single" w:sz="4" w:space="0" w:color="C5CDD9"/>
-              <w:bottom w:val="single" w:sz="4" w:space="0" w:color="C5CDD9"/>
-              <w:right w:val="single" w:sz="4" w:space="0" w:color="C5CDD9"/>
-            </w:tcBorders>
-            <w:shd w:val="clear" w:color="auto" w:fill="FFFFFF"/>
-            <w:tcMar>
-              <w:top w:w="70" w:type="dxa"/>
-              <w:left w:w="100" w:type="dxa"/>
-              <w:bottom w:w="70" w:type="dxa"/>
-              <w:right w:w="100" w:type="dxa"/>
-            </w:tcMar>
-          </w:tcPr>
-          <w:p>
-            <w:r>
-              <w:rPr>
-                <w:color w:val="2D3E4A"/>
-                <w:sz w:val="18"/>
-                <w:szCs w:val="18"/>
-              </w:rPr>
-              <w:t>{{MATERIALITY_R1_C1}}</w:t>
-            </w:r>
-          </w:p>
-        </w:tc>
-        <w:tc>
-          <w:tcPr>
-            <w:tcW w:w="2000" w:type="dxa"/>
-            <w:tcBorders>
-              <w:top w:val="single" w:sz="4" w:space="0" w:color="C5CDD9"/>
-              <w:left w:val="single" w:sz="4" w:space="0" w:color="C5CDD9"/>
-              <w:bottom w:val="single" w:sz="4" w:space="0" w:color="C5CDD9"/>
-              <w:right w:val="single" w:sz="4" w:space="0" w:color="C5CDD9"/>
-            </w:tcBorders>
-            <w:shd w:val="clear" w:color="auto" w:fill="FFFFFF"/>
-            <w:tcMar>
-              <w:top w:w="70" w:type="dxa"/>
-              <w:left w:w="100" w:type="dxa"/>
-              <w:bottom w:w="70" w:type="dxa"/>
-              <w:right w:w="100" w:type="dxa"/>
-            </w:tcMar>
-          </w:tcPr>
-          <w:p>
-            <w:pPr>
-              <w:jc w:val="right"/>
-            </w:pPr>
-            <w:r>
-              <w:rPr>
-                <w:color w:val="2D3E4A"/>
-                <w:sz w:val="18"/>
-                <w:szCs w:val="18"/>
-              </w:rPr>
-              <w:t>{{MATERIALITY_R1_C2}}</w:t>
-            </w:r>
-          </w:p>
-        </w:tc>
-        <w:tc>
-          <w:tcPr>
-            <w:tcW w:w="1800" w:type="dxa"/>
-            <w:tcBorders>
-              <w:top w:val="single" w:sz="4" w:space="0" w:color="C5CDD9"/>
-              <w:left w:val="single" w:sz="4" w:space="0" w:color="C5CDD9"/>
-              <w:bottom w:val="single" w:sz="4" w:space="0" w:color="C5CDD9"/>
-              <w:right w:val="single" w:sz="4" w:space="0" w:color="C5CDD9"/>
-            </w:tcBorders>
-            <w:shd w:val="clear" w:color="auto" w:fill="FFFFFF"/>
-            <w:tcMar>
-              <w:top w:w="70" w:type="dxa"/>
-              <w:left w:w="100" w:type="dxa"/>
-              <w:bottom w:w="70" w:type="dxa"/>
-              <w:right w:w="100" w:type="dxa"/>
-            </w:tcMar>
-          </w:tcPr>
-          <w:p>
-            <w:pPr>
-              <w:jc w:val="right"/>
-            </w:pPr>
-            <w:r>
-              <w:rPr>
-                <w:color w:val="2D3E4A"/>
-                <w:sz w:val="18"/>
-                <w:szCs w:val="18"/>
-              </w:rPr>
-              <w:t>{{MATERIALITY_R1_C3}}</w:t>
-            </w:r>
-          </w:p>
-        </w:tc>
-        <w:tc>
-          <w:tcPr>
-            <w:tcW w:w="3038" w:type="dxa"/>
-            <w:tcBorders>
-              <w:top w:val="single" w:sz="4" w:space="0" w:color="C5CDD9"/>
-              <w:left w:val="single" w:sz="4" w:space="0" w:color="C5CDD9"/>
-              <w:bottom w:val="single" w:sz="4" w:space="0" w:color="C5CDD9"/>
-              <w:right w:val="single" w:sz="4" w:space="0" w:color="C5CDD9"/>
-            </w:tcBorders>
-            <w:shd w:val="clear" w:color="auto" w:fill="FFFFFF"/>
-            <w:tcMar>
-              <w:top w:w="70" w:type="dxa"/>
-              <w:left w:w="100" w:type="dxa"/>
-              <w:bottom w:w="70" w:type="dxa"/>
-              <w:right w:w="100" w:type="dxa"/>
-            </w:tcMar>
-          </w:tcPr>
-          <w:p>
-            <w:pPr>
-              <w:jc w:val="right"/>
-            </w:pPr>
-            <w:r>
-              <w:rPr>
-                <w:color w:val="2D3E4A"/>
-                <w:sz w:val="18"/>
-                <w:szCs w:val="18"/>
-              </w:rPr>
-              <w:t>{{MATERIALITY_R1_C4}}</w:t>
-            </w:r>
-          </w:p>
-        </w:tc>
-      </w:tr>
-      <w:tr>
-        <w:tc>
-          <w:tcPr>
-            <w:tcW w:w="2800" w:type="dxa"/>
-            <w:tcBorders>
-              <w:top w:val="single" w:sz="4" w:space="0" w:color="C5CDD9"/>
-              <w:left w:val="single" w:sz="4" w:space="0" w:color="C5CDD9"/>
-              <w:bottom w:val="single" w:sz="4" w:space="0" w:color="C5CDD9"/>
-              <w:right w:val="single" w:sz="4" w:space="0" w:color="C5CDD9"/>
-            </w:tcBorders>
-            <w:shd w:val="clear" w:color="auto" w:fill="F2F3F4"/>
-            <w:tcMar>
-              <w:top w:w="70" w:type="dxa"/>
-              <w:left w:w="100" w:type="dxa"/>
-              <w:bottom w:w="70" w:type="dxa"/>
-              <w:right w:w="100" w:type="dxa"/>
-            </w:tcMar>
-          </w:tcPr>
-          <w:p>
-            <w:r>
-              <w:rPr>
-                <w:color w:val="2D3E4A"/>
-                <w:sz w:val="18"/>
-                <w:szCs w:val="18"/>
-              </w:rPr>
-              <w:t>{{MATERIALITY_R2_C1}}</w:t>
-            </w:r>
-          </w:p>
-        </w:tc>
-        <w:tc>
-          <w:tcPr>
-            <w:tcW w:w="2000" w:type="dxa"/>
-            <w:tcBorders>
-              <w:top w:val="single" w:sz="4" w:space="0" w:color="C5CDD9"/>
-              <w:left w:val="single" w:sz="4" w:space="0" w:color="C5CDD9"/>
-              <w:bottom w:val="single" w:sz="4" w:space="0" w:color="C5CDD9"/>
-              <w:right w:val="single" w:sz="4" w:space="0" w:color="C5CDD9"/>
-            </w:tcBorders>
-            <w:shd w:val="clear" w:color="auto" w:fill="F2F3F4"/>
-            <w:tcMar>
-              <w:top w:w="70" w:type="dxa"/>
-              <w:left w:w="100" w:type="dxa"/>
-              <w:bottom w:w="70" w:type="dxa"/>
-              <w:right w:w="100" w:type="dxa"/>
-            </w:tcMar>
-          </w:tcPr>
-          <w:p>
-            <w:pPr>
-              <w:jc w:val="right"/>
-            </w:pPr>
-            <w:r>
-              <w:rPr>
-                <w:color w:val="2D3E4A"/>
-                <w:sz w:val="18"/>
-                <w:szCs w:val="18"/>
-              </w:rPr>
-              <w:t>{{MATERIALITY_R2_C2}}</w:t>
-            </w:r>
-          </w:p>
-        </w:tc>
-        <w:tc>
-          <w:tcPr>
-            <w:tcW w:w="1800" w:type="dxa"/>
-            <w:tcBorders>
-              <w:top w:val="single" w:sz="4" w:space="0" w:color="C5CDD9"/>
-              <w:left w:val="single" w:sz="4" w:space="0" w:color="C5CDD9"/>
-              <w:bottom w:val="single" w:sz="4" w:space="0" w:color="C5CDD9"/>
-              <w:right w:val="single" w:sz="4" w:space="0" w:color="C5CDD9"/>
-            </w:tcBorders>
-            <w:shd w:val="clear" w:color="auto" w:fill="F2F3F4"/>
-            <w:tcMar>
-              <w:top w:w="70" w:type="dxa"/>
-              <w:left w:w="100" w:type="dxa"/>
-              <w:bottom w:w="70" w:type="dxa"/>
-              <w:right w:w="100" w:type="dxa"/>
-            </w:tcMar>
-          </w:tcPr>
-          <w:p>
-            <w:pPr>
-              <w:jc w:val="right"/>
-            </w:pPr>
-            <w:r>
-              <w:rPr>
-                <w:color w:val="2D3E4A"/>
-                <w:sz w:val="18"/>
-                <w:szCs w:val="18"/>
-              </w:rPr>
-              <w:t>{{MATERIALITY_R2_C3}}</w:t>
-            </w:r>
-          </w:p>
-        </w:tc>
-        <w:tc>
-          <w:tcPr>
-            <w:tcW w:w="3038" w:type="dxa"/>
-            <w:tcBorders>
-              <w:top w:val="single" w:sz="4" w:space="0" w:color="C5CDD9"/>
-              <w:left w:val="single" w:sz="4" w:space="0" w:color="C5CDD9"/>
-              <w:bottom w:val="single" w:sz="4" w:space="0" w:color="C5CDD9"/>
-              <w:right w:val="single" w:sz="4" w:space="0" w:color="C5CDD9"/>
-            </w:tcBorders>
-            <w:shd w:val="clear" w:color="auto" w:fill="F2F3F4"/>
-            <w:tcMar>
-              <w:top w:w="70" w:type="dxa"/>
-              <w:left w:w="100" w:type="dxa"/>
-              <w:bottom w:w="70" w:type="dxa"/>
-              <w:right w:w="100" w:type="dxa"/>
-            </w:tcMar>
-          </w:tcPr>
-          <w:p>
-            <w:pPr>
-              <w:jc w:val="right"/>
-            </w:pPr>
-            <w:r>
-              <w:rPr>
-                <w:color w:val="2D3E4A"/>
-                <w:sz w:val="18"/>
-                <w:szCs w:val="18"/>
-              </w:rPr>
-              <w:t>{{MATERIALITY_R2_C4}}</w:t>
-            </w:r>
-          </w:p>
-        </w:tc>
-      </w:tr>
-      <w:tr>
-        <w:tc>
-          <w:tcPr>
-            <w:tcW w:w="2800" w:type="dxa"/>
-            <w:tcBorders>
-              <w:top w:val="single" w:sz="4" w:space="0" w:color="C5CDD9"/>
-              <w:left w:val="single" w:sz="4" w:space="0" w:color="C5CDD9"/>
-              <w:bottom w:val="single" w:sz="4" w:space="0" w:color="C5CDD9"/>
-              <w:right w:val="single" w:sz="4" w:space="0" w:color="C5CDD9"/>
-            </w:tcBorders>
-            <w:shd w:val="clear" w:color="auto" w:fill="FFFFFF"/>
-            <w:tcMar>
-              <w:top w:w="70" w:type="dxa"/>
-              <w:left w:w="100" w:type="dxa"/>
-              <w:bottom w:w="70" w:type="dxa"/>
-              <w:right w:w="100" w:type="dxa"/>
-            </w:tcMar>
-          </w:tcPr>
-          <w:p>
-            <w:r>
-              <w:rPr>
-                <w:color w:val="2D3E4A"/>
-                <w:sz w:val="18"/>
-                <w:szCs w:val="18"/>
-              </w:rPr>
-              <w:t>{{MATERIALITY_R3_C1}}</w:t>
-            </w:r>
-          </w:p>
-        </w:tc>
-        <w:tc>
-          <w:tcPr>
-            <w:tcW w:w="2000" w:type="dxa"/>
-            <w:tcBorders>
-              <w:top w:val="single" w:sz="4" w:space="0" w:color="C5CDD9"/>
-              <w:left w:val="single" w:sz="4" w:space="0" w:color="C5CDD9"/>
-              <w:bottom w:val="single" w:sz="4" w:space="0" w:color="C5CDD9"/>
-              <w:right w:val="single" w:sz="4" w:space="0" w:color="C5CDD9"/>
-            </w:tcBorders>
-            <w:shd w:val="clear" w:color="auto" w:fill="FFFFFF"/>
-            <w:tcMar>
-              <w:top w:w="70" w:type="dxa"/>
-              <w:left w:w="100" w:type="dxa"/>
-              <w:bottom w:w="70" w:type="dxa"/>
-              <w:right w:w="100" w:type="dxa"/>
-            </w:tcMar>
-          </w:tcPr>
-          <w:p>
-            <w:pPr>
-              <w:jc w:val="right"/>
-            </w:pPr>
-            <w:r>
-              <w:rPr>
-                <w:color w:val="2D3E4A"/>
-                <w:sz w:val="18"/>
-                <w:szCs w:val="18"/>
-              </w:rPr>
-              <w:t>{{MATERIALITY_R3_C2}}</w:t>
-            </w:r>
-          </w:p>
-        </w:tc>
-        <w:tc>
-          <w:tcPr>
-            <w:tcW w:w="1800" w:type="dxa"/>
-            <w:tcBorders>
-              <w:top w:val="single" w:sz="4" w:space="0" w:color="C5CDD9"/>
-              <w:left w:val="single" w:sz="4" w:space="0" w:color="C5CDD9"/>
-              <w:bottom w:val="single" w:sz="4" w:space="0" w:color="C5CDD9"/>
-              <w:right w:val="single" w:sz="4" w:space="0" w:color="C5CDD9"/>
-            </w:tcBorders>
-            <w:shd w:val="clear" w:color="auto" w:fill="FFFFFF"/>
-            <w:tcMar>
-              <w:top w:w="70" w:type="dxa"/>
-              <w:left w:w="100" w:type="dxa"/>
-              <w:bottom w:w="70" w:type="dxa"/>
-              <w:right w:w="100" w:type="dxa"/>
-            </w:tcMar>
-          </w:tcPr>
-          <w:p>
-            <w:pPr>
-              <w:jc w:val="right"/>
-            </w:pPr>
-            <w:r>
-              <w:rPr>
-                <w:color w:val="2D3E4A"/>
-                <w:sz w:val="18"/>
-                <w:szCs w:val="18"/>
-              </w:rPr>
-              <w:t>{{MATERIALITY_R3_C3}}</w:t>
-            </w:r>
-          </w:p>
-        </w:tc>
-        <w:tc>
-          <w:tcPr>
-            <w:tcW w:w="3038" w:type="dxa"/>
-            <w:tcBorders>
-              <w:top w:val="single" w:sz="4" w:space="0" w:color="C5CDD9"/>
-              <w:left w:val="single" w:sz="4" w:space="0" w:color="C5CDD9"/>
-              <w:bottom w:val="single" w:sz="4" w:space="0" w:color="C5CDD9"/>
-              <w:right w:val="single" w:sz="4" w:space="0" w:color="C5CDD9"/>
-            </w:tcBorders>
-            <w:shd w:val="clear" w:color="auto" w:fill="FFFFFF"/>
-            <w:tcMar>
-              <w:top w:w="70" w:type="dxa"/>
-              <w:left w:w="100" w:type="dxa"/>
-              <w:bottom w:w="70" w:type="dxa"/>
-              <w:right w:w="100" w:type="dxa"/>
-            </w:tcMar>
-          </w:tcPr>
-          <w:p>
-            <w:pPr>
-              <w:jc w:val="right"/>
-            </w:pPr>
-            <w:r>
-              <w:rPr>
-                <w:color w:val="2D3E4A"/>
-                <w:sz w:val="18"/>
-                <w:szCs w:val="18"/>
-              </w:rPr>
-              <w:t>{{MATERIALITY_R3_C4}}</w:t>
-            </w:r>
-          </w:p>
-        </w:tc>
-      </w:tr>
-      <w:tr>
-        <w:tc>
-          <w:tcPr>
-            <w:tcW w:w="2800" w:type="dxa"/>
-            <w:tcBorders>
-              <w:top w:val="single" w:sz="4" w:space="0" w:color="C5CDD9"/>
-              <w:left w:val="single" w:sz="4" w:space="0" w:color="C5CDD9"/>
-              <w:bottom w:val="single" w:sz="4" w:space="0" w:color="C5CDD9"/>
-              <w:right w:val="single" w:sz="4" w:space="0" w:color="C5CDD9"/>
-            </w:tcBorders>
-            <w:shd w:val="clear" w:color="auto" w:fill="F2F3F4"/>
-            <w:tcMar>
-              <w:top w:w="70" w:type="dxa"/>
-              <w:left w:w="100" w:type="dxa"/>
-              <w:bottom w:w="70" w:type="dxa"/>
-              <w:right w:w="100" w:type="dxa"/>
-            </w:tcMar>
-          </w:tcPr>
-          <w:p>
-            <w:r>
-              <w:rPr>
-                <w:color w:val="2D3E4A"/>
-                <w:sz w:val="18"/>
-                <w:szCs w:val="18"/>
-              </w:rPr>
-              <w:t>{{MATERIALITY_R4_C1}}</w:t>
-            </w:r>
-          </w:p>
-        </w:tc>
-        <w:tc>
-          <w:tcPr>
-            <w:tcW w:w="2000" w:type="dxa"/>
-            <w:tcBorders>
-              <w:top w:val="single" w:sz="4" w:space="0" w:color="C5CDD9"/>
-              <w:left w:val="single" w:sz="4" w:space="0" w:color="C5CDD9"/>
-              <w:bottom w:val="single" w:sz="4" w:space="0" w:color="C5CDD9"/>
-              <w:right w:val="single" w:sz="4" w:space="0" w:color="C5CDD9"/>
-            </w:tcBorders>
-            <w:shd w:val="clear" w:color="auto" w:fill="F2F3F4"/>
-            <w:tcMar>
-              <w:top w:w="70" w:type="dxa"/>
-              <w:left w:w="100" w:type="dxa"/>
-              <w:bottom w:w="70" w:type="dxa"/>
-              <w:right w:w="100" w:type="dxa"/>
-            </w:tcMar>
-          </w:tcPr>
-          <w:p>
-            <w:pPr>
-              <w:jc w:val="right"/>
-            </w:pPr>
-            <w:r>
-              <w:rPr>
-                <w:color w:val="2D3E4A"/>
-                <w:sz w:val="18"/>
-                <w:szCs w:val="18"/>
-              </w:rPr>
-              <w:t>{{MATERIALITY_R4_C2}}</w:t>
-            </w:r>
-          </w:p>
-        </w:tc>
-        <w:tc>
-          <w:tcPr>
-            <w:tcW w:w="1800" w:type="dxa"/>
-            <w:tcBorders>
-              <w:top w:val="single" w:sz="4" w:space="0" w:color="C5CDD9"/>
-              <w:left w:val="single" w:sz="4" w:space="0" w:color="C5CDD9"/>
-              <w:bottom w:val="single" w:sz="4" w:space="0" w:color="C5CDD9"/>
-              <w:right w:val="single" w:sz="4" w:space="0" w:color="C5CDD9"/>
-            </w:tcBorders>
-            <w:shd w:val="clear" w:color="auto" w:fill="F2F3F4"/>
-            <w:tcMar>
-              <w:top w:w="70" w:type="dxa"/>
-              <w:left w:w="100" w:type="dxa"/>
-              <w:bottom w:w="70" w:type="dxa"/>
-              <w:right w:w="100" w:type="dxa"/>
-            </w:tcMar>
-          </w:tcPr>
-          <w:p>
-            <w:pPr>
-              <w:jc w:val="right"/>
-            </w:pPr>
-            <w:r>
-              <w:rPr>
-                <w:color w:val="2D3E4A"/>
-                <w:sz w:val="18"/>
-                <w:szCs w:val="18"/>
-              </w:rPr>
-              <w:t>{{MATERIALITY_R4_C3}}</w:t>
-            </w:r>
-          </w:p>
-        </w:tc>
-        <w:tc>
-          <w:tcPr>
-            <w:tcW w:w="3038" w:type="dxa"/>
-            <w:tcBorders>
-              <w:top w:val="single" w:sz="4" w:space="0" w:color="C5CDD9"/>
-              <w:left w:val="single" w:sz="4" w:space="0" w:color="C5CDD9"/>
-              <w:bottom w:val="single" w:sz="4" w:space="0" w:color="C5CDD9"/>
-              <w:right w:val="single" w:sz="4" w:space="0" w:color="C5CDD9"/>
-            </w:tcBorders>
-            <w:shd w:val="clear" w:color="auto" w:fill="F2F3F4"/>
-            <w:tcMar>
-              <w:top w:w="70" w:type="dxa"/>
-              <w:left w:w="100" w:type="dxa"/>
-              <w:bottom w:w="70" w:type="dxa"/>
-              <w:right w:w="100" w:type="dxa"/>
-            </w:tcMar>
-          </w:tcPr>
-          <w:p>
-            <w:pPr>
-              <w:jc w:val="right"/>
-            </w:pPr>
-            <w:r>
-              <w:rPr>
-                <w:color w:val="2D3E4A"/>
-                <w:sz w:val="18"/>
-                <w:szCs w:val="18"/>
-              </w:rPr>
-              <w:t>{{MATERIALITY_R4_C4}}</w:t>
-            </w:r>
-          </w:p>
-        </w:tc>
-      </w:tr>
-    </w:tbl>
     <w:p>
       <w:pPr>
-        <w:spacing w:before="80" w:after="80"/>
+        <w:pBdr>
+          <w:left w:val="single" w:sz="12" w:space="2" w:color="4A6FA5"/>
+        </w:pBdr>
+        <w:shd w:val="clear" w:color="auto" w:fill="EEF0F1"/>
+        <w:spacing w:before="60" w:after="60"/>
+        <w:jc w:val="both"/>
       </w:pPr>
-    </w:p>
-    <w:p>
+      <w:r>
+        <w:rPr>
+          <w:color w:val="2D3E4A"/>
+        </w:rPr>
+        <w:t>{{ASG_ANALYSIS}} ~~</w:t>
+      </w:r>
+      <w:r>
+        <w:rPr>
+          <w:i/>
+          <w:iCs/>
+          <w:color w:val="2D3E4A"/>
+          <w:sz w:val="18"/>
+          <w:szCs w:val="18"/>
+        </w:rPr>
+        <w:t xml:space="preserve"> — Agente 4: Nivel de exposición al riesgo ASG. Principio de Relevancia y Proporcionalidad aplicados. Cumplimiento Circular Externa 005 de 2024 SFC. ~~</w:t>
+      </w:r>
       <w:r>
         <w:br w:type="page"/>
       </w:r>
@@ -13607,7 +11518,28 @@
           <w:sz w:val="26"/>
           <w:szCs w:val="26"/>
         </w:rPr>
-        <w:t xml:space="preserve">  8 POLÍTICA GENERAL DE RIESGOS</w:t>
+        <w:lastRenderedPageBreak/>
+        <w:t xml:space="preserve">  </w:t>
+      </w:r>
+      <w:r>
+        <w:rPr>
+          <w:b/>
+          <w:bCs/>
+          <w:color w:val="FFFFFF"/>
+          <w:sz w:val="26"/>
+          <w:szCs w:val="26"/>
+        </w:rPr>
+        <w:t>8</w:t>
+      </w:r>
+      <w:r>
+        <w:rPr>
+          <w:b/>
+          <w:bCs/>
+          <w:color w:val="FFFFFF"/>
+          <w:sz w:val="26"/>
+          <w:szCs w:val="26"/>
+        </w:rPr>
+        <w:t xml:space="preserve"> RESUMEN EJECUTIVO</w:t>
       </w:r>
     </w:p>
     <w:p>
@@ -13622,7 +11554,7 @@
           <w:sz w:val="18"/>
           <w:szCs w:val="18"/>
         </w:rPr>
-        <w:t xml:space="preserve">  Exposición de mercado, liquidez, crédito y ASG — Nota 12</w:t>
+        <w:t xml:space="preserve">  Síntesis para Junta Directiva — Generado por Agente 5 (Narrador Ejecutivo)</w:t>
       </w:r>
     </w:p>
     <w:p>
@@ -13645,1030 +11577,8 @@
           <w:sz w:val="22"/>
           <w:szCs w:val="22"/>
         </w:rPr>
-        <w:t>8.1 Métricas de Riesgo de Mercado</w:t>
-      </w:r>
-    </w:p>
-    <w:p>
-      <w:pPr>
-        <w:spacing w:before="40" w:after="40"/>
-      </w:pPr>
-    </w:p>
-    <w:tbl>
-      <w:tblPr>
-        <w:tblW w:w="11632" w:type="dxa"/>
-        <w:tblInd w:w="-1006" w:type="dxa"/>
-        <w:tblBorders>
-          <w:top w:val="single" w:sz="4" w:space="0" w:color="auto"/>
-          <w:left w:val="single" w:sz="4" w:space="0" w:color="auto"/>
-          <w:bottom w:val="single" w:sz="4" w:space="0" w:color="auto"/>
-          <w:right w:val="single" w:sz="4" w:space="0" w:color="auto"/>
-          <w:insideH w:val="single" w:sz="4" w:space="0" w:color="auto"/>
-          <w:insideV w:val="single" w:sz="4" w:space="0" w:color="auto"/>
-        </w:tblBorders>
-        <w:tblCellMar>
-          <w:left w:w="10" w:type="dxa"/>
-          <w:right w:w="10" w:type="dxa"/>
-        </w:tblCellMar>
-        <w:tblLook w:val="04A0" w:firstRow="1" w:lastRow="0" w:firstColumn="1" w:lastColumn="0" w:noHBand="0" w:noVBand="1"/>
-      </w:tblPr>
-      <w:tblGrid>
-        <w:gridCol w:w="3122"/>
-        <w:gridCol w:w="3086"/>
-        <w:gridCol w:w="2232"/>
-        <w:gridCol w:w="3192"/>
-      </w:tblGrid>
-      <w:tr>
-        <w:tc>
-          <w:tcPr>
-            <w:tcW w:w="3122" w:type="dxa"/>
-            <w:tcBorders>
-              <w:top w:val="single" w:sz="4" w:space="0" w:color="1A7882"/>
-              <w:left w:val="single" w:sz="4" w:space="0" w:color="1A7882"/>
-              <w:bottom w:val="single" w:sz="4" w:space="0" w:color="1A7882"/>
-              <w:right w:val="single" w:sz="4" w:space="0" w:color="1A7882"/>
-            </w:tcBorders>
-            <w:shd w:val="clear" w:color="auto" w:fill="D4E0E4"/>
-            <w:tcMar>
-              <w:top w:w="100" w:type="dxa"/>
-              <w:left w:w="120" w:type="dxa"/>
-              <w:bottom w:w="100" w:type="dxa"/>
-              <w:right w:w="120" w:type="dxa"/>
-            </w:tcMar>
-          </w:tcPr>
-          <w:p>
-            <w:pPr>
-              <w:jc w:val="center"/>
-            </w:pPr>
-            <w:r>
-              <w:rPr>
-                <w:b/>
-                <w:bCs/>
-                <w:color w:val="2D3E4A"/>
-                <w:sz w:val="16"/>
-                <w:szCs w:val="16"/>
-              </w:rPr>
-              <w:t>VeR Regulatorio ($)</w:t>
-            </w:r>
-          </w:p>
-          <w:p>
-            <w:pPr>
-              <w:spacing w:before="40"/>
-              <w:jc w:val="center"/>
-            </w:pPr>
-            <w:r>
-              <w:rPr>
-                <w:b/>
-                <w:bCs/>
-                <w:sz w:val="32"/>
-                <w:szCs w:val="32"/>
-              </w:rPr>
-              <w:t>{{VER_REG_ABS}}</w:t>
-            </w:r>
-          </w:p>
-        </w:tc>
-        <w:tc>
-          <w:tcPr>
-            <w:tcW w:w="3086" w:type="dxa"/>
-            <w:tcBorders>
-              <w:top w:val="single" w:sz="4" w:space="0" w:color="1A7882"/>
-              <w:left w:val="single" w:sz="4" w:space="0" w:color="1A7882"/>
-              <w:bottom w:val="single" w:sz="4" w:space="0" w:color="1A7882"/>
-              <w:right w:val="single" w:sz="4" w:space="0" w:color="1A7882"/>
-            </w:tcBorders>
-            <w:shd w:val="clear" w:color="auto" w:fill="D4E0E4"/>
-            <w:tcMar>
-              <w:top w:w="100" w:type="dxa"/>
-              <w:left w:w="120" w:type="dxa"/>
-              <w:bottom w:w="100" w:type="dxa"/>
-              <w:right w:w="120" w:type="dxa"/>
-            </w:tcMar>
-          </w:tcPr>
-          <w:p>
-            <w:pPr>
-              <w:jc w:val="center"/>
-            </w:pPr>
-            <w:r>
-              <w:rPr>
-                <w:b/>
-                <w:bCs/>
-                <w:color w:val="2D3E4A"/>
-                <w:sz w:val="16"/>
-                <w:szCs w:val="16"/>
-              </w:rPr>
-              <w:t>VeR Regulatorio (%)</w:t>
-            </w:r>
-          </w:p>
-          <w:p>
-            <w:pPr>
-              <w:spacing w:before="40"/>
-              <w:jc w:val="center"/>
-            </w:pPr>
-            <w:r>
-              <w:rPr>
-                <w:b/>
-                <w:bCs/>
-                <w:sz w:val="32"/>
-                <w:szCs w:val="32"/>
-              </w:rPr>
-              <w:t>{{VER_REG_PCT}}</w:t>
-            </w:r>
-          </w:p>
-        </w:tc>
-        <w:tc>
-          <w:tcPr>
-            <w:tcW w:w="2232" w:type="dxa"/>
-            <w:tcBorders>
-              <w:top w:val="single" w:sz="4" w:space="0" w:color="1A7882"/>
-              <w:left w:val="single" w:sz="4" w:space="0" w:color="1A7882"/>
-              <w:bottom w:val="single" w:sz="4" w:space="0" w:color="1A7882"/>
-              <w:right w:val="single" w:sz="4" w:space="0" w:color="1A7882"/>
-            </w:tcBorders>
-            <w:shd w:val="clear" w:color="auto" w:fill="D4E0E4"/>
-            <w:tcMar>
-              <w:top w:w="100" w:type="dxa"/>
-              <w:left w:w="120" w:type="dxa"/>
-              <w:bottom w:w="100" w:type="dxa"/>
-              <w:right w:w="120" w:type="dxa"/>
-            </w:tcMar>
-          </w:tcPr>
-          <w:p>
-            <w:pPr>
-              <w:jc w:val="center"/>
-            </w:pPr>
-            <w:r>
-              <w:rPr>
-                <w:b/>
-                <w:bCs/>
-                <w:color w:val="2D3E4A"/>
-                <w:sz w:val="16"/>
-                <w:szCs w:val="16"/>
-              </w:rPr>
-              <w:t>VaR SFC ($)</w:t>
-            </w:r>
-          </w:p>
-          <w:p>
-            <w:pPr>
-              <w:spacing w:before="40"/>
-              <w:jc w:val="center"/>
-            </w:pPr>
-            <w:r>
-              <w:rPr>
-                <w:b/>
-                <w:bCs/>
-                <w:sz w:val="32"/>
-                <w:szCs w:val="32"/>
-              </w:rPr>
-              <w:t>{{VAR_SFC}}</w:t>
-            </w:r>
-          </w:p>
-        </w:tc>
-        <w:tc>
-          <w:tcPr>
-            <w:tcW w:w="3192" w:type="dxa"/>
-            <w:tcBorders>
-              <w:top w:val="single" w:sz="4" w:space="0" w:color="1A7882"/>
-              <w:left w:val="single" w:sz="4" w:space="0" w:color="1A7882"/>
-              <w:bottom w:val="single" w:sz="4" w:space="0" w:color="1A7882"/>
-              <w:right w:val="single" w:sz="4" w:space="0" w:color="1A7882"/>
-            </w:tcBorders>
-            <w:shd w:val="clear" w:color="auto" w:fill="D4E0E4"/>
-            <w:tcMar>
-              <w:top w:w="100" w:type="dxa"/>
-              <w:left w:w="120" w:type="dxa"/>
-              <w:bottom w:w="100" w:type="dxa"/>
-              <w:right w:w="120" w:type="dxa"/>
-            </w:tcMar>
-          </w:tcPr>
-          <w:p>
-            <w:pPr>
-              <w:jc w:val="center"/>
-            </w:pPr>
-            <w:r>
-              <w:rPr>
-                <w:b/>
-                <w:bCs/>
-                <w:color w:val="2D3E4A"/>
-                <w:sz w:val="16"/>
-                <w:szCs w:val="16"/>
-              </w:rPr>
-              <w:t>VeR Modelo Interno</w:t>
-            </w:r>
-          </w:p>
-          <w:p>
-            <w:pPr>
-              <w:spacing w:before="40"/>
-              <w:jc w:val="center"/>
-            </w:pPr>
-            <w:r>
-              <w:rPr>
-                <w:b/>
-                <w:bCs/>
-                <w:sz w:val="32"/>
-                <w:szCs w:val="32"/>
-              </w:rPr>
-              <w:t>{{VER_INTERNAL}}</w:t>
-            </w:r>
-          </w:p>
-        </w:tc>
-      </w:tr>
-    </w:tbl>
-    <w:p>
-      <w:pPr>
-        <w:spacing w:before="80" w:after="80"/>
-      </w:pPr>
-    </w:p>
-    <w:tbl>
-      <w:tblPr>
-        <w:tblW w:w="9638" w:type="dxa"/>
-        <w:tblBorders>
-          <w:top w:val="single" w:sz="4" w:space="0" w:color="auto"/>
-          <w:left w:val="single" w:sz="4" w:space="0" w:color="auto"/>
-          <w:bottom w:val="single" w:sz="4" w:space="0" w:color="auto"/>
-          <w:right w:val="single" w:sz="4" w:space="0" w:color="auto"/>
-          <w:insideH w:val="single" w:sz="4" w:space="0" w:color="auto"/>
-          <w:insideV w:val="single" w:sz="4" w:space="0" w:color="auto"/>
-        </w:tblBorders>
-        <w:tblCellMar>
-          <w:left w:w="10" w:type="dxa"/>
-          <w:right w:w="10" w:type="dxa"/>
-        </w:tblCellMar>
-        <w:tblLook w:val="04A0" w:firstRow="1" w:lastRow="0" w:firstColumn="1" w:lastColumn="0" w:noHBand="0" w:noVBand="1"/>
-      </w:tblPr>
-      <w:tblGrid>
-        <w:gridCol w:w="2465"/>
-        <w:gridCol w:w="2372"/>
-        <w:gridCol w:w="2372"/>
-        <w:gridCol w:w="2429"/>
-      </w:tblGrid>
-      <w:tr>
-        <w:trPr>
-          <w:tblHeader/>
-        </w:trPr>
-        <w:tc>
-          <w:tcPr>
-            <w:tcW w:w="2800" w:type="dxa"/>
-            <w:tcBorders>
-              <w:top w:val="single" w:sz="4" w:space="0" w:color="2D3E4A"/>
-              <w:left w:val="single" w:sz="4" w:space="0" w:color="2D3E4A"/>
-              <w:bottom w:val="single" w:sz="4" w:space="0" w:color="2D3E4A"/>
-              <w:right w:val="single" w:sz="4" w:space="0" w:color="2D3E4A"/>
-            </w:tcBorders>
-            <w:shd w:val="clear" w:color="auto" w:fill="1C2B35"/>
-            <w:tcMar>
-              <w:top w:w="80" w:type="dxa"/>
-              <w:left w:w="100" w:type="dxa"/>
-              <w:bottom w:w="80" w:type="dxa"/>
-              <w:right w:w="100" w:type="dxa"/>
-            </w:tcMar>
-            <w:vAlign w:val="center"/>
-          </w:tcPr>
-          <w:p>
-            <w:pPr>
-              <w:jc w:val="center"/>
-            </w:pPr>
-            <w:r>
-              <w:rPr>
-                <w:b/>
-                <w:bCs/>
-                <w:color w:val="FFFFFF"/>
-                <w:sz w:val="18"/>
-                <w:szCs w:val="18"/>
-              </w:rPr>
-              <w:t>Activo/Pasivo</w:t>
-            </w:r>
-          </w:p>
-        </w:tc>
-        <w:tc>
-          <w:tcPr>
-            <w:tcW w:w="2200" w:type="dxa"/>
-            <w:tcBorders>
-              <w:top w:val="single" w:sz="4" w:space="0" w:color="2D3E4A"/>
-              <w:left w:val="single" w:sz="4" w:space="0" w:color="2D3E4A"/>
-              <w:bottom w:val="single" w:sz="4" w:space="0" w:color="2D3E4A"/>
-              <w:right w:val="single" w:sz="4" w:space="0" w:color="2D3E4A"/>
-            </w:tcBorders>
-            <w:shd w:val="clear" w:color="auto" w:fill="1C2B35"/>
-            <w:tcMar>
-              <w:top w:w="80" w:type="dxa"/>
-              <w:left w:w="100" w:type="dxa"/>
-              <w:bottom w:w="80" w:type="dxa"/>
-              <w:right w:w="100" w:type="dxa"/>
-            </w:tcMar>
-            <w:vAlign w:val="center"/>
-          </w:tcPr>
-          <w:p>
-            <w:pPr>
-              <w:jc w:val="center"/>
-            </w:pPr>
-            <w:r>
-              <w:rPr>
-                <w:b/>
-                <w:bCs/>
-                <w:color w:val="FFFFFF"/>
-                <w:sz w:val="18"/>
-                <w:szCs w:val="18"/>
-              </w:rPr>
-              <w:t>Valor Libros</w:t>
-            </w:r>
-          </w:p>
-        </w:tc>
-        <w:tc>
-          <w:tcPr>
-            <w:tcW w:w="2000" w:type="dxa"/>
-            <w:tcBorders>
-              <w:top w:val="single" w:sz="4" w:space="0" w:color="2D3E4A"/>
-              <w:left w:val="single" w:sz="4" w:space="0" w:color="2D3E4A"/>
-              <w:bottom w:val="single" w:sz="4" w:space="0" w:color="2D3E4A"/>
-              <w:right w:val="single" w:sz="4" w:space="0" w:color="2D3E4A"/>
-            </w:tcBorders>
-            <w:shd w:val="clear" w:color="auto" w:fill="1C2B35"/>
-            <w:tcMar>
-              <w:top w:w="80" w:type="dxa"/>
-              <w:left w:w="100" w:type="dxa"/>
-              <w:bottom w:w="80" w:type="dxa"/>
-              <w:right w:w="100" w:type="dxa"/>
-            </w:tcMar>
-            <w:vAlign w:val="center"/>
-          </w:tcPr>
-          <w:p>
-            <w:pPr>
-              <w:jc w:val="center"/>
-            </w:pPr>
-            <w:r>
-              <w:rPr>
-                <w:b/>
-                <w:bCs/>
-                <w:color w:val="FFFFFF"/>
-                <w:sz w:val="18"/>
-                <w:szCs w:val="18"/>
-              </w:rPr>
-              <w:t>Traded Risk</w:t>
-            </w:r>
-          </w:p>
-        </w:tc>
-        <w:tc>
-          <w:tcPr>
-            <w:tcW w:w="2638" w:type="dxa"/>
-            <w:tcBorders>
-              <w:top w:val="single" w:sz="4" w:space="0" w:color="2D3E4A"/>
-              <w:left w:val="single" w:sz="4" w:space="0" w:color="2D3E4A"/>
-              <w:bottom w:val="single" w:sz="4" w:space="0" w:color="2D3E4A"/>
-              <w:right w:val="single" w:sz="4" w:space="0" w:color="2D3E4A"/>
-            </w:tcBorders>
-            <w:shd w:val="clear" w:color="auto" w:fill="1C2B35"/>
-            <w:tcMar>
-              <w:top w:w="80" w:type="dxa"/>
-              <w:left w:w="100" w:type="dxa"/>
-              <w:bottom w:w="80" w:type="dxa"/>
-              <w:right w:w="100" w:type="dxa"/>
-            </w:tcMar>
-            <w:vAlign w:val="center"/>
-          </w:tcPr>
-          <w:p>
-            <w:pPr>
-              <w:jc w:val="center"/>
-            </w:pPr>
-            <w:r>
-              <w:rPr>
-                <w:b/>
-                <w:bCs/>
-                <w:color w:val="FFFFFF"/>
-                <w:sz w:val="18"/>
-                <w:szCs w:val="18"/>
-              </w:rPr>
-              <w:t>Non-Traded Risk</w:t>
-            </w:r>
-          </w:p>
-        </w:tc>
-      </w:tr>
-      <w:tr>
-        <w:tc>
-          <w:tcPr>
-            <w:tcW w:w="2800" w:type="dxa"/>
-            <w:tcBorders>
-              <w:top w:val="single" w:sz="4" w:space="0" w:color="C5CDD9"/>
-              <w:left w:val="single" w:sz="4" w:space="0" w:color="C5CDD9"/>
-              <w:bottom w:val="single" w:sz="4" w:space="0" w:color="C5CDD9"/>
-              <w:right w:val="single" w:sz="4" w:space="0" w:color="C5CDD9"/>
-            </w:tcBorders>
-            <w:shd w:val="clear" w:color="auto" w:fill="FFFFFF"/>
-            <w:tcMar>
-              <w:top w:w="70" w:type="dxa"/>
-              <w:left w:w="100" w:type="dxa"/>
-              <w:bottom w:w="70" w:type="dxa"/>
-              <w:right w:w="100" w:type="dxa"/>
-            </w:tcMar>
-          </w:tcPr>
-          <w:p>
-            <w:r>
-              <w:rPr>
-                <w:color w:val="2D3E4A"/>
-                <w:sz w:val="18"/>
-                <w:szCs w:val="18"/>
-              </w:rPr>
-              <w:t>{{MARKET_RISK_R1_C1}}</w:t>
-            </w:r>
-          </w:p>
-        </w:tc>
-        <w:tc>
-          <w:tcPr>
-            <w:tcW w:w="2200" w:type="dxa"/>
-            <w:tcBorders>
-              <w:top w:val="single" w:sz="4" w:space="0" w:color="C5CDD9"/>
-              <w:left w:val="single" w:sz="4" w:space="0" w:color="C5CDD9"/>
-              <w:bottom w:val="single" w:sz="4" w:space="0" w:color="C5CDD9"/>
-              <w:right w:val="single" w:sz="4" w:space="0" w:color="C5CDD9"/>
-            </w:tcBorders>
-            <w:shd w:val="clear" w:color="auto" w:fill="FFFFFF"/>
-            <w:tcMar>
-              <w:top w:w="70" w:type="dxa"/>
-              <w:left w:w="100" w:type="dxa"/>
-              <w:bottom w:w="70" w:type="dxa"/>
-              <w:right w:w="100" w:type="dxa"/>
-            </w:tcMar>
-          </w:tcPr>
-          <w:p>
-            <w:pPr>
-              <w:jc w:val="right"/>
-            </w:pPr>
-            <w:r>
-              <w:rPr>
-                <w:color w:val="2D3E4A"/>
-                <w:sz w:val="18"/>
-                <w:szCs w:val="18"/>
-              </w:rPr>
-              <w:t>{{MARKET_RISK_R1_C2}}</w:t>
-            </w:r>
-          </w:p>
-        </w:tc>
-        <w:tc>
-          <w:tcPr>
-            <w:tcW w:w="2000" w:type="dxa"/>
-            <w:tcBorders>
-              <w:top w:val="single" w:sz="4" w:space="0" w:color="C5CDD9"/>
-              <w:left w:val="single" w:sz="4" w:space="0" w:color="C5CDD9"/>
-              <w:bottom w:val="single" w:sz="4" w:space="0" w:color="C5CDD9"/>
-              <w:right w:val="single" w:sz="4" w:space="0" w:color="C5CDD9"/>
-            </w:tcBorders>
-            <w:shd w:val="clear" w:color="auto" w:fill="FFFFFF"/>
-            <w:tcMar>
-              <w:top w:w="70" w:type="dxa"/>
-              <w:left w:w="100" w:type="dxa"/>
-              <w:bottom w:w="70" w:type="dxa"/>
-              <w:right w:w="100" w:type="dxa"/>
-            </w:tcMar>
-          </w:tcPr>
-          <w:p>
-            <w:pPr>
-              <w:jc w:val="right"/>
-            </w:pPr>
-            <w:r>
-              <w:rPr>
-                <w:color w:val="2D3E4A"/>
-                <w:sz w:val="18"/>
-                <w:szCs w:val="18"/>
-              </w:rPr>
-              <w:t>{{MARKET_RISK_R1_C3}}</w:t>
-            </w:r>
-          </w:p>
-        </w:tc>
-        <w:tc>
-          <w:tcPr>
-            <w:tcW w:w="2638" w:type="dxa"/>
-            <w:tcBorders>
-              <w:top w:val="single" w:sz="4" w:space="0" w:color="C5CDD9"/>
-              <w:left w:val="single" w:sz="4" w:space="0" w:color="C5CDD9"/>
-              <w:bottom w:val="single" w:sz="4" w:space="0" w:color="C5CDD9"/>
-              <w:right w:val="single" w:sz="4" w:space="0" w:color="C5CDD9"/>
-            </w:tcBorders>
-            <w:shd w:val="clear" w:color="auto" w:fill="FFFFFF"/>
-            <w:tcMar>
-              <w:top w:w="70" w:type="dxa"/>
-              <w:left w:w="100" w:type="dxa"/>
-              <w:bottom w:w="70" w:type="dxa"/>
-              <w:right w:w="100" w:type="dxa"/>
-            </w:tcMar>
-          </w:tcPr>
-          <w:p>
-            <w:pPr>
-              <w:jc w:val="right"/>
-            </w:pPr>
-            <w:r>
-              <w:rPr>
-                <w:color w:val="2D3E4A"/>
-                <w:sz w:val="18"/>
-                <w:szCs w:val="18"/>
-              </w:rPr>
-              <w:t>{{MARKET_RISK_R1_C4}}</w:t>
-            </w:r>
-          </w:p>
-        </w:tc>
-      </w:tr>
-      <w:tr>
-        <w:tc>
-          <w:tcPr>
-            <w:tcW w:w="2800" w:type="dxa"/>
-            <w:tcBorders>
-              <w:top w:val="single" w:sz="4" w:space="0" w:color="C5CDD9"/>
-              <w:left w:val="single" w:sz="4" w:space="0" w:color="C5CDD9"/>
-              <w:bottom w:val="single" w:sz="4" w:space="0" w:color="C5CDD9"/>
-              <w:right w:val="single" w:sz="4" w:space="0" w:color="C5CDD9"/>
-            </w:tcBorders>
-            <w:shd w:val="clear" w:color="auto" w:fill="F2F3F4"/>
-            <w:tcMar>
-              <w:top w:w="70" w:type="dxa"/>
-              <w:left w:w="100" w:type="dxa"/>
-              <w:bottom w:w="70" w:type="dxa"/>
-              <w:right w:w="100" w:type="dxa"/>
-            </w:tcMar>
-          </w:tcPr>
-          <w:p>
-            <w:r>
-              <w:rPr>
-                <w:color w:val="2D3E4A"/>
-                <w:sz w:val="18"/>
-                <w:szCs w:val="18"/>
-              </w:rPr>
-              <w:t>{{MARKET_RISK_R2_C1}}</w:t>
-            </w:r>
-          </w:p>
-        </w:tc>
-        <w:tc>
-          <w:tcPr>
-            <w:tcW w:w="2200" w:type="dxa"/>
-            <w:tcBorders>
-              <w:top w:val="single" w:sz="4" w:space="0" w:color="C5CDD9"/>
-              <w:left w:val="single" w:sz="4" w:space="0" w:color="C5CDD9"/>
-              <w:bottom w:val="single" w:sz="4" w:space="0" w:color="C5CDD9"/>
-              <w:right w:val="single" w:sz="4" w:space="0" w:color="C5CDD9"/>
-            </w:tcBorders>
-            <w:shd w:val="clear" w:color="auto" w:fill="F2F3F4"/>
-            <w:tcMar>
-              <w:top w:w="70" w:type="dxa"/>
-              <w:left w:w="100" w:type="dxa"/>
-              <w:bottom w:w="70" w:type="dxa"/>
-              <w:right w:w="100" w:type="dxa"/>
-            </w:tcMar>
-          </w:tcPr>
-          <w:p>
-            <w:pPr>
-              <w:jc w:val="right"/>
-            </w:pPr>
-            <w:r>
-              <w:rPr>
-                <w:color w:val="2D3E4A"/>
-                <w:sz w:val="18"/>
-                <w:szCs w:val="18"/>
-              </w:rPr>
-              <w:t>{{MARKET_RISK_R2_C2}}</w:t>
-            </w:r>
-          </w:p>
-        </w:tc>
-        <w:tc>
-          <w:tcPr>
-            <w:tcW w:w="2000" w:type="dxa"/>
-            <w:tcBorders>
-              <w:top w:val="single" w:sz="4" w:space="0" w:color="C5CDD9"/>
-              <w:left w:val="single" w:sz="4" w:space="0" w:color="C5CDD9"/>
-              <w:bottom w:val="single" w:sz="4" w:space="0" w:color="C5CDD9"/>
-              <w:right w:val="single" w:sz="4" w:space="0" w:color="C5CDD9"/>
-            </w:tcBorders>
-            <w:shd w:val="clear" w:color="auto" w:fill="F2F3F4"/>
-            <w:tcMar>
-              <w:top w:w="70" w:type="dxa"/>
-              <w:left w:w="100" w:type="dxa"/>
-              <w:bottom w:w="70" w:type="dxa"/>
-              <w:right w:w="100" w:type="dxa"/>
-            </w:tcMar>
-          </w:tcPr>
-          <w:p>
-            <w:pPr>
-              <w:jc w:val="right"/>
-            </w:pPr>
-            <w:r>
-              <w:rPr>
-                <w:color w:val="2D3E4A"/>
-                <w:sz w:val="18"/>
-                <w:szCs w:val="18"/>
-              </w:rPr>
-              <w:t>{{MARKET_RISK_R2_C3}}</w:t>
-            </w:r>
-          </w:p>
-        </w:tc>
-        <w:tc>
-          <w:tcPr>
-            <w:tcW w:w="2638" w:type="dxa"/>
-            <w:tcBorders>
-              <w:top w:val="single" w:sz="4" w:space="0" w:color="C5CDD9"/>
-              <w:left w:val="single" w:sz="4" w:space="0" w:color="C5CDD9"/>
-              <w:bottom w:val="single" w:sz="4" w:space="0" w:color="C5CDD9"/>
-              <w:right w:val="single" w:sz="4" w:space="0" w:color="C5CDD9"/>
-            </w:tcBorders>
-            <w:shd w:val="clear" w:color="auto" w:fill="F2F3F4"/>
-            <w:tcMar>
-              <w:top w:w="70" w:type="dxa"/>
-              <w:left w:w="100" w:type="dxa"/>
-              <w:bottom w:w="70" w:type="dxa"/>
-              <w:right w:w="100" w:type="dxa"/>
-            </w:tcMar>
-          </w:tcPr>
-          <w:p>
-            <w:pPr>
-              <w:jc w:val="right"/>
-            </w:pPr>
-            <w:r>
-              <w:rPr>
-                <w:color w:val="2D3E4A"/>
-                <w:sz w:val="18"/>
-                <w:szCs w:val="18"/>
-              </w:rPr>
-              <w:t>{{MARKET_RISK_R2_C4}}</w:t>
-            </w:r>
-          </w:p>
-        </w:tc>
-      </w:tr>
-      <w:tr>
-        <w:tc>
-          <w:tcPr>
-            <w:tcW w:w="2800" w:type="dxa"/>
-            <w:tcBorders>
-              <w:top w:val="single" w:sz="4" w:space="0" w:color="C5CDD9"/>
-              <w:left w:val="single" w:sz="4" w:space="0" w:color="C5CDD9"/>
-              <w:bottom w:val="single" w:sz="4" w:space="0" w:color="C5CDD9"/>
-              <w:right w:val="single" w:sz="4" w:space="0" w:color="C5CDD9"/>
-            </w:tcBorders>
-            <w:shd w:val="clear" w:color="auto" w:fill="FFFFFF"/>
-            <w:tcMar>
-              <w:top w:w="70" w:type="dxa"/>
-              <w:left w:w="100" w:type="dxa"/>
-              <w:bottom w:w="70" w:type="dxa"/>
-              <w:right w:w="100" w:type="dxa"/>
-            </w:tcMar>
-          </w:tcPr>
-          <w:p>
-            <w:r>
-              <w:rPr>
-                <w:color w:val="2D3E4A"/>
-                <w:sz w:val="18"/>
-                <w:szCs w:val="18"/>
-              </w:rPr>
-              <w:t>{{MARKET_RISK_R3_C1}}</w:t>
-            </w:r>
-          </w:p>
-        </w:tc>
-        <w:tc>
-          <w:tcPr>
-            <w:tcW w:w="2200" w:type="dxa"/>
-            <w:tcBorders>
-              <w:top w:val="single" w:sz="4" w:space="0" w:color="C5CDD9"/>
-              <w:left w:val="single" w:sz="4" w:space="0" w:color="C5CDD9"/>
-              <w:bottom w:val="single" w:sz="4" w:space="0" w:color="C5CDD9"/>
-              <w:right w:val="single" w:sz="4" w:space="0" w:color="C5CDD9"/>
-            </w:tcBorders>
-            <w:shd w:val="clear" w:color="auto" w:fill="FFFFFF"/>
-            <w:tcMar>
-              <w:top w:w="70" w:type="dxa"/>
-              <w:left w:w="100" w:type="dxa"/>
-              <w:bottom w:w="70" w:type="dxa"/>
-              <w:right w:w="100" w:type="dxa"/>
-            </w:tcMar>
-          </w:tcPr>
-          <w:p>
-            <w:pPr>
-              <w:jc w:val="right"/>
-            </w:pPr>
-            <w:r>
-              <w:rPr>
-                <w:color w:val="2D3E4A"/>
-                <w:sz w:val="18"/>
-                <w:szCs w:val="18"/>
-              </w:rPr>
-              <w:t>{{MARKET_RISK_R3_C2}}</w:t>
-            </w:r>
-          </w:p>
-        </w:tc>
-        <w:tc>
-          <w:tcPr>
-            <w:tcW w:w="2000" w:type="dxa"/>
-            <w:tcBorders>
-              <w:top w:val="single" w:sz="4" w:space="0" w:color="C5CDD9"/>
-              <w:left w:val="single" w:sz="4" w:space="0" w:color="C5CDD9"/>
-              <w:bottom w:val="single" w:sz="4" w:space="0" w:color="C5CDD9"/>
-              <w:right w:val="single" w:sz="4" w:space="0" w:color="C5CDD9"/>
-            </w:tcBorders>
-            <w:shd w:val="clear" w:color="auto" w:fill="FFFFFF"/>
-            <w:tcMar>
-              <w:top w:w="70" w:type="dxa"/>
-              <w:left w:w="100" w:type="dxa"/>
-              <w:bottom w:w="70" w:type="dxa"/>
-              <w:right w:w="100" w:type="dxa"/>
-            </w:tcMar>
-          </w:tcPr>
-          <w:p>
-            <w:pPr>
-              <w:jc w:val="right"/>
-            </w:pPr>
-            <w:r>
-              <w:rPr>
-                <w:color w:val="2D3E4A"/>
-                <w:sz w:val="18"/>
-                <w:szCs w:val="18"/>
-              </w:rPr>
-              <w:t>{{MARKET_RISK_R3_C3}}</w:t>
-            </w:r>
-          </w:p>
-        </w:tc>
-        <w:tc>
-          <w:tcPr>
-            <w:tcW w:w="2638" w:type="dxa"/>
-            <w:tcBorders>
-              <w:top w:val="single" w:sz="4" w:space="0" w:color="C5CDD9"/>
-              <w:left w:val="single" w:sz="4" w:space="0" w:color="C5CDD9"/>
-              <w:bottom w:val="single" w:sz="4" w:space="0" w:color="C5CDD9"/>
-              <w:right w:val="single" w:sz="4" w:space="0" w:color="C5CDD9"/>
-            </w:tcBorders>
-            <w:shd w:val="clear" w:color="auto" w:fill="FFFFFF"/>
-            <w:tcMar>
-              <w:top w:w="70" w:type="dxa"/>
-              <w:left w:w="100" w:type="dxa"/>
-              <w:bottom w:w="70" w:type="dxa"/>
-              <w:right w:w="100" w:type="dxa"/>
-            </w:tcMar>
-          </w:tcPr>
-          <w:p>
-            <w:pPr>
-              <w:jc w:val="right"/>
-            </w:pPr>
-            <w:r>
-              <w:rPr>
-                <w:color w:val="2D3E4A"/>
-                <w:sz w:val="18"/>
-                <w:szCs w:val="18"/>
-              </w:rPr>
-              <w:t>{{MARKET_RISK_R3_C4}}</w:t>
-            </w:r>
-          </w:p>
-        </w:tc>
-      </w:tr>
-      <w:tr>
-        <w:tc>
-          <w:tcPr>
-            <w:tcW w:w="2800" w:type="dxa"/>
-            <w:tcBorders>
-              <w:top w:val="single" w:sz="4" w:space="0" w:color="C5CDD9"/>
-              <w:left w:val="single" w:sz="4" w:space="0" w:color="C5CDD9"/>
-              <w:bottom w:val="single" w:sz="4" w:space="0" w:color="C5CDD9"/>
-              <w:right w:val="single" w:sz="4" w:space="0" w:color="C5CDD9"/>
-            </w:tcBorders>
-            <w:shd w:val="clear" w:color="auto" w:fill="F2F3F4"/>
-            <w:tcMar>
-              <w:top w:w="70" w:type="dxa"/>
-              <w:left w:w="100" w:type="dxa"/>
-              <w:bottom w:w="70" w:type="dxa"/>
-              <w:right w:w="100" w:type="dxa"/>
-            </w:tcMar>
-          </w:tcPr>
-          <w:p>
-            <w:r>
-              <w:rPr>
-                <w:color w:val="2D3E4A"/>
-                <w:sz w:val="18"/>
-                <w:szCs w:val="18"/>
-              </w:rPr>
-              <w:t>{{MARKET_RISK_R4_C1}}</w:t>
-            </w:r>
-          </w:p>
-        </w:tc>
-        <w:tc>
-          <w:tcPr>
-            <w:tcW w:w="2200" w:type="dxa"/>
-            <w:tcBorders>
-              <w:top w:val="single" w:sz="4" w:space="0" w:color="C5CDD9"/>
-              <w:left w:val="single" w:sz="4" w:space="0" w:color="C5CDD9"/>
-              <w:bottom w:val="single" w:sz="4" w:space="0" w:color="C5CDD9"/>
-              <w:right w:val="single" w:sz="4" w:space="0" w:color="C5CDD9"/>
-            </w:tcBorders>
-            <w:shd w:val="clear" w:color="auto" w:fill="F2F3F4"/>
-            <w:tcMar>
-              <w:top w:w="70" w:type="dxa"/>
-              <w:left w:w="100" w:type="dxa"/>
-              <w:bottom w:w="70" w:type="dxa"/>
-              <w:right w:w="100" w:type="dxa"/>
-            </w:tcMar>
-          </w:tcPr>
-          <w:p>
-            <w:pPr>
-              <w:jc w:val="right"/>
-            </w:pPr>
-            <w:r>
-              <w:rPr>
-                <w:color w:val="2D3E4A"/>
-                <w:sz w:val="18"/>
-                <w:szCs w:val="18"/>
-              </w:rPr>
-              <w:t>{{MARKET_RISK_R4_C2}}</w:t>
-            </w:r>
-          </w:p>
-        </w:tc>
-        <w:tc>
-          <w:tcPr>
-            <w:tcW w:w="2000" w:type="dxa"/>
-            <w:tcBorders>
-              <w:top w:val="single" w:sz="4" w:space="0" w:color="C5CDD9"/>
-              <w:left w:val="single" w:sz="4" w:space="0" w:color="C5CDD9"/>
-              <w:bottom w:val="single" w:sz="4" w:space="0" w:color="C5CDD9"/>
-              <w:right w:val="single" w:sz="4" w:space="0" w:color="C5CDD9"/>
-            </w:tcBorders>
-            <w:shd w:val="clear" w:color="auto" w:fill="F2F3F4"/>
-            <w:tcMar>
-              <w:top w:w="70" w:type="dxa"/>
-              <w:left w:w="100" w:type="dxa"/>
-              <w:bottom w:w="70" w:type="dxa"/>
-              <w:right w:w="100" w:type="dxa"/>
-            </w:tcMar>
-          </w:tcPr>
-          <w:p>
-            <w:pPr>
-              <w:jc w:val="right"/>
-            </w:pPr>
-            <w:r>
-              <w:rPr>
-                <w:color w:val="2D3E4A"/>
-                <w:sz w:val="18"/>
-                <w:szCs w:val="18"/>
-              </w:rPr>
-              <w:t>{{MARKET_RISK_R4_C3}}</w:t>
-            </w:r>
-          </w:p>
-        </w:tc>
-        <w:tc>
-          <w:tcPr>
-            <w:tcW w:w="2638" w:type="dxa"/>
-            <w:tcBorders>
-              <w:top w:val="single" w:sz="4" w:space="0" w:color="C5CDD9"/>
-              <w:left w:val="single" w:sz="4" w:space="0" w:color="C5CDD9"/>
-              <w:bottom w:val="single" w:sz="4" w:space="0" w:color="C5CDD9"/>
-              <w:right w:val="single" w:sz="4" w:space="0" w:color="C5CDD9"/>
-            </w:tcBorders>
-            <w:shd w:val="clear" w:color="auto" w:fill="F2F3F4"/>
-            <w:tcMar>
-              <w:top w:w="70" w:type="dxa"/>
-              <w:left w:w="100" w:type="dxa"/>
-              <w:bottom w:w="70" w:type="dxa"/>
-              <w:right w:w="100" w:type="dxa"/>
-            </w:tcMar>
-          </w:tcPr>
-          <w:p>
-            <w:pPr>
-              <w:jc w:val="right"/>
-            </w:pPr>
-            <w:r>
-              <w:rPr>
-                <w:color w:val="2D3E4A"/>
-                <w:sz w:val="18"/>
-                <w:szCs w:val="18"/>
-              </w:rPr>
-              <w:t>{{MARKET_RISK_R4_C4}}</w:t>
-            </w:r>
-          </w:p>
-        </w:tc>
-      </w:tr>
-      <w:tr>
-        <w:tc>
-          <w:tcPr>
-            <w:tcW w:w="2800" w:type="dxa"/>
-            <w:tcBorders>
-              <w:top w:val="single" w:sz="4" w:space="0" w:color="C5CDD9"/>
-              <w:left w:val="single" w:sz="4" w:space="0" w:color="C5CDD9"/>
-              <w:bottom w:val="single" w:sz="4" w:space="0" w:color="C5CDD9"/>
-              <w:right w:val="single" w:sz="4" w:space="0" w:color="C5CDD9"/>
-            </w:tcBorders>
-            <w:shd w:val="clear" w:color="auto" w:fill="FFFFFF"/>
-            <w:tcMar>
-              <w:top w:w="70" w:type="dxa"/>
-              <w:left w:w="100" w:type="dxa"/>
-              <w:bottom w:w="70" w:type="dxa"/>
-              <w:right w:w="100" w:type="dxa"/>
-            </w:tcMar>
-          </w:tcPr>
-          <w:p>
-            <w:r>
-              <w:rPr>
-                <w:color w:val="2D3E4A"/>
-                <w:sz w:val="18"/>
-                <w:szCs w:val="18"/>
-              </w:rPr>
-              <w:t>{{MARKET_RISK_R5_C1}}</w:t>
-            </w:r>
-          </w:p>
-        </w:tc>
-        <w:tc>
-          <w:tcPr>
-            <w:tcW w:w="2200" w:type="dxa"/>
-            <w:tcBorders>
-              <w:top w:val="single" w:sz="4" w:space="0" w:color="C5CDD9"/>
-              <w:left w:val="single" w:sz="4" w:space="0" w:color="C5CDD9"/>
-              <w:bottom w:val="single" w:sz="4" w:space="0" w:color="C5CDD9"/>
-              <w:right w:val="single" w:sz="4" w:space="0" w:color="C5CDD9"/>
-            </w:tcBorders>
-            <w:shd w:val="clear" w:color="auto" w:fill="FFFFFF"/>
-            <w:tcMar>
-              <w:top w:w="70" w:type="dxa"/>
-              <w:left w:w="100" w:type="dxa"/>
-              <w:bottom w:w="70" w:type="dxa"/>
-              <w:right w:w="100" w:type="dxa"/>
-            </w:tcMar>
-          </w:tcPr>
-          <w:p>
-            <w:pPr>
-              <w:jc w:val="right"/>
-            </w:pPr>
-            <w:r>
-              <w:rPr>
-                <w:color w:val="2D3E4A"/>
-                <w:sz w:val="18"/>
-                <w:szCs w:val="18"/>
-              </w:rPr>
-              <w:t>{{MARKET_RISK_R5_C2}}</w:t>
-            </w:r>
-          </w:p>
-        </w:tc>
-        <w:tc>
-          <w:tcPr>
-            <w:tcW w:w="2000" w:type="dxa"/>
-            <w:tcBorders>
-              <w:top w:val="single" w:sz="4" w:space="0" w:color="C5CDD9"/>
-              <w:left w:val="single" w:sz="4" w:space="0" w:color="C5CDD9"/>
-              <w:bottom w:val="single" w:sz="4" w:space="0" w:color="C5CDD9"/>
-              <w:right w:val="single" w:sz="4" w:space="0" w:color="C5CDD9"/>
-            </w:tcBorders>
-            <w:shd w:val="clear" w:color="auto" w:fill="FFFFFF"/>
-            <w:tcMar>
-              <w:top w:w="70" w:type="dxa"/>
-              <w:left w:w="100" w:type="dxa"/>
-              <w:bottom w:w="70" w:type="dxa"/>
-              <w:right w:w="100" w:type="dxa"/>
-            </w:tcMar>
-          </w:tcPr>
-          <w:p>
-            <w:pPr>
-              <w:jc w:val="right"/>
-            </w:pPr>
-            <w:r>
-              <w:rPr>
-                <w:color w:val="2D3E4A"/>
-                <w:sz w:val="18"/>
-                <w:szCs w:val="18"/>
-              </w:rPr>
-              <w:t>{{MARKET_RISK_R5_C3}}</w:t>
-            </w:r>
-          </w:p>
-        </w:tc>
-        <w:tc>
-          <w:tcPr>
-            <w:tcW w:w="2638" w:type="dxa"/>
-            <w:tcBorders>
-              <w:top w:val="single" w:sz="4" w:space="0" w:color="C5CDD9"/>
-              <w:left w:val="single" w:sz="4" w:space="0" w:color="C5CDD9"/>
-              <w:bottom w:val="single" w:sz="4" w:space="0" w:color="C5CDD9"/>
-              <w:right w:val="single" w:sz="4" w:space="0" w:color="C5CDD9"/>
-            </w:tcBorders>
-            <w:shd w:val="clear" w:color="auto" w:fill="FFFFFF"/>
-            <w:tcMar>
-              <w:top w:w="70" w:type="dxa"/>
-              <w:left w:w="100" w:type="dxa"/>
-              <w:bottom w:w="70" w:type="dxa"/>
-              <w:right w:w="100" w:type="dxa"/>
-            </w:tcMar>
-          </w:tcPr>
-          <w:p>
-            <w:pPr>
-              <w:jc w:val="right"/>
-            </w:pPr>
-            <w:r>
-              <w:rPr>
-                <w:color w:val="2D3E4A"/>
-                <w:sz w:val="18"/>
-                <w:szCs w:val="18"/>
-              </w:rPr>
-              <w:t>{{MARKET_RISK_R5_C4}}</w:t>
-            </w:r>
-          </w:p>
-        </w:tc>
-      </w:tr>
-    </w:tbl>
-    <w:p>
-      <w:pPr>
-        <w:spacing w:before="80" w:after="80"/>
-      </w:pPr>
-    </w:p>
-    <w:p>
-      <w:pPr>
-        <w:pBdr>
-          <w:bottom w:val="single" w:sz="6" w:space="1" w:color="1A7882"/>
-        </w:pBdr>
-        <w:spacing w:after="40"/>
-      </w:pPr>
+        <w:t>8</w:t>
+      </w:r>
       <w:r>
         <w:rPr>
           <w:b/>
@@ -14677,569 +11587,7 @@
           <w:sz w:val="22"/>
           <w:szCs w:val="22"/>
         </w:rPr>
-        <w:t>8.2 Escenarios de Estrés</w:t>
-      </w:r>
-    </w:p>
-    <w:p>
-      <w:pPr>
-        <w:spacing w:before="40" w:after="40"/>
-      </w:pPr>
-    </w:p>
-    <w:tbl>
-      <w:tblPr>
-        <w:tblW w:w="9638" w:type="dxa"/>
-        <w:tblBorders>
-          <w:top w:val="single" w:sz="4" w:space="0" w:color="auto"/>
-          <w:left w:val="single" w:sz="4" w:space="0" w:color="auto"/>
-          <w:bottom w:val="single" w:sz="4" w:space="0" w:color="auto"/>
-          <w:right w:val="single" w:sz="4" w:space="0" w:color="auto"/>
-          <w:insideH w:val="single" w:sz="4" w:space="0" w:color="auto"/>
-          <w:insideV w:val="single" w:sz="4" w:space="0" w:color="auto"/>
-        </w:tblBorders>
-        <w:tblCellMar>
-          <w:left w:w="10" w:type="dxa"/>
-          <w:right w:w="10" w:type="dxa"/>
-        </w:tblCellMar>
-        <w:tblLook w:val="04A0" w:firstRow="1" w:lastRow="0" w:firstColumn="1" w:lastColumn="0" w:noHBand="0" w:noVBand="1"/>
-      </w:tblPr>
-      <w:tblGrid>
-        <w:gridCol w:w="1822"/>
-        <w:gridCol w:w="3561"/>
-        <w:gridCol w:w="1979"/>
-        <w:gridCol w:w="2276"/>
-      </w:tblGrid>
-      <w:tr>
-        <w:trPr>
-          <w:tblHeader/>
-        </w:trPr>
-        <w:tc>
-          <w:tcPr>
-            <w:tcW w:w="1500" w:type="dxa"/>
-            <w:tcBorders>
-              <w:top w:val="single" w:sz="4" w:space="0" w:color="2D3E4A"/>
-              <w:left w:val="single" w:sz="4" w:space="0" w:color="2D3E4A"/>
-              <w:bottom w:val="single" w:sz="4" w:space="0" w:color="2D3E4A"/>
-              <w:right w:val="single" w:sz="4" w:space="0" w:color="2D3E4A"/>
-            </w:tcBorders>
-            <w:shd w:val="clear" w:color="auto" w:fill="1C2B35"/>
-            <w:tcMar>
-              <w:top w:w="80" w:type="dxa"/>
-              <w:left w:w="100" w:type="dxa"/>
-              <w:bottom w:w="80" w:type="dxa"/>
-              <w:right w:w="100" w:type="dxa"/>
-            </w:tcMar>
-            <w:vAlign w:val="center"/>
-          </w:tcPr>
-          <w:p>
-            <w:pPr>
-              <w:jc w:val="center"/>
-            </w:pPr>
-            <w:r>
-              <w:rPr>
-                <w:b/>
-                <w:bCs/>
-                <w:color w:val="FFFFFF"/>
-                <w:sz w:val="18"/>
-                <w:szCs w:val="18"/>
-              </w:rPr>
-              <w:t>Escenario</w:t>
-            </w:r>
-          </w:p>
-        </w:tc>
-        <w:tc>
-          <w:tcPr>
-            <w:tcW w:w="3800" w:type="dxa"/>
-            <w:tcBorders>
-              <w:top w:val="single" w:sz="4" w:space="0" w:color="2D3E4A"/>
-              <w:left w:val="single" w:sz="4" w:space="0" w:color="2D3E4A"/>
-              <w:bottom w:val="single" w:sz="4" w:space="0" w:color="2D3E4A"/>
-              <w:right w:val="single" w:sz="4" w:space="0" w:color="2D3E4A"/>
-            </w:tcBorders>
-            <w:shd w:val="clear" w:color="auto" w:fill="1C2B35"/>
-            <w:tcMar>
-              <w:top w:w="80" w:type="dxa"/>
-              <w:left w:w="100" w:type="dxa"/>
-              <w:bottom w:w="80" w:type="dxa"/>
-              <w:right w:w="100" w:type="dxa"/>
-            </w:tcMar>
-            <w:vAlign w:val="center"/>
-          </w:tcPr>
-          <w:p>
-            <w:pPr>
-              <w:jc w:val="center"/>
-            </w:pPr>
-            <w:r>
-              <w:rPr>
-                <w:b/>
-                <w:bCs/>
-                <w:color w:val="FFFFFF"/>
-                <w:sz w:val="18"/>
-                <w:szCs w:val="18"/>
-              </w:rPr>
-              <w:t>Descripción</w:t>
-            </w:r>
-          </w:p>
-        </w:tc>
-        <w:tc>
-          <w:tcPr>
-            <w:tcW w:w="2000" w:type="dxa"/>
-            <w:tcBorders>
-              <w:top w:val="single" w:sz="4" w:space="0" w:color="2D3E4A"/>
-              <w:left w:val="single" w:sz="4" w:space="0" w:color="2D3E4A"/>
-              <w:bottom w:val="single" w:sz="4" w:space="0" w:color="2D3E4A"/>
-              <w:right w:val="single" w:sz="4" w:space="0" w:color="2D3E4A"/>
-            </w:tcBorders>
-            <w:shd w:val="clear" w:color="auto" w:fill="1C2B35"/>
-            <w:tcMar>
-              <w:top w:w="80" w:type="dxa"/>
-              <w:left w:w="100" w:type="dxa"/>
-              <w:bottom w:w="80" w:type="dxa"/>
-              <w:right w:w="100" w:type="dxa"/>
-            </w:tcMar>
-            <w:vAlign w:val="center"/>
-          </w:tcPr>
-          <w:p>
-            <w:pPr>
-              <w:jc w:val="center"/>
-            </w:pPr>
-            <w:r>
-              <w:rPr>
-                <w:b/>
-                <w:bCs/>
-                <w:color w:val="FFFFFF"/>
-                <w:sz w:val="18"/>
-                <w:szCs w:val="18"/>
-              </w:rPr>
-              <w:t>Impacto Estimado ($)</w:t>
-            </w:r>
-          </w:p>
-        </w:tc>
-        <w:tc>
-          <w:tcPr>
-            <w:tcW w:w="2338" w:type="dxa"/>
-            <w:tcBorders>
-              <w:top w:val="single" w:sz="4" w:space="0" w:color="2D3E4A"/>
-              <w:left w:val="single" w:sz="4" w:space="0" w:color="2D3E4A"/>
-              <w:bottom w:val="single" w:sz="4" w:space="0" w:color="2D3E4A"/>
-              <w:right w:val="single" w:sz="4" w:space="0" w:color="2D3E4A"/>
-            </w:tcBorders>
-            <w:shd w:val="clear" w:color="auto" w:fill="1C2B35"/>
-            <w:tcMar>
-              <w:top w:w="80" w:type="dxa"/>
-              <w:left w:w="100" w:type="dxa"/>
-              <w:bottom w:w="80" w:type="dxa"/>
-              <w:right w:w="100" w:type="dxa"/>
-            </w:tcMar>
-            <w:vAlign w:val="center"/>
-          </w:tcPr>
-          <w:p>
-            <w:pPr>
-              <w:jc w:val="center"/>
-            </w:pPr>
-            <w:r>
-              <w:rPr>
-                <w:b/>
-                <w:bCs/>
-                <w:color w:val="FFFFFF"/>
-                <w:sz w:val="18"/>
-                <w:szCs w:val="18"/>
-              </w:rPr>
-              <w:t>Impacto Estimado (%)</w:t>
-            </w:r>
-          </w:p>
-        </w:tc>
-      </w:tr>
-      <w:tr>
-        <w:tc>
-          <w:tcPr>
-            <w:tcW w:w="1500" w:type="dxa"/>
-            <w:tcBorders>
-              <w:top w:val="single" w:sz="4" w:space="0" w:color="C5CDD9"/>
-              <w:left w:val="single" w:sz="4" w:space="0" w:color="C5CDD9"/>
-              <w:bottom w:val="single" w:sz="4" w:space="0" w:color="C5CDD9"/>
-              <w:right w:val="single" w:sz="4" w:space="0" w:color="C5CDD9"/>
-            </w:tcBorders>
-            <w:shd w:val="clear" w:color="auto" w:fill="FFFFFF"/>
-            <w:tcMar>
-              <w:top w:w="70" w:type="dxa"/>
-              <w:left w:w="100" w:type="dxa"/>
-              <w:bottom w:w="70" w:type="dxa"/>
-              <w:right w:w="100" w:type="dxa"/>
-            </w:tcMar>
-          </w:tcPr>
-          <w:p>
-            <w:r>
-              <w:rPr>
-                <w:color w:val="2D3E4A"/>
-                <w:sz w:val="18"/>
-                <w:szCs w:val="18"/>
-              </w:rPr>
-              <w:t>{{STRESS_R1_C1}}</w:t>
-            </w:r>
-          </w:p>
-        </w:tc>
-        <w:tc>
-          <w:tcPr>
-            <w:tcW w:w="3800" w:type="dxa"/>
-            <w:tcBorders>
-              <w:top w:val="single" w:sz="4" w:space="0" w:color="C5CDD9"/>
-              <w:left w:val="single" w:sz="4" w:space="0" w:color="C5CDD9"/>
-              <w:bottom w:val="single" w:sz="4" w:space="0" w:color="C5CDD9"/>
-              <w:right w:val="single" w:sz="4" w:space="0" w:color="C5CDD9"/>
-            </w:tcBorders>
-            <w:shd w:val="clear" w:color="auto" w:fill="FFFFFF"/>
-            <w:tcMar>
-              <w:top w:w="70" w:type="dxa"/>
-              <w:left w:w="100" w:type="dxa"/>
-              <w:bottom w:w="70" w:type="dxa"/>
-              <w:right w:w="100" w:type="dxa"/>
-            </w:tcMar>
-          </w:tcPr>
-          <w:p>
-            <w:pPr>
-              <w:jc w:val="right"/>
-            </w:pPr>
-            <w:r>
-              <w:rPr>
-                <w:color w:val="2D3E4A"/>
-                <w:sz w:val="18"/>
-                <w:szCs w:val="18"/>
-              </w:rPr>
-              <w:t>{{STRESS_R1_C2}}</w:t>
-            </w:r>
-          </w:p>
-        </w:tc>
-        <w:tc>
-          <w:tcPr>
-            <w:tcW w:w="2000" w:type="dxa"/>
-            <w:tcBorders>
-              <w:top w:val="single" w:sz="4" w:space="0" w:color="C5CDD9"/>
-              <w:left w:val="single" w:sz="4" w:space="0" w:color="C5CDD9"/>
-              <w:bottom w:val="single" w:sz="4" w:space="0" w:color="C5CDD9"/>
-              <w:right w:val="single" w:sz="4" w:space="0" w:color="C5CDD9"/>
-            </w:tcBorders>
-            <w:shd w:val="clear" w:color="auto" w:fill="FFFFFF"/>
-            <w:tcMar>
-              <w:top w:w="70" w:type="dxa"/>
-              <w:left w:w="100" w:type="dxa"/>
-              <w:bottom w:w="70" w:type="dxa"/>
-              <w:right w:w="100" w:type="dxa"/>
-            </w:tcMar>
-          </w:tcPr>
-          <w:p>
-            <w:pPr>
-              <w:jc w:val="right"/>
-            </w:pPr>
-            <w:r>
-              <w:rPr>
-                <w:color w:val="2D3E4A"/>
-                <w:sz w:val="18"/>
-                <w:szCs w:val="18"/>
-              </w:rPr>
-              <w:t>{{STRESS_R1_C3}}</w:t>
-            </w:r>
-          </w:p>
-        </w:tc>
-        <w:tc>
-          <w:tcPr>
-            <w:tcW w:w="2338" w:type="dxa"/>
-            <w:tcBorders>
-              <w:top w:val="single" w:sz="4" w:space="0" w:color="C5CDD9"/>
-              <w:left w:val="single" w:sz="4" w:space="0" w:color="C5CDD9"/>
-              <w:bottom w:val="single" w:sz="4" w:space="0" w:color="C5CDD9"/>
-              <w:right w:val="single" w:sz="4" w:space="0" w:color="C5CDD9"/>
-            </w:tcBorders>
-            <w:shd w:val="clear" w:color="auto" w:fill="FFFFFF"/>
-            <w:tcMar>
-              <w:top w:w="70" w:type="dxa"/>
-              <w:left w:w="100" w:type="dxa"/>
-              <w:bottom w:w="70" w:type="dxa"/>
-              <w:right w:w="100" w:type="dxa"/>
-            </w:tcMar>
-          </w:tcPr>
-          <w:p>
-            <w:pPr>
-              <w:jc w:val="right"/>
-            </w:pPr>
-            <w:r>
-              <w:rPr>
-                <w:color w:val="2D3E4A"/>
-                <w:sz w:val="18"/>
-                <w:szCs w:val="18"/>
-              </w:rPr>
-              <w:t>{{STRESS_R1_C4}}</w:t>
-            </w:r>
-          </w:p>
-        </w:tc>
-      </w:tr>
-      <w:tr>
-        <w:tc>
-          <w:tcPr>
-            <w:tcW w:w="1500" w:type="dxa"/>
-            <w:tcBorders>
-              <w:top w:val="single" w:sz="4" w:space="0" w:color="C5CDD9"/>
-              <w:left w:val="single" w:sz="4" w:space="0" w:color="C5CDD9"/>
-              <w:bottom w:val="single" w:sz="4" w:space="0" w:color="C5CDD9"/>
-              <w:right w:val="single" w:sz="4" w:space="0" w:color="C5CDD9"/>
-            </w:tcBorders>
-            <w:shd w:val="clear" w:color="auto" w:fill="F2F3F4"/>
-            <w:tcMar>
-              <w:top w:w="70" w:type="dxa"/>
-              <w:left w:w="100" w:type="dxa"/>
-              <w:bottom w:w="70" w:type="dxa"/>
-              <w:right w:w="100" w:type="dxa"/>
-            </w:tcMar>
-          </w:tcPr>
-          <w:p>
-            <w:r>
-              <w:rPr>
-                <w:color w:val="2D3E4A"/>
-                <w:sz w:val="18"/>
-                <w:szCs w:val="18"/>
-              </w:rPr>
-              <w:t>{{STRESS_R2_C1}}</w:t>
-            </w:r>
-          </w:p>
-        </w:tc>
-        <w:tc>
-          <w:tcPr>
-            <w:tcW w:w="3800" w:type="dxa"/>
-            <w:tcBorders>
-              <w:top w:val="single" w:sz="4" w:space="0" w:color="C5CDD9"/>
-              <w:left w:val="single" w:sz="4" w:space="0" w:color="C5CDD9"/>
-              <w:bottom w:val="single" w:sz="4" w:space="0" w:color="C5CDD9"/>
-              <w:right w:val="single" w:sz="4" w:space="0" w:color="C5CDD9"/>
-            </w:tcBorders>
-            <w:shd w:val="clear" w:color="auto" w:fill="F2F3F4"/>
-            <w:tcMar>
-              <w:top w:w="70" w:type="dxa"/>
-              <w:left w:w="100" w:type="dxa"/>
-              <w:bottom w:w="70" w:type="dxa"/>
-              <w:right w:w="100" w:type="dxa"/>
-            </w:tcMar>
-          </w:tcPr>
-          <w:p>
-            <w:pPr>
-              <w:jc w:val="right"/>
-            </w:pPr>
-            <w:r>
-              <w:rPr>
-                <w:color w:val="2D3E4A"/>
-                <w:sz w:val="18"/>
-                <w:szCs w:val="18"/>
-              </w:rPr>
-              <w:t>{{STRESS_R2_C2}}</w:t>
-            </w:r>
-          </w:p>
-        </w:tc>
-        <w:tc>
-          <w:tcPr>
-            <w:tcW w:w="2000" w:type="dxa"/>
-            <w:tcBorders>
-              <w:top w:val="single" w:sz="4" w:space="0" w:color="C5CDD9"/>
-              <w:left w:val="single" w:sz="4" w:space="0" w:color="C5CDD9"/>
-              <w:bottom w:val="single" w:sz="4" w:space="0" w:color="C5CDD9"/>
-              <w:right w:val="single" w:sz="4" w:space="0" w:color="C5CDD9"/>
-            </w:tcBorders>
-            <w:shd w:val="clear" w:color="auto" w:fill="F2F3F4"/>
-            <w:tcMar>
-              <w:top w:w="70" w:type="dxa"/>
-              <w:left w:w="100" w:type="dxa"/>
-              <w:bottom w:w="70" w:type="dxa"/>
-              <w:right w:w="100" w:type="dxa"/>
-            </w:tcMar>
-          </w:tcPr>
-          <w:p>
-            <w:pPr>
-              <w:jc w:val="right"/>
-            </w:pPr>
-            <w:r>
-              <w:rPr>
-                <w:color w:val="2D3E4A"/>
-                <w:sz w:val="18"/>
-                <w:szCs w:val="18"/>
-              </w:rPr>
-              <w:t>{{STRESS_R2_C3}}</w:t>
-            </w:r>
-          </w:p>
-        </w:tc>
-        <w:tc>
-          <w:tcPr>
-            <w:tcW w:w="2338" w:type="dxa"/>
-            <w:tcBorders>
-              <w:top w:val="single" w:sz="4" w:space="0" w:color="C5CDD9"/>
-              <w:left w:val="single" w:sz="4" w:space="0" w:color="C5CDD9"/>
-              <w:bottom w:val="single" w:sz="4" w:space="0" w:color="C5CDD9"/>
-              <w:right w:val="single" w:sz="4" w:space="0" w:color="C5CDD9"/>
-            </w:tcBorders>
-            <w:shd w:val="clear" w:color="auto" w:fill="F2F3F4"/>
-            <w:tcMar>
-              <w:top w:w="70" w:type="dxa"/>
-              <w:left w:w="100" w:type="dxa"/>
-              <w:bottom w:w="70" w:type="dxa"/>
-              <w:right w:w="100" w:type="dxa"/>
-            </w:tcMar>
-          </w:tcPr>
-          <w:p>
-            <w:pPr>
-              <w:jc w:val="right"/>
-            </w:pPr>
-            <w:r>
-              <w:rPr>
-                <w:color w:val="2D3E4A"/>
-                <w:sz w:val="18"/>
-                <w:szCs w:val="18"/>
-              </w:rPr>
-              <w:t>{{STRESS_R2_C4}}</w:t>
-            </w:r>
-          </w:p>
-        </w:tc>
-      </w:tr>
-      <w:tr>
-        <w:tc>
-          <w:tcPr>
-            <w:tcW w:w="1500" w:type="dxa"/>
-            <w:tcBorders>
-              <w:top w:val="single" w:sz="4" w:space="0" w:color="C5CDD9"/>
-              <w:left w:val="single" w:sz="4" w:space="0" w:color="C5CDD9"/>
-              <w:bottom w:val="single" w:sz="4" w:space="0" w:color="C5CDD9"/>
-              <w:right w:val="single" w:sz="4" w:space="0" w:color="C5CDD9"/>
-            </w:tcBorders>
-            <w:shd w:val="clear" w:color="auto" w:fill="FFFFFF"/>
-            <w:tcMar>
-              <w:top w:w="70" w:type="dxa"/>
-              <w:left w:w="100" w:type="dxa"/>
-              <w:bottom w:w="70" w:type="dxa"/>
-              <w:right w:w="100" w:type="dxa"/>
-            </w:tcMar>
-          </w:tcPr>
-          <w:p>
-            <w:r>
-              <w:rPr>
-                <w:color w:val="2D3E4A"/>
-                <w:sz w:val="18"/>
-                <w:szCs w:val="18"/>
-              </w:rPr>
-              <w:t>{{STRESS_R3_C1}}</w:t>
-            </w:r>
-          </w:p>
-        </w:tc>
-        <w:tc>
-          <w:tcPr>
-            <w:tcW w:w="3800" w:type="dxa"/>
-            <w:tcBorders>
-              <w:top w:val="single" w:sz="4" w:space="0" w:color="C5CDD9"/>
-              <w:left w:val="single" w:sz="4" w:space="0" w:color="C5CDD9"/>
-              <w:bottom w:val="single" w:sz="4" w:space="0" w:color="C5CDD9"/>
-              <w:right w:val="single" w:sz="4" w:space="0" w:color="C5CDD9"/>
-            </w:tcBorders>
-            <w:shd w:val="clear" w:color="auto" w:fill="FFFFFF"/>
-            <w:tcMar>
-              <w:top w:w="70" w:type="dxa"/>
-              <w:left w:w="100" w:type="dxa"/>
-              <w:bottom w:w="70" w:type="dxa"/>
-              <w:right w:w="100" w:type="dxa"/>
-            </w:tcMar>
-          </w:tcPr>
-          <w:p>
-            <w:pPr>
-              <w:jc w:val="right"/>
-            </w:pPr>
-            <w:r>
-              <w:rPr>
-                <w:color w:val="2D3E4A"/>
-                <w:sz w:val="18"/>
-                <w:szCs w:val="18"/>
-              </w:rPr>
-              <w:t>{{STRESS_R3_C2}}</w:t>
-            </w:r>
-          </w:p>
-        </w:tc>
-        <w:tc>
-          <w:tcPr>
-            <w:tcW w:w="2000" w:type="dxa"/>
-            <w:tcBorders>
-              <w:top w:val="single" w:sz="4" w:space="0" w:color="C5CDD9"/>
-              <w:left w:val="single" w:sz="4" w:space="0" w:color="C5CDD9"/>
-              <w:bottom w:val="single" w:sz="4" w:space="0" w:color="C5CDD9"/>
-              <w:right w:val="single" w:sz="4" w:space="0" w:color="C5CDD9"/>
-            </w:tcBorders>
-            <w:shd w:val="clear" w:color="auto" w:fill="FFFFFF"/>
-            <w:tcMar>
-              <w:top w:w="70" w:type="dxa"/>
-              <w:left w:w="100" w:type="dxa"/>
-              <w:bottom w:w="70" w:type="dxa"/>
-              <w:right w:w="100" w:type="dxa"/>
-            </w:tcMar>
-          </w:tcPr>
-          <w:p>
-            <w:pPr>
-              <w:jc w:val="right"/>
-            </w:pPr>
-            <w:r>
-              <w:rPr>
-                <w:color w:val="2D3E4A"/>
-                <w:sz w:val="18"/>
-                <w:szCs w:val="18"/>
-              </w:rPr>
-              <w:t>{{STRESS_R3_C3}}</w:t>
-            </w:r>
-          </w:p>
-        </w:tc>
-        <w:tc>
-          <w:tcPr>
-            <w:tcW w:w="2338" w:type="dxa"/>
-            <w:tcBorders>
-              <w:top w:val="single" w:sz="4" w:space="0" w:color="C5CDD9"/>
-              <w:left w:val="single" w:sz="4" w:space="0" w:color="C5CDD9"/>
-              <w:bottom w:val="single" w:sz="4" w:space="0" w:color="C5CDD9"/>
-              <w:right w:val="single" w:sz="4" w:space="0" w:color="C5CDD9"/>
-            </w:tcBorders>
-            <w:shd w:val="clear" w:color="auto" w:fill="FFFFFF"/>
-            <w:tcMar>
-              <w:top w:w="70" w:type="dxa"/>
-              <w:left w:w="100" w:type="dxa"/>
-              <w:bottom w:w="70" w:type="dxa"/>
-              <w:right w:w="100" w:type="dxa"/>
-            </w:tcMar>
-          </w:tcPr>
-          <w:p>
-            <w:pPr>
-              <w:jc w:val="right"/>
-            </w:pPr>
-            <w:r>
-              <w:rPr>
-                <w:color w:val="2D3E4A"/>
-                <w:sz w:val="18"/>
-                <w:szCs w:val="18"/>
-              </w:rPr>
-              <w:t>{{STRESS_R3_C4}}</w:t>
-            </w:r>
-          </w:p>
-        </w:tc>
-      </w:tr>
-    </w:tbl>
-    <w:p>
-      <w:pPr>
-        <w:spacing w:before="80" w:after="80"/>
-      </w:pPr>
-    </w:p>
-    <w:p>
-      <w:pPr>
-        <w:pBdr>
-          <w:bottom w:val="single" w:sz="6" w:space="1" w:color="1A7882"/>
-        </w:pBdr>
-        <w:spacing w:after="40"/>
-      </w:pPr>
-      <w:r>
-        <w:rPr>
-          <w:b/>
-          <w:bCs/>
-          <w:color w:val="2D3E4A"/>
-          <w:sz w:val="22"/>
-          <w:szCs w:val="22"/>
-        </w:rPr>
-        <w:t>8.3 Riesgo de Liquidez — IRL</w:t>
+        <w:t>.1 Conclusiones Principales</w:t>
       </w:r>
     </w:p>
     <w:p>
@@ -15254,14 +11602,13 @@
         </w:pBdr>
         <w:shd w:val="clear" w:color="auto" w:fill="EEF0F1"/>
         <w:spacing w:before="60" w:after="60"/>
+        <w:jc w:val="both"/>
       </w:pPr>
       <w:r>
         <w:rPr>
-          <w:b/>
-          <w:bCs/>
           <w:color w:val="2D3E4A"/>
         </w:rPr>
-        <w:t>{{LIQUIDITY_ANALYSIS}} ~~</w:t>
+        <w:t>{{EXEC_CONCLUSIONS}} ~~</w:t>
       </w:r>
       <w:r>
         <w:rPr>
@@ -15271,12 +11618,15 @@
           <w:sz w:val="18"/>
           <w:szCs w:val="18"/>
         </w:rPr>
-        <w:t xml:space="preserve"> — Agente 4: IRL al cierre del período. Banda temporal de 1 semana. Cumplimiento de límites. Flujos de entrada/salida proyectados. ~~</w:t>
+        <w:t xml:space="preserve"> — Agente 5: Párrafo ejecutivo de 3-5 oraciones con los puntos más relevantes del período. Orientado a tomadores de decisión no técnicos. ~~</w:t>
       </w:r>
     </w:p>
     <w:p>
       <w:pPr>
-        <w:spacing w:before="120" w:after="40"/>
+        <w:pBdr>
+          <w:bottom w:val="single" w:sz="6" w:space="1" w:color="1A7882"/>
+        </w:pBdr>
+        <w:spacing w:after="40"/>
       </w:pPr>
     </w:p>
     <w:p>
@@ -15294,88 +11644,8 @@
           <w:sz w:val="22"/>
           <w:szCs w:val="22"/>
         </w:rPr>
-        <w:t>8.4 Riesgo ASG</w:t>
-      </w:r>
-    </w:p>
-    <w:p>
-      <w:pPr>
-        <w:spacing w:before="40" w:after="40"/>
-      </w:pPr>
-    </w:p>
-    <w:p>
-      <w:pPr>
-        <w:pBdr>
-          <w:left w:val="single" w:sz="12" w:space="2" w:color="4A6FA5"/>
-        </w:pBdr>
-        <w:shd w:val="clear" w:color="auto" w:fill="EEF0F1"/>
-        <w:spacing w:before="60" w:after="60"/>
-      </w:pPr>
-      <w:r>
-        <w:rPr>
-          <w:b/>
-          <w:bCs/>
-          <w:color w:val="2D3E4A"/>
-        </w:rPr>
-        <w:t>{{ASG_ANALYSIS}} ~~</w:t>
-      </w:r>
-      <w:r>
-        <w:rPr>
-          <w:i/>
-          <w:iCs/>
-          <w:color w:val="2D3E4A"/>
-          <w:sz w:val="18"/>
-          <w:szCs w:val="18"/>
-        </w:rPr>
-        <w:t xml:space="preserve"> — Agente 4: Nivel de exposición al riesgo ASG. Principio de Relevancia y Proporcionalidad aplicados. Cumplimiento Circular Externa 005 de 2024 SFC. ~~</w:t>
-      </w:r>
-    </w:p>
-    <w:p>
-      <w:r>
-        <w:br w:type="page"/>
-      </w:r>
-    </w:p>
-    <w:p>
-      <w:pPr>
-        <w:shd w:val="clear" w:color="auto" w:fill="1C2B35"/>
-      </w:pPr>
-      <w:r>
-        <w:rPr>
-          <w:b/>
-          <w:bCs/>
-          <w:color w:val="FFFFFF"/>
-          <w:sz w:val="26"/>
-          <w:szCs w:val="26"/>
-        </w:rPr>
-        <w:t xml:space="preserve">  9 RESUMEN EJECUTIVO</w:t>
-      </w:r>
-    </w:p>
-    <w:p>
-      <w:pPr>
-        <w:shd w:val="clear" w:color="auto" w:fill="D4E0E4"/>
-        <w:spacing w:before="40" w:after="80"/>
-      </w:pPr>
-      <w:r>
-        <w:rPr>
-          <w:i/>
-          <w:iCs/>
-          <w:sz w:val="18"/>
-          <w:szCs w:val="18"/>
-        </w:rPr>
-        <w:t xml:space="preserve">  Síntesis para Junta Directiva — Generado por Agente 5 (Narrador Ejecutivo)</w:t>
-      </w:r>
-    </w:p>
-    <w:p>
-      <w:pPr>
-        <w:spacing w:before="120" w:after="40"/>
-      </w:pPr>
-    </w:p>
-    <w:p>
-      <w:pPr>
-        <w:pBdr>
-          <w:bottom w:val="single" w:sz="6" w:space="1" w:color="1A7882"/>
-        </w:pBdr>
-        <w:spacing w:after="40"/>
-      </w:pPr>
+        <w:t>8</w:t>
+      </w:r>
       <w:r>
         <w:rPr>
           <w:b/>
@@ -15384,53 +11654,8 @@
           <w:sz w:val="22"/>
           <w:szCs w:val="22"/>
         </w:rPr>
-        <w:t>9.1 Conclusiones Principales</w:t>
-      </w:r>
-    </w:p>
-    <w:p>
-      <w:pPr>
-        <w:spacing w:before="40" w:after="40"/>
-      </w:pPr>
-    </w:p>
-    <w:p>
-      <w:pPr>
-        <w:pBdr>
-          <w:left w:val="single" w:sz="12" w:space="2" w:color="4A6FA5"/>
-        </w:pBdr>
-        <w:shd w:val="clear" w:color="auto" w:fill="EEF0F1"/>
-        <w:spacing w:before="60" w:after="60"/>
-      </w:pPr>
-      <w:r>
-        <w:rPr>
-          <w:b/>
-          <w:bCs/>
-          <w:color w:val="2D3E4A"/>
-        </w:rPr>
-        <w:t>{{EXEC_CONCLUSIONS}} ~~</w:t>
-      </w:r>
-      <w:r>
-        <w:rPr>
-          <w:i/>
-          <w:iCs/>
-          <w:color w:val="2D3E4A"/>
-          <w:sz w:val="18"/>
-          <w:szCs w:val="18"/>
-        </w:rPr>
-        <w:t xml:space="preserve"> — Agente 5: Párrafo ejecutivo de 3-5 oraciones con los puntos más relevantes del período. Orientado a tomadores de decisión no técnicos. ~~</w:t>
-      </w:r>
-    </w:p>
-    <w:p>
-      <w:pPr>
-        <w:spacing w:before="120" w:after="40"/>
-      </w:pPr>
-    </w:p>
-    <w:p>
-      <w:pPr>
-        <w:pBdr>
-          <w:bottom w:val="single" w:sz="6" w:space="1" w:color="1A7882"/>
-        </w:pBdr>
-        <w:spacing w:after="40"/>
-      </w:pPr>
+        <w:t>.</w:t>
+      </w:r>
       <w:r>
         <w:rPr>
           <w:b/>
@@ -15439,305 +11664,8 @@
           <w:sz w:val="22"/>
           <w:szCs w:val="22"/>
         </w:rPr>
-        <w:t>9.2 Indicadores Clave de Desempeño</w:t>
-      </w:r>
-    </w:p>
-    <w:p>
-      <w:pPr>
-        <w:spacing w:before="40" w:after="40"/>
-      </w:pPr>
-    </w:p>
-    <w:tbl>
-      <w:tblPr>
-        <w:tblW w:w="13338" w:type="dxa"/>
-        <w:tblInd w:w="-1139" w:type="dxa"/>
-        <w:tblBorders>
-          <w:top w:val="single" w:sz="4" w:space="0" w:color="auto"/>
-          <w:left w:val="single" w:sz="4" w:space="0" w:color="auto"/>
-          <w:bottom w:val="single" w:sz="4" w:space="0" w:color="auto"/>
-          <w:right w:val="single" w:sz="4" w:space="0" w:color="auto"/>
-          <w:insideH w:val="single" w:sz="4" w:space="0" w:color="auto"/>
-          <w:insideV w:val="single" w:sz="4" w:space="0" w:color="auto"/>
-        </w:tblBorders>
-        <w:tblCellMar>
-          <w:left w:w="10" w:type="dxa"/>
-          <w:right w:w="10" w:type="dxa"/>
-        </w:tblCellMar>
-        <w:tblLook w:val="04A0" w:firstRow="1" w:lastRow="0" w:firstColumn="1" w:lastColumn="0" w:noHBand="0" w:noVBand="1"/>
-      </w:tblPr>
-      <w:tblGrid>
-        <w:gridCol w:w="3548"/>
-        <w:gridCol w:w="3370"/>
-        <w:gridCol w:w="3210"/>
-        <w:gridCol w:w="3210"/>
-      </w:tblGrid>
-      <w:tr>
-        <w:tc>
-          <w:tcPr>
-            <w:tcW w:w="3548" w:type="dxa"/>
-            <w:tcBorders>
-              <w:top w:val="single" w:sz="4" w:space="0" w:color="1A7882"/>
-              <w:left w:val="single" w:sz="4" w:space="0" w:color="1A7882"/>
-              <w:bottom w:val="single" w:sz="4" w:space="0" w:color="1A7882"/>
-              <w:right w:val="single" w:sz="4" w:space="0" w:color="1A7882"/>
-            </w:tcBorders>
-            <w:shd w:val="clear" w:color="auto" w:fill="D4E0E4"/>
-            <w:tcMar>
-              <w:top w:w="100" w:type="dxa"/>
-              <w:left w:w="120" w:type="dxa"/>
-              <w:bottom w:w="100" w:type="dxa"/>
-              <w:right w:w="120" w:type="dxa"/>
-            </w:tcMar>
-          </w:tcPr>
-          <w:p>
-            <w:pPr>
-              <w:jc w:val="center"/>
-            </w:pPr>
-            <w:r>
-              <w:rPr>
-                <w:b/>
-                <w:bCs/>
-                <w:color w:val="2D3E4A"/>
-                <w:sz w:val="16"/>
-                <w:szCs w:val="16"/>
-              </w:rPr>
-              <w:t>Utilidad del Período</w:t>
-            </w:r>
-          </w:p>
-          <w:p>
-            <w:pPr>
-              <w:spacing w:before="40"/>
-              <w:jc w:val="center"/>
-            </w:pPr>
-            <w:r>
-              <w:rPr>
-                <w:b/>
-                <w:bCs/>
-                <w:sz w:val="32"/>
-                <w:szCs w:val="32"/>
-              </w:rPr>
-              <w:t>{{KPI_NET_INCOME}}</w:t>
-            </w:r>
-          </w:p>
-          <w:p>
-            <w:pPr>
-              <w:jc w:val="center"/>
-            </w:pPr>
-            <w:r>
-              <w:rPr>
-                <w:i/>
-                <w:iCs/>
-                <w:color w:val="5A6A73"/>
-                <w:sz w:val="16"/>
-                <w:szCs w:val="16"/>
-              </w:rPr>
-              <w:t>{{KPI_NET_INCOME_TREND}}</w:t>
-            </w:r>
-          </w:p>
-        </w:tc>
-        <w:tc>
-          <w:tcPr>
-            <w:tcW w:w="3370" w:type="dxa"/>
-            <w:tcBorders>
-              <w:top w:val="single" w:sz="4" w:space="0" w:color="1A7882"/>
-              <w:left w:val="single" w:sz="4" w:space="0" w:color="1A7882"/>
-              <w:bottom w:val="single" w:sz="4" w:space="0" w:color="1A7882"/>
-              <w:right w:val="single" w:sz="4" w:space="0" w:color="1A7882"/>
-            </w:tcBorders>
-            <w:shd w:val="clear" w:color="auto" w:fill="D4E0E4"/>
-            <w:tcMar>
-              <w:top w:w="100" w:type="dxa"/>
-              <w:left w:w="120" w:type="dxa"/>
-              <w:bottom w:w="100" w:type="dxa"/>
-              <w:right w:w="120" w:type="dxa"/>
-            </w:tcMar>
-          </w:tcPr>
-          <w:p>
-            <w:pPr>
-              <w:jc w:val="center"/>
-            </w:pPr>
-            <w:r>
-              <w:rPr>
-                <w:b/>
-                <w:bCs/>
-                <w:color w:val="2D3E4A"/>
-                <w:sz w:val="16"/>
-                <w:szCs w:val="16"/>
-              </w:rPr>
-              <w:t>Total Activos Netos</w:t>
-            </w:r>
-          </w:p>
-          <w:p>
-            <w:pPr>
-              <w:spacing w:before="40"/>
-              <w:jc w:val="center"/>
-            </w:pPr>
-            <w:r>
-              <w:rPr>
-                <w:b/>
-                <w:bCs/>
-                <w:sz w:val="32"/>
-                <w:szCs w:val="32"/>
-              </w:rPr>
-              <w:t>{{KPI_NAV_TOTAL}}</w:t>
-            </w:r>
-          </w:p>
-          <w:p>
-            <w:pPr>
-              <w:jc w:val="center"/>
-            </w:pPr>
-            <w:r>
-              <w:rPr>
-                <w:i/>
-                <w:iCs/>
-                <w:color w:val="5A6A73"/>
-                <w:sz w:val="16"/>
-                <w:szCs w:val="16"/>
-              </w:rPr>
-              <w:t>{{KPI_NAV_TOTAL_TREND}}</w:t>
-            </w:r>
-          </w:p>
-        </w:tc>
-        <w:tc>
-          <w:tcPr>
-            <w:tcW w:w="3210" w:type="dxa"/>
-            <w:tcBorders>
-              <w:top w:val="single" w:sz="4" w:space="0" w:color="1A7882"/>
-              <w:left w:val="single" w:sz="4" w:space="0" w:color="1A7882"/>
-              <w:bottom w:val="single" w:sz="4" w:space="0" w:color="1A7882"/>
-              <w:right w:val="single" w:sz="4" w:space="0" w:color="1A7882"/>
-            </w:tcBorders>
-            <w:shd w:val="clear" w:color="auto" w:fill="D4E0E4"/>
-            <w:tcMar>
-              <w:top w:w="100" w:type="dxa"/>
-              <w:left w:w="120" w:type="dxa"/>
-              <w:bottom w:w="100" w:type="dxa"/>
-              <w:right w:w="120" w:type="dxa"/>
-            </w:tcMar>
-          </w:tcPr>
-          <w:p>
-            <w:pPr>
-              <w:jc w:val="center"/>
-            </w:pPr>
-            <w:r>
-              <w:rPr>
-                <w:b/>
-                <w:bCs/>
-                <w:color w:val="2D3E4A"/>
-                <w:sz w:val="16"/>
-                <w:szCs w:val="16"/>
-              </w:rPr>
-              <w:t>Rentabilidad YTD</w:t>
-            </w:r>
-          </w:p>
-          <w:p>
-            <w:pPr>
-              <w:spacing w:before="40"/>
-              <w:jc w:val="center"/>
-            </w:pPr>
-            <w:r>
-              <w:rPr>
-                <w:b/>
-                <w:bCs/>
-                <w:sz w:val="32"/>
-                <w:szCs w:val="32"/>
-              </w:rPr>
-              <w:t>{{KPI_YIELD_YTD}}</w:t>
-            </w:r>
-          </w:p>
-          <w:p>
-            <w:pPr>
-              <w:jc w:val="center"/>
-            </w:pPr>
-            <w:r>
-              <w:rPr>
-                <w:i/>
-                <w:iCs/>
-                <w:color w:val="5A6A73"/>
-                <w:sz w:val="16"/>
-                <w:szCs w:val="16"/>
-              </w:rPr>
-              <w:t>{{KPI_YIELD_YTD_TREND}}</w:t>
-            </w:r>
-          </w:p>
-        </w:tc>
-        <w:tc>
-          <w:tcPr>
-            <w:tcW w:w="3210" w:type="dxa"/>
-            <w:tcBorders>
-              <w:top w:val="single" w:sz="4" w:space="0" w:color="1A7882"/>
-              <w:left w:val="single" w:sz="4" w:space="0" w:color="1A7882"/>
-              <w:bottom w:val="single" w:sz="4" w:space="0" w:color="1A7882"/>
-              <w:right w:val="single" w:sz="4" w:space="0" w:color="1A7882"/>
-            </w:tcBorders>
-            <w:shd w:val="clear" w:color="auto" w:fill="D4E0E4"/>
-            <w:tcMar>
-              <w:top w:w="100" w:type="dxa"/>
-              <w:left w:w="120" w:type="dxa"/>
-              <w:bottom w:w="100" w:type="dxa"/>
-              <w:right w:w="120" w:type="dxa"/>
-            </w:tcMar>
-          </w:tcPr>
-          <w:p>
-            <w:pPr>
-              <w:jc w:val="center"/>
-            </w:pPr>
-            <w:r>
-              <w:rPr>
-                <w:b/>
-                <w:bCs/>
-                <w:color w:val="2D3E4A"/>
-                <w:sz w:val="16"/>
-                <w:szCs w:val="16"/>
-              </w:rPr>
-              <w:t>Flujo Neto Inversionistas</w:t>
-            </w:r>
-          </w:p>
-          <w:p>
-            <w:pPr>
-              <w:spacing w:before="40"/>
-              <w:jc w:val="center"/>
-            </w:pPr>
-            <w:r>
-              <w:rPr>
-                <w:b/>
-                <w:bCs/>
-                <w:sz w:val="32"/>
-                <w:szCs w:val="32"/>
-              </w:rPr>
-              <w:t>{{KPI_NET_FLOW}}</w:t>
-            </w:r>
-          </w:p>
-          <w:p>
-            <w:pPr>
-              <w:jc w:val="center"/>
-            </w:pPr>
-            <w:r>
-              <w:rPr>
-                <w:i/>
-                <w:iCs/>
-                <w:color w:val="5A6A73"/>
-                <w:sz w:val="16"/>
-                <w:szCs w:val="16"/>
-              </w:rPr>
-              <w:t>{{KPI_NET_FLOW_TREND}}</w:t>
-            </w:r>
-          </w:p>
-        </w:tc>
-      </w:tr>
-    </w:tbl>
-    <w:p>
-      <w:pPr>
-        <w:spacing w:before="80" w:after="80"/>
-      </w:pPr>
-    </w:p>
-    <w:p>
-      <w:pPr>
-        <w:pBdr>
-          <w:bottom w:val="single" w:sz="6" w:space="1" w:color="1A7882"/>
-        </w:pBdr>
-        <w:spacing w:after="40"/>
-      </w:pPr>
+        <w:t>2</w:t>
+      </w:r>
       <w:r>
         <w:rPr>
           <w:b/>
@@ -15746,7 +11674,7 @@
           <w:sz w:val="22"/>
           <w:szCs w:val="22"/>
         </w:rPr>
-        <w:t>9.3 Temas Prioritarios para la Junta</w:t>
+        <w:t xml:space="preserve"> Temas Prioritarios para la Junta</w:t>
       </w:r>
     </w:p>
     <w:p>
@@ -15826,7 +11754,37 @@
           <w:sz w:val="22"/>
           <w:szCs w:val="22"/>
         </w:rPr>
-        <w:t>9.4 Próximos Pasos y Recomendaciones</w:t>
+        <w:t>8</w:t>
+      </w:r>
+      <w:r>
+        <w:rPr>
+          <w:b/>
+          <w:bCs/>
+          <w:color w:val="2D3E4A"/>
+          <w:sz w:val="22"/>
+          <w:szCs w:val="22"/>
+        </w:rPr>
+        <w:t>.</w:t>
+      </w:r>
+      <w:r>
+        <w:rPr>
+          <w:b/>
+          <w:bCs/>
+          <w:color w:val="2D3E4A"/>
+          <w:sz w:val="22"/>
+          <w:szCs w:val="22"/>
+        </w:rPr>
+        <w:t>3</w:t>
+      </w:r>
+      <w:r>
+        <w:rPr>
+          <w:b/>
+          <w:bCs/>
+          <w:color w:val="2D3E4A"/>
+          <w:sz w:val="22"/>
+          <w:szCs w:val="22"/>
+        </w:rPr>
+        <w:t xml:space="preserve"> Próximos Pasos y Recomendaciones</w:t>
       </w:r>
     </w:p>
     <w:p>
@@ -15841,11 +11799,10 @@
         </w:pBdr>
         <w:shd w:val="clear" w:color="auto" w:fill="EEF0F1"/>
         <w:spacing w:before="60" w:after="60"/>
+        <w:jc w:val="both"/>
       </w:pPr>
       <w:r>
         <w:rPr>
-          <w:b/>
-          <w:bCs/>
           <w:color w:val="2D3E4A"/>
         </w:rPr>
         <w:t>{{NEXT_STEPS}} ~~</w:t>
@@ -15877,7 +11834,17 @@
           <w:szCs w:val="26"/>
         </w:rPr>
         <w:lastRenderedPageBreak/>
-        <w:t>10 VALIDACIÓN Y APROBACIÓN</w:t>
+        <w:t>9</w:t>
+      </w:r>
+      <w:r>
+        <w:rPr>
+          <w:b/>
+          <w:bCs/>
+          <w:color w:val="FFFFFF"/>
+          <w:sz w:val="26"/>
+          <w:szCs w:val="26"/>
+        </w:rPr>
+        <w:t xml:space="preserve"> VALIDACIÓN Y APROBACIÓN</w:t>
       </w:r>
     </w:p>
     <w:p>
@@ -15915,7 +11882,39 @@
           <w:sz w:val="22"/>
           <w:szCs w:val="22"/>
         </w:rPr>
-        <w:t>10.1 Checklist de Validación IA (Agente 6)</w:t>
+        <w:t>9</w:t>
+      </w:r>
+      <w:r>
+        <w:rPr>
+          <w:b/>
+          <w:bCs/>
+          <w:color w:val="2D3E4A"/>
+          <w:sz w:val="22"/>
+          <w:szCs w:val="22"/>
+        </w:rPr>
+        <w:t xml:space="preserve">.1 </w:t>
+      </w:r>
+      <w:proofErr w:type="spellStart"/>
+      <w:r>
+        <w:rPr>
+          <w:b/>
+          <w:bCs/>
+          <w:color w:val="2D3E4A"/>
+          <w:sz w:val="22"/>
+          <w:szCs w:val="22"/>
+        </w:rPr>
+        <w:t>Checklist</w:t>
+      </w:r>
+      <w:proofErr w:type="spellEnd"/>
+      <w:r>
+        <w:rPr>
+          <w:b/>
+          <w:bCs/>
+          <w:color w:val="2D3E4A"/>
+          <w:sz w:val="22"/>
+          <w:szCs w:val="22"/>
+        </w:rPr>
+        <w:t xml:space="preserve"> de Validación IA (Agente 6)</w:t>
       </w:r>
     </w:p>
     <w:p>
@@ -17074,62 +13073,10 @@
     </w:tbl>
     <w:p>
       <w:pPr>
-        <w:spacing w:before="80" w:after="80"/>
-      </w:pPr>
-    </w:p>
-    <w:p>
-      <w:pPr>
         <w:pBdr>
           <w:bottom w:val="single" w:sz="6" w:space="1" w:color="1A7882"/>
         </w:pBdr>
         <w:spacing w:after="40"/>
-      </w:pPr>
-      <w:r>
-        <w:rPr>
-          <w:b/>
-          <w:bCs/>
-          <w:color w:val="2D3E4A"/>
-          <w:sz w:val="22"/>
-          <w:szCs w:val="22"/>
-        </w:rPr>
-        <w:t>10.2 Observaciones del Revisor IA</w:t>
-      </w:r>
-    </w:p>
-    <w:p>
-      <w:pPr>
-        <w:spacing w:before="40" w:after="40"/>
-      </w:pPr>
-    </w:p>
-    <w:p>
-      <w:pPr>
-        <w:pBdr>
-          <w:left w:val="single" w:sz="12" w:space="2" w:color="4A6FA5"/>
-        </w:pBdr>
-        <w:shd w:val="clear" w:color="auto" w:fill="EEF0F1"/>
-        <w:spacing w:before="60" w:after="60"/>
-      </w:pPr>
-      <w:r>
-        <w:rPr>
-          <w:b/>
-          <w:bCs/>
-          <w:color w:val="2D3E4A"/>
-        </w:rPr>
-        <w:t xml:space="preserve">{{AI_REVIEWER_NOTES}} </w:t>
-      </w:r>
-      <w:r>
-        <w:rPr>
-          <w:i/>
-          <w:iCs/>
-          <w:color w:val="2D3E4A"/>
-          <w:sz w:val="18"/>
-          <w:szCs w:val="18"/>
-        </w:rPr>
-        <w:t>~~ — Agente 6: Inconsistencias detectadas entre agentes. Cifras que requieren verificación manual. Anti-alucinación — referencias cruzadas. ~~</w:t>
-      </w:r>
-    </w:p>
-    <w:p>
-      <w:pPr>
-        <w:spacing w:before="120" w:after="80"/>
       </w:pPr>
     </w:p>
     <w:p>
